--- a/PDC_2025_3ro_TTG.docx
+++ b/PDC_2025_3ro_TTG.docx
@@ -705,6 +705,12 @@
                 <w:rFonts w:cstheme="minorHAnsi"/>
               </w:rPr>
             </w:pPr>
+            <w:r>
+              <w:rPr>
+                <w:rFonts w:cstheme="minorHAnsi"/>
+              </w:rPr>
+              <w:t>TTE Electricidad Industrial</w:t>
+            </w:r>
           </w:p>
         </w:tc>
       </w:tr>
@@ -811,6 +817,12 @@
                 <w:rFonts w:cstheme="minorHAnsi"/>
               </w:rPr>
             </w:pPr>
+            <w:r>
+              <w:rPr>
+                <w:rFonts w:cstheme="minorHAnsi"/>
+              </w:rPr>
+              <w:t>Marzo</w:t>
+            </w:r>
           </w:p>
         </w:tc>
       </w:tr>
@@ -1424,46 +1436,114 @@
           <w:p>
             <w:pPr>
               <w:pStyle w:val="Sinespaciado"/>
-              <w:spacing w:line="276" w:lineRule="auto"/>
-              <w:rPr>
-                <w:rFonts w:cstheme="minorHAnsi"/>
-              </w:rPr>
-            </w:pPr>
-            <w:r>
-              <w:rPr>
-                <w:rFonts w:cstheme="minorHAnsi"/>
-              </w:rPr>
-              <w:t>Planificar desde su área actividad</w:t>
-            </w:r>
-            <w:r>
-              <w:rPr>
-                <w:rFonts w:cstheme="minorHAnsi"/>
-              </w:rPr>
-              <w:t>es</w:t>
-            </w:r>
-            <w:r>
-              <w:rPr>
-                <w:rFonts w:cstheme="minorHAnsi"/>
-              </w:rPr>
-              <w:t xml:space="preserve"> que ayude a consolidar el proyecto socio comunitario productivo en </w:t>
-            </w:r>
-            <w:r>
-              <w:rPr>
-                <w:rFonts w:cstheme="minorHAnsi"/>
-              </w:rPr>
-              <w:t>el desarrollo de sus clases</w:t>
-            </w:r>
-          </w:p>
-          <w:p>
-            <w:pPr>
-              <w:pStyle w:val="Sinespaciado"/>
-              <w:spacing w:line="276" w:lineRule="auto"/>
-              <w:rPr>
-                <w:rFonts w:cstheme="minorHAnsi"/>
-                <w:b/>
-                <w:bCs/>
-              </w:rPr>
-            </w:pPr>
+              <w:rPr>
+                <w:rFonts w:cstheme="minorHAnsi"/>
+                <w:b/>
+                <w:bCs/>
+              </w:rPr>
+            </w:pPr>
+            <w:r>
+              <w:rPr>
+                <w:rFonts w:cstheme="minorHAnsi"/>
+              </w:rPr>
+              <w:t>Taller de reflexión a</w:t>
+            </w:r>
+            <w:r>
+              <w:rPr>
+                <w:rFonts w:cstheme="minorHAnsi"/>
+              </w:rPr>
+              <w:t xml:space="preserve"> </w:t>
+            </w:r>
+            <w:r>
+              <w:rPr>
+                <w:rFonts w:cstheme="minorHAnsi"/>
+              </w:rPr>
+              <w:t>los padres de familia</w:t>
+            </w:r>
+            <w:r>
+              <w:rPr>
+                <w:rFonts w:cstheme="minorHAnsi"/>
+              </w:rPr>
+              <w:t xml:space="preserve"> </w:t>
+            </w:r>
+            <w:r>
+              <w:rPr>
+                <w:rFonts w:cstheme="minorHAnsi"/>
+              </w:rPr>
+              <w:t>sobre el mal uso de</w:t>
+            </w:r>
+            <w:r>
+              <w:rPr>
+                <w:rFonts w:cstheme="minorHAnsi"/>
+              </w:rPr>
+              <w:t xml:space="preserve"> </w:t>
+            </w:r>
+            <w:r>
+              <w:rPr>
+                <w:rFonts w:cstheme="minorHAnsi"/>
+              </w:rPr>
+              <w:t>las redes sociales y</w:t>
+            </w:r>
+            <w:r>
+              <w:rPr>
+                <w:rFonts w:cstheme="minorHAnsi"/>
+              </w:rPr>
+              <w:t xml:space="preserve"> </w:t>
+            </w:r>
+            <w:r>
+              <w:rPr>
+                <w:rFonts w:cstheme="minorHAnsi"/>
+              </w:rPr>
+              <w:t>el consumo del</w:t>
+            </w:r>
+            <w:r>
+              <w:rPr>
+                <w:rFonts w:cstheme="minorHAnsi"/>
+              </w:rPr>
+              <w:t xml:space="preserve"> </w:t>
+            </w:r>
+            <w:r>
+              <w:rPr>
+                <w:rFonts w:cstheme="minorHAnsi"/>
+              </w:rPr>
+              <w:t>alcohol</w:t>
+            </w:r>
+            <w:r>
+              <w:rPr>
+                <w:rFonts w:cstheme="minorHAnsi"/>
+              </w:rPr>
+              <w:t xml:space="preserve"> </w:t>
+            </w:r>
+            <w:r>
+              <w:rPr>
+                <w:rFonts w:cstheme="minorHAnsi"/>
+              </w:rPr>
+              <w:t>“fortaleciendo las</w:t>
+            </w:r>
+            <w:r>
+              <w:rPr>
+                <w:rFonts w:cstheme="minorHAnsi"/>
+              </w:rPr>
+              <w:t xml:space="preserve"> </w:t>
+            </w:r>
+            <w:r>
+              <w:rPr>
+                <w:rFonts w:cstheme="minorHAnsi"/>
+              </w:rPr>
+              <w:t>relaciones en la</w:t>
+            </w:r>
+            <w:r>
+              <w:rPr>
+                <w:rFonts w:cstheme="minorHAnsi"/>
+              </w:rPr>
+              <w:t xml:space="preserve"> </w:t>
+            </w:r>
+            <w:r>
+              <w:rPr>
+                <w:rFonts w:cstheme="minorHAnsi"/>
+              </w:rPr>
+              <w:t>familia”.</w:t>
+            </w:r>
           </w:p>
         </w:tc>
         <w:tc>
@@ -1485,31 +1565,7 @@
               <w:rPr>
                 <w:rFonts w:cstheme="minorHAnsi"/>
               </w:rPr>
-              <w:t xml:space="preserve">Incluir en su </w:t>
-            </w:r>
-            <w:r>
-              <w:rPr>
-                <w:rFonts w:cstheme="minorHAnsi"/>
-              </w:rPr>
-              <w:t>área actividad</w:t>
-            </w:r>
-            <w:r>
-              <w:rPr>
-                <w:rFonts w:cstheme="minorHAnsi"/>
-              </w:rPr>
-              <w:t>es</w:t>
-            </w:r>
-            <w:r>
-              <w:rPr>
-                <w:rFonts w:cstheme="minorHAnsi"/>
-              </w:rPr>
-              <w:t xml:space="preserve"> que </w:t>
-            </w:r>
-            <w:r>
-              <w:rPr>
-                <w:rFonts w:cstheme="minorHAnsi"/>
-              </w:rPr>
-              <w:t xml:space="preserve">promuevan la convivencia pacífica y armónica en el desarrollo de sus clases </w:t>
+              <w:t>Realización de cuestionario sobre el tema.</w:t>
             </w:r>
           </w:p>
           <w:p>
@@ -1534,26 +1590,17 @@
             <w:pPr>
               <w:pStyle w:val="Sinespaciado"/>
               <w:spacing w:line="276" w:lineRule="auto"/>
-              <w:rPr>
-                <w:rFonts w:cstheme="minorHAnsi"/>
-              </w:rPr>
-            </w:pPr>
-            <w:r>
-              <w:rPr>
-                <w:rFonts w:cstheme="minorHAnsi"/>
-              </w:rPr>
-              <w:t>Explicar con que actividades promovemos la lectura comprensiva en las y los estudiantes desde el trabajo de mi área</w:t>
-            </w:r>
-          </w:p>
-          <w:p>
-            <w:pPr>
-              <w:pStyle w:val="Sinespaciado"/>
-              <w:spacing w:line="276" w:lineRule="auto"/>
               <w:jc w:val="both"/>
               <w:rPr>
                 <w:rFonts w:cstheme="minorHAnsi"/>
               </w:rPr>
             </w:pPr>
+            <w:r>
+              <w:rPr>
+                <w:rFonts w:cstheme="minorHAnsi"/>
+              </w:rPr>
+              <w:t>Lectura del libro “El sueño de la inteligencia artificial”</w:t>
+            </w:r>
           </w:p>
         </w:tc>
       </w:tr>
@@ -1707,6 +1754,12 @@
                 <w:rFonts w:cstheme="minorHAnsi"/>
               </w:rPr>
             </w:pPr>
+            <w:r>
+              <w:rPr>
+                <w:rFonts w:cstheme="minorHAnsi"/>
+              </w:rPr>
+              <w:t>4º</w:t>
+            </w:r>
           </w:p>
         </w:tc>
         <w:tc>
@@ -1751,6 +1804,12 @@
                 <w:rFonts w:cstheme="minorHAnsi"/>
               </w:rPr>
             </w:pPr>
+            <w:r>
+              <w:rPr>
+                <w:rFonts w:cstheme="minorHAnsi"/>
+              </w:rPr>
+              <w:t>A, B, C y D</w:t>
+            </w:r>
           </w:p>
         </w:tc>
       </w:tr>
@@ -1805,6 +1864,67 @@
           </w:tcPr>
           <w:p>
             <w:pPr>
+              <w:spacing w:after="0" w:line="240" w:lineRule="auto"/>
+              <w:rPr>
+                <w:rFonts w:eastAsia="Times New Roman"/>
+                <w:lang w:eastAsia="es-419"/>
+              </w:rPr>
+            </w:pPr>
+            <w:r>
+              <w:rPr>
+                <w:rStyle w:val="fontstyle01"/>
+              </w:rPr>
+              <w:t>Fortalecemos la responsabilidad, solidaridad y complementariedad, a través del estudio de l</w:t>
+            </w:r>
+            <w:r>
+              <w:rPr>
+                <w:rStyle w:val="fontstyle01"/>
+              </w:rPr>
+              <w:t>as normas de seguridad ISO</w:t>
+            </w:r>
+            <w:r>
+              <w:rPr>
+                <w:rStyle w:val="fontstyle01"/>
+              </w:rPr>
+              <w:t>, elaborando</w:t>
+            </w:r>
+            <w:r>
+              <w:rPr>
+                <w:rFonts w:ascii="Calibri" w:hAnsi="Calibri" w:cs="Calibri"/>
+                <w:color w:val="000000"/>
+              </w:rPr>
+              <w:br/>
+            </w:r>
+            <w:r>
+              <w:rPr>
+                <w:rStyle w:val="fontstyle01"/>
+              </w:rPr>
+              <w:t>un cuestionario de seguridad en el taller</w:t>
+            </w:r>
+            <w:r>
+              <w:rPr>
+                <w:rStyle w:val="fontstyle01"/>
+              </w:rPr>
+              <w:t>, para preservar la vida del ser humano y madre tierra</w:t>
+            </w:r>
+            <w:r>
+              <w:rPr>
+                <w:rStyle w:val="fontstyle01"/>
+              </w:rPr>
+              <w:t>.</w:t>
+            </w:r>
+          </w:p>
+          <w:p>
+            <w:pPr>
+              <w:spacing w:after="0" w:line="240" w:lineRule="auto"/>
+              <w:rPr>
+                <w:rFonts w:eastAsia="Times New Roman"/>
+                <w:lang w:eastAsia="es-419"/>
+              </w:rPr>
+            </w:pPr>
+          </w:p>
+          <w:p>
+            <w:pPr>
               <w:tabs>
                 <w:tab w:val="left" w:pos="210"/>
               </w:tabs>
@@ -1813,13 +1933,6 @@
                 <w:bCs/>
               </w:rPr>
             </w:pPr>
-            <w:r>
-              <w:rPr>
-                <w:rFonts w:cstheme="minorHAnsi"/>
-                <w:bCs/>
-              </w:rPr>
-              <w:t xml:space="preserve">(Elaborar el objetivo holístico del mes en relación al Objetivo Holístico de Secundaria – de trimestre y al Proyecto Sociocomunitario Productivo) </w:t>
-            </w:r>
           </w:p>
         </w:tc>
       </w:tr>
@@ -1880,21 +1993,28 @@
                 <w:rFonts w:cstheme="minorHAnsi"/>
                 <w:bCs/>
               </w:rPr>
-              <w:t xml:space="preserve">(Los perfiles de salida están establecidos en los planes y programas; de ahí elija uno o </w:t>
-            </w:r>
-            <w:r>
-              <w:rPr>
-                <w:rFonts w:cstheme="minorHAnsi"/>
-                <w:bCs/>
-              </w:rPr>
-              <w:t xml:space="preserve">dos </w:t>
-            </w:r>
-            <w:r>
-              <w:rPr>
-                <w:rFonts w:cstheme="minorHAnsi"/>
-                <w:bCs/>
-              </w:rPr>
-              <w:t xml:space="preserve">que tengan relación con los temas planteados en los contenidos y que correspondan al primer trimestre de su área de saberes y conocimientos) </w:t>
+              <w:t xml:space="preserve">Reconoce las </w:t>
+            </w:r>
+            <w:r>
+              <w:rPr>
+                <w:rFonts w:cstheme="minorHAnsi"/>
+                <w:bCs/>
+              </w:rPr>
+              <w:t>normas de seguridad y salud laboral</w:t>
+            </w:r>
+            <w:r>
+              <w:rPr>
+                <w:rFonts w:cstheme="minorHAnsi"/>
+                <w:bCs/>
+              </w:rPr>
+              <w:t>, respetando el orden y la seguridad industrial dentro del taller</w:t>
+            </w:r>
+            <w:r>
+              <w:rPr>
+                <w:rFonts w:cstheme="minorHAnsi"/>
+                <w:bCs/>
+              </w:rPr>
+              <w:t>.</w:t>
             </w:r>
           </w:p>
         </w:tc>
@@ -1967,6 +2087,76 @@
           </w:tcPr>
           <w:p>
             <w:pPr>
+              <w:jc w:val="both"/>
+              <w:rPr>
+                <w:rFonts w:ascii="Arial" w:eastAsia="Arial" w:hAnsi="Arial" w:cs="Arial"/>
+                <w:b/>
+                <w:bCs/>
+                <w:sz w:val="20"/>
+                <w:szCs w:val="20"/>
+              </w:rPr>
+            </w:pPr>
+            <w:r>
+              <w:rPr>
+                <w:rFonts w:ascii="Arial" w:eastAsia="Arial" w:hAnsi="Arial" w:cs="Arial"/>
+                <w:b/>
+                <w:bCs/>
+                <w:sz w:val="20"/>
+                <w:szCs w:val="20"/>
+              </w:rPr>
+              <w:t>SEGURIDAD Y SALUD OCUPACIONAL</w:t>
+            </w:r>
+          </w:p>
+          <w:p>
+            <w:pPr>
+              <w:numPr>
+                <w:ilvl w:val="0"/>
+                <w:numId w:val="3"/>
+              </w:numPr>
+              <w:spacing w:after="0" w:line="240" w:lineRule="auto"/>
+              <w:ind w:left="141" w:hanging="150"/>
+              <w:jc w:val="both"/>
+              <w:rPr>
+                <w:rFonts w:ascii="Arial" w:eastAsia="Arial" w:hAnsi="Arial" w:cs="Arial"/>
+                <w:sz w:val="20"/>
+                <w:szCs w:val="20"/>
+              </w:rPr>
+            </w:pPr>
+            <w:r>
+              <w:rPr>
+                <w:rFonts w:ascii="Arial" w:eastAsia="Arial" w:hAnsi="Arial" w:cs="Arial"/>
+                <w:sz w:val="20"/>
+                <w:szCs w:val="20"/>
+              </w:rPr>
+              <w:t>Normas de seguridad industrial; ISO 45001</w:t>
+            </w:r>
+          </w:p>
+          <w:p>
+            <w:pPr>
+              <w:numPr>
+                <w:ilvl w:val="0"/>
+                <w:numId w:val="3"/>
+              </w:numPr>
+              <w:spacing w:after="0" w:line="240" w:lineRule="auto"/>
+              <w:ind w:left="141" w:hanging="150"/>
+              <w:jc w:val="both"/>
+              <w:rPr>
+                <w:rFonts w:ascii="Arial" w:eastAsia="Arial" w:hAnsi="Arial" w:cs="Arial"/>
+                <w:sz w:val="20"/>
+                <w:szCs w:val="20"/>
+              </w:rPr>
+            </w:pPr>
+            <w:r>
+              <w:rPr>
+                <w:rFonts w:ascii="Arial" w:eastAsia="Arial" w:hAnsi="Arial" w:cs="Arial"/>
+                <w:sz w:val="20"/>
+                <w:szCs w:val="20"/>
+              </w:rPr>
+              <w:t>Indumentaria e implementos, señalización, código de colores en seguridad industrial.</w:t>
+            </w:r>
+          </w:p>
+          <w:p>
+            <w:pPr>
               <w:tabs>
                 <w:tab w:val="left" w:pos="210"/>
               </w:tabs>
@@ -1975,13 +2165,6 @@
                 <w:bCs/>
               </w:rPr>
             </w:pPr>
-            <w:r>
-              <w:rPr>
-                <w:rFonts w:cstheme="minorHAnsi"/>
-                <w:bCs/>
-              </w:rPr>
-              <w:t>Seleccione los contenidos que considere pertinente desarrollar en el tiempo establecido en la planificación</w:t>
-            </w:r>
           </w:p>
           <w:p>
             <w:pPr>
@@ -2017,16 +2200,12 @@
               <w:rPr>
                 <w:rFonts w:cstheme="minorHAnsi"/>
               </w:rPr>
-              <w:t xml:space="preserve">Educación Intracultural, intercultural y plurilingüe </w:t>
-            </w:r>
-          </w:p>
-          <w:p>
-            <w:pPr>
-              <w:pStyle w:val="Sinespaciado"/>
-              <w:numPr>
-                <w:ilvl w:val="0"/>
-                <w:numId w:val="2"/>
-              </w:numPr>
+              <w:t>Educación para la producción</w:t>
+            </w:r>
+          </w:p>
+          <w:p>
+            <w:pPr>
+              <w:pStyle w:val="Sinespaciado"/>
               <w:spacing w:line="276" w:lineRule="auto"/>
               <w:rPr>
                 <w:rFonts w:cstheme="minorHAnsi"/>
@@ -2036,60 +2215,7 @@
               <w:rPr>
                 <w:rFonts w:cstheme="minorHAnsi"/>
               </w:rPr>
-              <w:t>Educación en Valores Sociocomunitarios</w:t>
-            </w:r>
-          </w:p>
-          <w:p>
-            <w:pPr>
-              <w:pStyle w:val="Sinespaciado"/>
-              <w:numPr>
-                <w:ilvl w:val="0"/>
-                <w:numId w:val="2"/>
-              </w:numPr>
-              <w:spacing w:line="276" w:lineRule="auto"/>
-              <w:rPr>
-                <w:rFonts w:cstheme="minorHAnsi"/>
-              </w:rPr>
-            </w:pPr>
-            <w:r>
-              <w:rPr>
-                <w:rFonts w:cstheme="minorHAnsi"/>
-              </w:rPr>
-              <w:t>Educación en Convivencia con la Madre Tierra y Salud Comunitaria</w:t>
-            </w:r>
-          </w:p>
-          <w:p>
-            <w:pPr>
-              <w:pStyle w:val="Sinespaciado"/>
-              <w:numPr>
-                <w:ilvl w:val="0"/>
-                <w:numId w:val="2"/>
-              </w:numPr>
-              <w:spacing w:line="276" w:lineRule="auto"/>
-              <w:rPr>
-                <w:rFonts w:cstheme="minorHAnsi"/>
-              </w:rPr>
-            </w:pPr>
-            <w:r>
-              <w:rPr>
-                <w:rFonts w:cstheme="minorHAnsi"/>
-              </w:rPr>
-              <w:t>Educación para la producción</w:t>
-            </w:r>
-          </w:p>
-          <w:p>
-            <w:pPr>
-              <w:pStyle w:val="Sinespaciado"/>
-              <w:spacing w:line="276" w:lineRule="auto"/>
-              <w:rPr>
-                <w:rFonts w:cstheme="minorHAnsi"/>
-              </w:rPr>
-            </w:pPr>
-            <w:r>
-              <w:rPr>
-                <w:rFonts w:cstheme="minorHAnsi"/>
-              </w:rPr>
-              <w:t>(Explicar que eje articulador aplica en su plan)</w:t>
+              <w:t>Usa las normas de seguridad en el taller para preservar la salud física.</w:t>
             </w:r>
           </w:p>
         </w:tc>
@@ -2144,14 +2270,14 @@
       <w:tblGrid>
         <w:gridCol w:w="2529"/>
         <w:gridCol w:w="4536"/>
-        <w:gridCol w:w="1798"/>
-        <w:gridCol w:w="1604"/>
+        <w:gridCol w:w="1559"/>
+        <w:gridCol w:w="1843"/>
         <w:gridCol w:w="3096"/>
       </w:tblGrid>
       <w:tr>
         <w:tc>
           <w:tcPr>
-            <w:tcW w:w="8863" w:type="dxa"/>
+            <w:tcW w:w="8624" w:type="dxa"/>
             <w:gridSpan w:val="3"/>
             <w:shd w:val="clear" w:color="auto" w:fill="B4C6E7" w:themeFill="accent1" w:themeFillTint="66"/>
           </w:tcPr>
@@ -2175,7 +2301,7 @@
         </w:tc>
         <w:tc>
           <w:tcPr>
-            <w:tcW w:w="4700" w:type="dxa"/>
+            <w:tcW w:w="4939" w:type="dxa"/>
             <w:gridSpan w:val="2"/>
             <w:shd w:val="clear" w:color="auto" w:fill="B4C6E7" w:themeFill="accent1" w:themeFillTint="66"/>
           </w:tcPr>
@@ -2218,7 +2344,7 @@
       <w:tr>
         <w:tc>
           <w:tcPr>
-            <w:tcW w:w="8863" w:type="dxa"/>
+            <w:tcW w:w="8624" w:type="dxa"/>
             <w:gridSpan w:val="3"/>
             <w:shd w:val="clear" w:color="auto" w:fill="FFFFFF" w:themeFill="background1"/>
           </w:tcPr>
@@ -2226,22 +2352,36 @@
             <w:pPr>
               <w:pStyle w:val="Sinespaciado"/>
               <w:rPr>
+                <w:rFonts w:eastAsiaTheme="minorHAnsi" w:cstheme="minorHAnsi"/>
+                <w:lang w:eastAsia="en-US"/>
+              </w:rPr>
+            </w:pPr>
+            <w:r>
+              <w:rPr>
                 <w:rFonts w:ascii="Berlin Sans FB Demi" w:eastAsiaTheme="minorHAnsi" w:hAnsi="Berlin Sans FB Demi"/>
                 <w:lang w:eastAsia="en-US"/>
               </w:rPr>
-            </w:pPr>
+              <w:t>PRACTICA:</w:t>
+            </w:r>
             <w:r>
               <w:rPr>
                 <w:rFonts w:ascii="Berlin Sans FB Demi" w:eastAsiaTheme="minorHAnsi" w:hAnsi="Berlin Sans FB Demi"/>
                 <w:lang w:eastAsia="en-US"/>
               </w:rPr>
-              <w:t>PRACTICA:</w:t>
-            </w:r>
-          </w:p>
-        </w:tc>
-        <w:tc>
-          <w:tcPr>
-            <w:tcW w:w="4700" w:type="dxa"/>
+              <w:t xml:space="preserve"> </w:t>
+            </w:r>
+            <w:r>
+              <w:rPr>
+                <w:rFonts w:eastAsiaTheme="minorHAnsi" w:cstheme="minorHAnsi"/>
+                <w:lang w:eastAsia="en-US"/>
+              </w:rPr>
+              <w:t xml:space="preserve"> Buscamos noticias de no cumplimiento de seguridad en el manejo de ELT. </w:t>
+            </w:r>
+          </w:p>
+        </w:tc>
+        <w:tc>
+          <w:tcPr>
+            <w:tcW w:w="4939" w:type="dxa"/>
             <w:gridSpan w:val="2"/>
             <w:shd w:val="clear" w:color="auto" w:fill="FFFFFF" w:themeFill="background1"/>
           </w:tcPr>
@@ -2249,16 +2389,23 @@
             <w:pPr>
               <w:pStyle w:val="Sinespaciado"/>
               <w:rPr>
+                <w:rFonts w:eastAsiaTheme="minorHAnsi" w:cstheme="minorHAnsi"/>
+                <w:lang w:eastAsia="en-US"/>
+              </w:rPr>
+            </w:pPr>
+            <w:r>
+              <w:rPr>
                 <w:rFonts w:ascii="Berlin Sans FB Demi" w:eastAsiaTheme="minorHAnsi" w:hAnsi="Berlin Sans FB Demi"/>
                 <w:lang w:eastAsia="en-US"/>
               </w:rPr>
-            </w:pPr>
-            <w:r>
-              <w:rPr>
-                <w:rFonts w:ascii="Berlin Sans FB Demi" w:eastAsiaTheme="minorHAnsi" w:hAnsi="Berlin Sans FB Demi"/>
-                <w:lang w:eastAsia="en-US"/>
-              </w:rPr>
               <w:t xml:space="preserve">SER: </w:t>
+            </w:r>
+            <w:r>
+              <w:rPr>
+                <w:rFonts w:eastAsiaTheme="minorHAnsi" w:cstheme="minorHAnsi"/>
+                <w:lang w:eastAsia="en-US"/>
+              </w:rPr>
+              <w:t>Respeto y participación en aula.</w:t>
             </w:r>
           </w:p>
         </w:tc>
@@ -2266,7 +2413,7 @@
       <w:tr>
         <w:tc>
           <w:tcPr>
-            <w:tcW w:w="8863" w:type="dxa"/>
+            <w:tcW w:w="8624" w:type="dxa"/>
             <w:gridSpan w:val="3"/>
             <w:shd w:val="clear" w:color="auto" w:fill="FFFFFF" w:themeFill="background1"/>
           </w:tcPr>
@@ -2274,22 +2421,36 @@
             <w:pPr>
               <w:pStyle w:val="Sinespaciado"/>
               <w:rPr>
+                <w:rFonts w:eastAsiaTheme="minorHAnsi" w:cstheme="minorHAnsi"/>
+                <w:lang w:eastAsia="en-US"/>
+              </w:rPr>
+            </w:pPr>
+            <w:r>
+              <w:rPr>
                 <w:rFonts w:ascii="Berlin Sans FB Demi" w:eastAsiaTheme="minorHAnsi" w:hAnsi="Berlin Sans FB Demi"/>
                 <w:lang w:eastAsia="en-US"/>
               </w:rPr>
-            </w:pPr>
-            <w:r>
-              <w:rPr>
-                <w:rFonts w:ascii="Berlin Sans FB Demi" w:eastAsiaTheme="minorHAnsi" w:hAnsi="Berlin Sans FB Demi"/>
-                <w:lang w:eastAsia="en-US"/>
-              </w:rPr>
               <w:t>TEORÍA:</w:t>
             </w:r>
-          </w:p>
-        </w:tc>
-        <w:tc>
-          <w:tcPr>
-            <w:tcW w:w="4700" w:type="dxa"/>
+            <w:r>
+              <w:rPr>
+                <w:rFonts w:eastAsiaTheme="minorHAnsi" w:cstheme="minorHAnsi"/>
+                <w:lang w:eastAsia="en-US"/>
+              </w:rPr>
+              <w:t xml:space="preserve"> </w:t>
+            </w:r>
+            <w:r>
+              <w:rPr>
+                <w:rFonts w:eastAsiaTheme="minorHAnsi" w:cstheme="minorHAnsi"/>
+                <w:lang w:eastAsia="en-US"/>
+              </w:rPr>
+              <w:t>Analizamos la norma de seguridad ISO 45001</w:t>
+            </w:r>
+          </w:p>
+        </w:tc>
+        <w:tc>
+          <w:tcPr>
+            <w:tcW w:w="4939" w:type="dxa"/>
             <w:gridSpan w:val="2"/>
             <w:shd w:val="clear" w:color="auto" w:fill="FFFFFF" w:themeFill="background1"/>
           </w:tcPr>
@@ -2297,16 +2458,23 @@
             <w:pPr>
               <w:pStyle w:val="Sinespaciado"/>
               <w:rPr>
+                <w:rFonts w:eastAsiaTheme="minorHAnsi" w:cstheme="minorHAnsi"/>
+                <w:lang w:eastAsia="en-US"/>
+              </w:rPr>
+            </w:pPr>
+            <w:r>
+              <w:rPr>
                 <w:rFonts w:ascii="Berlin Sans FB Demi" w:eastAsiaTheme="minorHAnsi" w:hAnsi="Berlin Sans FB Demi"/>
                 <w:lang w:eastAsia="en-US"/>
               </w:rPr>
-            </w:pPr>
-            <w:r>
-              <w:rPr>
-                <w:rFonts w:ascii="Berlin Sans FB Demi" w:eastAsiaTheme="minorHAnsi" w:hAnsi="Berlin Sans FB Demi"/>
-                <w:lang w:eastAsia="en-US"/>
-              </w:rPr>
               <w:t>SABER:</w:t>
+            </w:r>
+            <w:r>
+              <w:rPr>
+                <w:rFonts w:eastAsiaTheme="minorHAnsi" w:cstheme="minorHAnsi"/>
+                <w:lang w:eastAsia="en-US"/>
+              </w:rPr>
+              <w:t xml:space="preserve"> Analiza las normas de seguridad que promueve la ISO 45001.</w:t>
             </w:r>
           </w:p>
         </w:tc>
@@ -2314,7 +2482,7 @@
       <w:tr>
         <w:tc>
           <w:tcPr>
-            <w:tcW w:w="8863" w:type="dxa"/>
+            <w:tcW w:w="8624" w:type="dxa"/>
             <w:gridSpan w:val="3"/>
             <w:shd w:val="clear" w:color="auto" w:fill="FFFFFF" w:themeFill="background1"/>
           </w:tcPr>
@@ -2322,22 +2490,43 @@
             <w:pPr>
               <w:pStyle w:val="Sinespaciado"/>
               <w:rPr>
+                <w:rFonts w:eastAsiaTheme="minorHAnsi" w:cstheme="minorHAnsi"/>
+                <w:lang w:eastAsia="en-US"/>
+              </w:rPr>
+            </w:pPr>
+            <w:r>
+              <w:rPr>
                 <w:rFonts w:ascii="Berlin Sans FB Demi" w:eastAsiaTheme="minorHAnsi" w:hAnsi="Berlin Sans FB Demi"/>
                 <w:lang w:eastAsia="en-US"/>
               </w:rPr>
-            </w:pPr>
+              <w:t>VALORACIÓN:</w:t>
+            </w:r>
             <w:r>
               <w:rPr>
                 <w:rFonts w:ascii="Berlin Sans FB Demi" w:eastAsiaTheme="minorHAnsi" w:hAnsi="Berlin Sans FB Demi"/>
                 <w:lang w:eastAsia="en-US"/>
               </w:rPr>
-              <w:t>VALORACIÓN:</w:t>
-            </w:r>
-          </w:p>
-        </w:tc>
-        <w:tc>
-          <w:tcPr>
-            <w:tcW w:w="4700" w:type="dxa"/>
+              <w:t xml:space="preserve"> </w:t>
+            </w:r>
+            <w:r>
+              <w:rPr>
+                <w:rFonts w:eastAsiaTheme="minorHAnsi" w:cstheme="minorHAnsi"/>
+                <w:lang w:eastAsia="en-US"/>
+              </w:rPr>
+              <w:t xml:space="preserve">Valoramos la </w:t>
+            </w:r>
+            <w:r>
+              <w:rPr>
+                <w:rFonts w:eastAsiaTheme="minorHAnsi" w:cstheme="minorHAnsi"/>
+                <w:lang w:eastAsia="en-US"/>
+              </w:rPr>
+              <w:t>seguridad que ofrecen cumplir las normas de seguridad en ELT.</w:t>
+            </w:r>
+          </w:p>
+        </w:tc>
+        <w:tc>
+          <w:tcPr>
+            <w:tcW w:w="4939" w:type="dxa"/>
             <w:gridSpan w:val="2"/>
             <w:shd w:val="clear" w:color="auto" w:fill="FFFFFF" w:themeFill="background1"/>
           </w:tcPr>
@@ -2345,16 +2534,30 @@
             <w:pPr>
               <w:pStyle w:val="Sinespaciado"/>
               <w:rPr>
+                <w:rFonts w:eastAsiaTheme="minorHAnsi" w:cstheme="minorHAnsi"/>
+                <w:lang w:eastAsia="en-US"/>
+              </w:rPr>
+            </w:pPr>
+            <w:r>
+              <w:rPr>
                 <w:rFonts w:ascii="Berlin Sans FB Demi" w:eastAsiaTheme="minorHAnsi" w:hAnsi="Berlin Sans FB Demi"/>
                 <w:lang w:eastAsia="en-US"/>
               </w:rPr>
-            </w:pPr>
+              <w:t>HACER:</w:t>
+            </w:r>
             <w:r>
               <w:rPr>
                 <w:rFonts w:ascii="Berlin Sans FB Demi" w:eastAsiaTheme="minorHAnsi" w:hAnsi="Berlin Sans FB Demi"/>
                 <w:lang w:eastAsia="en-US"/>
               </w:rPr>
-              <w:t>HACER:</w:t>
+              <w:t xml:space="preserve"> </w:t>
+            </w:r>
+            <w:r>
+              <w:rPr>
+                <w:rFonts w:eastAsiaTheme="minorHAnsi" w:cstheme="minorHAnsi"/>
+                <w:lang w:eastAsia="en-US"/>
+              </w:rPr>
+              <w:t>Realiza el cuestionario de normas de seguridad en ELT.</w:t>
             </w:r>
           </w:p>
         </w:tc>
@@ -2362,7 +2565,7 @@
       <w:tr>
         <w:tc>
           <w:tcPr>
-            <w:tcW w:w="8863" w:type="dxa"/>
+            <w:tcW w:w="8624" w:type="dxa"/>
             <w:gridSpan w:val="3"/>
             <w:shd w:val="clear" w:color="auto" w:fill="FFFFFF" w:themeFill="background1"/>
           </w:tcPr>
@@ -2370,22 +2573,29 @@
             <w:pPr>
               <w:pStyle w:val="Sinespaciado"/>
               <w:rPr>
+                <w:rFonts w:eastAsiaTheme="minorHAnsi" w:cstheme="minorHAnsi"/>
+                <w:lang w:eastAsia="en-US"/>
+              </w:rPr>
+            </w:pPr>
+            <w:r>
+              <w:rPr>
                 <w:rFonts w:ascii="Berlin Sans FB Demi" w:eastAsiaTheme="minorHAnsi" w:hAnsi="Berlin Sans FB Demi"/>
                 <w:lang w:eastAsia="en-US"/>
               </w:rPr>
-            </w:pPr>
-            <w:r>
-              <w:rPr>
-                <w:rFonts w:ascii="Berlin Sans FB Demi" w:eastAsiaTheme="minorHAnsi" w:hAnsi="Berlin Sans FB Demi"/>
-                <w:lang w:eastAsia="en-US"/>
-              </w:rPr>
               <w:t>PRODUCCIÓN:</w:t>
             </w:r>
-          </w:p>
-        </w:tc>
-        <w:tc>
-          <w:tcPr>
-            <w:tcW w:w="4700" w:type="dxa"/>
+            <w:r>
+              <w:rPr>
+                <w:rFonts w:eastAsiaTheme="minorHAnsi" w:cstheme="minorHAnsi"/>
+                <w:lang w:eastAsia="en-US"/>
+              </w:rPr>
+              <w:t xml:space="preserve"> Realización de un cuestionario de normas de seguridad en ELT.</w:t>
+            </w:r>
+          </w:p>
+        </w:tc>
+        <w:tc>
+          <w:tcPr>
+            <w:tcW w:w="4939" w:type="dxa"/>
             <w:gridSpan w:val="2"/>
             <w:shd w:val="clear" w:color="auto" w:fill="FFFFFF" w:themeFill="background1"/>
           </w:tcPr>
@@ -2393,16 +2603,23 @@
             <w:pPr>
               <w:pStyle w:val="Sinespaciado"/>
               <w:rPr>
+                <w:rFonts w:eastAsiaTheme="minorHAnsi" w:cstheme="minorHAnsi"/>
+                <w:lang w:eastAsia="en-US"/>
+              </w:rPr>
+            </w:pPr>
+            <w:r>
+              <w:rPr>
                 <w:rFonts w:ascii="Berlin Sans FB Demi" w:eastAsiaTheme="minorHAnsi" w:hAnsi="Berlin Sans FB Demi"/>
                 <w:lang w:eastAsia="en-US"/>
               </w:rPr>
-            </w:pPr>
-            <w:r>
-              <w:rPr>
-                <w:rFonts w:ascii="Berlin Sans FB Demi" w:eastAsiaTheme="minorHAnsi" w:hAnsi="Berlin Sans FB Demi"/>
-                <w:lang w:eastAsia="en-US"/>
-              </w:rPr>
               <w:t xml:space="preserve">DECIDIR: </w:t>
+            </w:r>
+            <w:r>
+              <w:rPr>
+                <w:rFonts w:eastAsiaTheme="minorHAnsi" w:cstheme="minorHAnsi"/>
+                <w:lang w:eastAsia="en-US"/>
+              </w:rPr>
+              <w:t>Valora la salud personal en el taller de ELT.</w:t>
             </w:r>
           </w:p>
         </w:tc>
@@ -2695,11 +2912,47 @@
           </w:tcPr>
           <w:p>
             <w:pPr>
-              <w:pStyle w:val="Sinespaciado"/>
-            </w:pPr>
-            <w:r>
-              <w:t>Materiales físicos libros, revistas pedagógicas, etc. que se utilizan en el desarrollo curricular</w:t>
-            </w:r>
+              <w:spacing w:after="0" w:line="240" w:lineRule="auto"/>
+              <w:rPr>
+                <w:rFonts w:eastAsia="Times New Roman"/>
+                <w:lang w:eastAsia="es-419"/>
+              </w:rPr>
+            </w:pPr>
+            <w:r>
+              <w:rPr>
+                <w:rStyle w:val="fontstyle01"/>
+              </w:rPr>
+              <w:t xml:space="preserve">Marcadores, </w:t>
+            </w:r>
+            <w:r>
+              <w:rPr>
+                <w:rStyle w:val="fontstyle01"/>
+              </w:rPr>
+              <w:t xml:space="preserve">material oficina, </w:t>
+            </w:r>
+            <w:r>
+              <w:rPr>
+                <w:rStyle w:val="fontstyle01"/>
+              </w:rPr>
+              <w:t xml:space="preserve">texto </w:t>
+            </w:r>
+            <w:r>
+              <w:rPr>
+                <w:rStyle w:val="fontstyle01"/>
+              </w:rPr>
+              <w:t>ISO 45001</w:t>
+            </w:r>
+            <w:r>
+              <w:rPr>
+                <w:rStyle w:val="fontstyle01"/>
+              </w:rPr>
+              <w:t>.</w:t>
+            </w:r>
+          </w:p>
+          <w:p>
+            <w:pPr>
+              <w:pStyle w:val="Sinespaciado"/>
+            </w:pPr>
           </w:p>
           <w:p>
             <w:pPr>
@@ -2713,52 +2966,6 @@
             <w:gridSpan w:val="3"/>
             <w:shd w:val="clear" w:color="auto" w:fill="FFFFFF" w:themeFill="background1"/>
           </w:tcPr>
-          <w:p>
-            <w:pPr>
-              <w:pStyle w:val="Sinespaciado"/>
-            </w:pPr>
-            <w:r>
-              <w:t xml:space="preserve">Enlaces de videos, de herramientas virtuales como </w:t>
-            </w:r>
-            <w:proofErr w:type="spellStart"/>
-            <w:r>
-              <w:t>quizizz</w:t>
-            </w:r>
-            <w:proofErr w:type="spellEnd"/>
-            <w:r>
-              <w:t xml:space="preserve">, </w:t>
-            </w:r>
-            <w:proofErr w:type="spellStart"/>
-            <w:r>
-              <w:t>kahoot</w:t>
-            </w:r>
-            <w:proofErr w:type="spellEnd"/>
-            <w:r>
-              <w:t xml:space="preserve">, </w:t>
-            </w:r>
-            <w:proofErr w:type="spellStart"/>
-            <w:r>
-              <w:t>educaplay</w:t>
-            </w:r>
-            <w:proofErr w:type="spellEnd"/>
-            <w:r>
-              <w:t xml:space="preserve">, etc. – enlaces de páginas informativas </w:t>
-            </w:r>
-          </w:p>
-          <w:p>
-            <w:pPr>
-              <w:pStyle w:val="Sinespaciado"/>
-            </w:pPr>
-            <w:r>
-              <w:t xml:space="preserve">(los datos de internet – Google son muy generales y </w:t>
-            </w:r>
-            <w:r>
-              <w:t xml:space="preserve">son </w:t>
-            </w:r>
-            <w:r>
-              <w:t>buscadores)</w:t>
-            </w:r>
-          </w:p>
           <w:p>
             <w:pPr>
               <w:pStyle w:val="Sinespaciado"/>
@@ -2805,6 +3012,27 @@
                 <w:bCs/>
               </w:rPr>
             </w:pPr>
+            <w:r>
+              <w:rPr>
+                <w:rFonts w:eastAsiaTheme="minorHAnsi" w:cstheme="minorHAnsi"/>
+                <w:lang w:eastAsia="en-US"/>
+              </w:rPr>
+              <w:t>C</w:t>
+            </w:r>
+            <w:r>
+              <w:rPr>
+                <w:rFonts w:eastAsiaTheme="minorHAnsi" w:cstheme="minorHAnsi"/>
+                <w:lang w:eastAsia="en-US"/>
+              </w:rPr>
+              <w:t xml:space="preserve">uestionario de normas de seguridad en </w:t>
+            </w:r>
+            <w:r>
+              <w:rPr>
+                <w:rFonts w:eastAsiaTheme="minorHAnsi" w:cstheme="minorHAnsi"/>
+                <w:lang w:eastAsia="en-US"/>
+              </w:rPr>
+              <w:t>electricidad industrial.</w:t>
+            </w:r>
           </w:p>
         </w:tc>
       </w:tr>
@@ -2852,8 +3080,16 @@
               <w:pStyle w:val="Sinespaciado"/>
             </w:pPr>
             <w:r>
-              <w:t xml:space="preserve">Se cita al autor y titulo de libros textos, revistas pedagógicas y enlaces de material virtual que se utilizara en los temas avanzados en el desarrollo curricular.  </w:t>
-            </w:r>
+              <w:t xml:space="preserve">Fallece joven albañil de 27 años producto de una descarga eléctrica en Sucre, al parecer tocó cables de alta tensión - Agencia de Noticias Violeta </w:t>
+            </w:r>
+            <w:hyperlink r:id="rId8" w:history="1">
+              <w:r>
+                <w:rPr>
+                  <w:rStyle w:val="Hipervnculo"/>
+                </w:rPr>
+                <w:t>https://is.gd/5poOp0</w:t>
+              </w:r>
+            </w:hyperlink>
           </w:p>
         </w:tc>
       </w:tr>
@@ -3051,8 +3287,8 @@
       </w:r>
     </w:p>
     <w:sectPr>
-      <w:headerReference w:type="default" r:id="rId8"/>
-      <w:footerReference w:type="default" r:id="rId9"/>
+      <w:headerReference w:type="default" r:id="rId9"/>
+      <w:footerReference w:type="default" r:id="rId10"/>
       <w:pgSz w:w="15842" w:h="12242" w:orient="landscape" w:code="1"/>
       <w:pgMar w:top="1134" w:right="1134" w:bottom="1134" w:left="1134" w:header="709" w:footer="709" w:gutter="0"/>
       <w:cols w:space="708"/>
@@ -3737,11 +3973,127 @@
       </w:rPr>
     </w:lvl>
   </w:abstractNum>
+  <w:abstractNum w:abstractNumId="2" w15:restartNumberingAfterBreak="0">
+    <w:nsid w:val="53E06CE7"/>
+    <w:multiLevelType w:val="multilevel"/>
+    <w:tmpl w:val="53A42D8E"/>
+    <w:lvl w:ilvl="0">
+      <w:start w:val="1"/>
+      <w:numFmt w:val="bullet"/>
+      <w:lvlText w:val="●"/>
+      <w:lvlJc w:val="left"/>
+      <w:pPr>
+        <w:ind w:left="720" w:hanging="360"/>
+      </w:pPr>
+      <w:rPr>
+        <w:u w:val="none"/>
+      </w:rPr>
+    </w:lvl>
+    <w:lvl w:ilvl="1">
+      <w:start w:val="1"/>
+      <w:numFmt w:val="lowerLetter"/>
+      <w:lvlText w:val="%2."/>
+      <w:lvlJc w:val="left"/>
+      <w:pPr>
+        <w:ind w:left="1440" w:hanging="360"/>
+      </w:pPr>
+      <w:rPr>
+        <w:u w:val="none"/>
+      </w:rPr>
+    </w:lvl>
+    <w:lvl w:ilvl="2">
+      <w:start w:val="1"/>
+      <w:numFmt w:val="lowerRoman"/>
+      <w:lvlText w:val="%3."/>
+      <w:lvlJc w:val="right"/>
+      <w:pPr>
+        <w:ind w:left="2160" w:hanging="360"/>
+      </w:pPr>
+      <w:rPr>
+        <w:u w:val="none"/>
+      </w:rPr>
+    </w:lvl>
+    <w:lvl w:ilvl="3">
+      <w:start w:val="1"/>
+      <w:numFmt w:val="decimal"/>
+      <w:lvlText w:val="%4."/>
+      <w:lvlJc w:val="left"/>
+      <w:pPr>
+        <w:ind w:left="2880" w:hanging="360"/>
+      </w:pPr>
+      <w:rPr>
+        <w:u w:val="none"/>
+      </w:rPr>
+    </w:lvl>
+    <w:lvl w:ilvl="4">
+      <w:start w:val="1"/>
+      <w:numFmt w:val="lowerLetter"/>
+      <w:lvlText w:val="%5."/>
+      <w:lvlJc w:val="left"/>
+      <w:pPr>
+        <w:ind w:left="3600" w:hanging="360"/>
+      </w:pPr>
+      <w:rPr>
+        <w:u w:val="none"/>
+      </w:rPr>
+    </w:lvl>
+    <w:lvl w:ilvl="5">
+      <w:start w:val="1"/>
+      <w:numFmt w:val="lowerRoman"/>
+      <w:lvlText w:val="%6."/>
+      <w:lvlJc w:val="right"/>
+      <w:pPr>
+        <w:ind w:left="4320" w:hanging="360"/>
+      </w:pPr>
+      <w:rPr>
+        <w:u w:val="none"/>
+      </w:rPr>
+    </w:lvl>
+    <w:lvl w:ilvl="6">
+      <w:start w:val="1"/>
+      <w:numFmt w:val="decimal"/>
+      <w:lvlText w:val="%7."/>
+      <w:lvlJc w:val="left"/>
+      <w:pPr>
+        <w:ind w:left="5040" w:hanging="360"/>
+      </w:pPr>
+      <w:rPr>
+        <w:u w:val="none"/>
+      </w:rPr>
+    </w:lvl>
+    <w:lvl w:ilvl="7">
+      <w:start w:val="1"/>
+      <w:numFmt w:val="lowerLetter"/>
+      <w:lvlText w:val="%8."/>
+      <w:lvlJc w:val="left"/>
+      <w:pPr>
+        <w:ind w:left="5760" w:hanging="360"/>
+      </w:pPr>
+      <w:rPr>
+        <w:u w:val="none"/>
+      </w:rPr>
+    </w:lvl>
+    <w:lvl w:ilvl="8">
+      <w:start w:val="1"/>
+      <w:numFmt w:val="lowerRoman"/>
+      <w:lvlText w:val="%9."/>
+      <w:lvlJc w:val="right"/>
+      <w:pPr>
+        <w:ind w:left="6480" w:hanging="360"/>
+      </w:pPr>
+      <w:rPr>
+        <w:u w:val="none"/>
+      </w:rPr>
+    </w:lvl>
+  </w:abstractNum>
   <w:num w:numId="1" w16cid:durableId="1164781861">
     <w:abstractNumId w:val="0"/>
   </w:num>
   <w:num w:numId="2" w16cid:durableId="1520974456">
     <w:abstractNumId w:val="1"/>
+  </w:num>
+  <w:num w:numId="3" w16cid:durableId="1860313281">
+    <w:abstractNumId w:val="2"/>
   </w:num>
 </w:numbering>
 </file>
@@ -4156,7 +4508,6 @@
   <w:style w:type="character" w:default="1" w:styleId="Fuentedeprrafopredeter">
     <w:name w:val="Default Paragraph Font"/>
     <w:uiPriority w:val="1"/>
-    <w:semiHidden/>
     <w:unhideWhenUsed/>
   </w:style>
   <w:style w:type="table" w:default="1" w:styleId="Tablanormal">
@@ -4316,6 +4667,44 @@
     <w:uiPriority w:val="34"/>
     <w:locked/>
     <w:rsid w:val="00046389"/>
+  </w:style>
+  <w:style w:type="character" w:customStyle="1" w:styleId="fontstyle01">
+    <w:name w:val="fontstyle01"/>
+    <w:basedOn w:val="Fuentedeprrafopredeter"/>
+    <w:rsid w:val="008C7260"/>
+    <w:rPr>
+      <w:rFonts w:ascii="Calibri" w:hAnsi="Calibri" w:cs="Calibri" w:hint="default"/>
+      <w:b w:val="0"/>
+      <w:bCs w:val="0"/>
+      <w:i w:val="0"/>
+      <w:iCs w:val="0"/>
+      <w:color w:val="000000"/>
+      <w:sz w:val="22"/>
+      <w:szCs w:val="22"/>
+    </w:rPr>
+  </w:style>
+  <w:style w:type="character" w:styleId="Hipervnculo">
+    <w:name w:val="Hyperlink"/>
+    <w:basedOn w:val="Fuentedeprrafopredeter"/>
+    <w:uiPriority w:val="99"/>
+    <w:unhideWhenUsed/>
+    <w:rsid w:val="00C94978"/>
+    <w:rPr>
+      <w:color w:val="0563C1" w:themeColor="hyperlink"/>
+      <w:u w:val="single"/>
+    </w:rPr>
+  </w:style>
+  <w:style w:type="character" w:styleId="Mencinsinresolver">
+    <w:name w:val="Unresolved Mention"/>
+    <w:basedOn w:val="Fuentedeprrafopredeter"/>
+    <w:uiPriority w:val="99"/>
+    <w:semiHidden/>
+    <w:unhideWhenUsed/>
+    <w:rsid w:val="00C94978"/>
+    <w:rPr>
+      <w:color w:val="605E5C"/>
+      <w:shd w:val="clear" w:color="auto" w:fill="E1DFDD"/>
+    </w:rPr>
   </w:style>
 </w:styles>
 </file>

--- a/PDC_2025_3ro_TTG.docx
+++ b/PDC_2025_3ro_TTG.docx
@@ -501,35 +501,7 @@
               <w:rPr>
                 <w:rFonts w:cstheme="minorHAnsi"/>
               </w:rPr>
-              <w:t xml:space="preserve">Fray Paulo </w:t>
-            </w:r>
-            <w:proofErr w:type="spellStart"/>
-            <w:r>
-              <w:rPr>
-                <w:rFonts w:cstheme="minorHAnsi"/>
-              </w:rPr>
-              <w:t>Charupa</w:t>
-            </w:r>
-            <w:proofErr w:type="spellEnd"/>
-            <w:r>
-              <w:rPr>
-                <w:rFonts w:cstheme="minorHAnsi"/>
-              </w:rPr>
-              <w:t xml:space="preserve"> </w:t>
-            </w:r>
-            <w:proofErr w:type="spellStart"/>
-            <w:r>
-              <w:rPr>
-                <w:rFonts w:cstheme="minorHAnsi"/>
-              </w:rPr>
-              <w:t>Masabi</w:t>
-            </w:r>
-            <w:proofErr w:type="spellEnd"/>
-            <w:r>
-              <w:rPr>
-                <w:rFonts w:cstheme="minorHAnsi"/>
-              </w:rPr>
-              <w:t xml:space="preserve"> O.F.M. </w:t>
+              <w:t xml:space="preserve">Fray Paulo Charupa Masabi O.F.M. </w:t>
             </w:r>
           </w:p>
         </w:tc>
@@ -705,6 +677,12 @@
                 <w:rFonts w:cstheme="minorHAnsi"/>
               </w:rPr>
             </w:pPr>
+            <w:r>
+              <w:rPr>
+                <w:rFonts w:cstheme="minorHAnsi"/>
+              </w:rPr>
+              <w:t>TTE Sistemas Informáticos</w:t>
+            </w:r>
           </w:p>
         </w:tc>
       </w:tr>
@@ -811,6 +789,12 @@
                 <w:rFonts w:cstheme="minorHAnsi"/>
               </w:rPr>
             </w:pPr>
+            <w:r>
+              <w:rPr>
+                <w:rFonts w:cstheme="minorHAnsi"/>
+              </w:rPr>
+              <w:t>Marzo</w:t>
+            </w:r>
           </w:p>
         </w:tc>
       </w:tr>
@@ -1433,25 +1417,7 @@
               <w:rPr>
                 <w:rFonts w:cstheme="minorHAnsi"/>
               </w:rPr>
-              <w:t>Planificar desde su área actividad</w:t>
-            </w:r>
-            <w:r>
-              <w:rPr>
-                <w:rFonts w:cstheme="minorHAnsi"/>
-              </w:rPr>
-              <w:t>es</w:t>
-            </w:r>
-            <w:r>
-              <w:rPr>
-                <w:rFonts w:cstheme="minorHAnsi"/>
-              </w:rPr>
-              <w:t xml:space="preserve"> que ayude a consolidar el proyecto socio comunitario productivo en </w:t>
-            </w:r>
-            <w:r>
-              <w:rPr>
-                <w:rFonts w:cstheme="minorHAnsi"/>
-              </w:rPr>
-              <w:t>el desarrollo de sus clases</w:t>
+              <w:t>Taller de reflexión a los padres de familia sobre el mal uso de las redes sociales y el consumo del alcohol “fortaleciendo las relaciones en la familia”.</w:t>
             </w:r>
           </w:p>
           <w:p>
@@ -1475,41 +1441,30 @@
           </w:tcPr>
           <w:p>
             <w:pPr>
-              <w:pStyle w:val="Sinespaciado"/>
-              <w:spacing w:line="276" w:lineRule="auto"/>
-              <w:rPr>
-                <w:rFonts w:cstheme="minorHAnsi"/>
-              </w:rPr>
-            </w:pPr>
-            <w:r>
-              <w:rPr>
-                <w:rFonts w:cstheme="minorHAnsi"/>
-              </w:rPr>
-              <w:t xml:space="preserve">Incluir en su </w:t>
-            </w:r>
-            <w:r>
-              <w:rPr>
-                <w:rFonts w:cstheme="minorHAnsi"/>
-              </w:rPr>
-              <w:t>área actividad</w:t>
-            </w:r>
-            <w:r>
-              <w:rPr>
-                <w:rFonts w:cstheme="minorHAnsi"/>
-              </w:rPr>
-              <w:t>es</w:t>
-            </w:r>
-            <w:r>
-              <w:rPr>
-                <w:rFonts w:cstheme="minorHAnsi"/>
-              </w:rPr>
-              <w:t xml:space="preserve"> que </w:t>
-            </w:r>
-            <w:r>
-              <w:rPr>
-                <w:rFonts w:cstheme="minorHAnsi"/>
-              </w:rPr>
-              <w:t xml:space="preserve">promuevan la convivencia pacífica y armónica en el desarrollo de sus clases </w:t>
+              <w:spacing w:after="0" w:line="240" w:lineRule="auto"/>
+              <w:jc w:val="both"/>
+              <w:rPr>
+                <w:rFonts w:eastAsia="Times New Roman"/>
+                <w:lang w:eastAsia="es-419"/>
+              </w:rPr>
+            </w:pPr>
+            <w:r>
+              <w:rPr>
+                <w:rStyle w:val="fontstyle01"/>
+              </w:rPr>
+              <w:t>Realización de cuestionario sobre el tema</w:t>
+            </w:r>
+            <w:r>
+              <w:rPr>
+                <w:rStyle w:val="fontstyle01"/>
+              </w:rPr>
+              <w:t xml:space="preserve"> en grupos</w:t>
+            </w:r>
+            <w:r>
+              <w:rPr>
+                <w:rStyle w:val="fontstyle01"/>
+              </w:rPr>
+              <w:t>.</w:t>
             </w:r>
           </w:p>
           <w:p>
@@ -1532,17 +1487,49 @@
           </w:tcPr>
           <w:p>
             <w:pPr>
-              <w:pStyle w:val="Sinespaciado"/>
-              <w:spacing w:line="276" w:lineRule="auto"/>
-              <w:rPr>
-                <w:rFonts w:cstheme="minorHAnsi"/>
-              </w:rPr>
-            </w:pPr>
-            <w:r>
-              <w:rPr>
-                <w:rFonts w:cstheme="minorHAnsi"/>
-              </w:rPr>
-              <w:t>Explicar con que actividades promovemos la lectura comprensiva en las y los estudiantes desde el trabajo de mi área</w:t>
+              <w:spacing w:after="0" w:line="240" w:lineRule="auto"/>
+              <w:jc w:val="both"/>
+              <w:rPr>
+                <w:rFonts w:eastAsia="Times New Roman"/>
+                <w:lang w:eastAsia="es-419"/>
+              </w:rPr>
+            </w:pPr>
+            <w:r>
+              <w:rPr>
+                <w:rStyle w:val="fontstyle01"/>
+              </w:rPr>
+              <w:t>Lectura del libro “El sueño de la inteligencia</w:t>
+            </w:r>
+            <w:r>
+              <w:rPr>
+                <w:rFonts w:ascii="Calibri" w:hAnsi="Calibri" w:cs="Calibri"/>
+                <w:color w:val="000000"/>
+              </w:rPr>
+              <w:br/>
+            </w:r>
+            <w:r>
+              <w:rPr>
+                <w:rStyle w:val="fontstyle01"/>
+              </w:rPr>
+              <w:t>artificial”</w:t>
+            </w:r>
+            <w:r>
+              <w:rPr>
+                <w:rStyle w:val="fontstyle01"/>
+              </w:rPr>
+              <w:t xml:space="preserve"> y realización de un resumen de cada </w:t>
+            </w:r>
+            <w:r>
+              <w:rPr>
+                <w:rStyle w:val="fontstyle01"/>
+              </w:rPr>
+              <w:t>capítulo</w:t>
+            </w:r>
+            <w:r>
+              <w:rPr>
+                <w:rStyle w:val="fontstyle01"/>
+              </w:rPr>
+              <w:t>.</w:t>
             </w:r>
           </w:p>
           <w:p>
@@ -1707,6 +1694,12 @@
                 <w:rFonts w:cstheme="minorHAnsi"/>
               </w:rPr>
             </w:pPr>
+            <w:r>
+              <w:rPr>
+                <w:rFonts w:cstheme="minorHAnsi"/>
+              </w:rPr>
+              <w:t>4º</w:t>
+            </w:r>
           </w:p>
         </w:tc>
         <w:tc>
@@ -1751,6 +1744,12 @@
                 <w:rFonts w:cstheme="minorHAnsi"/>
               </w:rPr>
             </w:pPr>
+            <w:r>
+              <w:rPr>
+                <w:rFonts w:cstheme="minorHAnsi"/>
+              </w:rPr>
+              <w:t>A, B, C y D</w:t>
+            </w:r>
           </w:p>
         </w:tc>
       </w:tr>
@@ -1818,7 +1817,49 @@
                 <w:rFonts w:cstheme="minorHAnsi"/>
                 <w:bCs/>
               </w:rPr>
-              <w:t xml:space="preserve">(Elaborar el objetivo holístico del mes en relación al Objetivo Holístico de Secundaria – de trimestre y al Proyecto Sociocomunitario Productivo) </w:t>
+              <w:t xml:space="preserve">Fortalecemos la responsabilidad, solidaridad y complementariedad, a través del estudio de las normas de </w:t>
+            </w:r>
+            <w:r>
+              <w:rPr>
+                <w:rFonts w:cstheme="minorHAnsi"/>
+                <w:bCs/>
+              </w:rPr>
+              <w:t>actuación en primeros auxilios</w:t>
+            </w:r>
+            <w:r>
+              <w:rPr>
+                <w:rFonts w:cstheme="minorHAnsi"/>
+                <w:bCs/>
+              </w:rPr>
+              <w:t>, elaborando</w:t>
+            </w:r>
+            <w:r>
+              <w:rPr>
+                <w:rFonts w:cstheme="minorHAnsi"/>
+                <w:bCs/>
+              </w:rPr>
+              <w:t xml:space="preserve"> </w:t>
+            </w:r>
+            <w:r>
+              <w:rPr>
+                <w:rFonts w:cstheme="minorHAnsi"/>
+                <w:bCs/>
+              </w:rPr>
+              <w:t xml:space="preserve">un cuestionario de </w:t>
+            </w:r>
+            <w:r>
+              <w:rPr>
+                <w:rFonts w:cstheme="minorHAnsi"/>
+                <w:bCs/>
+              </w:rPr>
+              <w:t>y dramatización de alguna maniobra de primeros auxilios</w:t>
+            </w:r>
+            <w:r>
+              <w:rPr>
+                <w:rFonts w:cstheme="minorHAnsi"/>
+                <w:bCs/>
+              </w:rPr>
+              <w:t>, para preservar la vida del ser humano y madre tierra.</w:t>
             </w:r>
           </w:p>
         </w:tc>
@@ -1867,34 +1908,41 @@
           </w:tcPr>
           <w:p>
             <w:pPr>
-              <w:tabs>
-                <w:tab w:val="left" w:pos="210"/>
-              </w:tabs>
-              <w:rPr>
-                <w:rFonts w:cstheme="minorHAnsi"/>
-                <w:bCs/>
-              </w:rPr>
-            </w:pPr>
-            <w:r>
-              <w:rPr>
-                <w:rFonts w:cstheme="minorHAnsi"/>
-                <w:bCs/>
-              </w:rPr>
-              <w:t xml:space="preserve">(Los perfiles de salida están establecidos en los planes y programas; de ahí elija uno o </w:t>
-            </w:r>
-            <w:r>
-              <w:rPr>
-                <w:rFonts w:cstheme="minorHAnsi"/>
-                <w:bCs/>
-              </w:rPr>
-              <w:t xml:space="preserve">dos </w:t>
-            </w:r>
-            <w:r>
-              <w:rPr>
-                <w:rFonts w:cstheme="minorHAnsi"/>
-                <w:bCs/>
-              </w:rPr>
-              <w:t xml:space="preserve">que tengan relación con los temas planteados en los contenidos y que correspondan al primer trimestre de su área de saberes y conocimientos) </w:t>
+              <w:spacing w:after="0" w:line="240" w:lineRule="auto"/>
+              <w:rPr>
+                <w:rFonts w:eastAsia="Times New Roman"/>
+                <w:lang w:eastAsia="es-419"/>
+              </w:rPr>
+            </w:pPr>
+            <w:r>
+              <w:rPr>
+                <w:rStyle w:val="fontstyle01"/>
+              </w:rPr>
+              <w:t xml:space="preserve">Reconoce las normas de </w:t>
+            </w:r>
+            <w:r>
+              <w:rPr>
+                <w:rStyle w:val="fontstyle01"/>
+              </w:rPr>
+              <w:t>actuación de primeros auxilios</w:t>
+            </w:r>
+            <w:r>
+              <w:rPr>
+                <w:rStyle w:val="fontstyle01"/>
+              </w:rPr>
+              <w:t>,</w:t>
+            </w:r>
+            <w:r>
+              <w:rPr>
+                <w:rStyle w:val="fontstyle01"/>
+              </w:rPr>
+              <w:t xml:space="preserve"> respetando las normas de actuación ante una emergencia de un paciente accidentado.</w:t>
+            </w:r>
+            <w:r>
+              <w:rPr>
+                <w:rStyle w:val="fontstyle01"/>
+              </w:rPr>
+              <w:t xml:space="preserve"> </w:t>
             </w:r>
           </w:p>
         </w:tc>
@@ -1967,6 +2015,228 @@
           </w:tcPr>
           <w:p>
             <w:pPr>
+              <w:ind w:left="-9"/>
+              <w:jc w:val="both"/>
+              <w:rPr>
+                <w:rFonts w:ascii="Arial" w:eastAsia="Arial" w:hAnsi="Arial" w:cs="Arial"/>
+                <w:b/>
+                <w:bCs/>
+                <w:sz w:val="20"/>
+                <w:szCs w:val="20"/>
+              </w:rPr>
+            </w:pPr>
+            <w:r>
+              <w:rPr>
+                <w:rFonts w:ascii="Arial" w:eastAsia="Arial" w:hAnsi="Arial" w:cs="Arial"/>
+                <w:b/>
+                <w:bCs/>
+                <w:sz w:val="20"/>
+                <w:szCs w:val="20"/>
+              </w:rPr>
+              <w:t>PRIMEROS AUXILIOS</w:t>
+            </w:r>
+          </w:p>
+          <w:p>
+            <w:pPr>
+              <w:numPr>
+                <w:ilvl w:val="0"/>
+                <w:numId w:val="3"/>
+              </w:numPr>
+              <w:spacing w:after="0" w:line="240" w:lineRule="auto"/>
+              <w:ind w:left="141" w:hanging="150"/>
+              <w:jc w:val="both"/>
+              <w:rPr>
+                <w:rFonts w:ascii="Arial" w:eastAsia="Arial" w:hAnsi="Arial" w:cs="Arial"/>
+                <w:sz w:val="20"/>
+                <w:szCs w:val="20"/>
+              </w:rPr>
+            </w:pPr>
+            <w:r>
+              <w:rPr>
+                <w:rFonts w:ascii="Arial" w:eastAsia="Arial" w:hAnsi="Arial" w:cs="Arial"/>
+                <w:sz w:val="20"/>
+                <w:szCs w:val="20"/>
+              </w:rPr>
+              <w:t>Principios básicos y normas de actuació</w:t>
+            </w:r>
+            <w:r>
+              <w:rPr>
+                <w:rFonts w:ascii="Arial" w:eastAsia="Arial" w:hAnsi="Arial" w:cs="Arial"/>
+                <w:sz w:val="20"/>
+                <w:szCs w:val="20"/>
+              </w:rPr>
+              <w:t>n.</w:t>
+            </w:r>
+          </w:p>
+          <w:p>
+            <w:pPr>
+              <w:numPr>
+                <w:ilvl w:val="0"/>
+                <w:numId w:val="3"/>
+              </w:numPr>
+              <w:spacing w:after="0" w:line="240" w:lineRule="auto"/>
+              <w:ind w:left="141" w:hanging="150"/>
+              <w:jc w:val="both"/>
+              <w:rPr>
+                <w:rFonts w:ascii="Arial" w:eastAsia="Arial" w:hAnsi="Arial" w:cs="Arial"/>
+                <w:sz w:val="20"/>
+                <w:szCs w:val="20"/>
+              </w:rPr>
+            </w:pPr>
+            <w:r>
+              <w:rPr>
+                <w:rFonts w:ascii="Arial" w:eastAsia="Arial" w:hAnsi="Arial" w:cs="Arial"/>
+                <w:sz w:val="20"/>
+                <w:szCs w:val="20"/>
+              </w:rPr>
+              <w:t>Reconocimiento de signos vitales y reanimación</w:t>
+            </w:r>
+          </w:p>
+          <w:p>
+            <w:pPr>
+              <w:numPr>
+                <w:ilvl w:val="0"/>
+                <w:numId w:val="3"/>
+              </w:numPr>
+              <w:spacing w:after="0" w:line="240" w:lineRule="auto"/>
+              <w:ind w:left="141" w:hanging="150"/>
+              <w:jc w:val="both"/>
+              <w:rPr>
+                <w:rFonts w:ascii="Arial" w:eastAsia="Arial" w:hAnsi="Arial" w:cs="Arial"/>
+                <w:sz w:val="20"/>
+                <w:szCs w:val="20"/>
+              </w:rPr>
+            </w:pPr>
+            <w:r>
+              <w:rPr>
+                <w:rFonts w:ascii="Arial" w:eastAsia="Arial" w:hAnsi="Arial" w:cs="Arial"/>
+                <w:sz w:val="20"/>
+                <w:szCs w:val="20"/>
+              </w:rPr>
+              <w:t>Material y locales de primeros auxilios</w:t>
+            </w:r>
+          </w:p>
+          <w:p>
+            <w:pPr>
+              <w:numPr>
+                <w:ilvl w:val="0"/>
+                <w:numId w:val="3"/>
+              </w:numPr>
+              <w:spacing w:after="0" w:line="240" w:lineRule="auto"/>
+              <w:ind w:left="141" w:hanging="150"/>
+              <w:jc w:val="both"/>
+              <w:rPr>
+                <w:rFonts w:ascii="Arial" w:eastAsia="Arial" w:hAnsi="Arial" w:cs="Arial"/>
+                <w:sz w:val="20"/>
+                <w:szCs w:val="20"/>
+              </w:rPr>
+            </w:pPr>
+            <w:r>
+              <w:rPr>
+                <w:rFonts w:ascii="Arial" w:eastAsia="Arial" w:hAnsi="Arial" w:cs="Arial"/>
+                <w:sz w:val="20"/>
+                <w:szCs w:val="20"/>
+              </w:rPr>
+              <w:t>Tipos de riesgos</w:t>
+            </w:r>
+          </w:p>
+          <w:p>
+            <w:pPr>
+              <w:spacing w:after="0" w:line="240" w:lineRule="auto"/>
+              <w:ind w:left="-9"/>
+              <w:jc w:val="both"/>
+              <w:rPr>
+                <w:rFonts w:ascii="Arial" w:eastAsia="Arial" w:hAnsi="Arial" w:cs="Arial"/>
+                <w:sz w:val="20"/>
+                <w:szCs w:val="20"/>
+              </w:rPr>
+            </w:pPr>
+          </w:p>
+          <w:p>
+            <w:pPr>
+              <w:ind w:left="-9"/>
+              <w:jc w:val="both"/>
+              <w:rPr>
+                <w:rFonts w:ascii="Arial" w:eastAsia="Arial" w:hAnsi="Arial" w:cs="Arial"/>
+                <w:sz w:val="20"/>
+                <w:szCs w:val="20"/>
+              </w:rPr>
+            </w:pPr>
+            <w:r>
+              <w:rPr>
+                <w:rFonts w:ascii="Arial" w:eastAsia="Arial" w:hAnsi="Arial" w:cs="Arial"/>
+                <w:sz w:val="20"/>
+                <w:szCs w:val="20"/>
+              </w:rPr>
+              <w:t>DERECHO LABORAL</w:t>
+            </w:r>
+          </w:p>
+          <w:p>
+            <w:pPr>
+              <w:numPr>
+                <w:ilvl w:val="0"/>
+                <w:numId w:val="3"/>
+              </w:numPr>
+              <w:spacing w:after="0" w:line="240" w:lineRule="auto"/>
+              <w:ind w:left="141" w:hanging="150"/>
+              <w:jc w:val="both"/>
+              <w:rPr>
+                <w:rFonts w:ascii="Arial" w:eastAsia="Arial" w:hAnsi="Arial" w:cs="Arial"/>
+                <w:sz w:val="20"/>
+                <w:szCs w:val="20"/>
+              </w:rPr>
+            </w:pPr>
+            <w:r>
+              <w:rPr>
+                <w:rFonts w:ascii="Arial" w:eastAsia="Arial" w:hAnsi="Arial" w:cs="Arial"/>
+                <w:sz w:val="20"/>
+                <w:szCs w:val="20"/>
+              </w:rPr>
+              <w:t>Ley General del Trabajo</w:t>
+            </w:r>
+            <w:r>
+              <w:rPr>
+                <w:rFonts w:ascii="Arial" w:eastAsia="Arial" w:hAnsi="Arial" w:cs="Arial"/>
+                <w:sz w:val="20"/>
+                <w:szCs w:val="20"/>
+              </w:rPr>
+              <w:t>.</w:t>
+            </w:r>
+          </w:p>
+          <w:p>
+            <w:pPr>
+              <w:numPr>
+                <w:ilvl w:val="0"/>
+                <w:numId w:val="3"/>
+              </w:numPr>
+              <w:spacing w:after="0" w:line="240" w:lineRule="auto"/>
+              <w:ind w:left="141" w:hanging="150"/>
+              <w:jc w:val="both"/>
+              <w:rPr>
+                <w:rFonts w:ascii="Arial" w:eastAsia="Arial" w:hAnsi="Arial" w:cs="Arial"/>
+                <w:sz w:val="20"/>
+                <w:szCs w:val="20"/>
+              </w:rPr>
+            </w:pPr>
+            <w:r>
+              <w:rPr>
+                <w:rFonts w:ascii="Arial" w:eastAsia="Arial" w:hAnsi="Arial" w:cs="Arial"/>
+                <w:sz w:val="20"/>
+                <w:szCs w:val="20"/>
+              </w:rPr>
+              <w:t>Derecho al trabajo y al empleo</w:t>
+            </w:r>
+            <w:r>
+              <w:rPr>
+                <w:rFonts w:ascii="Arial" w:eastAsia="Arial" w:hAnsi="Arial" w:cs="Arial"/>
+                <w:sz w:val="20"/>
+                <w:szCs w:val="20"/>
+              </w:rPr>
+              <w:t>.</w:t>
+            </w:r>
+          </w:p>
+          <w:p>
+            <w:pPr>
               <w:tabs>
                 <w:tab w:val="left" w:pos="210"/>
               </w:tabs>
@@ -1977,22 +2247,12 @@
             </w:pPr>
             <w:r>
               <w:rPr>
-                <w:rFonts w:cstheme="minorHAnsi"/>
-                <w:bCs/>
-              </w:rPr>
-              <w:t>Seleccione los contenidos que considere pertinente desarrollar en el tiempo establecido en la planificación</w:t>
-            </w:r>
-          </w:p>
-          <w:p>
-            <w:pPr>
-              <w:tabs>
-                <w:tab w:val="left" w:pos="210"/>
-              </w:tabs>
-              <w:rPr>
-                <w:rFonts w:cstheme="minorHAnsi"/>
-                <w:bCs/>
-              </w:rPr>
-            </w:pPr>
+                <w:rFonts w:ascii="Arial" w:eastAsia="Arial" w:hAnsi="Arial" w:cs="Arial"/>
+                <w:sz w:val="20"/>
+                <w:szCs w:val="20"/>
+              </w:rPr>
+              <w:t>Responsabilidades y derechos del trabajador y empleado</w:t>
+            </w:r>
           </w:p>
         </w:tc>
         <w:tc>
@@ -2017,16 +2277,12 @@
               <w:rPr>
                 <w:rFonts w:cstheme="minorHAnsi"/>
               </w:rPr>
-              <w:t xml:space="preserve">Educación Intracultural, intercultural y plurilingüe </w:t>
-            </w:r>
-          </w:p>
-          <w:p>
-            <w:pPr>
-              <w:pStyle w:val="Sinespaciado"/>
-              <w:numPr>
-                <w:ilvl w:val="0"/>
-                <w:numId w:val="2"/>
-              </w:numPr>
+              <w:t>Educación para la producción</w:t>
+            </w:r>
+          </w:p>
+          <w:p>
+            <w:pPr>
+              <w:pStyle w:val="Sinespaciado"/>
               <w:spacing w:line="276" w:lineRule="auto"/>
               <w:rPr>
                 <w:rFonts w:cstheme="minorHAnsi"/>
@@ -2036,60 +2292,7 @@
               <w:rPr>
                 <w:rFonts w:cstheme="minorHAnsi"/>
               </w:rPr>
-              <w:t>Educación en Valores Sociocomunitarios</w:t>
-            </w:r>
-          </w:p>
-          <w:p>
-            <w:pPr>
-              <w:pStyle w:val="Sinespaciado"/>
-              <w:numPr>
-                <w:ilvl w:val="0"/>
-                <w:numId w:val="2"/>
-              </w:numPr>
-              <w:spacing w:line="276" w:lineRule="auto"/>
-              <w:rPr>
-                <w:rFonts w:cstheme="minorHAnsi"/>
-              </w:rPr>
-            </w:pPr>
-            <w:r>
-              <w:rPr>
-                <w:rFonts w:cstheme="minorHAnsi"/>
-              </w:rPr>
-              <w:t>Educación en Convivencia con la Madre Tierra y Salud Comunitaria</w:t>
-            </w:r>
-          </w:p>
-          <w:p>
-            <w:pPr>
-              <w:pStyle w:val="Sinespaciado"/>
-              <w:numPr>
-                <w:ilvl w:val="0"/>
-                <w:numId w:val="2"/>
-              </w:numPr>
-              <w:spacing w:line="276" w:lineRule="auto"/>
-              <w:rPr>
-                <w:rFonts w:cstheme="minorHAnsi"/>
-              </w:rPr>
-            </w:pPr>
-            <w:r>
-              <w:rPr>
-                <w:rFonts w:cstheme="minorHAnsi"/>
-              </w:rPr>
-              <w:t>Educación para la producción</w:t>
-            </w:r>
-          </w:p>
-          <w:p>
-            <w:pPr>
-              <w:pStyle w:val="Sinespaciado"/>
-              <w:spacing w:line="276" w:lineRule="auto"/>
-              <w:rPr>
-                <w:rFonts w:cstheme="minorHAnsi"/>
-              </w:rPr>
-            </w:pPr>
-            <w:r>
-              <w:rPr>
-                <w:rFonts w:cstheme="minorHAnsi"/>
-              </w:rPr>
-              <w:t>(Explicar que eje articulador aplica en su plan)</w:t>
+              <w:t>Actuación ante una emergencia médica, de acuerdo a las normas de primeros auxilios.</w:t>
             </w:r>
           </w:p>
         </w:tc>
@@ -2112,19 +2315,9 @@
         </w:rPr>
         <w:tab/>
       </w:r>
-    </w:p>
-    <w:p>
-      <w:pPr>
-        <w:spacing w:after="160" w:line="259" w:lineRule="auto"/>
-      </w:pPr>
       <w:r>
         <w:br w:type="page"/>
       </w:r>
-    </w:p>
-    <w:p>
-      <w:pPr>
-        <w:pStyle w:val="Sinespaciado"/>
-      </w:pPr>
     </w:p>
     <w:tbl>
       <w:tblPr>
@@ -2169,6 +2362,7 @@
                 <w:rFonts w:ascii="Berlin Sans FB Demi" w:eastAsiaTheme="minorHAnsi" w:hAnsi="Berlin Sans FB Demi"/>
                 <w:lang w:eastAsia="en-US"/>
               </w:rPr>
+              <w:lastRenderedPageBreak/>
               <w:t>ORIENTACIONES METODOLÓGICAS</w:t>
             </w:r>
           </w:p>
@@ -2226,16 +2420,30 @@
             <w:pPr>
               <w:pStyle w:val="Sinespaciado"/>
               <w:rPr>
+                <w:rFonts w:eastAsiaTheme="minorHAnsi" w:cstheme="minorHAnsi"/>
+                <w:lang w:eastAsia="en-US"/>
+              </w:rPr>
+            </w:pPr>
+            <w:r>
+              <w:rPr>
                 <w:rFonts w:ascii="Berlin Sans FB Demi" w:eastAsiaTheme="minorHAnsi" w:hAnsi="Berlin Sans FB Demi"/>
                 <w:lang w:eastAsia="en-US"/>
               </w:rPr>
-            </w:pPr>
+              <w:t>PRACTICA:</w:t>
+            </w:r>
             <w:r>
               <w:rPr>
                 <w:rFonts w:ascii="Berlin Sans FB Demi" w:eastAsiaTheme="minorHAnsi" w:hAnsi="Berlin Sans FB Demi"/>
                 <w:lang w:eastAsia="en-US"/>
               </w:rPr>
-              <w:t>PRACTICA:</w:t>
+              <w:t xml:space="preserve"> </w:t>
+            </w:r>
+            <w:r>
+              <w:rPr>
+                <w:rFonts w:eastAsiaTheme="minorHAnsi" w:cstheme="minorHAnsi"/>
+                <w:lang w:eastAsia="en-US"/>
+              </w:rPr>
+              <w:t>Miramos el video sobre actuación en primeros auxilios.</w:t>
             </w:r>
           </w:p>
         </w:tc>
@@ -2249,16 +2457,23 @@
             <w:pPr>
               <w:pStyle w:val="Sinespaciado"/>
               <w:rPr>
+                <w:rFonts w:eastAsiaTheme="minorHAnsi" w:cstheme="minorHAnsi"/>
+                <w:lang w:eastAsia="en-US"/>
+              </w:rPr>
+            </w:pPr>
+            <w:r>
+              <w:rPr>
                 <w:rFonts w:ascii="Berlin Sans FB Demi" w:eastAsiaTheme="minorHAnsi" w:hAnsi="Berlin Sans FB Demi"/>
                 <w:lang w:eastAsia="en-US"/>
               </w:rPr>
-            </w:pPr>
-            <w:r>
-              <w:rPr>
-                <w:rFonts w:ascii="Berlin Sans FB Demi" w:eastAsiaTheme="minorHAnsi" w:hAnsi="Berlin Sans FB Demi"/>
-                <w:lang w:eastAsia="en-US"/>
-              </w:rPr>
               <w:t xml:space="preserve">SER: </w:t>
+            </w:r>
+            <w:r>
+              <w:rPr>
+                <w:rFonts w:eastAsiaTheme="minorHAnsi" w:cstheme="minorHAnsi"/>
+                <w:lang w:eastAsia="en-US"/>
+              </w:rPr>
+              <w:t>Respeto y participación en el aula.</w:t>
             </w:r>
           </w:p>
         </w:tc>
@@ -2274,16 +2489,30 @@
             <w:pPr>
               <w:pStyle w:val="Sinespaciado"/>
               <w:rPr>
+                <w:rFonts w:eastAsiaTheme="minorHAnsi" w:cstheme="minorHAnsi"/>
+                <w:lang w:eastAsia="en-US"/>
+              </w:rPr>
+            </w:pPr>
+            <w:r>
+              <w:rPr>
                 <w:rFonts w:ascii="Berlin Sans FB Demi" w:eastAsiaTheme="minorHAnsi" w:hAnsi="Berlin Sans FB Demi"/>
                 <w:lang w:eastAsia="en-US"/>
               </w:rPr>
-            </w:pPr>
+              <w:t>TEORÍA:</w:t>
+            </w:r>
             <w:r>
               <w:rPr>
                 <w:rFonts w:ascii="Berlin Sans FB Demi" w:eastAsiaTheme="minorHAnsi" w:hAnsi="Berlin Sans FB Demi"/>
                 <w:lang w:eastAsia="en-US"/>
               </w:rPr>
-              <w:t>TEORÍA:</w:t>
+              <w:t xml:space="preserve"> </w:t>
+            </w:r>
+            <w:r>
+              <w:rPr>
+                <w:rFonts w:eastAsiaTheme="minorHAnsi" w:cstheme="minorHAnsi"/>
+                <w:lang w:eastAsia="en-US"/>
+              </w:rPr>
+              <w:t>Analizamos las normas de actuación ante emergencia médica.</w:t>
             </w:r>
           </w:p>
         </w:tc>
@@ -2297,16 +2526,30 @@
             <w:pPr>
               <w:pStyle w:val="Sinespaciado"/>
               <w:rPr>
+                <w:rFonts w:eastAsiaTheme="minorHAnsi" w:cstheme="minorHAnsi"/>
+                <w:lang w:eastAsia="en-US"/>
+              </w:rPr>
+            </w:pPr>
+            <w:r>
+              <w:rPr>
                 <w:rFonts w:ascii="Berlin Sans FB Demi" w:eastAsiaTheme="minorHAnsi" w:hAnsi="Berlin Sans FB Demi"/>
                 <w:lang w:eastAsia="en-US"/>
               </w:rPr>
-            </w:pPr>
+              <w:t>SABER:</w:t>
+            </w:r>
             <w:r>
               <w:rPr>
                 <w:rFonts w:ascii="Berlin Sans FB Demi" w:eastAsiaTheme="minorHAnsi" w:hAnsi="Berlin Sans FB Demi"/>
                 <w:lang w:eastAsia="en-US"/>
               </w:rPr>
-              <w:t>SABER:</w:t>
+              <w:t xml:space="preserve"> </w:t>
+            </w:r>
+            <w:r>
+              <w:rPr>
+                <w:rFonts w:eastAsiaTheme="minorHAnsi" w:cstheme="minorHAnsi"/>
+                <w:lang w:eastAsia="en-US"/>
+              </w:rPr>
+              <w:t>Analiza las normas de actuación en primeros auxilios.</w:t>
             </w:r>
           </w:p>
         </w:tc>
@@ -2322,16 +2565,30 @@
             <w:pPr>
               <w:pStyle w:val="Sinespaciado"/>
               <w:rPr>
+                <w:rFonts w:eastAsiaTheme="minorHAnsi" w:cstheme="minorHAnsi"/>
+                <w:lang w:eastAsia="en-US"/>
+              </w:rPr>
+            </w:pPr>
+            <w:r>
+              <w:rPr>
                 <w:rFonts w:ascii="Berlin Sans FB Demi" w:eastAsiaTheme="minorHAnsi" w:hAnsi="Berlin Sans FB Demi"/>
                 <w:lang w:eastAsia="en-US"/>
               </w:rPr>
-            </w:pPr>
+              <w:t>VALORACIÓN:</w:t>
+            </w:r>
             <w:r>
               <w:rPr>
                 <w:rFonts w:ascii="Berlin Sans FB Demi" w:eastAsiaTheme="minorHAnsi" w:hAnsi="Berlin Sans FB Demi"/>
                 <w:lang w:eastAsia="en-US"/>
               </w:rPr>
-              <w:t>VALORACIÓN:</w:t>
+              <w:t xml:space="preserve"> </w:t>
+            </w:r>
+            <w:r>
+              <w:rPr>
+                <w:rFonts w:eastAsiaTheme="minorHAnsi" w:cstheme="minorHAnsi"/>
+                <w:lang w:eastAsia="en-US"/>
+              </w:rPr>
+              <w:t>Valoramos la reacción oportuna ante una emergencia médica.</w:t>
             </w:r>
           </w:p>
         </w:tc>
@@ -2345,16 +2602,30 @@
             <w:pPr>
               <w:pStyle w:val="Sinespaciado"/>
               <w:rPr>
+                <w:rFonts w:eastAsiaTheme="minorHAnsi" w:cstheme="minorHAnsi"/>
+                <w:lang w:eastAsia="en-US"/>
+              </w:rPr>
+            </w:pPr>
+            <w:r>
+              <w:rPr>
                 <w:rFonts w:ascii="Berlin Sans FB Demi" w:eastAsiaTheme="minorHAnsi" w:hAnsi="Berlin Sans FB Demi"/>
                 <w:lang w:eastAsia="en-US"/>
               </w:rPr>
-            </w:pPr>
+              <w:t>HACER:</w:t>
+            </w:r>
             <w:r>
               <w:rPr>
                 <w:rFonts w:ascii="Berlin Sans FB Demi" w:eastAsiaTheme="minorHAnsi" w:hAnsi="Berlin Sans FB Demi"/>
                 <w:lang w:eastAsia="en-US"/>
               </w:rPr>
-              <w:t>HACER:</w:t>
+              <w:t xml:space="preserve"> </w:t>
+            </w:r>
+            <w:r>
+              <w:rPr>
+                <w:rFonts w:eastAsiaTheme="minorHAnsi" w:cstheme="minorHAnsi"/>
+                <w:lang w:eastAsia="en-US"/>
+              </w:rPr>
+              <w:t>Realiza un cuestionario y dramatización en primeros auxilios.</w:t>
             </w:r>
           </w:p>
         </w:tc>
@@ -2370,16 +2641,30 @@
             <w:pPr>
               <w:pStyle w:val="Sinespaciado"/>
               <w:rPr>
+                <w:rFonts w:eastAsiaTheme="minorHAnsi" w:cstheme="minorHAnsi"/>
+                <w:lang w:eastAsia="en-US"/>
+              </w:rPr>
+            </w:pPr>
+            <w:r>
+              <w:rPr>
                 <w:rFonts w:ascii="Berlin Sans FB Demi" w:eastAsiaTheme="minorHAnsi" w:hAnsi="Berlin Sans FB Demi"/>
                 <w:lang w:eastAsia="en-US"/>
               </w:rPr>
-            </w:pPr>
+              <w:t>PRODUCCIÓN:</w:t>
+            </w:r>
             <w:r>
               <w:rPr>
                 <w:rFonts w:ascii="Berlin Sans FB Demi" w:eastAsiaTheme="minorHAnsi" w:hAnsi="Berlin Sans FB Demi"/>
                 <w:lang w:eastAsia="en-US"/>
               </w:rPr>
-              <w:t>PRODUCCIÓN:</w:t>
+              <w:t xml:space="preserve"> </w:t>
+            </w:r>
+            <w:r>
+              <w:rPr>
+                <w:rFonts w:eastAsiaTheme="minorHAnsi" w:cstheme="minorHAnsi"/>
+                <w:lang w:eastAsia="en-US"/>
+              </w:rPr>
+              <w:t>Elaboramos un cuestionario sobre las normas de actuación en primeros auxilios</w:t>
             </w:r>
           </w:p>
         </w:tc>
@@ -2393,16 +2678,23 @@
             <w:pPr>
               <w:pStyle w:val="Sinespaciado"/>
               <w:rPr>
+                <w:rFonts w:ascii="Arial" w:eastAsiaTheme="minorHAnsi" w:hAnsi="Arial" w:cs="Arial"/>
+                <w:lang w:eastAsia="en-US"/>
+              </w:rPr>
+            </w:pPr>
+            <w:r>
+              <w:rPr>
                 <w:rFonts w:ascii="Berlin Sans FB Demi" w:eastAsiaTheme="minorHAnsi" w:hAnsi="Berlin Sans FB Demi"/>
                 <w:lang w:eastAsia="en-US"/>
               </w:rPr>
-            </w:pPr>
-            <w:r>
-              <w:rPr>
-                <w:rFonts w:ascii="Berlin Sans FB Demi" w:eastAsiaTheme="minorHAnsi" w:hAnsi="Berlin Sans FB Demi"/>
-                <w:lang w:eastAsia="en-US"/>
-              </w:rPr>
               <w:t xml:space="preserve">DECIDIR: </w:t>
+            </w:r>
+            <w:r>
+              <w:rPr>
+                <w:rFonts w:eastAsiaTheme="minorHAnsi" w:cstheme="minorHAnsi"/>
+                <w:lang w:eastAsia="en-US"/>
+              </w:rPr>
+              <w:t>Valora la actuación rápida y oportuna ante una emergencia médica.</w:t>
             </w:r>
           </w:p>
         </w:tc>
@@ -2695,10 +2987,35 @@
           </w:tcPr>
           <w:p>
             <w:pPr>
-              <w:pStyle w:val="Sinespaciado"/>
-            </w:pPr>
-            <w:r>
-              <w:t>Materiales físicos libros, revistas pedagógicas, etc. que se utilizan en el desarrollo curricular</w:t>
+              <w:spacing w:after="0" w:line="240" w:lineRule="auto"/>
+              <w:rPr>
+                <w:rFonts w:eastAsia="Times New Roman"/>
+                <w:lang w:eastAsia="es-419"/>
+              </w:rPr>
+            </w:pPr>
+            <w:r>
+              <w:rPr>
+                <w:rStyle w:val="fontstyle01"/>
+              </w:rPr>
+              <w:t>Marcadores, material oficina, texto</w:t>
+            </w:r>
+            <w:r>
+              <w:rPr>
+                <w:rStyle w:val="fontstyle01"/>
+              </w:rPr>
+              <w:t xml:space="preserve"> de apuntes</w:t>
+            </w:r>
+            <w:r>
+              <w:rPr>
+                <w:rStyle w:val="fontstyle01"/>
+              </w:rPr>
+              <w:t xml:space="preserve"> </w:t>
+            </w:r>
+            <w:r>
+              <w:rPr>
+                <w:rStyle w:val="fontstyle01"/>
+              </w:rPr>
+              <w:t>primeros auxilios.</w:t>
             </w:r>
           </w:p>
           <w:p>
@@ -2718,51 +3035,8 @@
               <w:pStyle w:val="Sinespaciado"/>
             </w:pPr>
             <w:r>
-              <w:t xml:space="preserve">Enlaces de videos, de herramientas virtuales como </w:t>
-            </w:r>
-            <w:proofErr w:type="spellStart"/>
-            <w:r>
-              <w:t>quizizz</w:t>
-            </w:r>
-            <w:proofErr w:type="spellEnd"/>
-            <w:r>
-              <w:t xml:space="preserve">, </w:t>
-            </w:r>
-            <w:proofErr w:type="spellStart"/>
-            <w:r>
-              <w:t>kahoot</w:t>
-            </w:r>
-            <w:proofErr w:type="spellEnd"/>
-            <w:r>
-              <w:t xml:space="preserve">, </w:t>
-            </w:r>
-            <w:proofErr w:type="spellStart"/>
-            <w:r>
-              <w:t>educaplay</w:t>
-            </w:r>
-            <w:proofErr w:type="spellEnd"/>
-            <w:r>
-              <w:t xml:space="preserve">, etc. – enlaces de páginas informativas </w:t>
-            </w:r>
-          </w:p>
-          <w:p>
-            <w:pPr>
-              <w:pStyle w:val="Sinespaciado"/>
-            </w:pPr>
-            <w:r>
-              <w:t xml:space="preserve">(los datos de internet – Google son muy generales y </w:t>
-            </w:r>
-            <w:r>
-              <w:t xml:space="preserve">son </w:t>
-            </w:r>
-            <w:r>
-              <w:t>buscadores)</w:t>
-            </w:r>
-          </w:p>
-          <w:p>
-            <w:pPr>
-              <w:pStyle w:val="Sinespaciado"/>
-            </w:pPr>
+              <w:t>Reproductor de video Android/Windows.</w:t>
+            </w:r>
           </w:p>
         </w:tc>
       </w:tr>
@@ -2852,7 +3126,23 @@
               <w:pStyle w:val="Sinespaciado"/>
             </w:pPr>
             <w:r>
-              <w:t xml:space="preserve">Se cita al autor y titulo de libros textos, revistas pedagógicas y enlaces de material virtual que se utilizara en los temas avanzados en el desarrollo curricular.  </w:t>
+              <w:t xml:space="preserve">BOSAI: Esté preparado - Primeros auxilios - Cruce cultural Culture Crossroads | NHK WORLD-JAPAN </w:t>
+            </w:r>
+            <w:hyperlink r:id="rId8" w:history="1">
+              <w:r>
+                <w:rPr>
+                  <w:rStyle w:val="Hipervnculo"/>
+                </w:rPr>
+                <w:t>https://is.gd/5EGQMs</w:t>
+              </w:r>
+            </w:hyperlink>
+          </w:p>
+          <w:p>
+            <w:pPr>
+              <w:pStyle w:val="Sinespaciado"/>
+            </w:pPr>
+            <w:r>
+              <w:t>Primeros Auxilios Asepeyo - CURSO DE FORMACIÓN EN PRIMEROS AUXILIOS Acreditada como - Studocu https://is.gd/CqTmAe</w:t>
             </w:r>
           </w:p>
         </w:tc>
@@ -2905,6 +3195,7 @@
           <w:szCs w:val="32"/>
           <w:lang w:val="es-BO" w:eastAsia="en-US"/>
         </w:rPr>
+        <w:lastRenderedPageBreak/>
         <mc:AlternateContent>
           <mc:Choice Requires="wps">
             <w:drawing>
@@ -3051,8 +3342,8 @@
       </w:r>
     </w:p>
     <w:sectPr>
-      <w:headerReference w:type="default" r:id="rId8"/>
-      <w:footerReference w:type="default" r:id="rId9"/>
+      <w:headerReference w:type="default" r:id="rId9"/>
+      <w:footerReference w:type="default" r:id="rId10"/>
       <w:pgSz w:w="15842" w:h="12242" w:orient="landscape" w:code="1"/>
       <w:pgMar w:top="1134" w:right="1134" w:bottom="1134" w:left="1134" w:header="709" w:footer="709" w:gutter="0"/>
       <w:cols w:space="708"/>
@@ -3737,11 +4028,127 @@
       </w:rPr>
     </w:lvl>
   </w:abstractNum>
+  <w:abstractNum w:abstractNumId="2" w15:restartNumberingAfterBreak="0">
+    <w:nsid w:val="53E06CE7"/>
+    <w:multiLevelType w:val="multilevel"/>
+    <w:tmpl w:val="53A42D8E"/>
+    <w:lvl w:ilvl="0">
+      <w:start w:val="1"/>
+      <w:numFmt w:val="bullet"/>
+      <w:lvlText w:val="●"/>
+      <w:lvlJc w:val="left"/>
+      <w:pPr>
+        <w:ind w:left="720" w:hanging="360"/>
+      </w:pPr>
+      <w:rPr>
+        <w:u w:val="none"/>
+      </w:rPr>
+    </w:lvl>
+    <w:lvl w:ilvl="1">
+      <w:start w:val="1"/>
+      <w:numFmt w:val="lowerLetter"/>
+      <w:lvlText w:val="%2."/>
+      <w:lvlJc w:val="left"/>
+      <w:pPr>
+        <w:ind w:left="1440" w:hanging="360"/>
+      </w:pPr>
+      <w:rPr>
+        <w:u w:val="none"/>
+      </w:rPr>
+    </w:lvl>
+    <w:lvl w:ilvl="2">
+      <w:start w:val="1"/>
+      <w:numFmt w:val="lowerRoman"/>
+      <w:lvlText w:val="%3."/>
+      <w:lvlJc w:val="right"/>
+      <w:pPr>
+        <w:ind w:left="2160" w:hanging="360"/>
+      </w:pPr>
+      <w:rPr>
+        <w:u w:val="none"/>
+      </w:rPr>
+    </w:lvl>
+    <w:lvl w:ilvl="3">
+      <w:start w:val="1"/>
+      <w:numFmt w:val="decimal"/>
+      <w:lvlText w:val="%4."/>
+      <w:lvlJc w:val="left"/>
+      <w:pPr>
+        <w:ind w:left="2880" w:hanging="360"/>
+      </w:pPr>
+      <w:rPr>
+        <w:u w:val="none"/>
+      </w:rPr>
+    </w:lvl>
+    <w:lvl w:ilvl="4">
+      <w:start w:val="1"/>
+      <w:numFmt w:val="lowerLetter"/>
+      <w:lvlText w:val="%5."/>
+      <w:lvlJc w:val="left"/>
+      <w:pPr>
+        <w:ind w:left="3600" w:hanging="360"/>
+      </w:pPr>
+      <w:rPr>
+        <w:u w:val="none"/>
+      </w:rPr>
+    </w:lvl>
+    <w:lvl w:ilvl="5">
+      <w:start w:val="1"/>
+      <w:numFmt w:val="lowerRoman"/>
+      <w:lvlText w:val="%6."/>
+      <w:lvlJc w:val="right"/>
+      <w:pPr>
+        <w:ind w:left="4320" w:hanging="360"/>
+      </w:pPr>
+      <w:rPr>
+        <w:u w:val="none"/>
+      </w:rPr>
+    </w:lvl>
+    <w:lvl w:ilvl="6">
+      <w:start w:val="1"/>
+      <w:numFmt w:val="decimal"/>
+      <w:lvlText w:val="%7."/>
+      <w:lvlJc w:val="left"/>
+      <w:pPr>
+        <w:ind w:left="5040" w:hanging="360"/>
+      </w:pPr>
+      <w:rPr>
+        <w:u w:val="none"/>
+      </w:rPr>
+    </w:lvl>
+    <w:lvl w:ilvl="7">
+      <w:start w:val="1"/>
+      <w:numFmt w:val="lowerLetter"/>
+      <w:lvlText w:val="%8."/>
+      <w:lvlJc w:val="left"/>
+      <w:pPr>
+        <w:ind w:left="5760" w:hanging="360"/>
+      </w:pPr>
+      <w:rPr>
+        <w:u w:val="none"/>
+      </w:rPr>
+    </w:lvl>
+    <w:lvl w:ilvl="8">
+      <w:start w:val="1"/>
+      <w:numFmt w:val="lowerRoman"/>
+      <w:lvlText w:val="%9."/>
+      <w:lvlJc w:val="right"/>
+      <w:pPr>
+        <w:ind w:left="6480" w:hanging="360"/>
+      </w:pPr>
+      <w:rPr>
+        <w:u w:val="none"/>
+      </w:rPr>
+    </w:lvl>
+  </w:abstractNum>
   <w:num w:numId="1" w16cid:durableId="1164781861">
     <w:abstractNumId w:val="0"/>
   </w:num>
   <w:num w:numId="2" w16cid:durableId="1520974456">
     <w:abstractNumId w:val="1"/>
+  </w:num>
+  <w:num w:numId="3" w16cid:durableId="1860313281">
+    <w:abstractNumId w:val="2"/>
   </w:num>
 </w:numbering>
 </file>
@@ -4317,6 +4724,44 @@
     <w:locked/>
     <w:rsid w:val="00046389"/>
   </w:style>
+  <w:style w:type="character" w:customStyle="1" w:styleId="fontstyle01">
+    <w:name w:val="fontstyle01"/>
+    <w:basedOn w:val="Fuentedeprrafopredeter"/>
+    <w:rsid w:val="00993532"/>
+    <w:rPr>
+      <w:rFonts w:ascii="Calibri" w:hAnsi="Calibri" w:cs="Calibri" w:hint="default"/>
+      <w:b w:val="0"/>
+      <w:bCs w:val="0"/>
+      <w:i w:val="0"/>
+      <w:iCs w:val="0"/>
+      <w:color w:val="000000"/>
+      <w:sz w:val="22"/>
+      <w:szCs w:val="22"/>
+    </w:rPr>
+  </w:style>
+  <w:style w:type="character" w:styleId="Hipervnculo">
+    <w:name w:val="Hyperlink"/>
+    <w:basedOn w:val="Fuentedeprrafopredeter"/>
+    <w:uiPriority w:val="99"/>
+    <w:unhideWhenUsed/>
+    <w:rsid w:val="009C73A4"/>
+    <w:rPr>
+      <w:color w:val="0563C1" w:themeColor="hyperlink"/>
+      <w:u w:val="single"/>
+    </w:rPr>
+  </w:style>
+  <w:style w:type="character" w:styleId="Mencinsinresolver">
+    <w:name w:val="Unresolved Mention"/>
+    <w:basedOn w:val="Fuentedeprrafopredeter"/>
+    <w:uiPriority w:val="99"/>
+    <w:semiHidden/>
+    <w:unhideWhenUsed/>
+    <w:rsid w:val="009C73A4"/>
+    <w:rPr>
+      <w:color w:val="605E5C"/>
+      <w:shd w:val="clear" w:color="auto" w:fill="E1DFDD"/>
+    </w:rPr>
+  </w:style>
 </w:styles>
 </file>
 

--- a/PDC_2025_3ro_TTG.docx
+++ b/PDC_2025_3ro_TTG.docx
@@ -30,7 +30,7 @@
           <w:sz w:val="40"/>
           <w:szCs w:val="36"/>
         </w:rPr>
-        <w:t>MARZO</w:t>
+        <w:t>ABRIL</w:t>
       </w:r>
       <w:r>
         <w:rPr>
@@ -821,7 +821,7 @@
               <w:rPr>
                 <w:rFonts w:cstheme="minorHAnsi"/>
               </w:rPr>
-              <w:t>Marzo</w:t>
+              <w:t>Abril</w:t>
             </w:r>
           </w:p>
         </w:tc>
@@ -959,7 +959,19 @@
               <w:rPr>
                 <w:rFonts w:cstheme="minorHAnsi"/>
               </w:rPr>
-              <w:t>01/03/2025</w:t>
+              <w:t>01/0</w:t>
+            </w:r>
+            <w:r>
+              <w:rPr>
+                <w:rFonts w:cstheme="minorHAnsi"/>
+              </w:rPr>
+              <w:t>4</w:t>
+            </w:r>
+            <w:r>
+              <w:rPr>
+                <w:rFonts w:cstheme="minorHAnsi"/>
+              </w:rPr>
+              <w:t>/2025</w:t>
             </w:r>
           </w:p>
         </w:tc>
@@ -1014,13 +1026,25 @@
               <w:rPr>
                 <w:rFonts w:cstheme="minorHAnsi"/>
               </w:rPr>
-              <w:t>1</w:t>
-            </w:r>
-            <w:r>
-              <w:rPr>
-                <w:rFonts w:cstheme="minorHAnsi"/>
-              </w:rPr>
-              <w:t>/03/2025</w:t>
+              <w:t>0</w:t>
+            </w:r>
+            <w:r>
+              <w:rPr>
+                <w:rFonts w:cstheme="minorHAnsi"/>
+              </w:rPr>
+              <w:t>/0</w:t>
+            </w:r>
+            <w:r>
+              <w:rPr>
+                <w:rFonts w:cstheme="minorHAnsi"/>
+              </w:rPr>
+              <w:t>4</w:t>
+            </w:r>
+            <w:r>
+              <w:rPr>
+                <w:rFonts w:cstheme="minorHAnsi"/>
+              </w:rPr>
+              <w:t>/2025</w:t>
             </w:r>
           </w:p>
         </w:tc>
@@ -1658,7 +1682,16 @@
                 <w:bCs/>
                 <w:i/>
               </w:rPr>
-              <w:t xml:space="preserve">MARZO – 2025 </w:t>
+              <w:t>ABRIL</w:t>
+            </w:r>
+            <w:r>
+              <w:rPr>
+                <w:rFonts w:cstheme="minorHAnsi"/>
+                <w:b/>
+                <w:bCs/>
+                <w:i/>
+              </w:rPr>
+              <w:t xml:space="preserve"> – 2025 </w:t>
             </w:r>
           </w:p>
         </w:tc>
@@ -1800,7 +1833,14 @@
                 <w:rFonts w:cstheme="minorHAnsi"/>
                 <w:b/>
               </w:rPr>
-              <w:t xml:space="preserve">MARZO – 2025 </w:t>
+              <w:t>ABRIL</w:t>
+            </w:r>
+            <w:r>
+              <w:rPr>
+                <w:rFonts w:cstheme="minorHAnsi"/>
+                <w:b/>
+              </w:rPr>
+              <w:t xml:space="preserve"> – 2025 </w:t>
             </w:r>
           </w:p>
         </w:tc>
@@ -1830,14 +1870,56 @@
                 <w:rFonts w:cstheme="minorHAnsi"/>
                 <w:bCs/>
               </w:rPr>
-              <w:t>Fortalecemos la responsabilidad, solidaridad y complementariedad, a través del estudio de las políticas de desarrollo y matriz productiva, elaborando mapa de las potencialidades productivas del país</w:t>
-            </w:r>
-            <w:r>
-              <w:rPr>
-                <w:rFonts w:cstheme="minorHAnsi"/>
-                <w:bCs/>
-              </w:rPr>
-              <w:t>, para preservar la vida del ser humano y madre tierra.</w:t>
+              <w:t xml:space="preserve">Fortalecemos la responsabilidad, solidaridad y complementariedad, a través del estudio de </w:t>
+            </w:r>
+            <w:r>
+              <w:rPr>
+                <w:rFonts w:cstheme="minorHAnsi"/>
+                <w:bCs/>
+              </w:rPr>
+              <w:t xml:space="preserve">los complejos y sectores </w:t>
+            </w:r>
+            <w:r>
+              <w:rPr>
+                <w:rFonts w:cstheme="minorHAnsi"/>
+                <w:bCs/>
+              </w:rPr>
+              <w:t>productivos,</w:t>
+            </w:r>
+            <w:r>
+              <w:rPr>
+                <w:rFonts w:cstheme="minorHAnsi"/>
+                <w:bCs/>
+              </w:rPr>
+              <w:t xml:space="preserve"> elaborando </w:t>
+            </w:r>
+            <w:r>
+              <w:rPr>
+                <w:rFonts w:cstheme="minorHAnsi"/>
+                <w:bCs/>
+              </w:rPr>
+              <w:t xml:space="preserve">un </w:t>
+            </w:r>
+            <w:r>
+              <w:rPr>
+                <w:rFonts w:cstheme="minorHAnsi"/>
+                <w:bCs/>
+              </w:rPr>
+              <w:t xml:space="preserve">mapa </w:t>
+            </w:r>
+            <w:r>
+              <w:rPr>
+                <w:rFonts w:cstheme="minorHAnsi"/>
+                <w:bCs/>
+              </w:rPr>
+              <w:t>conceptual,</w:t>
+            </w:r>
+            <w:r>
+              <w:rPr>
+                <w:rFonts w:cstheme="minorHAnsi"/>
+                <w:bCs/>
+              </w:rPr>
+              <w:t xml:space="preserve"> para preservar la vida del ser humano y madre tierra.</w:t>
             </w:r>
             <w:r>
               <w:rPr>
@@ -1992,7 +2074,14 @@
                 <w:rFonts w:cstheme="minorHAnsi"/>
                 <w:bCs/>
               </w:rPr>
-              <w:t>Políticas de desarrollo y matriz productiva.</w:t>
+              <w:t>Complejos y sectores de producción</w:t>
+            </w:r>
+            <w:r>
+              <w:rPr>
+                <w:rFonts w:cstheme="minorHAnsi"/>
+                <w:bCs/>
+              </w:rPr>
+              <w:t>.</w:t>
             </w:r>
           </w:p>
           <w:p>
@@ -2016,7 +2105,14 @@
                 <w:rFonts w:cstheme="minorHAnsi"/>
                 <w:bCs/>
               </w:rPr>
-              <w:t>Actores fundamentales de la economía.</w:t>
+              <w:t>Complejos productivos integrales</w:t>
+            </w:r>
+            <w:r>
+              <w:rPr>
+                <w:rFonts w:cstheme="minorHAnsi"/>
+                <w:bCs/>
+              </w:rPr>
+              <w:t>.</w:t>
             </w:r>
           </w:p>
           <w:p>
@@ -2040,7 +2136,14 @@
                 <w:rFonts w:cstheme="minorHAnsi"/>
                 <w:bCs/>
               </w:rPr>
-              <w:t>Matriz productiva.</w:t>
+              <w:t>Sectores económicos</w:t>
+            </w:r>
+            <w:r>
+              <w:rPr>
+                <w:rFonts w:cstheme="minorHAnsi"/>
+                <w:bCs/>
+              </w:rPr>
+              <w:t>.</w:t>
             </w:r>
           </w:p>
           <w:p>
@@ -2064,7 +2167,21 @@
                 <w:rFonts w:cstheme="minorHAnsi"/>
                 <w:bCs/>
               </w:rPr>
-              <w:t>Políticas productivas.</w:t>
+              <w:t>Sectores económicos</w:t>
+            </w:r>
+            <w:r>
+              <w:rPr>
+                <w:rFonts w:cstheme="minorHAnsi"/>
+                <w:bCs/>
+              </w:rPr>
+              <w:t xml:space="preserve"> estratégicos</w:t>
+            </w:r>
+            <w:r>
+              <w:rPr>
+                <w:rFonts w:cstheme="minorHAnsi"/>
+                <w:bCs/>
+              </w:rPr>
+              <w:t>.</w:t>
             </w:r>
           </w:p>
           <w:p>
@@ -2088,7 +2205,7 @@
                 <w:rFonts w:cstheme="minorHAnsi"/>
                 <w:bCs/>
               </w:rPr>
-              <w:t>Sectores estratégicos de recursos.</w:t>
+              <w:t>.</w:t>
             </w:r>
           </w:p>
           <w:p>
@@ -2152,7 +2269,31 @@
               <w:rPr>
                 <w:rFonts w:cstheme="minorHAnsi"/>
               </w:rPr>
-              <w:t>Se analiza las potencialidades productivas de las regiones de Bolivia.</w:t>
+              <w:t xml:space="preserve">Se analiza </w:t>
+            </w:r>
+            <w:r>
+              <w:rPr>
+                <w:rFonts w:cstheme="minorHAnsi"/>
+              </w:rPr>
+              <w:t>los complejos productivos y sectores estratégicos que generan ingresos</w:t>
+            </w:r>
+            <w:r>
+              <w:rPr>
+                <w:rFonts w:cstheme="minorHAnsi"/>
+              </w:rPr>
+              <w:t xml:space="preserve"> </w:t>
+            </w:r>
+            <w:r>
+              <w:rPr>
+                <w:rFonts w:cstheme="minorHAnsi"/>
+              </w:rPr>
+              <w:t>en</w:t>
+            </w:r>
+            <w:r>
+              <w:rPr>
+                <w:rFonts w:cstheme="minorHAnsi"/>
+              </w:rPr>
+              <w:t xml:space="preserve"> Bolivia.</w:t>
             </w:r>
           </w:p>
           <w:p>
@@ -2309,7 +2450,28 @@
                 <w:rFonts w:eastAsiaTheme="minorHAnsi" w:cstheme="minorHAnsi"/>
                 <w:lang w:eastAsia="en-US"/>
               </w:rPr>
-              <w:t>Leemos la cadena productiva de la producción del azúcar.</w:t>
+              <w:t xml:space="preserve">Leemos </w:t>
+            </w:r>
+            <w:r>
+              <w:rPr>
+                <w:rFonts w:eastAsiaTheme="minorHAnsi" w:cstheme="minorHAnsi"/>
+                <w:lang w:eastAsia="en-US"/>
+              </w:rPr>
+              <w:t xml:space="preserve">y miramos la imagen de los principales complejos productivos del </w:t>
+            </w:r>
+            <w:r>
+              <w:rPr>
+                <w:rFonts w:eastAsiaTheme="minorHAnsi" w:cstheme="minorHAnsi"/>
+                <w:lang w:eastAsia="en-US"/>
+              </w:rPr>
+              <w:t>país</w:t>
+            </w:r>
+            <w:r>
+              <w:rPr>
+                <w:rFonts w:eastAsiaTheme="minorHAnsi" w:cstheme="minorHAnsi"/>
+                <w:lang w:eastAsia="en-US"/>
+              </w:rPr>
+              <w:t>.</w:t>
             </w:r>
           </w:p>
         </w:tc>
@@ -2422,7 +2584,21 @@
                 <w:rFonts w:eastAsiaTheme="minorHAnsi" w:cstheme="minorHAnsi"/>
                 <w:lang w:eastAsia="en-US"/>
               </w:rPr>
-              <w:t>Identifica las potencialidades productivas de la región Chuquisaca.</w:t>
+              <w:t xml:space="preserve">Identifica </w:t>
+            </w:r>
+            <w:r>
+              <w:rPr>
+                <w:rFonts w:eastAsiaTheme="minorHAnsi" w:cstheme="minorHAnsi"/>
+                <w:lang w:eastAsia="en-US"/>
+              </w:rPr>
+              <w:t>los complejos productivos</w:t>
+            </w:r>
+            <w:r>
+              <w:rPr>
+                <w:rFonts w:eastAsiaTheme="minorHAnsi" w:cstheme="minorHAnsi"/>
+                <w:lang w:eastAsia="en-US"/>
+              </w:rPr>
+              <w:t xml:space="preserve"> de la región Chuquisaca.</w:t>
             </w:r>
           </w:p>
         </w:tc>
@@ -2461,7 +2637,21 @@
                 <w:rFonts w:eastAsiaTheme="minorHAnsi" w:cstheme="minorHAnsi"/>
                 <w:lang w:eastAsia="en-US"/>
               </w:rPr>
-              <w:t>Valoramos las potencialidades productivas de nuestra región.</w:t>
+              <w:t>Valoramos l</w:t>
+            </w:r>
+            <w:r>
+              <w:rPr>
+                <w:rFonts w:eastAsiaTheme="minorHAnsi" w:cstheme="minorHAnsi"/>
+                <w:lang w:eastAsia="en-US"/>
+              </w:rPr>
+              <w:t xml:space="preserve">os complejos productivos </w:t>
+            </w:r>
+            <w:r>
+              <w:rPr>
+                <w:rFonts w:eastAsiaTheme="minorHAnsi" w:cstheme="minorHAnsi"/>
+                <w:lang w:eastAsia="en-US"/>
+              </w:rPr>
+              <w:t>de nuestra región.</w:t>
             </w:r>
           </w:p>
         </w:tc>
@@ -2498,7 +2688,56 @@
                 <w:rFonts w:eastAsiaTheme="minorHAnsi" w:cstheme="minorHAnsi"/>
                 <w:lang w:eastAsia="en-US"/>
               </w:rPr>
-              <w:t>Realiza un mapa de regiones productivas</w:t>
+              <w:t>Realiza un mapa</w:t>
+            </w:r>
+            <w:r>
+              <w:rPr>
+                <w:rFonts w:eastAsiaTheme="minorHAnsi" w:cstheme="minorHAnsi"/>
+                <w:lang w:eastAsia="en-US"/>
+              </w:rPr>
+              <w:t xml:space="preserve"> conceptual</w:t>
+            </w:r>
+            <w:r>
+              <w:rPr>
+                <w:rFonts w:eastAsiaTheme="minorHAnsi" w:cstheme="minorHAnsi"/>
+                <w:lang w:eastAsia="en-US"/>
+              </w:rPr>
+              <w:t xml:space="preserve"> </w:t>
+            </w:r>
+            <w:r>
+              <w:rPr>
+                <w:rFonts w:eastAsiaTheme="minorHAnsi" w:cstheme="minorHAnsi"/>
+                <w:lang w:eastAsia="en-US"/>
+              </w:rPr>
+              <w:t>complejos</w:t>
+            </w:r>
+            <w:r>
+              <w:rPr>
+                <w:rFonts w:eastAsiaTheme="minorHAnsi" w:cstheme="minorHAnsi"/>
+                <w:lang w:eastAsia="en-US"/>
+              </w:rPr>
+              <w:t xml:space="preserve"> productiv</w:t>
+            </w:r>
+            <w:r>
+              <w:rPr>
+                <w:rFonts w:eastAsiaTheme="minorHAnsi" w:cstheme="minorHAnsi"/>
+                <w:lang w:eastAsia="en-US"/>
+              </w:rPr>
+              <w:t>o</w:t>
+            </w:r>
+            <w:r>
+              <w:rPr>
+                <w:rFonts w:eastAsiaTheme="minorHAnsi" w:cstheme="minorHAnsi"/>
+                <w:lang w:eastAsia="en-US"/>
+              </w:rPr>
+              <w:t>s</w:t>
+            </w:r>
+            <w:r>
+              <w:rPr>
+                <w:rFonts w:eastAsiaTheme="minorHAnsi" w:cstheme="minorHAnsi"/>
+                <w:lang w:eastAsia="en-US"/>
+              </w:rPr>
+              <w:t>.</w:t>
             </w:r>
           </w:p>
         </w:tc>
@@ -2537,7 +2776,28 @@
                 <w:rFonts w:eastAsiaTheme="minorHAnsi" w:cstheme="minorHAnsi"/>
                 <w:lang w:eastAsia="en-US"/>
               </w:rPr>
-              <w:t>Mapa de las regiones productivas de Bolivia.</w:t>
+              <w:t xml:space="preserve">Mapa </w:t>
+            </w:r>
+            <w:r>
+              <w:rPr>
+                <w:rFonts w:eastAsiaTheme="minorHAnsi" w:cstheme="minorHAnsi"/>
+                <w:lang w:eastAsia="en-US"/>
+              </w:rPr>
+              <w:t xml:space="preserve">conceptual de los complejos productivos del </w:t>
+            </w:r>
+            <w:r>
+              <w:rPr>
+                <w:rFonts w:eastAsiaTheme="minorHAnsi" w:cstheme="minorHAnsi"/>
+                <w:lang w:eastAsia="en-US"/>
+              </w:rPr>
+              <w:t>país</w:t>
+            </w:r>
+            <w:r>
+              <w:rPr>
+                <w:rFonts w:eastAsiaTheme="minorHAnsi" w:cstheme="minorHAnsi"/>
+                <w:lang w:eastAsia="en-US"/>
+              </w:rPr>
+              <w:t>.</w:t>
             </w:r>
           </w:p>
         </w:tc>
@@ -2567,7 +2827,35 @@
                 <w:rFonts w:eastAsiaTheme="minorHAnsi" w:cstheme="minorHAnsi"/>
                 <w:lang w:eastAsia="en-US"/>
               </w:rPr>
-              <w:t>Valora los productos de la región CH.</w:t>
+              <w:t xml:space="preserve">Valora </w:t>
+            </w:r>
+            <w:r>
+              <w:rPr>
+                <w:rFonts w:eastAsiaTheme="minorHAnsi" w:cstheme="minorHAnsi"/>
+                <w:lang w:eastAsia="en-US"/>
+              </w:rPr>
+              <w:t xml:space="preserve">complejos </w:t>
+            </w:r>
+            <w:r>
+              <w:rPr>
+                <w:rFonts w:eastAsiaTheme="minorHAnsi" w:cstheme="minorHAnsi"/>
+                <w:lang w:eastAsia="en-US"/>
+              </w:rPr>
+              <w:t>productivos en</w:t>
+            </w:r>
+            <w:r>
+              <w:rPr>
+                <w:rFonts w:eastAsiaTheme="minorHAnsi" w:cstheme="minorHAnsi"/>
+                <w:lang w:eastAsia="en-US"/>
+              </w:rPr>
+              <w:t xml:space="preserve"> </w:t>
+            </w:r>
+            <w:r>
+              <w:rPr>
+                <w:rFonts w:eastAsiaTheme="minorHAnsi" w:cstheme="minorHAnsi"/>
+                <w:lang w:eastAsia="en-US"/>
+              </w:rPr>
+              <w:t>CH</w:t>
             </w:r>
           </w:p>
         </w:tc>
@@ -2940,7 +3228,21 @@
                 <w:b/>
                 <w:bCs/>
               </w:rPr>
-              <w:t>Mapa de las potencialidades productivas de Bolivia.</w:t>
+              <w:t xml:space="preserve">Mapa </w:t>
+            </w:r>
+            <w:r>
+              <w:rPr>
+                <w:b/>
+                <w:bCs/>
+              </w:rPr>
+              <w:t>conceptual de los complejos productivos en</w:t>
+            </w:r>
+            <w:r>
+              <w:rPr>
+                <w:b/>
+                <w:bCs/>
+              </w:rPr>
+              <w:t xml:space="preserve"> Bolivia.</w:t>
             </w:r>
           </w:p>
         </w:tc>

--- a/PDC_2025_3ro_TTG.docx
+++ b/PDC_2025_3ro_TTG.docx
@@ -30,7 +30,7 @@
           <w:sz w:val="40"/>
           <w:szCs w:val="36"/>
         </w:rPr>
-        <w:t>MARZO</w:t>
+        <w:t>MAYO</w:t>
       </w:r>
       <w:r>
         <w:rPr>
@@ -793,7 +793,7 @@
               <w:rPr>
                 <w:rFonts w:cstheme="minorHAnsi"/>
               </w:rPr>
-              <w:t>Marzo</w:t>
+              <w:t>Mayo</w:t>
             </w:r>
           </w:p>
         </w:tc>
@@ -931,7 +931,19 @@
               <w:rPr>
                 <w:rFonts w:cstheme="minorHAnsi"/>
               </w:rPr>
-              <w:t>01/03/2025</w:t>
+              <w:t>01/0</w:t>
+            </w:r>
+            <w:r>
+              <w:rPr>
+                <w:rFonts w:cstheme="minorHAnsi"/>
+              </w:rPr>
+              <w:t>5</w:t>
+            </w:r>
+            <w:r>
+              <w:rPr>
+                <w:rFonts w:cstheme="minorHAnsi"/>
+              </w:rPr>
+              <w:t>/2025</w:t>
             </w:r>
           </w:p>
         </w:tc>
@@ -992,7 +1004,19 @@
               <w:rPr>
                 <w:rFonts w:cstheme="minorHAnsi"/>
               </w:rPr>
-              <w:t>/03/2025</w:t>
+              <w:t>/0</w:t>
+            </w:r>
+            <w:r>
+              <w:rPr>
+                <w:rFonts w:cstheme="minorHAnsi"/>
+              </w:rPr>
+              <w:t>5</w:t>
+            </w:r>
+            <w:r>
+              <w:rPr>
+                <w:rFonts w:cstheme="minorHAnsi"/>
+              </w:rPr>
+              <w:t>/2025</w:t>
             </w:r>
           </w:p>
         </w:tc>
@@ -1452,19 +1476,7 @@
               <w:rPr>
                 <w:rStyle w:val="fontstyle01"/>
               </w:rPr>
-              <w:t>Realización de cuestionario sobre el tema</w:t>
-            </w:r>
-            <w:r>
-              <w:rPr>
-                <w:rStyle w:val="fontstyle01"/>
-              </w:rPr>
-              <w:t xml:space="preserve"> en grupos</w:t>
-            </w:r>
-            <w:r>
-              <w:rPr>
-                <w:rStyle w:val="fontstyle01"/>
-              </w:rPr>
-              <w:t>.</w:t>
+              <w:t>Realización de cuestionario sobre el tema en grupos.</w:t>
             </w:r>
           </w:p>
           <w:p>
@@ -1511,13 +1523,7 @@
               <w:rPr>
                 <w:rStyle w:val="fontstyle01"/>
               </w:rPr>
-              <w:t>artificial”</w:t>
-            </w:r>
-            <w:r>
-              <w:rPr>
-                <w:rStyle w:val="fontstyle01"/>
-              </w:rPr>
-              <w:t xml:space="preserve"> y realización de un resumen de cada </w:t>
+              <w:t xml:space="preserve">artificial” y realización de un resumen de cada </w:t>
             </w:r>
             <w:r>
               <w:rPr>
@@ -1645,7 +1651,25 @@
                 <w:bCs/>
                 <w:i/>
               </w:rPr>
-              <w:t xml:space="preserve">MARZO – 2025 </w:t>
+              <w:t>M</w:t>
+            </w:r>
+            <w:r>
+              <w:rPr>
+                <w:rFonts w:cstheme="minorHAnsi"/>
+                <w:b/>
+                <w:bCs/>
+                <w:i/>
+              </w:rPr>
+              <w:t>AYO</w:t>
+            </w:r>
+            <w:r>
+              <w:rPr>
+                <w:rFonts w:cstheme="minorHAnsi"/>
+                <w:b/>
+                <w:bCs/>
+                <w:i/>
+              </w:rPr>
+              <w:t xml:space="preserve"> – 2025 </w:t>
             </w:r>
           </w:p>
         </w:tc>
@@ -1787,7 +1811,21 @@
                 <w:rFonts w:cstheme="minorHAnsi"/>
                 <w:b/>
               </w:rPr>
-              <w:t xml:space="preserve">MARZO – 2025 </w:t>
+              <w:t>M</w:t>
+            </w:r>
+            <w:r>
+              <w:rPr>
+                <w:rFonts w:cstheme="minorHAnsi"/>
+                <w:b/>
+              </w:rPr>
+              <w:t>AYO</w:t>
+            </w:r>
+            <w:r>
+              <w:rPr>
+                <w:rFonts w:cstheme="minorHAnsi"/>
+                <w:b/>
+              </w:rPr>
+              <w:t xml:space="preserve"> – 2025 </w:t>
             </w:r>
           </w:p>
         </w:tc>
@@ -1817,14 +1855,13 @@
                 <w:rFonts w:cstheme="minorHAnsi"/>
                 <w:bCs/>
               </w:rPr>
-              <w:t xml:space="preserve">Fortalecemos la responsabilidad, solidaridad y complementariedad, a través del estudio de las normas de </w:t>
-            </w:r>
-            <w:r>
-              <w:rPr>
-                <w:rFonts w:cstheme="minorHAnsi"/>
-                <w:bCs/>
-              </w:rPr>
-              <w:t>actuación en primeros auxilios</w:t>
+              <w:t xml:space="preserve">Fortalecemos la responsabilidad, solidaridad y complementariedad, a través del estudio de </w:t>
+            </w:r>
+            <w:r>
+              <w:rPr>
+                <w:rFonts w:cstheme="minorHAnsi"/>
+              </w:rPr>
+              <w:t>los principales elementos y conceptos presentes en un computador</w:t>
             </w:r>
             <w:r>
               <w:rPr>
@@ -1845,14 +1882,21 @@
                 <w:rFonts w:cstheme="minorHAnsi"/>
                 <w:bCs/>
               </w:rPr>
-              <w:t xml:space="preserve">un cuestionario de </w:t>
-            </w:r>
-            <w:r>
-              <w:rPr>
-                <w:rFonts w:cstheme="minorHAnsi"/>
-                <w:bCs/>
-              </w:rPr>
-              <w:t>y dramatización de alguna maniobra de primeros auxilios</w:t>
+              <w:t xml:space="preserve">un cuestionario </w:t>
+            </w:r>
+            <w:r>
+              <w:rPr>
+                <w:rFonts w:cstheme="minorHAnsi"/>
+                <w:bCs/>
+              </w:rPr>
+              <w:t xml:space="preserve">y </w:t>
+            </w:r>
+            <w:r>
+              <w:rPr>
+                <w:rFonts w:cstheme="minorHAnsi"/>
+                <w:bCs/>
+              </w:rPr>
+              <w:t>mapa conceptual del tema</w:t>
             </w:r>
             <w:r>
               <w:rPr>
@@ -1918,31 +1962,19 @@
               <w:rPr>
                 <w:rStyle w:val="fontstyle01"/>
               </w:rPr>
-              <w:t xml:space="preserve">Reconoce las normas de </w:t>
+              <w:t xml:space="preserve">Reconoce </w:t>
+            </w:r>
+            <w:r>
+              <w:rPr>
+                <w:rFonts w:cstheme="minorHAnsi"/>
+              </w:rPr>
+              <w:t>los principales elementos y conceptos presentes en un computador</w:t>
             </w:r>
             <w:r>
               <w:rPr>
                 <w:rStyle w:val="fontstyle01"/>
               </w:rPr>
-              <w:t>actuación de primeros auxilios</w:t>
-            </w:r>
-            <w:r>
-              <w:rPr>
-                <w:rStyle w:val="fontstyle01"/>
-              </w:rPr>
-              <w:t>,</w:t>
-            </w:r>
-            <w:r>
-              <w:rPr>
-                <w:rStyle w:val="fontstyle01"/>
-              </w:rPr>
-              <w:t xml:space="preserve"> respetando las normas de actuación ante una emergencia de un paciente accidentado.</w:t>
-            </w:r>
-            <w:r>
-              <w:rPr>
-                <w:rStyle w:val="fontstyle01"/>
-              </w:rPr>
-              <w:t xml:space="preserve"> </w:t>
+              <w:t xml:space="preserve">. </w:t>
             </w:r>
           </w:p>
         </w:tc>
@@ -2033,7 +2065,7 @@
                 <w:sz w:val="20"/>
                 <w:szCs w:val="20"/>
               </w:rPr>
-              <w:t>PRIMEROS AUXILIOS</w:t>
+              <w:t>INFORMATICA BASICA</w:t>
             </w:r>
           </w:p>
           <w:p>
@@ -2057,15 +2089,7 @@
                 <w:sz w:val="20"/>
                 <w:szCs w:val="20"/>
               </w:rPr>
-              <w:t>Principios básicos y normas de actuació</w:t>
-            </w:r>
-            <w:r>
-              <w:rPr>
-                <w:rFonts w:ascii="Arial" w:eastAsia="Arial" w:hAnsi="Arial" w:cs="Arial"/>
-                <w:sz w:val="20"/>
-                <w:szCs w:val="20"/>
-              </w:rPr>
-              <w:t>n.</w:t>
+              <w:t>Definición de términos y conceptos básicos utilizados en la informática.</w:t>
             </w:r>
           </w:p>
           <w:p>
@@ -2089,17 +2113,13 @@
                 <w:sz w:val="20"/>
                 <w:szCs w:val="20"/>
               </w:rPr>
-              <w:t>Reconocimiento de signos vitales y reanimación</w:t>
-            </w:r>
-          </w:p>
-          <w:p>
-            <w:pPr>
-              <w:numPr>
-                <w:ilvl w:val="0"/>
-                <w:numId w:val="3"/>
-              </w:numPr>
+              <w:t>Elementos básicos de un computador.</w:t>
+            </w:r>
+          </w:p>
+          <w:p>
+            <w:pPr>
               <w:spacing w:after="0" w:line="240" w:lineRule="auto"/>
-              <w:ind w:left="141" w:hanging="150"/>
+              <w:ind w:left="-9"/>
               <w:jc w:val="both"/>
               <w:rPr>
                 <w:rFonts w:ascii="Arial" w:eastAsia="Arial" w:hAnsi="Arial" w:cs="Arial"/>
@@ -2107,133 +2127,6 @@
                 <w:szCs w:val="20"/>
               </w:rPr>
             </w:pPr>
-            <w:r>
-              <w:rPr>
-                <w:rFonts w:ascii="Arial" w:eastAsia="Arial" w:hAnsi="Arial" w:cs="Arial"/>
-                <w:sz w:val="20"/>
-                <w:szCs w:val="20"/>
-              </w:rPr>
-              <w:t>Material y locales de primeros auxilios</w:t>
-            </w:r>
-          </w:p>
-          <w:p>
-            <w:pPr>
-              <w:numPr>
-                <w:ilvl w:val="0"/>
-                <w:numId w:val="3"/>
-              </w:numPr>
-              <w:spacing w:after="0" w:line="240" w:lineRule="auto"/>
-              <w:ind w:left="141" w:hanging="150"/>
-              <w:jc w:val="both"/>
-              <w:rPr>
-                <w:rFonts w:ascii="Arial" w:eastAsia="Arial" w:hAnsi="Arial" w:cs="Arial"/>
-                <w:sz w:val="20"/>
-                <w:szCs w:val="20"/>
-              </w:rPr>
-            </w:pPr>
-            <w:r>
-              <w:rPr>
-                <w:rFonts w:ascii="Arial" w:eastAsia="Arial" w:hAnsi="Arial" w:cs="Arial"/>
-                <w:sz w:val="20"/>
-                <w:szCs w:val="20"/>
-              </w:rPr>
-              <w:t>Tipos de riesgos</w:t>
-            </w:r>
-          </w:p>
-          <w:p>
-            <w:pPr>
-              <w:spacing w:after="0" w:line="240" w:lineRule="auto"/>
-              <w:ind w:left="-9"/>
-              <w:jc w:val="both"/>
-              <w:rPr>
-                <w:rFonts w:ascii="Arial" w:eastAsia="Arial" w:hAnsi="Arial" w:cs="Arial"/>
-                <w:sz w:val="20"/>
-                <w:szCs w:val="20"/>
-              </w:rPr>
-            </w:pPr>
-          </w:p>
-          <w:p>
-            <w:pPr>
-              <w:ind w:left="-9"/>
-              <w:jc w:val="both"/>
-              <w:rPr>
-                <w:rFonts w:ascii="Arial" w:eastAsia="Arial" w:hAnsi="Arial" w:cs="Arial"/>
-                <w:sz w:val="20"/>
-                <w:szCs w:val="20"/>
-              </w:rPr>
-            </w:pPr>
-            <w:r>
-              <w:rPr>
-                <w:rFonts w:ascii="Arial" w:eastAsia="Arial" w:hAnsi="Arial" w:cs="Arial"/>
-                <w:sz w:val="20"/>
-                <w:szCs w:val="20"/>
-              </w:rPr>
-              <w:t>DERECHO LABORAL</w:t>
-            </w:r>
-          </w:p>
-          <w:p>
-            <w:pPr>
-              <w:numPr>
-                <w:ilvl w:val="0"/>
-                <w:numId w:val="3"/>
-              </w:numPr>
-              <w:spacing w:after="0" w:line="240" w:lineRule="auto"/>
-              <w:ind w:left="141" w:hanging="150"/>
-              <w:jc w:val="both"/>
-              <w:rPr>
-                <w:rFonts w:ascii="Arial" w:eastAsia="Arial" w:hAnsi="Arial" w:cs="Arial"/>
-                <w:sz w:val="20"/>
-                <w:szCs w:val="20"/>
-              </w:rPr>
-            </w:pPr>
-            <w:r>
-              <w:rPr>
-                <w:rFonts w:ascii="Arial" w:eastAsia="Arial" w:hAnsi="Arial" w:cs="Arial"/>
-                <w:sz w:val="20"/>
-                <w:szCs w:val="20"/>
-              </w:rPr>
-              <w:t>Ley General del Trabajo</w:t>
-            </w:r>
-            <w:r>
-              <w:rPr>
-                <w:rFonts w:ascii="Arial" w:eastAsia="Arial" w:hAnsi="Arial" w:cs="Arial"/>
-                <w:sz w:val="20"/>
-                <w:szCs w:val="20"/>
-              </w:rPr>
-              <w:t>.</w:t>
-            </w:r>
-          </w:p>
-          <w:p>
-            <w:pPr>
-              <w:numPr>
-                <w:ilvl w:val="0"/>
-                <w:numId w:val="3"/>
-              </w:numPr>
-              <w:spacing w:after="0" w:line="240" w:lineRule="auto"/>
-              <w:ind w:left="141" w:hanging="150"/>
-              <w:jc w:val="both"/>
-              <w:rPr>
-                <w:rFonts w:ascii="Arial" w:eastAsia="Arial" w:hAnsi="Arial" w:cs="Arial"/>
-                <w:sz w:val="20"/>
-                <w:szCs w:val="20"/>
-              </w:rPr>
-            </w:pPr>
-            <w:r>
-              <w:rPr>
-                <w:rFonts w:ascii="Arial" w:eastAsia="Arial" w:hAnsi="Arial" w:cs="Arial"/>
-                <w:sz w:val="20"/>
-                <w:szCs w:val="20"/>
-              </w:rPr>
-              <w:t>Derecho al trabajo y al empleo</w:t>
-            </w:r>
-            <w:r>
-              <w:rPr>
-                <w:rFonts w:ascii="Arial" w:eastAsia="Arial" w:hAnsi="Arial" w:cs="Arial"/>
-                <w:sz w:val="20"/>
-                <w:szCs w:val="20"/>
-              </w:rPr>
-              <w:t>.</w:t>
-            </w:r>
           </w:p>
           <w:p>
             <w:pPr>
@@ -2245,14 +2138,6 @@
                 <w:bCs/>
               </w:rPr>
             </w:pPr>
-            <w:r>
-              <w:rPr>
-                <w:rFonts w:ascii="Arial" w:eastAsia="Arial" w:hAnsi="Arial" w:cs="Arial"/>
-                <w:sz w:val="20"/>
-                <w:szCs w:val="20"/>
-              </w:rPr>
-              <w:t>Responsabilidades y derechos del trabajador y empleado</w:t>
-            </w:r>
           </w:p>
         </w:tc>
         <w:tc>
@@ -2292,7 +2177,13 @@
               <w:rPr>
                 <w:rFonts w:cstheme="minorHAnsi"/>
               </w:rPr>
-              <w:t>Actuación ante una emergencia médica, de acuerdo a las normas de primeros auxilios.</w:t>
+              <w:t>Reconocimiento de los principales elementos y conceptos presentes en un computador</w:t>
+            </w:r>
+            <w:r>
+              <w:rPr>
+                <w:rFonts w:cstheme="minorHAnsi"/>
+              </w:rPr>
+              <w:t>.</w:t>
             </w:r>
           </w:p>
         </w:tc>
@@ -2443,7 +2334,35 @@
                 <w:rFonts w:eastAsiaTheme="minorHAnsi" w:cstheme="minorHAnsi"/>
                 <w:lang w:eastAsia="en-US"/>
               </w:rPr>
-              <w:t>Miramos el video sobre actuación en primeros auxilios.</w:t>
+              <w:t>Observamos la cronología de los</w:t>
+            </w:r>
+            <w:r>
+              <w:rPr>
+                <w:rFonts w:eastAsiaTheme="minorHAnsi" w:cstheme="minorHAnsi"/>
+                <w:lang w:eastAsia="en-US"/>
+              </w:rPr>
+              <w:t xml:space="preserve"> </w:t>
+            </w:r>
+            <w:r>
+              <w:rPr>
+                <w:rFonts w:eastAsiaTheme="minorHAnsi" w:cstheme="minorHAnsi"/>
+                <w:lang w:eastAsia="en-US"/>
+              </w:rPr>
+              <w:t>elementos del hardware y su</w:t>
+            </w:r>
+            <w:r>
+              <w:rPr>
+                <w:rFonts w:eastAsiaTheme="minorHAnsi" w:cstheme="minorHAnsi"/>
+                <w:lang w:eastAsia="en-US"/>
+              </w:rPr>
+              <w:t xml:space="preserve"> </w:t>
+            </w:r>
+            <w:r>
+              <w:rPr>
+                <w:rFonts w:eastAsiaTheme="minorHAnsi" w:cstheme="minorHAnsi"/>
+                <w:lang w:eastAsia="en-US"/>
+              </w:rPr>
+              <w:t>evolución.</w:t>
             </w:r>
           </w:p>
         </w:tc>
@@ -2512,8 +2431,85 @@
                 <w:rFonts w:eastAsiaTheme="minorHAnsi" w:cstheme="minorHAnsi"/>
                 <w:lang w:eastAsia="en-US"/>
               </w:rPr>
-              <w:t>Analizamos las normas de actuación ante emergencia médica.</w:t>
-            </w:r>
+              <w:t>Identificamos los principales</w:t>
+            </w:r>
+            <w:r>
+              <w:rPr>
+                <w:rFonts w:eastAsiaTheme="minorHAnsi" w:cstheme="minorHAnsi"/>
+                <w:lang w:eastAsia="en-US"/>
+              </w:rPr>
+              <w:t xml:space="preserve"> </w:t>
+            </w:r>
+            <w:r>
+              <w:rPr>
+                <w:rFonts w:eastAsiaTheme="minorHAnsi" w:cstheme="minorHAnsi"/>
+                <w:lang w:eastAsia="en-US"/>
+              </w:rPr>
+              <w:t>elementos de la informática.</w:t>
+            </w:r>
+          </w:p>
+          <w:p>
+            <w:pPr>
+              <w:spacing w:after="0" w:line="240" w:lineRule="auto"/>
+              <w:rPr>
+                <w:rFonts w:eastAsia="Times New Roman"/>
+                <w:lang w:eastAsia="es-419"/>
+              </w:rPr>
+            </w:pPr>
+            <w:r>
+              <w:rPr>
+                <w:rStyle w:val="fontstyle01"/>
+              </w:rPr>
+              <w:t>Caracterizamos las diferencias entre</w:t>
+            </w:r>
+            <w:r>
+              <w:rPr>
+                <w:rStyle w:val="fontstyle01"/>
+              </w:rPr>
+              <w:t xml:space="preserve"> </w:t>
+            </w:r>
+            <w:r>
+              <w:rPr>
+                <w:rStyle w:val="fontstyle01"/>
+              </w:rPr>
+              <w:t>elemento físico y lógico de hardware.</w:t>
+            </w:r>
+          </w:p>
+          <w:p>
+            <w:pPr>
+              <w:spacing w:after="0" w:line="240" w:lineRule="auto"/>
+              <w:rPr>
+                <w:rFonts w:eastAsia="Times New Roman"/>
+                <w:lang w:eastAsia="es-419"/>
+              </w:rPr>
+            </w:pPr>
+            <w:r>
+              <w:rPr>
+                <w:rStyle w:val="fontstyle01"/>
+              </w:rPr>
+              <w:t>Identificamos los hechos históricos y</w:t>
+            </w:r>
+            <w:r>
+              <w:rPr>
+                <w:rStyle w:val="fontstyle01"/>
+              </w:rPr>
+              <w:t xml:space="preserve"> </w:t>
+            </w:r>
+            <w:r>
+              <w:rPr>
+                <w:rStyle w:val="fontstyle01"/>
+              </w:rPr>
+              <w:t>generación de las computadoras.</w:t>
+            </w:r>
+          </w:p>
+          <w:p>
+            <w:pPr>
+              <w:pStyle w:val="Sinespaciado"/>
+              <w:rPr>
+                <w:rFonts w:eastAsiaTheme="minorHAnsi" w:cstheme="minorHAnsi"/>
+                <w:lang w:eastAsia="en-US"/>
+              </w:rPr>
+            </w:pPr>
           </w:p>
         </w:tc>
         <w:tc>
@@ -2544,13 +2540,97 @@
               </w:rPr>
               <w:t xml:space="preserve"> </w:t>
             </w:r>
-            <w:r>
+          </w:p>
+          <w:p>
+            <w:pPr>
+              <w:spacing w:after="0" w:line="240" w:lineRule="auto"/>
+              <w:rPr>
+                <w:rStyle w:val="fontstyle01"/>
+              </w:rPr>
+            </w:pPr>
+            <w:r>
+              <w:rPr>
+                <w:rStyle w:val="fontstyle01"/>
+              </w:rPr>
+              <w:t>Identifica y diferencia los</w:t>
+            </w:r>
+            <w:r>
+              <w:rPr>
+                <w:rStyle w:val="fontstyle01"/>
+              </w:rPr>
+              <w:t xml:space="preserve"> </w:t>
+            </w:r>
+            <w:r>
+              <w:rPr>
+                <w:rStyle w:val="fontstyle01"/>
+              </w:rPr>
+              <w:t>principales elementos de la</w:t>
+            </w:r>
+            <w:r>
+              <w:rPr>
+                <w:rStyle w:val="fontstyle01"/>
+              </w:rPr>
+              <w:t xml:space="preserve"> </w:t>
+            </w:r>
+            <w:r>
+              <w:rPr>
+                <w:rStyle w:val="fontstyle01"/>
+              </w:rPr>
+              <w:t>informática.</w:t>
+            </w:r>
+          </w:p>
+          <w:p>
+            <w:pPr>
+              <w:spacing w:after="0" w:line="240" w:lineRule="auto"/>
+              <w:rPr>
+                <w:rFonts w:eastAsia="Times New Roman"/>
+                <w:lang w:eastAsia="es-419"/>
+              </w:rPr>
+            </w:pPr>
+            <w:r>
+              <w:rPr>
+                <w:rFonts w:eastAsia="Times New Roman"/>
+                <w:lang w:eastAsia="es-419"/>
+              </w:rPr>
+              <w:t>Relaciona un elemento</w:t>
+            </w:r>
+            <w:r>
+              <w:rPr>
+                <w:rFonts w:eastAsia="Times New Roman"/>
+                <w:lang w:eastAsia="es-419"/>
+              </w:rPr>
+              <w:t xml:space="preserve"> </w:t>
+            </w:r>
+            <w:r>
+              <w:rPr>
+                <w:rFonts w:eastAsia="Times New Roman"/>
+                <w:lang w:eastAsia="es-419"/>
+              </w:rPr>
+              <w:t>físico de la informática con</w:t>
+            </w:r>
+            <w:r>
+              <w:rPr>
+                <w:rFonts w:eastAsia="Times New Roman"/>
+                <w:lang w:eastAsia="es-419"/>
+              </w:rPr>
+              <w:t xml:space="preserve"> </w:t>
+            </w:r>
+            <w:r>
+              <w:rPr>
+                <w:rFonts w:eastAsia="Times New Roman"/>
+                <w:lang w:eastAsia="es-419"/>
+              </w:rPr>
+              <w:t>su respectiva generación.</w:t>
+            </w:r>
+          </w:p>
+          <w:p>
+            <w:pPr>
+              <w:pStyle w:val="Sinespaciado"/>
               <w:rPr>
                 <w:rFonts w:eastAsiaTheme="minorHAnsi" w:cstheme="minorHAnsi"/>
                 <w:lang w:eastAsia="en-US"/>
               </w:rPr>
-              <w:t>Analiza las normas de actuación en primeros auxilios.</w:t>
-            </w:r>
+            </w:pPr>
           </w:p>
         </w:tc>
       </w:tr>
@@ -2565,31 +2645,51 @@
             <w:pPr>
               <w:pStyle w:val="Sinespaciado"/>
               <w:rPr>
+                <w:rFonts w:eastAsia="Times New Roman"/>
+                <w:lang w:eastAsia="es-419"/>
+              </w:rPr>
+            </w:pPr>
+            <w:r>
+              <w:rPr>
+                <w:rFonts w:ascii="Berlin Sans FB Demi" w:eastAsiaTheme="minorHAnsi" w:hAnsi="Berlin Sans FB Demi"/>
+                <w:lang w:eastAsia="en-US"/>
+              </w:rPr>
+              <w:t>VALORACIÓN:</w:t>
+            </w:r>
+            <w:r>
+              <w:rPr>
+                <w:rFonts w:ascii="Berlin Sans FB Demi" w:eastAsiaTheme="minorHAnsi" w:hAnsi="Berlin Sans FB Demi"/>
+                <w:lang w:eastAsia="en-US"/>
+              </w:rPr>
+              <w:t xml:space="preserve"> </w:t>
+            </w:r>
+            <w:r>
+              <w:rPr>
+                <w:rStyle w:val="fontstyle01"/>
+              </w:rPr>
+              <w:t>Valoramos el uso apropiado de la</w:t>
+            </w:r>
+            <w:r>
+              <w:rPr>
+                <w:rStyle w:val="fontstyle01"/>
+              </w:rPr>
+              <w:t xml:space="preserve"> </w:t>
+            </w:r>
+            <w:r>
+              <w:rPr>
+                <w:rStyle w:val="fontstyle01"/>
+              </w:rPr>
+              <w:t>informática básica</w:t>
+            </w:r>
+          </w:p>
+          <w:p>
+            <w:pPr>
+              <w:pStyle w:val="Sinespaciado"/>
+              <w:rPr>
                 <w:rFonts w:eastAsiaTheme="minorHAnsi" w:cstheme="minorHAnsi"/>
                 <w:lang w:eastAsia="en-US"/>
               </w:rPr>
             </w:pPr>
-            <w:r>
-              <w:rPr>
-                <w:rFonts w:ascii="Berlin Sans FB Demi" w:eastAsiaTheme="minorHAnsi" w:hAnsi="Berlin Sans FB Demi"/>
-                <w:lang w:eastAsia="en-US"/>
-              </w:rPr>
-              <w:t>VALORACIÓN:</w:t>
-            </w:r>
-            <w:r>
-              <w:rPr>
-                <w:rFonts w:ascii="Berlin Sans FB Demi" w:eastAsiaTheme="minorHAnsi" w:hAnsi="Berlin Sans FB Demi"/>
-                <w:lang w:eastAsia="en-US"/>
-              </w:rPr>
-              <w:t xml:space="preserve"> </w:t>
-            </w:r>
-            <w:r>
-              <w:rPr>
-                <w:rFonts w:eastAsiaTheme="minorHAnsi" w:cstheme="minorHAnsi"/>
-                <w:lang w:eastAsia="en-US"/>
-              </w:rPr>
-              <w:t>Valoramos la reacción oportuna ante una emergencia médica.</w:t>
-            </w:r>
           </w:p>
         </w:tc>
         <w:tc>
@@ -2620,13 +2720,66 @@
               </w:rPr>
               <w:t xml:space="preserve"> </w:t>
             </w:r>
-            <w:r>
+          </w:p>
+          <w:p>
+            <w:pPr>
+              <w:spacing w:after="0" w:line="240" w:lineRule="auto"/>
+              <w:rPr>
+                <w:rFonts w:eastAsia="Times New Roman"/>
+                <w:lang w:eastAsia="es-419"/>
+              </w:rPr>
+            </w:pPr>
+            <w:r>
+              <w:rPr>
+                <w:rStyle w:val="fontstyle01"/>
+              </w:rPr>
+              <w:t>Realizar mapa conceptual</w:t>
+            </w:r>
+            <w:r>
+              <w:rPr>
+                <w:rStyle w:val="fontstyle01"/>
+              </w:rPr>
+              <w:t xml:space="preserve"> </w:t>
+            </w:r>
+            <w:r>
+              <w:rPr>
+                <w:rStyle w:val="fontstyle01"/>
+              </w:rPr>
+              <w:t>de los elementos y</w:t>
+            </w:r>
+            <w:r>
+              <w:rPr>
+                <w:rStyle w:val="fontstyle01"/>
+              </w:rPr>
+              <w:t xml:space="preserve"> </w:t>
+            </w:r>
+            <w:r>
+              <w:rPr>
+                <w:rStyle w:val="fontstyle01"/>
+              </w:rPr>
+              <w:t>generaciones de la</w:t>
+            </w:r>
+            <w:r>
+              <w:rPr>
+                <w:rStyle w:val="fontstyle01"/>
+              </w:rPr>
+              <w:t xml:space="preserve"> </w:t>
+            </w:r>
+            <w:r>
+              <w:rPr>
+                <w:rStyle w:val="fontstyle01"/>
+              </w:rPr>
+              <w:t>informática.</w:t>
+            </w:r>
+          </w:p>
+          <w:p>
+            <w:pPr>
+              <w:pStyle w:val="Sinespaciado"/>
               <w:rPr>
                 <w:rFonts w:eastAsiaTheme="minorHAnsi" w:cstheme="minorHAnsi"/>
                 <w:lang w:eastAsia="en-US"/>
               </w:rPr>
-              <w:t>Realiza un cuestionario y dramatización en primeros auxilios.</w:t>
-            </w:r>
+            </w:pPr>
           </w:p>
         </w:tc>
       </w:tr>
@@ -2641,31 +2794,51 @@
             <w:pPr>
               <w:pStyle w:val="Sinespaciado"/>
               <w:rPr>
+                <w:rFonts w:eastAsia="Times New Roman"/>
+                <w:lang w:eastAsia="es-419"/>
+              </w:rPr>
+            </w:pPr>
+            <w:r>
+              <w:rPr>
+                <w:rFonts w:ascii="Berlin Sans FB Demi" w:eastAsiaTheme="minorHAnsi" w:hAnsi="Berlin Sans FB Demi"/>
+                <w:lang w:eastAsia="en-US"/>
+              </w:rPr>
+              <w:t>PRODUCCIÓN</w:t>
+            </w:r>
+            <w:r>
+              <w:rPr>
+                <w:rFonts w:ascii="Berlin Sans FB Demi" w:eastAsiaTheme="minorHAnsi" w:hAnsi="Berlin Sans FB Demi"/>
+                <w:lang w:eastAsia="en-US"/>
+              </w:rPr>
+              <w:t xml:space="preserve">: </w:t>
+            </w:r>
+            <w:r>
+              <w:rPr>
+                <w:rStyle w:val="fontstyle01"/>
+              </w:rPr>
+              <w:t>Elaborar mapa conceptual de</w:t>
+            </w:r>
+            <w:r>
+              <w:rPr>
+                <w:rStyle w:val="fontstyle01"/>
+              </w:rPr>
+              <w:t xml:space="preserve"> </w:t>
+            </w:r>
+            <w:r>
+              <w:rPr>
+                <w:rStyle w:val="fontstyle01"/>
+              </w:rPr>
+              <w:t>informática básica.</w:t>
+            </w:r>
+          </w:p>
+          <w:p>
+            <w:pPr>
+              <w:pStyle w:val="Sinespaciado"/>
+              <w:rPr>
                 <w:rFonts w:eastAsiaTheme="minorHAnsi" w:cstheme="minorHAnsi"/>
                 <w:lang w:eastAsia="en-US"/>
               </w:rPr>
             </w:pPr>
-            <w:r>
-              <w:rPr>
-                <w:rFonts w:ascii="Berlin Sans FB Demi" w:eastAsiaTheme="minorHAnsi" w:hAnsi="Berlin Sans FB Demi"/>
-                <w:lang w:eastAsia="en-US"/>
-              </w:rPr>
-              <w:t>PRODUCCIÓN:</w:t>
-            </w:r>
-            <w:r>
-              <w:rPr>
-                <w:rFonts w:ascii="Berlin Sans FB Demi" w:eastAsiaTheme="minorHAnsi" w:hAnsi="Berlin Sans FB Demi"/>
-                <w:lang w:eastAsia="en-US"/>
-              </w:rPr>
-              <w:t xml:space="preserve"> </w:t>
-            </w:r>
-            <w:r>
-              <w:rPr>
-                <w:rFonts w:eastAsiaTheme="minorHAnsi" w:cstheme="minorHAnsi"/>
-                <w:lang w:eastAsia="en-US"/>
-              </w:rPr>
-              <w:t>Elaboramos un cuestionario sobre las normas de actuación en primeros auxilios</w:t>
-            </w:r>
           </w:p>
         </w:tc>
         <w:tc>
@@ -2997,25 +3170,7 @@
               <w:rPr>
                 <w:rStyle w:val="fontstyle01"/>
               </w:rPr>
-              <w:t>Marcadores, material oficina, texto</w:t>
-            </w:r>
-            <w:r>
-              <w:rPr>
-                <w:rStyle w:val="fontstyle01"/>
-              </w:rPr>
-              <w:t xml:space="preserve"> de apuntes</w:t>
-            </w:r>
-            <w:r>
-              <w:rPr>
-                <w:rStyle w:val="fontstyle01"/>
-              </w:rPr>
-              <w:t xml:space="preserve"> </w:t>
-            </w:r>
-            <w:r>
-              <w:rPr>
-                <w:rStyle w:val="fontstyle01"/>
-              </w:rPr>
-              <w:t>primeros auxilios.</w:t>
+              <w:t>Marcadores, material oficina, texto de apuntes.</w:t>
             </w:r>
           </w:p>
           <w:p>
@@ -3073,12 +3228,18 @@
           </w:tcPr>
           <w:p>
             <w:pPr>
-              <w:pStyle w:val="Sinespaciado"/>
-              <w:rPr>
-                <w:b/>
-                <w:bCs/>
-              </w:rPr>
-            </w:pPr>
+              <w:spacing w:after="0" w:line="240" w:lineRule="auto"/>
+              <w:rPr>
+                <w:rFonts w:eastAsia="Times New Roman"/>
+                <w:lang w:eastAsia="es-419"/>
+              </w:rPr>
+            </w:pPr>
+            <w:r>
+              <w:rPr>
+                <w:rStyle w:val="fontstyle01"/>
+              </w:rPr>
+              <w:t>Mapa conceptual de informática básica.</w:t>
+            </w:r>
           </w:p>
         </w:tc>
       </w:tr>
@@ -3125,25 +3286,6 @@
             <w:pPr>
               <w:pStyle w:val="Sinespaciado"/>
             </w:pPr>
-            <w:r>
-              <w:t xml:space="preserve">BOSAI: Esté preparado - Primeros auxilios - Cruce cultural Culture Crossroads | NHK WORLD-JAPAN </w:t>
-            </w:r>
-            <w:hyperlink r:id="rId8" w:history="1">
-              <w:r>
-                <w:rPr>
-                  <w:rStyle w:val="Hipervnculo"/>
-                </w:rPr>
-                <w:t>https://is.gd/5EGQMs</w:t>
-              </w:r>
-            </w:hyperlink>
-          </w:p>
-          <w:p>
-            <w:pPr>
-              <w:pStyle w:val="Sinespaciado"/>
-            </w:pPr>
-            <w:r>
-              <w:t>Primeros Auxilios Asepeyo - CURSO DE FORMACIÓN EN PRIMEROS AUXILIOS Acreditada como - Studocu https://is.gd/CqTmAe</w:t>
-            </w:r>
           </w:p>
         </w:tc>
       </w:tr>
@@ -3195,7 +3337,6 @@
           <w:szCs w:val="32"/>
           <w:lang w:val="es-BO" w:eastAsia="en-US"/>
         </w:rPr>
-        <w:lastRenderedPageBreak/>
         <mc:AlternateContent>
           <mc:Choice Requires="wps">
             <w:drawing>
@@ -3342,8 +3483,8 @@
       </w:r>
     </w:p>
     <w:sectPr>
-      <w:headerReference w:type="default" r:id="rId9"/>
-      <w:footerReference w:type="default" r:id="rId10"/>
+      <w:headerReference w:type="default" r:id="rId8"/>
+      <w:footerReference w:type="default" r:id="rId9"/>
       <w:pgSz w:w="15842" w:h="12242" w:orient="landscape" w:code="1"/>
       <w:pgMar w:top="1134" w:right="1134" w:bottom="1134" w:left="1134" w:header="709" w:footer="709" w:gutter="0"/>
       <w:cols w:space="708"/>

--- a/PDC_2025_3ro_TTG.docx
+++ b/PDC_2025_3ro_TTG.docx
@@ -30,7 +30,7 @@
           <w:sz w:val="40"/>
           <w:szCs w:val="36"/>
         </w:rPr>
-        <w:t>MARZO</w:t>
+        <w:t>MAYO</w:t>
       </w:r>
       <w:r>
         <w:rPr>
@@ -709,7 +709,13 @@
               <w:rPr>
                 <w:rFonts w:cstheme="minorHAnsi"/>
               </w:rPr>
-              <w:t>TTE Electricidad Industrial</w:t>
+              <w:t xml:space="preserve">TTE </w:t>
+            </w:r>
+            <w:r>
+              <w:rPr>
+                <w:rFonts w:cstheme="minorHAnsi"/>
+              </w:rPr>
+              <w:t>Electricidad Industrial</w:t>
             </w:r>
           </w:p>
         </w:tc>
@@ -821,7 +827,13 @@
               <w:rPr>
                 <w:rFonts w:cstheme="minorHAnsi"/>
               </w:rPr>
-              <w:t>Marzo</w:t>
+              <w:t>Mayo</w:t>
+            </w:r>
+            <w:r>
+              <w:rPr>
+                <w:rFonts w:cstheme="minorHAnsi"/>
+              </w:rPr>
+              <w:t xml:space="preserve"> </w:t>
             </w:r>
           </w:p>
         </w:tc>
@@ -959,7 +971,19 @@
               <w:rPr>
                 <w:rFonts w:cstheme="minorHAnsi"/>
               </w:rPr>
-              <w:t>01/03/2025</w:t>
+              <w:t>01/0</w:t>
+            </w:r>
+            <w:r>
+              <w:rPr>
+                <w:rFonts w:cstheme="minorHAnsi"/>
+              </w:rPr>
+              <w:t>5</w:t>
+            </w:r>
+            <w:r>
+              <w:rPr>
+                <w:rFonts w:cstheme="minorHAnsi"/>
+              </w:rPr>
+              <w:t>/2025</w:t>
             </w:r>
           </w:p>
         </w:tc>
@@ -1000,6 +1024,7 @@
             <w:pPr>
               <w:pStyle w:val="Sinespaciado"/>
               <w:spacing w:line="276" w:lineRule="auto"/>
+              <w:ind w:left="708" w:hanging="708"/>
               <w:rPr>
                 <w:rFonts w:cstheme="minorHAnsi"/>
               </w:rPr>
@@ -1020,7 +1045,19 @@
               <w:rPr>
                 <w:rFonts w:cstheme="minorHAnsi"/>
               </w:rPr>
-              <w:t>/03/2025</w:t>
+              <w:t>/0</w:t>
+            </w:r>
+            <w:r>
+              <w:rPr>
+                <w:rFonts w:cstheme="minorHAnsi"/>
+              </w:rPr>
+              <w:t>5</w:t>
+            </w:r>
+            <w:r>
+              <w:rPr>
+                <w:rFonts w:cstheme="minorHAnsi"/>
+              </w:rPr>
+              <w:t>/2025</w:t>
             </w:r>
           </w:p>
         </w:tc>
@@ -1705,7 +1742,16 @@
                 <w:bCs/>
                 <w:i/>
               </w:rPr>
-              <w:t xml:space="preserve">MARZO – 2025 </w:t>
+              <w:t>MAYO</w:t>
+            </w:r>
+            <w:r>
+              <w:rPr>
+                <w:rFonts w:cstheme="minorHAnsi"/>
+                <w:b/>
+                <w:bCs/>
+                <w:i/>
+              </w:rPr>
+              <w:t xml:space="preserve"> – 2025 </w:t>
             </w:r>
           </w:p>
         </w:tc>
@@ -1847,7 +1893,14 @@
                 <w:rFonts w:cstheme="minorHAnsi"/>
                 <w:b/>
               </w:rPr>
-              <w:t xml:space="preserve">MARZO – 2025 </w:t>
+              <w:t>MAYO</w:t>
+            </w:r>
+            <w:r>
+              <w:rPr>
+                <w:rFonts w:cstheme="minorHAnsi"/>
+                <w:b/>
+              </w:rPr>
+              <w:t xml:space="preserve"> – 2025 </w:t>
             </w:r>
           </w:p>
         </w:tc>
@@ -1874,13 +1927,13 @@
               <w:rPr>
                 <w:rStyle w:val="fontstyle01"/>
               </w:rPr>
-              <w:t>Fortalecemos la responsabilidad, solidaridad y complementariedad, a través del estudio de l</w:t>
+              <w:t>Fortalecemos la responsabilidad, solidaridad y complementariedad, a través del estudio de las normas ISO</w:t>
             </w:r>
             <w:r>
               <w:rPr>
                 <w:rStyle w:val="fontstyle01"/>
               </w:rPr>
-              <w:t>as normas de seguridad ISO</w:t>
+              <w:t xml:space="preserve"> 14001 y conceptos básicos de electricidad</w:t>
             </w:r>
             <w:r>
               <w:rPr>
@@ -1890,49 +1943,28 @@
             </w:r>
             <w:r>
               <w:rPr>
-                <w:rFonts w:ascii="Calibri" w:hAnsi="Calibri" w:cs="Calibri"/>
-                <w:color w:val="000000"/>
-              </w:rPr>
-              <w:br/>
-            </w:r>
-            <w:r>
-              <w:rPr>
                 <w:rStyle w:val="fontstyle01"/>
               </w:rPr>
-              <w:t>un cuestionario de seguridad en el taller</w:t>
+              <w:t xml:space="preserve"> </w:t>
             </w:r>
             <w:r>
               <w:rPr>
                 <w:rStyle w:val="fontstyle01"/>
               </w:rPr>
-              <w:t>, para preservar la vida del ser humano y madre tierra</w:t>
+              <w:t xml:space="preserve">un cuestionario </w:t>
             </w:r>
             <w:r>
               <w:rPr>
                 <w:rStyle w:val="fontstyle01"/>
               </w:rPr>
-              <w:t>.</w:t>
-            </w:r>
-          </w:p>
-          <w:p>
-            <w:pPr>
-              <w:spacing w:after="0" w:line="240" w:lineRule="auto"/>
-              <w:rPr>
-                <w:rFonts w:eastAsia="Times New Roman"/>
-                <w:lang w:eastAsia="es-419"/>
-              </w:rPr>
-            </w:pPr>
-          </w:p>
-          <w:p>
-            <w:pPr>
-              <w:tabs>
-                <w:tab w:val="left" w:pos="210"/>
-              </w:tabs>
-              <w:rPr>
-                <w:rFonts w:cstheme="minorHAnsi"/>
-                <w:bCs/>
-              </w:rPr>
-            </w:pPr>
+              <w:t>de la norma ISO y conceptos básicos de ELT</w:t>
+            </w:r>
+            <w:r>
+              <w:rPr>
+                <w:rStyle w:val="fontstyle01"/>
+              </w:rPr>
+              <w:t>, para preservar la vida del ser humano y madre tierra.</w:t>
+            </w:r>
           </w:p>
         </w:tc>
       </w:tr>
@@ -1980,41 +2012,35 @@
           </w:tcPr>
           <w:p>
             <w:pPr>
+              <w:pStyle w:val="Sinespaciado"/>
+              <w:spacing w:line="276" w:lineRule="auto"/>
+              <w:rPr>
+                <w:rFonts w:cstheme="minorHAnsi"/>
+              </w:rPr>
+            </w:pPr>
+            <w:r>
+              <w:rPr>
+                <w:rFonts w:cstheme="minorHAnsi"/>
+              </w:rPr>
+              <w:t>Usa las normas de seguridad en el taller para un uso eficiente y preservar los recursos naturales.</w:t>
+            </w:r>
+          </w:p>
+          <w:p>
+            <w:pPr>
               <w:tabs>
                 <w:tab w:val="left" w:pos="210"/>
               </w:tabs>
-              <w:rPr>
-                <w:rFonts w:cstheme="minorHAnsi"/>
-                <w:bCs/>
-              </w:rPr>
-            </w:pPr>
-            <w:r>
-              <w:rPr>
-                <w:rFonts w:cstheme="minorHAnsi"/>
-                <w:bCs/>
-              </w:rPr>
-              <w:t xml:space="preserve">Reconoce las </w:t>
-            </w:r>
-            <w:r>
-              <w:rPr>
-                <w:rFonts w:cstheme="minorHAnsi"/>
-                <w:bCs/>
-              </w:rPr>
-              <w:t>normas de seguridad y salud laboral</w:t>
-            </w:r>
-            <w:r>
-              <w:rPr>
-                <w:rFonts w:cstheme="minorHAnsi"/>
-                <w:bCs/>
-              </w:rPr>
-              <w:t>, respetando el orden y la seguridad industrial dentro del taller</w:t>
-            </w:r>
-            <w:r>
-              <w:rPr>
-                <w:rFonts w:cstheme="minorHAnsi"/>
-                <w:bCs/>
-              </w:rPr>
-              <w:t>.</w:t>
+              <w:ind w:left="210" w:hanging="210"/>
+              <w:rPr>
+                <w:rFonts w:cstheme="minorHAnsi"/>
+                <w:bCs/>
+              </w:rPr>
+            </w:pPr>
+            <w:r>
+              <w:rPr>
+                <w:rFonts w:cstheme="minorHAnsi"/>
+              </w:rPr>
+              <w:t>Reconoce los conceptos básicos presentes en el manejo de la electricidad.</w:t>
             </w:r>
           </w:p>
         </w:tc>
@@ -2104,7 +2130,7 @@
                 <w:sz w:val="20"/>
                 <w:szCs w:val="20"/>
               </w:rPr>
-              <w:t>SEGURIDAD Y SALUD OCUPACIONAL</w:t>
+              <w:t>SISTEMAS DE GESTION AMBIENTAL</w:t>
             </w:r>
           </w:p>
           <w:p>
@@ -2128,7 +2154,7 @@
                 <w:sz w:val="20"/>
                 <w:szCs w:val="20"/>
               </w:rPr>
-              <w:t>Normas de seguridad industrial; ISO 45001</w:t>
+              <w:t>Conceptos básicos.</w:t>
             </w:r>
           </w:p>
           <w:p>
@@ -2152,19 +2178,157 @@
                 <w:sz w:val="20"/>
                 <w:szCs w:val="20"/>
               </w:rPr>
-              <w:t>Indumentaria e implementos, señalización, código de colores en seguridad industrial.</w:t>
-            </w:r>
-          </w:p>
-          <w:p>
-            <w:pPr>
-              <w:tabs>
-                <w:tab w:val="left" w:pos="210"/>
-              </w:tabs>
-              <w:rPr>
-                <w:rFonts w:cstheme="minorHAnsi"/>
-                <w:bCs/>
-              </w:rPr>
-            </w:pPr>
+              <w:t>Consumo responsable de los recursos naturales</w:t>
+            </w:r>
+          </w:p>
+          <w:p>
+            <w:pPr>
+              <w:jc w:val="both"/>
+              <w:rPr>
+                <w:rFonts w:ascii="Arial" w:eastAsia="Arial" w:hAnsi="Arial" w:cs="Arial"/>
+                <w:b/>
+                <w:bCs/>
+                <w:sz w:val="20"/>
+                <w:szCs w:val="20"/>
+              </w:rPr>
+            </w:pPr>
+            <w:r>
+              <w:rPr>
+                <w:rFonts w:ascii="Arial" w:eastAsia="Arial" w:hAnsi="Arial" w:cs="Arial"/>
+                <w:b/>
+                <w:bCs/>
+                <w:sz w:val="20"/>
+                <w:szCs w:val="20"/>
+              </w:rPr>
+              <w:t>MAGNITUDES ELECTRICAS</w:t>
+            </w:r>
+          </w:p>
+          <w:p>
+            <w:pPr>
+              <w:numPr>
+                <w:ilvl w:val="0"/>
+                <w:numId w:val="3"/>
+              </w:numPr>
+              <w:spacing w:after="0" w:line="240" w:lineRule="auto"/>
+              <w:ind w:left="141" w:hanging="150"/>
+              <w:jc w:val="both"/>
+              <w:rPr>
+                <w:rFonts w:ascii="Arial" w:eastAsia="Arial" w:hAnsi="Arial" w:cs="Arial"/>
+                <w:sz w:val="20"/>
+                <w:szCs w:val="20"/>
+              </w:rPr>
+            </w:pPr>
+            <w:r>
+              <w:rPr>
+                <w:rFonts w:ascii="Arial" w:eastAsia="Arial" w:hAnsi="Arial" w:cs="Arial"/>
+                <w:sz w:val="20"/>
+                <w:szCs w:val="20"/>
+              </w:rPr>
+              <w:t>Carga eléctrica</w:t>
+            </w:r>
+          </w:p>
+          <w:p>
+            <w:pPr>
+              <w:numPr>
+                <w:ilvl w:val="0"/>
+                <w:numId w:val="3"/>
+              </w:numPr>
+              <w:spacing w:after="0" w:line="240" w:lineRule="auto"/>
+              <w:ind w:left="141" w:hanging="150"/>
+              <w:jc w:val="both"/>
+              <w:rPr>
+                <w:rFonts w:ascii="Arial" w:eastAsia="Arial" w:hAnsi="Arial" w:cs="Arial"/>
+                <w:sz w:val="20"/>
+                <w:szCs w:val="20"/>
+              </w:rPr>
+            </w:pPr>
+            <w:r>
+              <w:rPr>
+                <w:rFonts w:ascii="Arial" w:eastAsia="Arial" w:hAnsi="Arial" w:cs="Arial"/>
+                <w:sz w:val="20"/>
+                <w:szCs w:val="20"/>
+              </w:rPr>
+              <w:t>Tensión y voltaje</w:t>
+            </w:r>
+            <w:r>
+              <w:rPr>
+                <w:rFonts w:ascii="Arial" w:eastAsia="Arial" w:hAnsi="Arial" w:cs="Arial"/>
+                <w:sz w:val="20"/>
+                <w:szCs w:val="20"/>
+              </w:rPr>
+              <w:t>.</w:t>
+            </w:r>
+          </w:p>
+          <w:p>
+            <w:pPr>
+              <w:numPr>
+                <w:ilvl w:val="0"/>
+                <w:numId w:val="3"/>
+              </w:numPr>
+              <w:spacing w:after="0" w:line="240" w:lineRule="auto"/>
+              <w:ind w:left="141" w:hanging="150"/>
+              <w:jc w:val="both"/>
+              <w:rPr>
+                <w:rFonts w:ascii="Arial" w:eastAsia="Arial" w:hAnsi="Arial" w:cs="Arial"/>
+                <w:sz w:val="20"/>
+                <w:szCs w:val="20"/>
+              </w:rPr>
+            </w:pPr>
+            <w:r>
+              <w:rPr>
+                <w:rFonts w:ascii="Arial" w:eastAsia="Arial" w:hAnsi="Arial" w:cs="Arial"/>
+                <w:sz w:val="20"/>
+                <w:szCs w:val="20"/>
+              </w:rPr>
+              <w:t>Intensidad de corriente.</w:t>
+            </w:r>
+          </w:p>
+          <w:p>
+            <w:pPr>
+              <w:numPr>
+                <w:ilvl w:val="0"/>
+                <w:numId w:val="3"/>
+              </w:numPr>
+              <w:spacing w:after="0" w:line="240" w:lineRule="auto"/>
+              <w:ind w:left="141" w:hanging="150"/>
+              <w:jc w:val="both"/>
+              <w:rPr>
+                <w:rFonts w:ascii="Arial" w:eastAsia="Arial" w:hAnsi="Arial" w:cs="Arial"/>
+                <w:sz w:val="20"/>
+                <w:szCs w:val="20"/>
+              </w:rPr>
+            </w:pPr>
+            <w:r>
+              <w:rPr>
+                <w:rFonts w:ascii="Arial" w:eastAsia="Arial" w:hAnsi="Arial" w:cs="Arial"/>
+                <w:sz w:val="20"/>
+                <w:szCs w:val="20"/>
+              </w:rPr>
+              <w:t>Resistencia eléctrica.</w:t>
+            </w:r>
+          </w:p>
+          <w:p>
+            <w:pPr>
+              <w:numPr>
+                <w:ilvl w:val="0"/>
+                <w:numId w:val="3"/>
+              </w:numPr>
+              <w:spacing w:after="0" w:line="240" w:lineRule="auto"/>
+              <w:ind w:left="141" w:hanging="150"/>
+              <w:jc w:val="both"/>
+              <w:rPr>
+                <w:rFonts w:cstheme="minorHAnsi"/>
+                <w:bCs/>
+              </w:rPr>
+            </w:pPr>
+            <w:r>
+              <w:rPr>
+                <w:rFonts w:ascii="Arial" w:eastAsia="Arial" w:hAnsi="Arial" w:cs="Arial"/>
+                <w:sz w:val="20"/>
+                <w:szCs w:val="20"/>
+              </w:rPr>
+              <w:t>Potencia eléctrica.</w:t>
+            </w:r>
           </w:p>
           <w:p>
             <w:pPr>
@@ -2215,7 +2379,34 @@
               <w:rPr>
                 <w:rFonts w:cstheme="minorHAnsi"/>
               </w:rPr>
-              <w:t>Usa las normas de seguridad en el taller para preservar la salud física.</w:t>
+              <w:t>Usa las normas de seguridad en el taller par</w:t>
+            </w:r>
+            <w:r>
+              <w:rPr>
+                <w:rFonts w:cstheme="minorHAnsi"/>
+              </w:rPr>
+              <w:t>a un uso eficiente y preservar los recursos naturales</w:t>
+            </w:r>
+            <w:r>
+              <w:rPr>
+                <w:rFonts w:cstheme="minorHAnsi"/>
+              </w:rPr>
+              <w:t>.</w:t>
+            </w:r>
+          </w:p>
+          <w:p>
+            <w:pPr>
+              <w:pStyle w:val="Sinespaciado"/>
+              <w:spacing w:line="276" w:lineRule="auto"/>
+              <w:rPr>
+                <w:rFonts w:cstheme="minorHAnsi"/>
+              </w:rPr>
+            </w:pPr>
+            <w:r>
+              <w:rPr>
+                <w:rFonts w:cstheme="minorHAnsi"/>
+              </w:rPr>
+              <w:t>Reconoce los conceptos básicos presentes en el manejo de la electricidad.</w:t>
             </w:r>
           </w:p>
         </w:tc>
@@ -2236,21 +2427,9 @@
           <w:sz w:val="32"/>
           <w:szCs w:val="28"/>
         </w:rPr>
+        <w:lastRenderedPageBreak/>
         <w:tab/>
       </w:r>
-    </w:p>
-    <w:p>
-      <w:pPr>
-        <w:spacing w:after="160" w:line="259" w:lineRule="auto"/>
-      </w:pPr>
-      <w:r>
-        <w:br w:type="page"/>
-      </w:r>
-    </w:p>
-    <w:p>
-      <w:pPr>
-        <w:pStyle w:val="Sinespaciado"/>
-      </w:pPr>
     </w:p>
     <w:tbl>
       <w:tblPr>
@@ -2375,7 +2554,21 @@
                 <w:rFonts w:eastAsiaTheme="minorHAnsi" w:cstheme="minorHAnsi"/>
                 <w:lang w:eastAsia="en-US"/>
               </w:rPr>
-              <w:t xml:space="preserve"> Buscamos noticias de no cumplimiento de seguridad en el manejo de ELT. </w:t>
+              <w:t xml:space="preserve"> Buscamos noticias de no cumplimiento de </w:t>
+            </w:r>
+            <w:r>
+              <w:rPr>
+                <w:rFonts w:eastAsiaTheme="minorHAnsi" w:cstheme="minorHAnsi"/>
+                <w:lang w:eastAsia="en-US"/>
+              </w:rPr>
+              <w:t>la norma ISO 14001</w:t>
+            </w:r>
+            <w:r>
+              <w:rPr>
+                <w:rFonts w:eastAsiaTheme="minorHAnsi" w:cstheme="minorHAnsi"/>
+                <w:lang w:eastAsia="en-US"/>
+              </w:rPr>
+              <w:t xml:space="preserve">. </w:t>
             </w:r>
           </w:p>
         </w:tc>
@@ -2437,14 +2630,28 @@
                 <w:rFonts w:eastAsiaTheme="minorHAnsi" w:cstheme="minorHAnsi"/>
                 <w:lang w:eastAsia="en-US"/>
               </w:rPr>
-              <w:t xml:space="preserve"> </w:t>
+              <w:t xml:space="preserve"> Analizamos la norma de seguridad ISO </w:t>
             </w:r>
             <w:r>
               <w:rPr>
                 <w:rFonts w:eastAsiaTheme="minorHAnsi" w:cstheme="minorHAnsi"/>
                 <w:lang w:eastAsia="en-US"/>
               </w:rPr>
-              <w:t>Analizamos la norma de seguridad ISO 45001</w:t>
+              <w:t>14</w:t>
+            </w:r>
+            <w:r>
+              <w:rPr>
+                <w:rFonts w:eastAsiaTheme="minorHAnsi" w:cstheme="minorHAnsi"/>
+                <w:lang w:eastAsia="en-US"/>
+              </w:rPr>
+              <w:t>001</w:t>
+            </w:r>
+            <w:r>
+              <w:rPr>
+                <w:rFonts w:eastAsiaTheme="minorHAnsi" w:cstheme="minorHAnsi"/>
+                <w:lang w:eastAsia="en-US"/>
+              </w:rPr>
+              <w:t xml:space="preserve"> y conceptos básicos de electricidad.</w:t>
             </w:r>
           </w:p>
         </w:tc>
@@ -2474,7 +2681,35 @@
                 <w:rFonts w:eastAsiaTheme="minorHAnsi" w:cstheme="minorHAnsi"/>
                 <w:lang w:eastAsia="en-US"/>
               </w:rPr>
-              <w:t xml:space="preserve"> Analiza las normas de seguridad que promueve la ISO 45001.</w:t>
+              <w:t xml:space="preserve"> Analiza las normas de </w:t>
+            </w:r>
+            <w:r>
+              <w:rPr>
+                <w:rFonts w:eastAsiaTheme="minorHAnsi" w:cstheme="minorHAnsi"/>
+                <w:lang w:eastAsia="en-US"/>
+              </w:rPr>
+              <w:t>gestión ambiental que pr</w:t>
+            </w:r>
+            <w:r>
+              <w:rPr>
+                <w:rFonts w:eastAsiaTheme="minorHAnsi" w:cstheme="minorHAnsi"/>
+                <w:lang w:eastAsia="en-US"/>
+              </w:rPr>
+              <w:t xml:space="preserve">omueve la ISO </w:t>
+            </w:r>
+            <w:r>
+              <w:rPr>
+                <w:rFonts w:eastAsiaTheme="minorHAnsi" w:cstheme="minorHAnsi"/>
+                <w:lang w:eastAsia="en-US"/>
+              </w:rPr>
+              <w:t>14</w:t>
+            </w:r>
+            <w:r>
+              <w:rPr>
+                <w:rFonts w:eastAsiaTheme="minorHAnsi" w:cstheme="minorHAnsi"/>
+                <w:lang w:eastAsia="en-US"/>
+              </w:rPr>
+              <w:t>001.</w:t>
             </w:r>
           </w:p>
         </w:tc>
@@ -2520,7 +2755,21 @@
                 <w:rFonts w:eastAsiaTheme="minorHAnsi" w:cstheme="minorHAnsi"/>
                 <w:lang w:eastAsia="en-US"/>
               </w:rPr>
-              <w:t>seguridad que ofrecen cumplir las normas de seguridad en ELT.</w:t>
+              <w:t xml:space="preserve">seguridad que ofrecen cumplir las normas de </w:t>
+            </w:r>
+            <w:r>
+              <w:rPr>
+                <w:rFonts w:eastAsiaTheme="minorHAnsi" w:cstheme="minorHAnsi"/>
+                <w:lang w:eastAsia="en-US"/>
+              </w:rPr>
+              <w:t>gestión ambiental y conceptos básicos de electricidad</w:t>
+            </w:r>
+            <w:r>
+              <w:rPr>
+                <w:rFonts w:eastAsiaTheme="minorHAnsi" w:cstheme="minorHAnsi"/>
+                <w:lang w:eastAsia="en-US"/>
+              </w:rPr>
+              <w:t>.</w:t>
             </w:r>
           </w:p>
         </w:tc>
@@ -2557,7 +2806,21 @@
                 <w:rFonts w:eastAsiaTheme="minorHAnsi" w:cstheme="minorHAnsi"/>
                 <w:lang w:eastAsia="en-US"/>
               </w:rPr>
-              <w:t>Realiza el cuestionario de normas de seguridad en ELT.</w:t>
+              <w:t xml:space="preserve">Realiza el cuestionario de normas de </w:t>
+            </w:r>
+            <w:r>
+              <w:rPr>
+                <w:rFonts w:eastAsiaTheme="minorHAnsi" w:cstheme="minorHAnsi"/>
+                <w:lang w:eastAsia="en-US"/>
+              </w:rPr>
+              <w:t>gestión ambiental y conceptos básicos ELT</w:t>
+            </w:r>
+            <w:r>
+              <w:rPr>
+                <w:rFonts w:eastAsiaTheme="minorHAnsi" w:cstheme="minorHAnsi"/>
+                <w:lang w:eastAsia="en-US"/>
+              </w:rPr>
+              <w:t>.</w:t>
             </w:r>
           </w:p>
         </w:tc>
@@ -2589,7 +2852,28 @@
                 <w:rFonts w:eastAsiaTheme="minorHAnsi" w:cstheme="minorHAnsi"/>
                 <w:lang w:eastAsia="en-US"/>
               </w:rPr>
-              <w:t xml:space="preserve"> Realización de un cuestionario de normas de seguridad en ELT.</w:t>
+              <w:t xml:space="preserve"> Realización de un cuestionario </w:t>
+            </w:r>
+            <w:r>
+              <w:rPr>
+                <w:rFonts w:eastAsiaTheme="minorHAnsi" w:cstheme="minorHAnsi"/>
+                <w:lang w:eastAsia="en-US"/>
+              </w:rPr>
+              <w:t>de normas</w:t>
+            </w:r>
+            <w:r>
+              <w:rPr>
+                <w:rFonts w:eastAsiaTheme="minorHAnsi" w:cstheme="minorHAnsi"/>
+                <w:lang w:eastAsia="en-US"/>
+              </w:rPr>
+              <w:t xml:space="preserve"> de gestión ambiental y conceptos básicos de </w:t>
+            </w:r>
+            <w:r>
+              <w:rPr>
+                <w:rFonts w:eastAsiaTheme="minorHAnsi" w:cstheme="minorHAnsi"/>
+                <w:lang w:eastAsia="en-US"/>
+              </w:rPr>
+              <w:t>electricidad.</w:t>
             </w:r>
           </w:p>
         </w:tc>
@@ -2619,7 +2903,28 @@
                 <w:rFonts w:eastAsiaTheme="minorHAnsi" w:cstheme="minorHAnsi"/>
                 <w:lang w:eastAsia="en-US"/>
               </w:rPr>
-              <w:t>Valora la salud personal en el taller de ELT.</w:t>
+              <w:t xml:space="preserve">Valora la salud personal en el taller </w:t>
+            </w:r>
+            <w:r>
+              <w:rPr>
+                <w:rFonts w:eastAsiaTheme="minorHAnsi" w:cstheme="minorHAnsi"/>
+                <w:lang w:eastAsia="en-US"/>
+              </w:rPr>
+              <w:t>de en normas</w:t>
+            </w:r>
+            <w:r>
+              <w:rPr>
+                <w:rFonts w:eastAsiaTheme="minorHAnsi" w:cstheme="minorHAnsi"/>
+                <w:lang w:eastAsia="en-US"/>
+              </w:rPr>
+              <w:t xml:space="preserve"> de gestión ambiental y conceptos básicos de </w:t>
+            </w:r>
+            <w:r>
+              <w:rPr>
+                <w:rFonts w:eastAsiaTheme="minorHAnsi" w:cstheme="minorHAnsi"/>
+                <w:lang w:eastAsia="en-US"/>
+              </w:rPr>
+              <w:t>electricidad.</w:t>
             </w:r>
           </w:p>
         </w:tc>
@@ -2914,6 +3219,32 @@
             <w:pPr>
               <w:spacing w:after="0" w:line="240" w:lineRule="auto"/>
               <w:rPr>
+                <w:rStyle w:val="fontstyle01"/>
+              </w:rPr>
+            </w:pPr>
+            <w:r>
+              <w:rPr>
+                <w:rStyle w:val="fontstyle01"/>
+              </w:rPr>
+              <w:t xml:space="preserve">Marcadores, </w:t>
+            </w:r>
+            <w:r>
+              <w:rPr>
+                <w:rStyle w:val="fontstyle01"/>
+              </w:rPr>
+              <w:t xml:space="preserve">material oficina, </w:t>
+            </w:r>
+            <w:r>
+              <w:rPr>
+                <w:rStyle w:val="fontstyle01"/>
+              </w:rPr>
+              <w:t>texto ISO 45001.</w:t>
+            </w:r>
+          </w:p>
+          <w:p>
+            <w:pPr>
+              <w:spacing w:after="0" w:line="240" w:lineRule="auto"/>
+              <w:rPr>
                 <w:rFonts w:eastAsia="Times New Roman"/>
                 <w:lang w:eastAsia="es-419"/>
               </w:rPr>
@@ -2922,31 +3253,7 @@
               <w:rPr>
                 <w:rStyle w:val="fontstyle01"/>
               </w:rPr>
-              <w:t xml:space="preserve">Marcadores, </w:t>
-            </w:r>
-            <w:r>
-              <w:rPr>
-                <w:rStyle w:val="fontstyle01"/>
-              </w:rPr>
-              <w:t xml:space="preserve">material oficina, </w:t>
-            </w:r>
-            <w:r>
-              <w:rPr>
-                <w:rStyle w:val="fontstyle01"/>
-              </w:rPr>
-              <w:t xml:space="preserve">texto </w:t>
-            </w:r>
-            <w:r>
-              <w:rPr>
-                <w:rStyle w:val="fontstyle01"/>
-              </w:rPr>
-              <w:t>ISO 45001</w:t>
-            </w:r>
-            <w:r>
-              <w:rPr>
-                <w:rStyle w:val="fontstyle01"/>
-              </w:rPr>
-              <w:t>.</w:t>
+              <w:t>Texto de Electricidad y electromagnetismo.</w:t>
             </w:r>
           </w:p>
           <w:p>
@@ -3017,21 +3324,7 @@
                 <w:rFonts w:eastAsiaTheme="minorHAnsi" w:cstheme="minorHAnsi"/>
                 <w:lang w:eastAsia="en-US"/>
               </w:rPr>
-              <w:t>C</w:t>
-            </w:r>
-            <w:r>
-              <w:rPr>
-                <w:rFonts w:eastAsiaTheme="minorHAnsi" w:cstheme="minorHAnsi"/>
-                <w:lang w:eastAsia="en-US"/>
-              </w:rPr>
-              <w:t xml:space="preserve">uestionario de normas de seguridad en </w:t>
-            </w:r>
-            <w:r>
-              <w:rPr>
-                <w:rFonts w:eastAsiaTheme="minorHAnsi" w:cstheme="minorHAnsi"/>
-                <w:lang w:eastAsia="en-US"/>
-              </w:rPr>
-              <w:t>electricidad industrial.</w:t>
+              <w:t>cuestionario de normas de gestión ambiental y conceptos básicos de electricidad.</w:t>
             </w:r>
           </w:p>
         </w:tc>
@@ -3079,17 +3372,6 @@
             <w:pPr>
               <w:pStyle w:val="Sinespaciado"/>
             </w:pPr>
-            <w:r>
-              <w:t xml:space="preserve">Fallece joven albañil de 27 años producto de una descarga eléctrica en Sucre, al parecer tocó cables de alta tensión - Agencia de Noticias Violeta </w:t>
-            </w:r>
-            <w:hyperlink r:id="rId8" w:history="1">
-              <w:r>
-                <w:rPr>
-                  <w:rStyle w:val="Hipervnculo"/>
-                </w:rPr>
-                <w:t>https://is.gd/5poOp0</w:t>
-              </w:r>
-            </w:hyperlink>
           </w:p>
         </w:tc>
       </w:tr>
@@ -3287,8 +3569,8 @@
       </w:r>
     </w:p>
     <w:sectPr>
-      <w:headerReference w:type="default" r:id="rId9"/>
-      <w:footerReference w:type="default" r:id="rId10"/>
+      <w:headerReference w:type="default" r:id="rId8"/>
+      <w:footerReference w:type="default" r:id="rId9"/>
       <w:pgSz w:w="15842" w:h="12242" w:orient="landscape" w:code="1"/>
       <w:pgMar w:top="1134" w:right="1134" w:bottom="1134" w:left="1134" w:header="709" w:footer="709" w:gutter="0"/>
       <w:cols w:space="708"/>
@@ -3983,7 +4265,7 @@
       <w:lvlText w:val="●"/>
       <w:lvlJc w:val="left"/>
       <w:pPr>
-        <w:ind w:left="720" w:hanging="360"/>
+        <w:ind w:left="1920" w:hanging="360"/>
       </w:pPr>
       <w:rPr>
         <w:u w:val="none"/>
@@ -3995,7 +4277,7 @@
       <w:lvlText w:val="%2."/>
       <w:lvlJc w:val="left"/>
       <w:pPr>
-        <w:ind w:left="1440" w:hanging="360"/>
+        <w:ind w:left="2640" w:hanging="360"/>
       </w:pPr>
       <w:rPr>
         <w:u w:val="none"/>
@@ -4007,7 +4289,7 @@
       <w:lvlText w:val="%3."/>
       <w:lvlJc w:val="right"/>
       <w:pPr>
-        <w:ind w:left="2160" w:hanging="360"/>
+        <w:ind w:left="3360" w:hanging="360"/>
       </w:pPr>
       <w:rPr>
         <w:u w:val="none"/>
@@ -4019,7 +4301,7 @@
       <w:lvlText w:val="%4."/>
       <w:lvlJc w:val="left"/>
       <w:pPr>
-        <w:ind w:left="2880" w:hanging="360"/>
+        <w:ind w:left="4080" w:hanging="360"/>
       </w:pPr>
       <w:rPr>
         <w:u w:val="none"/>
@@ -4031,7 +4313,7 @@
       <w:lvlText w:val="%5."/>
       <w:lvlJc w:val="left"/>
       <w:pPr>
-        <w:ind w:left="3600" w:hanging="360"/>
+        <w:ind w:left="4800" w:hanging="360"/>
       </w:pPr>
       <w:rPr>
         <w:u w:val="none"/>
@@ -4043,7 +4325,7 @@
       <w:lvlText w:val="%6."/>
       <w:lvlJc w:val="right"/>
       <w:pPr>
-        <w:ind w:left="4320" w:hanging="360"/>
+        <w:ind w:left="5520" w:hanging="360"/>
       </w:pPr>
       <w:rPr>
         <w:u w:val="none"/>
@@ -4055,7 +4337,7 @@
       <w:lvlText w:val="%7."/>
       <w:lvlJc w:val="left"/>
       <w:pPr>
-        <w:ind w:left="5040" w:hanging="360"/>
+        <w:ind w:left="6240" w:hanging="360"/>
       </w:pPr>
       <w:rPr>
         <w:u w:val="none"/>
@@ -4067,7 +4349,7 @@
       <w:lvlText w:val="%8."/>
       <w:lvlJc w:val="left"/>
       <w:pPr>
-        <w:ind w:left="5760" w:hanging="360"/>
+        <w:ind w:left="6960" w:hanging="360"/>
       </w:pPr>
       <w:rPr>
         <w:u w:val="none"/>
@@ -4079,7 +4361,7 @@
       <w:lvlText w:val="%9."/>
       <w:lvlJc w:val="right"/>
       <w:pPr>
-        <w:ind w:left="6480" w:hanging="360"/>
+        <w:ind w:left="7680" w:hanging="360"/>
       </w:pPr>
       <w:rPr>
         <w:u w:val="none"/>
@@ -4508,6 +4790,7 @@
   <w:style w:type="character" w:default="1" w:styleId="Fuentedeprrafopredeter">
     <w:name w:val="Default Paragraph Font"/>
     <w:uiPriority w:val="1"/>
+    <w:semiHidden/>
     <w:unhideWhenUsed/>
   </w:style>
   <w:style w:type="table" w:default="1" w:styleId="Tablanormal">

--- a/PDC_2025_3ro_TTG.docx
+++ b/PDC_2025_3ro_TTG.docx
@@ -30,7 +30,7 @@
           <w:sz w:val="40"/>
           <w:szCs w:val="36"/>
         </w:rPr>
-        <w:t>ABRIL</w:t>
+        <w:t>MAYO</w:t>
       </w:r>
       <w:r>
         <w:rPr>
@@ -501,35 +501,7 @@
               <w:rPr>
                 <w:rFonts w:cstheme="minorHAnsi"/>
               </w:rPr>
-              <w:t xml:space="preserve">Fray Paulo </w:t>
-            </w:r>
-            <w:proofErr w:type="spellStart"/>
-            <w:r>
-              <w:rPr>
-                <w:rFonts w:cstheme="minorHAnsi"/>
-              </w:rPr>
-              <w:t>Charupa</w:t>
-            </w:r>
-            <w:proofErr w:type="spellEnd"/>
-            <w:r>
-              <w:rPr>
-                <w:rFonts w:cstheme="minorHAnsi"/>
-              </w:rPr>
-              <w:t xml:space="preserve"> </w:t>
-            </w:r>
-            <w:proofErr w:type="spellStart"/>
-            <w:r>
-              <w:rPr>
-                <w:rFonts w:cstheme="minorHAnsi"/>
-              </w:rPr>
-              <w:t>Masabi</w:t>
-            </w:r>
-            <w:proofErr w:type="spellEnd"/>
-            <w:r>
-              <w:rPr>
-                <w:rFonts w:cstheme="minorHAnsi"/>
-              </w:rPr>
-              <w:t xml:space="preserve"> O.F.M. </w:t>
+              <w:t xml:space="preserve">Fray Paulo Charupa Masabi O.F.M. </w:t>
             </w:r>
           </w:p>
         </w:tc>
@@ -813,15 +785,16 @@
             <w:pPr>
               <w:pStyle w:val="Sinespaciado"/>
               <w:spacing w:line="276" w:lineRule="auto"/>
-              <w:rPr>
-                <w:rFonts w:cstheme="minorHAnsi"/>
-              </w:rPr>
-            </w:pPr>
-            <w:r>
-              <w:rPr>
-                <w:rFonts w:cstheme="minorHAnsi"/>
-              </w:rPr>
-              <w:t>Abril</w:t>
+              <w:ind w:left="708" w:hanging="708"/>
+              <w:rPr>
+                <w:rFonts w:cstheme="minorHAnsi"/>
+              </w:rPr>
+            </w:pPr>
+            <w:r>
+              <w:rPr>
+                <w:rFonts w:cstheme="minorHAnsi"/>
+              </w:rPr>
+              <w:t>Mayo</w:t>
             </w:r>
           </w:p>
         </w:tc>
@@ -965,7 +938,7 @@
               <w:rPr>
                 <w:rFonts w:cstheme="minorHAnsi"/>
               </w:rPr>
-              <w:t>4</w:t>
+              <w:t>5</w:t>
             </w:r>
             <w:r>
               <w:rPr>
@@ -1038,7 +1011,7 @@
               <w:rPr>
                 <w:rFonts w:cstheme="minorHAnsi"/>
               </w:rPr>
-              <w:t>4</w:t>
+              <w:t>5</w:t>
             </w:r>
             <w:r>
               <w:rPr>
@@ -1682,7 +1655,7 @@
                 <w:bCs/>
                 <w:i/>
               </w:rPr>
-              <w:t>ABRIL</w:t>
+              <w:t>MAYO</w:t>
             </w:r>
             <w:r>
               <w:rPr>
@@ -1833,7 +1806,7 @@
                 <w:rFonts w:cstheme="minorHAnsi"/>
                 <w:b/>
               </w:rPr>
-              <w:t>ABRIL</w:t>
+              <w:t>MAYO</w:t>
             </w:r>
             <w:r>
               <w:rPr>
@@ -1870,21 +1843,21 @@
                 <w:rFonts w:cstheme="minorHAnsi"/>
                 <w:bCs/>
               </w:rPr>
-              <w:t xml:space="preserve">Fortalecemos la responsabilidad, solidaridad y complementariedad, a través del estudio de </w:t>
-            </w:r>
-            <w:r>
-              <w:rPr>
-                <w:rFonts w:cstheme="minorHAnsi"/>
-                <w:bCs/>
-              </w:rPr>
-              <w:t xml:space="preserve">los complejos y sectores </w:t>
-            </w:r>
-            <w:r>
-              <w:rPr>
-                <w:rFonts w:cstheme="minorHAnsi"/>
-                <w:bCs/>
-              </w:rPr>
-              <w:t>productivos,</w:t>
+              <w:t xml:space="preserve">Fortalecemos la responsabilidad, solidaridad y complementariedad, a través </w:t>
+            </w:r>
+            <w:r>
+              <w:rPr>
+                <w:rFonts w:cstheme="minorHAnsi"/>
+                <w:bCs/>
+              </w:rPr>
+              <w:t>métodos, técnicas y herramientas de investigación</w:t>
+            </w:r>
+            <w:r>
+              <w:rPr>
+                <w:rFonts w:cstheme="minorHAnsi"/>
+                <w:bCs/>
+              </w:rPr>
+              <w:t>,</w:t>
             </w:r>
             <w:r>
               <w:rPr>
@@ -1928,6 +1901,17 @@
               </w:rPr>
               <w:t xml:space="preserve"> </w:t>
             </w:r>
+          </w:p>
+          <w:p>
+            <w:pPr>
+              <w:tabs>
+                <w:tab w:val="left" w:pos="210"/>
+              </w:tabs>
+              <w:rPr>
+                <w:rFonts w:cstheme="minorHAnsi"/>
+                <w:bCs/>
+              </w:rPr>
+            </w:pPr>
           </w:p>
         </w:tc>
       </w:tr>
@@ -1988,7 +1972,21 @@
                 <w:rFonts w:cstheme="minorHAnsi"/>
                 <w:bCs/>
               </w:rPr>
-              <w:t>Analiza la matriz productiva y asume posicionamiento critico frente al desarrollo económico, productivo y social de Bolivia.</w:t>
+              <w:t>Analiza las problemáticas  de su contexto y regionales</w:t>
+            </w:r>
+            <w:r>
+              <w:rPr>
+                <w:rFonts w:cstheme="minorHAnsi"/>
+                <w:bCs/>
+              </w:rPr>
+              <w:t xml:space="preserve"> que pueden solucionarse</w:t>
+            </w:r>
+            <w:r>
+              <w:rPr>
+                <w:rFonts w:cstheme="minorHAnsi"/>
+                <w:bCs/>
+              </w:rPr>
+              <w:t>, para contribuir al  desarrollo productivo y económico de Bolivia.</w:t>
             </w:r>
           </w:p>
         </w:tc>
@@ -2074,14 +2072,7 @@
                 <w:rFonts w:cstheme="minorHAnsi"/>
                 <w:bCs/>
               </w:rPr>
-              <w:t>Complejos y sectores de producción</w:t>
-            </w:r>
-            <w:r>
-              <w:rPr>
-                <w:rFonts w:cstheme="minorHAnsi"/>
-                <w:bCs/>
-              </w:rPr>
-              <w:t>.</w:t>
+              <w:t xml:space="preserve">Métodos y técnicas de investigación </w:t>
             </w:r>
           </w:p>
           <w:p>
@@ -2105,7 +2096,7 @@
                 <w:rFonts w:cstheme="minorHAnsi"/>
                 <w:bCs/>
               </w:rPr>
-              <w:t>Complejos productivos integrales</w:t>
+              <w:t>Clasificación y tipos</w:t>
             </w:r>
             <w:r>
               <w:rPr>
@@ -2136,14 +2127,7 @@
                 <w:rFonts w:cstheme="minorHAnsi"/>
                 <w:bCs/>
               </w:rPr>
-              <w:t>Sectores económicos</w:t>
-            </w:r>
-            <w:r>
-              <w:rPr>
-                <w:rFonts w:cstheme="minorHAnsi"/>
-                <w:bCs/>
-              </w:rPr>
-              <w:t>.</w:t>
+              <w:t>Conceptos y diferencias entre: metodología, método, técnicas, instrumentos.</w:t>
             </w:r>
           </w:p>
           <w:p>
@@ -2167,21 +2151,26 @@
                 <w:rFonts w:cstheme="minorHAnsi"/>
                 <w:bCs/>
               </w:rPr>
-              <w:t>Sectores económicos</w:t>
-            </w:r>
-            <w:r>
-              <w:rPr>
-                <w:rFonts w:cstheme="minorHAnsi"/>
-                <w:bCs/>
-              </w:rPr>
-              <w:t xml:space="preserve"> estratégicos</w:t>
-            </w:r>
-            <w:r>
-              <w:rPr>
-                <w:rFonts w:cstheme="minorHAnsi"/>
-                <w:bCs/>
-              </w:rPr>
-              <w:t>.</w:t>
+              <w:t>Técnicas investigación cualitativa y cuantitativa.</w:t>
+            </w:r>
+          </w:p>
+          <w:p>
+            <w:pPr>
+              <w:tabs>
+                <w:tab w:val="left" w:pos="210"/>
+              </w:tabs>
+              <w:ind w:left="48"/>
+              <w:rPr>
+                <w:rFonts w:cstheme="minorHAnsi"/>
+                <w:bCs/>
+              </w:rPr>
+            </w:pPr>
+            <w:r>
+              <w:rPr>
+                <w:rFonts w:cstheme="minorHAnsi"/>
+                <w:bCs/>
+              </w:rPr>
+              <w:t>Herramientas de diagnostico</w:t>
             </w:r>
           </w:p>
           <w:p>
@@ -2205,30 +2194,8 @@
                 <w:rFonts w:cstheme="minorHAnsi"/>
                 <w:bCs/>
               </w:rPr>
-              <w:t>.</w:t>
-            </w:r>
-          </w:p>
-          <w:p>
-            <w:pPr>
-              <w:tabs>
-                <w:tab w:val="left" w:pos="210"/>
-              </w:tabs>
-              <w:rPr>
-                <w:rFonts w:cstheme="minorHAnsi"/>
-                <w:bCs/>
-              </w:rPr>
-            </w:pPr>
-          </w:p>
-          <w:p>
-            <w:pPr>
-              <w:tabs>
-                <w:tab w:val="left" w:pos="210"/>
-              </w:tabs>
-              <w:rPr>
-                <w:rFonts w:cstheme="minorHAnsi"/>
-                <w:bCs/>
-              </w:rPr>
-            </w:pPr>
+              <w:t>Lluvia de ideas, árbol de problemas, matriz FODA, diagrama causa efecto.</w:t>
+            </w:r>
           </w:p>
         </w:tc>
         <w:tc>
@@ -2269,31 +2236,13 @@
               <w:rPr>
                 <w:rFonts w:cstheme="minorHAnsi"/>
               </w:rPr>
-              <w:t xml:space="preserve">Se analiza </w:t>
-            </w:r>
-            <w:r>
-              <w:rPr>
-                <w:rFonts w:cstheme="minorHAnsi"/>
-              </w:rPr>
-              <w:t>los complejos productivos y sectores estratégicos que generan ingresos</w:t>
-            </w:r>
-            <w:r>
-              <w:rPr>
-                <w:rFonts w:cstheme="minorHAnsi"/>
-              </w:rPr>
-              <w:t xml:space="preserve"> </w:t>
-            </w:r>
-            <w:r>
-              <w:rPr>
-                <w:rFonts w:cstheme="minorHAnsi"/>
-              </w:rPr>
-              <w:t>en</w:t>
-            </w:r>
-            <w:r>
-              <w:rPr>
-                <w:rFonts w:cstheme="minorHAnsi"/>
-              </w:rPr>
-              <w:t xml:space="preserve"> Bolivia.</w:t>
+              <w:t xml:space="preserve">Se analiza los métodos, técnicas y herramientas de investigación para mejorar la </w:t>
+            </w:r>
+            <w:r>
+              <w:rPr>
+                <w:rFonts w:cstheme="minorHAnsi"/>
+              </w:rPr>
+              <w:t>economía.</w:t>
             </w:r>
           </w:p>
           <w:p>
@@ -2450,28 +2399,7 @@
                 <w:rFonts w:eastAsiaTheme="minorHAnsi" w:cstheme="minorHAnsi"/>
                 <w:lang w:eastAsia="en-US"/>
               </w:rPr>
-              <w:t xml:space="preserve">Leemos </w:t>
-            </w:r>
-            <w:r>
-              <w:rPr>
-                <w:rFonts w:eastAsiaTheme="minorHAnsi" w:cstheme="minorHAnsi"/>
-                <w:lang w:eastAsia="en-US"/>
-              </w:rPr>
-              <w:t xml:space="preserve">y miramos la imagen de los principales complejos productivos del </w:t>
-            </w:r>
-            <w:r>
-              <w:rPr>
-                <w:rFonts w:eastAsiaTheme="minorHAnsi" w:cstheme="minorHAnsi"/>
-                <w:lang w:eastAsia="en-US"/>
-              </w:rPr>
-              <w:t>país</w:t>
-            </w:r>
-            <w:r>
-              <w:rPr>
-                <w:rFonts w:eastAsiaTheme="minorHAnsi" w:cstheme="minorHAnsi"/>
-                <w:lang w:eastAsia="en-US"/>
-              </w:rPr>
-              <w:t>.</w:t>
+              <w:t xml:space="preserve">Analizamos las problemáticas locales o regionales </w:t>
             </w:r>
           </w:p>
         </w:tc>
@@ -2540,14 +2468,21 @@
                 <w:rFonts w:eastAsiaTheme="minorHAnsi" w:cstheme="minorHAnsi"/>
                 <w:lang w:eastAsia="en-US"/>
               </w:rPr>
-              <w:t>Identificamos los productos y servicios</w:t>
+              <w:t xml:space="preserve">Identificamos </w:t>
             </w:r>
             <w:r>
               <w:rPr>
                 <w:rFonts w:eastAsiaTheme="minorHAnsi" w:cstheme="minorHAnsi"/>
                 <w:lang w:eastAsia="en-US"/>
               </w:rPr>
-              <w:t xml:space="preserve"> que generan las regiones del país.</w:t>
+              <w:t>las problemáticas más urgentes</w:t>
+            </w:r>
+            <w:r>
+              <w:rPr>
+                <w:rFonts w:eastAsiaTheme="minorHAnsi" w:cstheme="minorHAnsi"/>
+                <w:lang w:eastAsia="en-US"/>
+              </w:rPr>
+              <w:t>.</w:t>
             </w:r>
           </w:p>
         </w:tc>
@@ -2584,21 +2519,35 @@
                 <w:rFonts w:eastAsiaTheme="minorHAnsi" w:cstheme="minorHAnsi"/>
                 <w:lang w:eastAsia="en-US"/>
               </w:rPr>
-              <w:t xml:space="preserve">Identifica </w:t>
+              <w:t xml:space="preserve"> </w:t>
             </w:r>
             <w:r>
               <w:rPr>
                 <w:rFonts w:eastAsiaTheme="minorHAnsi" w:cstheme="minorHAnsi"/>
                 <w:lang w:eastAsia="en-US"/>
               </w:rPr>
-              <w:t>los complejos productivos</w:t>
+              <w:t xml:space="preserve">Identificamos </w:t>
             </w:r>
             <w:r>
               <w:rPr>
                 <w:rFonts w:eastAsiaTheme="minorHAnsi" w:cstheme="minorHAnsi"/>
                 <w:lang w:eastAsia="en-US"/>
               </w:rPr>
-              <w:t xml:space="preserve"> de la región Chuquisaca.</w:t>
+              <w:t>las problemáticas más urgentes</w:t>
+            </w:r>
+            <w:r>
+              <w:rPr>
+                <w:rFonts w:eastAsiaTheme="minorHAnsi" w:cstheme="minorHAnsi"/>
+                <w:lang w:eastAsia="en-US"/>
+              </w:rPr>
+              <w:t xml:space="preserve"> de la región</w:t>
+            </w:r>
+            <w:r>
+              <w:rPr>
+                <w:rFonts w:eastAsiaTheme="minorHAnsi" w:cstheme="minorHAnsi"/>
+                <w:lang w:eastAsia="en-US"/>
+              </w:rPr>
+              <w:t>.</w:t>
             </w:r>
           </w:p>
         </w:tc>
@@ -2637,21 +2586,21 @@
                 <w:rFonts w:eastAsiaTheme="minorHAnsi" w:cstheme="minorHAnsi"/>
                 <w:lang w:eastAsia="en-US"/>
               </w:rPr>
-              <w:t>Valoramos l</w:t>
+              <w:t xml:space="preserve">Valoramos </w:t>
             </w:r>
             <w:r>
               <w:rPr>
                 <w:rFonts w:eastAsiaTheme="minorHAnsi" w:cstheme="minorHAnsi"/>
                 <w:lang w:eastAsia="en-US"/>
               </w:rPr>
-              <w:t xml:space="preserve">os complejos productivos </w:t>
+              <w:t>las técnicas y herramientas de investigación</w:t>
             </w:r>
             <w:r>
               <w:rPr>
                 <w:rFonts w:eastAsiaTheme="minorHAnsi" w:cstheme="minorHAnsi"/>
                 <w:lang w:eastAsia="en-US"/>
               </w:rPr>
-              <w:t>de nuestra región.</w:t>
+              <w:t>.</w:t>
             </w:r>
           </w:p>
         </w:tc>
@@ -2688,56 +2637,14 @@
                 <w:rFonts w:eastAsiaTheme="minorHAnsi" w:cstheme="minorHAnsi"/>
                 <w:lang w:eastAsia="en-US"/>
               </w:rPr>
-              <w:t>Realiza un mapa</w:t>
+              <w:t xml:space="preserve"> </w:t>
             </w:r>
             <w:r>
               <w:rPr>
                 <w:rFonts w:eastAsiaTheme="minorHAnsi" w:cstheme="minorHAnsi"/>
                 <w:lang w:eastAsia="en-US"/>
               </w:rPr>
-              <w:t xml:space="preserve"> conceptual</w:t>
-            </w:r>
-            <w:r>
-              <w:rPr>
-                <w:rFonts w:eastAsiaTheme="minorHAnsi" w:cstheme="minorHAnsi"/>
-                <w:lang w:eastAsia="en-US"/>
-              </w:rPr>
-              <w:t xml:space="preserve"> </w:t>
-            </w:r>
-            <w:r>
-              <w:rPr>
-                <w:rFonts w:eastAsiaTheme="minorHAnsi" w:cstheme="minorHAnsi"/>
-                <w:lang w:eastAsia="en-US"/>
-              </w:rPr>
-              <w:t>complejos</w:t>
-            </w:r>
-            <w:r>
-              <w:rPr>
-                <w:rFonts w:eastAsiaTheme="minorHAnsi" w:cstheme="minorHAnsi"/>
-                <w:lang w:eastAsia="en-US"/>
-              </w:rPr>
-              <w:t xml:space="preserve"> productiv</w:t>
-            </w:r>
-            <w:r>
-              <w:rPr>
-                <w:rFonts w:eastAsiaTheme="minorHAnsi" w:cstheme="minorHAnsi"/>
-                <w:lang w:eastAsia="en-US"/>
-              </w:rPr>
-              <w:t>o</w:t>
-            </w:r>
-            <w:r>
-              <w:rPr>
-                <w:rFonts w:eastAsiaTheme="minorHAnsi" w:cstheme="minorHAnsi"/>
-                <w:lang w:eastAsia="en-US"/>
-              </w:rPr>
-              <w:t>s</w:t>
-            </w:r>
-            <w:r>
-              <w:rPr>
-                <w:rFonts w:eastAsiaTheme="minorHAnsi" w:cstheme="minorHAnsi"/>
-                <w:lang w:eastAsia="en-US"/>
-              </w:rPr>
-              <w:t>.</w:t>
+              <w:t>Mapa conceptual de árbol de problemas, matriz FODA.</w:t>
             </w:r>
           </w:p>
         </w:tc>
@@ -2776,21 +2683,28 @@
                 <w:rFonts w:eastAsiaTheme="minorHAnsi" w:cstheme="minorHAnsi"/>
                 <w:lang w:eastAsia="en-US"/>
               </w:rPr>
-              <w:t xml:space="preserve">Mapa </w:t>
+              <w:t>Mapa</w:t>
             </w:r>
             <w:r>
               <w:rPr>
                 <w:rFonts w:eastAsiaTheme="minorHAnsi" w:cstheme="minorHAnsi"/>
                 <w:lang w:eastAsia="en-US"/>
               </w:rPr>
-              <w:t xml:space="preserve">conceptual de los complejos productivos del </w:t>
+              <w:t xml:space="preserve"> conceptual</w:t>
             </w:r>
             <w:r>
               <w:rPr>
                 <w:rFonts w:eastAsiaTheme="minorHAnsi" w:cstheme="minorHAnsi"/>
                 <w:lang w:eastAsia="en-US"/>
               </w:rPr>
-              <w:t>país</w:t>
+              <w:t xml:space="preserve"> </w:t>
+            </w:r>
+            <w:r>
+              <w:rPr>
+                <w:rFonts w:eastAsiaTheme="minorHAnsi" w:cstheme="minorHAnsi"/>
+                <w:lang w:eastAsia="en-US"/>
+              </w:rPr>
+              <w:t>de árbol de problemas, matriz FODA</w:t>
             </w:r>
             <w:r>
               <w:rPr>
@@ -2827,35 +2741,7 @@
                 <w:rFonts w:eastAsiaTheme="minorHAnsi" w:cstheme="minorHAnsi"/>
                 <w:lang w:eastAsia="en-US"/>
               </w:rPr>
-              <w:t xml:space="preserve">Valora </w:t>
-            </w:r>
-            <w:r>
-              <w:rPr>
-                <w:rFonts w:eastAsiaTheme="minorHAnsi" w:cstheme="minorHAnsi"/>
-                <w:lang w:eastAsia="en-US"/>
-              </w:rPr>
-              <w:t xml:space="preserve">complejos </w:t>
-            </w:r>
-            <w:r>
-              <w:rPr>
-                <w:rFonts w:eastAsiaTheme="minorHAnsi" w:cstheme="minorHAnsi"/>
-                <w:lang w:eastAsia="en-US"/>
-              </w:rPr>
-              <w:t>productivos en</w:t>
-            </w:r>
-            <w:r>
-              <w:rPr>
-                <w:rFonts w:eastAsiaTheme="minorHAnsi" w:cstheme="minorHAnsi"/>
-                <w:lang w:eastAsia="en-US"/>
-              </w:rPr>
-              <w:t xml:space="preserve"> </w:t>
-            </w:r>
-            <w:r>
-              <w:rPr>
-                <w:rFonts w:eastAsiaTheme="minorHAnsi" w:cstheme="minorHAnsi"/>
-                <w:lang w:eastAsia="en-US"/>
-              </w:rPr>
-              <w:t>CH</w:t>
+              <w:t>Valora la investigación para solucionar problemas del entorno.</w:t>
             </w:r>
           </w:p>
         </w:tc>
@@ -3225,24 +3111,10 @@
             </w:pPr>
             <w:r>
               <w:rPr>
-                <w:b/>
-                <w:bCs/>
-              </w:rPr>
-              <w:t xml:space="preserve">Mapa </w:t>
-            </w:r>
-            <w:r>
-              <w:rPr>
-                <w:b/>
-                <w:bCs/>
-              </w:rPr>
-              <w:t>conceptual de los complejos productivos en</w:t>
-            </w:r>
-            <w:r>
-              <w:rPr>
-                <w:b/>
-                <w:bCs/>
-              </w:rPr>
-              <w:t xml:space="preserve"> Bolivia.</w:t>
+                <w:rFonts w:eastAsiaTheme="minorHAnsi" w:cstheme="minorHAnsi"/>
+                <w:lang w:eastAsia="en-US"/>
+              </w:rPr>
+              <w:t>Mapa conceptual de árbol de problemas, matriz FODA.</w:t>
             </w:r>
           </w:p>
         </w:tc>
@@ -3341,7 +3213,6 @@
           <w:szCs w:val="32"/>
           <w:lang w:val="es-BO" w:eastAsia="en-US"/>
         </w:rPr>
-        <w:lastRenderedPageBreak/>
         <mc:AlternateContent>
           <mc:Choice Requires="wps">
             <w:drawing>

--- a/PDC_2025_3ro_TTG.docx
+++ b/PDC_2025_3ro_TTG.docx
@@ -30,7 +30,7 @@
           <w:sz w:val="40"/>
           <w:szCs w:val="36"/>
         </w:rPr>
-        <w:t>MAYO</w:t>
+        <w:t>JUNIO</w:t>
       </w:r>
       <w:r>
         <w:rPr>
@@ -794,7 +794,7 @@
               <w:rPr>
                 <w:rFonts w:cstheme="minorHAnsi"/>
               </w:rPr>
-              <w:t>Mayo</w:t>
+              <w:t>Junio</w:t>
             </w:r>
           </w:p>
         </w:tc>
@@ -938,7 +938,7 @@
               <w:rPr>
                 <w:rFonts w:cstheme="minorHAnsi"/>
               </w:rPr>
-              <w:t>5</w:t>
+              <w:t>6</w:t>
             </w:r>
             <w:r>
               <w:rPr>
@@ -1011,7 +1011,7 @@
               <w:rPr>
                 <w:rFonts w:cstheme="minorHAnsi"/>
               </w:rPr>
-              <w:t>5</w:t>
+              <w:t>6</w:t>
             </w:r>
             <w:r>
               <w:rPr>
@@ -1655,7 +1655,7 @@
                 <w:bCs/>
                 <w:i/>
               </w:rPr>
-              <w:t>MAYO</w:t>
+              <w:t>JUNIO</w:t>
             </w:r>
             <w:r>
               <w:rPr>
@@ -1806,7 +1806,7 @@
                 <w:rFonts w:cstheme="minorHAnsi"/>
                 <w:b/>
               </w:rPr>
-              <w:t>MAYO</w:t>
+              <w:t>JUNIO</w:t>
             </w:r>
             <w:r>
               <w:rPr>
@@ -1843,63 +1843,42 @@
                 <w:rFonts w:cstheme="minorHAnsi"/>
                 <w:bCs/>
               </w:rPr>
-              <w:t xml:space="preserve">Fortalecemos la responsabilidad, solidaridad y complementariedad, a través </w:t>
-            </w:r>
-            <w:r>
-              <w:rPr>
-                <w:rFonts w:cstheme="minorHAnsi"/>
-                <w:bCs/>
-              </w:rPr>
-              <w:t>métodos, técnicas y herramientas de investigación</w:t>
-            </w:r>
-            <w:r>
-              <w:rPr>
-                <w:rFonts w:cstheme="minorHAnsi"/>
-                <w:bCs/>
-              </w:rPr>
-              <w:t>,</w:t>
-            </w:r>
-            <w:r>
-              <w:rPr>
-                <w:rFonts w:cstheme="minorHAnsi"/>
-                <w:bCs/>
-              </w:rPr>
-              <w:t xml:space="preserve"> elaborando </w:t>
-            </w:r>
-            <w:r>
-              <w:rPr>
-                <w:rFonts w:cstheme="minorHAnsi"/>
-                <w:bCs/>
-              </w:rPr>
-              <w:t xml:space="preserve">un </w:t>
-            </w:r>
-            <w:r>
-              <w:rPr>
-                <w:rFonts w:cstheme="minorHAnsi"/>
-                <w:bCs/>
-              </w:rPr>
-              <w:t xml:space="preserve">mapa </w:t>
-            </w:r>
-            <w:r>
-              <w:rPr>
-                <w:rFonts w:cstheme="minorHAnsi"/>
-                <w:bCs/>
-              </w:rPr>
-              <w:t>conceptual,</w:t>
-            </w:r>
-            <w:r>
-              <w:rPr>
-                <w:rFonts w:cstheme="minorHAnsi"/>
-                <w:bCs/>
-              </w:rPr>
-              <w:t xml:space="preserve"> para preservar la vida del ser humano y madre tierra.</w:t>
-            </w:r>
-            <w:r>
-              <w:rPr>
-                <w:rFonts w:cstheme="minorHAnsi"/>
-                <w:bCs/>
-              </w:rPr>
-              <w:t xml:space="preserve"> </w:t>
+              <w:t xml:space="preserve">Fortalecemos la responsabilidad, solidaridad y complementariedad, a </w:t>
+            </w:r>
+            <w:r>
+              <w:rPr>
+                <w:rFonts w:cstheme="minorHAnsi"/>
+                <w:bCs/>
+              </w:rPr>
+              <w:t>través de</w:t>
+            </w:r>
+            <w:r>
+              <w:rPr>
+                <w:rFonts w:cstheme="minorHAnsi"/>
+                <w:bCs/>
+              </w:rPr>
+              <w:t xml:space="preserve"> las vocaciones y potencialidades productivas</w:t>
+            </w:r>
+            <w:r>
+              <w:rPr>
+                <w:rFonts w:cstheme="minorHAnsi"/>
+                <w:bCs/>
+              </w:rPr>
+              <w:t>, elaborando un</w:t>
+            </w:r>
+            <w:r>
+              <w:rPr>
+                <w:rFonts w:cstheme="minorHAnsi"/>
+                <w:bCs/>
+              </w:rPr>
+              <w:t>a infografía</w:t>
+            </w:r>
+            <w:r>
+              <w:rPr>
+                <w:rFonts w:cstheme="minorHAnsi"/>
+                <w:bCs/>
+              </w:rPr>
+              <w:t xml:space="preserve">, para preservar la vida del ser humano y madre tierra. </w:t>
             </w:r>
           </w:p>
           <w:p>
@@ -1972,21 +1951,7 @@
                 <w:rFonts w:cstheme="minorHAnsi"/>
                 <w:bCs/>
               </w:rPr>
-              <w:t>Analiza las problemáticas  de su contexto y regionales</w:t>
-            </w:r>
-            <w:r>
-              <w:rPr>
-                <w:rFonts w:cstheme="minorHAnsi"/>
-                <w:bCs/>
-              </w:rPr>
-              <w:t xml:space="preserve"> que pueden solucionarse</w:t>
-            </w:r>
-            <w:r>
-              <w:rPr>
-                <w:rFonts w:cstheme="minorHAnsi"/>
-                <w:bCs/>
-              </w:rPr>
-              <w:t>, para contribuir al  desarrollo productivo y económico de Bolivia.</w:t>
+              <w:t>Construye su proyecto de vida a partir de las vocaciones y potencialidades productivas locales y regionales, considerando el cuidado y protección de la madre tierra.</w:t>
             </w:r>
           </w:p>
         </w:tc>
@@ -2062,17 +2027,18 @@
               <w:tabs>
                 <w:tab w:val="left" w:pos="210"/>
               </w:tabs>
-              <w:rPr>
-                <w:rFonts w:cstheme="minorHAnsi"/>
-                <w:bCs/>
-              </w:rPr>
-            </w:pPr>
-            <w:r>
-              <w:rPr>
-                <w:rFonts w:cstheme="minorHAnsi"/>
-                <w:bCs/>
-              </w:rPr>
-              <w:t xml:space="preserve">Métodos y técnicas de investigación </w:t>
+              <w:spacing w:after="0" w:line="240" w:lineRule="auto"/>
+              <w:rPr>
+                <w:rFonts w:cstheme="minorHAnsi"/>
+                <w:b/>
+              </w:rPr>
+            </w:pPr>
+            <w:r>
+              <w:rPr>
+                <w:rFonts w:cstheme="minorHAnsi"/>
+                <w:b/>
+              </w:rPr>
+              <w:t>Potencialidades y vocaciones productivas en Bolivia.</w:t>
             </w:r>
           </w:p>
           <w:p>
@@ -2085,25 +2051,18 @@
               <w:tabs>
                 <w:tab w:val="left" w:pos="210"/>
               </w:tabs>
-              <w:spacing w:line="276" w:lineRule="auto"/>
-              <w:rPr>
-                <w:rFonts w:cstheme="minorHAnsi"/>
-                <w:bCs/>
-              </w:rPr>
-            </w:pPr>
-            <w:r>
-              <w:rPr>
-                <w:rFonts w:cstheme="minorHAnsi"/>
-                <w:bCs/>
-              </w:rPr>
-              <w:t>Clasificación y tipos</w:t>
-            </w:r>
-            <w:r>
-              <w:rPr>
-                <w:rFonts w:cstheme="minorHAnsi"/>
-                <w:bCs/>
-              </w:rPr>
-              <w:t>.</w:t>
+              <w:spacing w:after="0" w:line="240" w:lineRule="auto"/>
+              <w:rPr>
+                <w:rFonts w:cstheme="minorHAnsi"/>
+                <w:bCs/>
+              </w:rPr>
+            </w:pPr>
+            <w:r>
+              <w:rPr>
+                <w:rFonts w:cstheme="minorHAnsi"/>
+                <w:bCs/>
+              </w:rPr>
+              <w:t>Proceso de identificación de potencialidades</w:t>
             </w:r>
           </w:p>
           <w:p>
@@ -2116,18 +2075,45 @@
               <w:tabs>
                 <w:tab w:val="left" w:pos="210"/>
               </w:tabs>
-              <w:spacing w:line="276" w:lineRule="auto"/>
-              <w:rPr>
-                <w:rFonts w:cstheme="minorHAnsi"/>
-                <w:bCs/>
-              </w:rPr>
-            </w:pPr>
-            <w:r>
-              <w:rPr>
-                <w:rFonts w:cstheme="minorHAnsi"/>
-                <w:bCs/>
-              </w:rPr>
-              <w:t>Conceptos y diferencias entre: metodología, método, técnicas, instrumentos.</w:t>
+              <w:spacing w:after="0" w:line="240" w:lineRule="auto"/>
+              <w:rPr>
+                <w:rFonts w:cstheme="minorHAnsi"/>
+                <w:bCs/>
+              </w:rPr>
+            </w:pPr>
+            <w:r>
+              <w:rPr>
+                <w:rFonts w:cstheme="minorHAnsi"/>
+                <w:bCs/>
+              </w:rPr>
+              <w:t>Vocaciones productivas de Bolivia</w:t>
+            </w:r>
+            <w:r>
+              <w:rPr>
+                <w:rFonts w:cstheme="minorHAnsi"/>
+                <w:bCs/>
+              </w:rPr>
+              <w:t>.</w:t>
+            </w:r>
+          </w:p>
+          <w:p>
+            <w:pPr>
+              <w:tabs>
+                <w:tab w:val="left" w:pos="210"/>
+              </w:tabs>
+              <w:spacing w:after="0" w:line="240" w:lineRule="auto"/>
+              <w:ind w:left="48"/>
+              <w:rPr>
+                <w:rFonts w:cstheme="minorHAnsi"/>
+                <w:b/>
+              </w:rPr>
+            </w:pPr>
+            <w:r>
+              <w:rPr>
+                <w:rFonts w:cstheme="minorHAnsi"/>
+                <w:b/>
+              </w:rPr>
+              <w:t>Taller de proyecto de vida.</w:t>
             </w:r>
           </w:p>
           <w:p>
@@ -2140,37 +2126,25 @@
               <w:tabs>
                 <w:tab w:val="left" w:pos="210"/>
               </w:tabs>
-              <w:spacing w:line="276" w:lineRule="auto"/>
-              <w:rPr>
-                <w:rFonts w:cstheme="minorHAnsi"/>
-                <w:bCs/>
-              </w:rPr>
-            </w:pPr>
-            <w:r>
-              <w:rPr>
-                <w:rFonts w:cstheme="minorHAnsi"/>
-                <w:bCs/>
-              </w:rPr>
-              <w:t>Técnicas investigación cualitativa y cuantitativa.</w:t>
-            </w:r>
-          </w:p>
-          <w:p>
-            <w:pPr>
-              <w:tabs>
-                <w:tab w:val="left" w:pos="210"/>
-              </w:tabs>
-              <w:ind w:left="48"/>
-              <w:rPr>
-                <w:rFonts w:cstheme="minorHAnsi"/>
-                <w:bCs/>
-              </w:rPr>
-            </w:pPr>
-            <w:r>
-              <w:rPr>
-                <w:rFonts w:cstheme="minorHAnsi"/>
-                <w:bCs/>
-              </w:rPr>
-              <w:t>Herramientas de diagnostico</w:t>
+              <w:spacing w:after="0" w:line="240" w:lineRule="auto"/>
+              <w:rPr>
+                <w:rFonts w:cstheme="minorHAnsi"/>
+                <w:bCs/>
+              </w:rPr>
+            </w:pPr>
+            <w:r>
+              <w:rPr>
+                <w:rFonts w:cstheme="minorHAnsi"/>
+                <w:bCs/>
+              </w:rPr>
+              <w:t>Proyecto de vida de acuerdo a las potencialidades y vocaciones productivas</w:t>
+            </w:r>
+            <w:r>
+              <w:rPr>
+                <w:rFonts w:cstheme="minorHAnsi"/>
+                <w:bCs/>
+              </w:rPr>
+              <w:t>.</w:t>
             </w:r>
           </w:p>
           <w:p>
@@ -2183,18 +2157,18 @@
               <w:tabs>
                 <w:tab w:val="left" w:pos="210"/>
               </w:tabs>
-              <w:spacing w:line="276" w:lineRule="auto"/>
-              <w:rPr>
-                <w:rFonts w:cstheme="minorHAnsi"/>
-                <w:bCs/>
-              </w:rPr>
-            </w:pPr>
-            <w:r>
-              <w:rPr>
-                <w:rFonts w:cstheme="minorHAnsi"/>
-                <w:bCs/>
-              </w:rPr>
-              <w:t>Lluvia de ideas, árbol de problemas, matriz FODA, diagrama causa efecto.</w:t>
+              <w:spacing w:after="0" w:line="240" w:lineRule="auto"/>
+              <w:rPr>
+                <w:rFonts w:cstheme="minorHAnsi"/>
+                <w:bCs/>
+              </w:rPr>
+            </w:pPr>
+            <w:r>
+              <w:rPr>
+                <w:rFonts w:cstheme="minorHAnsi"/>
+                <w:bCs/>
+              </w:rPr>
+              <w:t>Utilidad, importantica, ámbito de aplicación y guía de aplicación del proyecto de vida.</w:t>
             </w:r>
           </w:p>
         </w:tc>
@@ -2236,13 +2210,7 @@
               <w:rPr>
                 <w:rFonts w:cstheme="minorHAnsi"/>
               </w:rPr>
-              <w:t xml:space="preserve">Se analiza los métodos, técnicas y herramientas de investigación para mejorar la </w:t>
-            </w:r>
-            <w:r>
-              <w:rPr>
-                <w:rFonts w:cstheme="minorHAnsi"/>
-              </w:rPr>
-              <w:t>economía.</w:t>
+              <w:t>Proyecto de vida según vocaciones y potencialidades productivas.</w:t>
             </w:r>
           </w:p>
           <w:p>
@@ -2272,7 +2240,6 @@
           <w:sz w:val="32"/>
           <w:szCs w:val="28"/>
         </w:rPr>
-        <w:lastRenderedPageBreak/>
         <w:tab/>
       </w:r>
     </w:p>
@@ -2385,6 +2352,7 @@
                 <w:rFonts w:ascii="Berlin Sans FB Demi" w:eastAsiaTheme="minorHAnsi" w:hAnsi="Berlin Sans FB Demi"/>
                 <w:lang w:eastAsia="en-US"/>
               </w:rPr>
+              <w:lastRenderedPageBreak/>
               <w:t>PRACTICA:</w:t>
             </w:r>
             <w:r>
@@ -2399,7 +2367,21 @@
                 <w:rFonts w:eastAsiaTheme="minorHAnsi" w:cstheme="minorHAnsi"/>
                 <w:lang w:eastAsia="en-US"/>
               </w:rPr>
-              <w:t xml:space="preserve">Analizamos las problemáticas locales o regionales </w:t>
+              <w:t xml:space="preserve">Analizamos </w:t>
+            </w:r>
+            <w:r>
+              <w:rPr>
+                <w:rFonts w:eastAsiaTheme="minorHAnsi" w:cstheme="minorHAnsi"/>
+                <w:lang w:eastAsia="en-US"/>
+              </w:rPr>
+              <w:t>la producción carne bovina por departamentos.</w:t>
+            </w:r>
+            <w:r>
+              <w:rPr>
+                <w:rFonts w:eastAsiaTheme="minorHAnsi" w:cstheme="minorHAnsi"/>
+                <w:lang w:eastAsia="en-US"/>
+              </w:rPr>
+              <w:t xml:space="preserve"> </w:t>
             </w:r>
           </w:p>
         </w:tc>
@@ -2475,7 +2457,14 @@
                 <w:rFonts w:eastAsiaTheme="minorHAnsi" w:cstheme="minorHAnsi"/>
                 <w:lang w:eastAsia="en-US"/>
               </w:rPr>
-              <w:t>las problemáticas más urgentes</w:t>
+              <w:t xml:space="preserve">las </w:t>
+            </w:r>
+            <w:r>
+              <w:rPr>
+                <w:rFonts w:eastAsiaTheme="minorHAnsi" w:cstheme="minorHAnsi"/>
+                <w:lang w:eastAsia="en-US"/>
+              </w:rPr>
+              <w:t>potencialidades y vocaciones productivas</w:t>
             </w:r>
             <w:r>
               <w:rPr>
@@ -2519,28 +2508,21 @@
                 <w:rFonts w:eastAsiaTheme="minorHAnsi" w:cstheme="minorHAnsi"/>
                 <w:lang w:eastAsia="en-US"/>
               </w:rPr>
-              <w:t xml:space="preserve"> </w:t>
+              <w:t xml:space="preserve"> Identificamos </w:t>
             </w:r>
             <w:r>
               <w:rPr>
                 <w:rFonts w:eastAsiaTheme="minorHAnsi" w:cstheme="minorHAnsi"/>
                 <w:lang w:eastAsia="en-US"/>
               </w:rPr>
-              <w:t xml:space="preserve">Identificamos </w:t>
+              <w:t xml:space="preserve">las </w:t>
             </w:r>
             <w:r>
               <w:rPr>
                 <w:rFonts w:eastAsiaTheme="minorHAnsi" w:cstheme="minorHAnsi"/>
                 <w:lang w:eastAsia="en-US"/>
               </w:rPr>
-              <w:t>las problemáticas más urgentes</w:t>
-            </w:r>
-            <w:r>
-              <w:rPr>
-                <w:rFonts w:eastAsiaTheme="minorHAnsi" w:cstheme="minorHAnsi"/>
-                <w:lang w:eastAsia="en-US"/>
-              </w:rPr>
-              <w:t xml:space="preserve"> de la región</w:t>
+              <w:t>potencialidades y vocaciones productivas</w:t>
             </w:r>
             <w:r>
               <w:rPr>
@@ -2586,21 +2568,21 @@
                 <w:rFonts w:eastAsiaTheme="minorHAnsi" w:cstheme="minorHAnsi"/>
                 <w:lang w:eastAsia="en-US"/>
               </w:rPr>
-              <w:t xml:space="preserve">Valoramos </w:t>
+              <w:t>Valoramos las</w:t>
             </w:r>
             <w:r>
               <w:rPr>
                 <w:rFonts w:eastAsiaTheme="minorHAnsi" w:cstheme="minorHAnsi"/>
                 <w:lang w:eastAsia="en-US"/>
               </w:rPr>
-              <w:t>las técnicas y herramientas de investigación</w:t>
+              <w:t xml:space="preserve"> potencialidades y vocaciones </w:t>
             </w:r>
             <w:r>
               <w:rPr>
                 <w:rFonts w:eastAsiaTheme="minorHAnsi" w:cstheme="minorHAnsi"/>
                 <w:lang w:eastAsia="en-US"/>
               </w:rPr>
-              <w:t>.</w:t>
+              <w:t>productivas.</w:t>
             </w:r>
           </w:p>
         </w:tc>
@@ -2644,7 +2626,14 @@
                 <w:rFonts w:eastAsiaTheme="minorHAnsi" w:cstheme="minorHAnsi"/>
                 <w:lang w:eastAsia="en-US"/>
               </w:rPr>
-              <w:t>Mapa conceptual de árbol de problemas, matriz FODA.</w:t>
+              <w:t>Infografía de potencialidades y vocaciones productivas</w:t>
+            </w:r>
+            <w:r>
+              <w:rPr>
+                <w:rFonts w:eastAsiaTheme="minorHAnsi" w:cstheme="minorHAnsi"/>
+                <w:lang w:eastAsia="en-US"/>
+              </w:rPr>
+              <w:t>.</w:t>
             </w:r>
           </w:p>
         </w:tc>
@@ -2683,28 +2672,7 @@
                 <w:rFonts w:eastAsiaTheme="minorHAnsi" w:cstheme="minorHAnsi"/>
                 <w:lang w:eastAsia="en-US"/>
               </w:rPr>
-              <w:t>Mapa</w:t>
-            </w:r>
-            <w:r>
-              <w:rPr>
-                <w:rFonts w:eastAsiaTheme="minorHAnsi" w:cstheme="minorHAnsi"/>
-                <w:lang w:eastAsia="en-US"/>
-              </w:rPr>
-              <w:t xml:space="preserve"> conceptual</w:t>
-            </w:r>
-            <w:r>
-              <w:rPr>
-                <w:rFonts w:eastAsiaTheme="minorHAnsi" w:cstheme="minorHAnsi"/>
-                <w:lang w:eastAsia="en-US"/>
-              </w:rPr>
-              <w:t xml:space="preserve"> </w:t>
-            </w:r>
-            <w:r>
-              <w:rPr>
-                <w:rFonts w:eastAsiaTheme="minorHAnsi" w:cstheme="minorHAnsi"/>
-                <w:lang w:eastAsia="en-US"/>
-              </w:rPr>
-              <w:t>de árbol de problemas, matriz FODA</w:t>
+              <w:t>Infografía sobre potencialidades y vocaciones productivas de nuestra provincia</w:t>
             </w:r>
             <w:r>
               <w:rPr>
@@ -3114,7 +3082,21 @@
                 <w:rFonts w:eastAsiaTheme="minorHAnsi" w:cstheme="minorHAnsi"/>
                 <w:lang w:eastAsia="en-US"/>
               </w:rPr>
-              <w:t>Mapa conceptual de árbol de problemas, matriz FODA.</w:t>
+              <w:t>Infografía sobre potencialidades y vocaciones productivas de nuestra provincia</w:t>
+            </w:r>
+            <w:r>
+              <w:rPr>
+                <w:rFonts w:eastAsiaTheme="minorHAnsi" w:cstheme="minorHAnsi"/>
+                <w:lang w:eastAsia="en-US"/>
+              </w:rPr>
+              <w:t>, mapa de metas y objetivos a conseguir</w:t>
+            </w:r>
+            <w:r>
+              <w:rPr>
+                <w:rFonts w:eastAsiaTheme="minorHAnsi" w:cstheme="minorHAnsi"/>
+                <w:lang w:eastAsia="en-US"/>
+              </w:rPr>
+              <w:t>.</w:t>
             </w:r>
           </w:p>
         </w:tc>

--- a/PDC_2025_3ro_TTG.docx
+++ b/PDC_2025_3ro_TTG.docx
@@ -30,7 +30,7 @@
           <w:sz w:val="40"/>
           <w:szCs w:val="36"/>
         </w:rPr>
-        <w:t>MAYO</w:t>
+        <w:t>JUNIO</w:t>
       </w:r>
       <w:r>
         <w:rPr>
@@ -827,7 +827,7 @@
               <w:rPr>
                 <w:rFonts w:cstheme="minorHAnsi"/>
               </w:rPr>
-              <w:t>Mayo</w:t>
+              <w:t>Junio</w:t>
             </w:r>
             <w:r>
               <w:rPr>
@@ -963,6 +963,7 @@
             <w:pPr>
               <w:pStyle w:val="Sinespaciado"/>
               <w:spacing w:line="276" w:lineRule="auto"/>
+              <w:ind w:left="708" w:hanging="708"/>
               <w:rPr>
                 <w:rFonts w:cstheme="minorHAnsi"/>
               </w:rPr>
@@ -977,7 +978,7 @@
               <w:rPr>
                 <w:rFonts w:cstheme="minorHAnsi"/>
               </w:rPr>
-              <w:t>5</w:t>
+              <w:t>6</w:t>
             </w:r>
             <w:r>
               <w:rPr>
@@ -1051,7 +1052,7 @@
               <w:rPr>
                 <w:rFonts w:cstheme="minorHAnsi"/>
               </w:rPr>
-              <w:t>5</w:t>
+              <w:t>6</w:t>
             </w:r>
             <w:r>
               <w:rPr>
@@ -1742,7 +1743,7 @@
                 <w:bCs/>
                 <w:i/>
               </w:rPr>
-              <w:t>MAYO</w:t>
+              <w:t>JUNIO</w:t>
             </w:r>
             <w:r>
               <w:rPr>
@@ -1893,7 +1894,7 @@
                 <w:rFonts w:cstheme="minorHAnsi"/>
                 <w:b/>
               </w:rPr>
-              <w:t>MAYO</w:t>
+              <w:t>JUNIO</w:t>
             </w:r>
             <w:r>
               <w:rPr>
@@ -1927,37 +1928,61 @@
               <w:rPr>
                 <w:rStyle w:val="fontstyle01"/>
               </w:rPr>
-              <w:t>Fortalecemos la responsabilidad, solidaridad y complementariedad, a través del estudio de las normas ISO</w:t>
+              <w:t>Fortalecemos la responsabilidad, solidaridad y complementariedad, a través de</w:t>
             </w:r>
             <w:r>
               <w:rPr>
                 <w:rStyle w:val="fontstyle01"/>
               </w:rPr>
-              <w:t xml:space="preserve"> 14001 y conceptos básicos de electricidad</w:t>
+              <w:t xml:space="preserve"> loa</w:t>
             </w:r>
             <w:r>
               <w:rPr>
                 <w:rStyle w:val="fontstyle01"/>
               </w:rPr>
-              <w:t>, elaborando</w:t>
+              <w:t xml:space="preserve"> conceptos</w:t>
             </w:r>
             <w:r>
               <w:rPr>
                 <w:rStyle w:val="fontstyle01"/>
               </w:rPr>
+              <w:t xml:space="preserve"> previos y</w:t>
+            </w:r>
+            <w:r>
+              <w:rPr>
+                <w:rStyle w:val="fontstyle01"/>
+              </w:rPr>
+              <w:t xml:space="preserve"> básicos de electricidad</w:t>
+            </w:r>
+            <w:r>
+              <w:rPr>
+                <w:rStyle w:val="fontstyle01"/>
+              </w:rPr>
+              <w:t xml:space="preserve">, </w:t>
+            </w:r>
+            <w:r>
+              <w:rPr>
+                <w:rStyle w:val="fontstyle01"/>
+              </w:rPr>
+              <w:t>elaborando cuestionario</w:t>
+            </w:r>
+            <w:r>
+              <w:rPr>
+                <w:rStyle w:val="fontstyle01"/>
+              </w:rPr>
+              <w:t xml:space="preserve"> y ejercicio de</w:t>
+            </w:r>
+            <w:r>
+              <w:rPr>
+                <w:rStyle w:val="fontstyle01"/>
+              </w:rPr>
               <w:t xml:space="preserve"> </w:t>
             </w:r>
             <w:r>
               <w:rPr>
                 <w:rStyle w:val="fontstyle01"/>
               </w:rPr>
-              <w:t xml:space="preserve">un cuestionario </w:t>
-            </w:r>
-            <w:r>
-              <w:rPr>
-                <w:rStyle w:val="fontstyle01"/>
-              </w:rPr>
-              <w:t>de la norma ISO y conceptos básicos de ELT</w:t>
+              <w:t>conceptos básicos de ELT</w:t>
             </w:r>
             <w:r>
               <w:rPr>
@@ -2012,36 +2037,44 @@
           </w:tcPr>
           <w:p>
             <w:pPr>
-              <w:pStyle w:val="Sinespaciado"/>
-              <w:spacing w:line="276" w:lineRule="auto"/>
-              <w:rPr>
-                <w:rFonts w:cstheme="minorHAnsi"/>
-              </w:rPr>
-            </w:pPr>
-            <w:r>
-              <w:rPr>
-                <w:rFonts w:cstheme="minorHAnsi"/>
-              </w:rPr>
-              <w:t>Usa las normas de seguridad en el taller para un uso eficiente y preservar los recursos naturales.</w:t>
-            </w:r>
-          </w:p>
-          <w:p>
-            <w:pPr>
               <w:tabs>
                 <w:tab w:val="left" w:pos="210"/>
               </w:tabs>
               <w:ind w:left="210" w:hanging="210"/>
               <w:rPr>
                 <w:rFonts w:cstheme="minorHAnsi"/>
-                <w:bCs/>
-              </w:rPr>
-            </w:pPr>
-            <w:r>
-              <w:rPr>
-                <w:rFonts w:cstheme="minorHAnsi"/>
-              </w:rPr>
-              <w:t>Reconoce los conceptos básicos presentes en el manejo de la electricidad.</w:t>
-            </w:r>
+              </w:rPr>
+            </w:pPr>
+            <w:r>
+              <w:rPr>
+                <w:rFonts w:cstheme="minorHAnsi"/>
+              </w:rPr>
+              <w:t>Reconoce los conceptos básicos</w:t>
+            </w:r>
+            <w:r>
+              <w:rPr>
+                <w:rFonts w:cstheme="minorHAnsi"/>
+              </w:rPr>
+              <w:t xml:space="preserve"> y previos</w:t>
+            </w:r>
+            <w:r>
+              <w:rPr>
+                <w:rFonts w:cstheme="minorHAnsi"/>
+              </w:rPr>
+              <w:t xml:space="preserve"> presentes en el manejo de la electricidad.</w:t>
+            </w:r>
+          </w:p>
+          <w:p>
+            <w:pPr>
+              <w:tabs>
+                <w:tab w:val="left" w:pos="210"/>
+              </w:tabs>
+              <w:ind w:left="210" w:hanging="210"/>
+              <w:rPr>
+                <w:rFonts w:cstheme="minorHAnsi"/>
+                <w:bCs/>
+              </w:rPr>
+            </w:pPr>
           </w:p>
         </w:tc>
       </w:tr>
@@ -2130,7 +2163,7 @@
                 <w:sz w:val="20"/>
                 <w:szCs w:val="20"/>
               </w:rPr>
-              <w:t>SISTEMAS DE GESTION AMBIENTAL</w:t>
+              <w:t>MAGNITUDES ELECTRICAS</w:t>
             </w:r>
           </w:p>
           <w:p>
@@ -2154,7 +2187,7 @@
                 <w:sz w:val="20"/>
                 <w:szCs w:val="20"/>
               </w:rPr>
-              <w:t>Conceptos básicos.</w:t>
+              <w:t>Carga eléctrica</w:t>
             </w:r>
           </w:p>
           <w:p>
@@ -2178,29 +2211,7 @@
                 <w:sz w:val="20"/>
                 <w:szCs w:val="20"/>
               </w:rPr>
-              <w:t>Consumo responsable de los recursos naturales</w:t>
-            </w:r>
-          </w:p>
-          <w:p>
-            <w:pPr>
-              <w:jc w:val="both"/>
-              <w:rPr>
-                <w:rFonts w:ascii="Arial" w:eastAsia="Arial" w:hAnsi="Arial" w:cs="Arial"/>
-                <w:b/>
-                <w:bCs/>
-                <w:sz w:val="20"/>
-                <w:szCs w:val="20"/>
-              </w:rPr>
-            </w:pPr>
-            <w:r>
-              <w:rPr>
-                <w:rFonts w:ascii="Arial" w:eastAsia="Arial" w:hAnsi="Arial" w:cs="Arial"/>
-                <w:b/>
-                <w:bCs/>
-                <w:sz w:val="20"/>
-                <w:szCs w:val="20"/>
-              </w:rPr>
-              <w:t>MAGNITUDES ELECTRICAS</w:t>
+              <w:t>Fuerza y campo eléctrico</w:t>
             </w:r>
           </w:p>
           <w:p>
@@ -2224,7 +2235,15 @@
                 <w:sz w:val="20"/>
                 <w:szCs w:val="20"/>
               </w:rPr>
-              <w:t>Carga eléctrica</w:t>
+              <w:t>Tensión y voltaje</w:t>
+            </w:r>
+            <w:r>
+              <w:rPr>
+                <w:rFonts w:ascii="Arial" w:eastAsia="Arial" w:hAnsi="Arial" w:cs="Arial"/>
+                <w:sz w:val="20"/>
+                <w:szCs w:val="20"/>
+              </w:rPr>
+              <w:t>.</w:t>
             </w:r>
           </w:p>
           <w:p>
@@ -2248,15 +2267,7 @@
                 <w:sz w:val="20"/>
                 <w:szCs w:val="20"/>
               </w:rPr>
-              <w:t>Tensión y voltaje</w:t>
-            </w:r>
-            <w:r>
-              <w:rPr>
-                <w:rFonts w:ascii="Arial" w:eastAsia="Arial" w:hAnsi="Arial" w:cs="Arial"/>
-                <w:sz w:val="20"/>
-                <w:szCs w:val="20"/>
-              </w:rPr>
-              <w:t>.</w:t>
+              <w:t>Intensidad de corriente.</w:t>
             </w:r>
           </w:p>
           <w:p>
@@ -2280,7 +2291,7 @@
                 <w:sz w:val="20"/>
                 <w:szCs w:val="20"/>
               </w:rPr>
-              <w:t>Intensidad de corriente.</w:t>
+              <w:t>Resistencia eléctrica.</w:t>
             </w:r>
           </w:p>
           <w:p>
@@ -2293,30 +2304,6 @@
               <w:ind w:left="141" w:hanging="150"/>
               <w:jc w:val="both"/>
               <w:rPr>
-                <w:rFonts w:ascii="Arial" w:eastAsia="Arial" w:hAnsi="Arial" w:cs="Arial"/>
-                <w:sz w:val="20"/>
-                <w:szCs w:val="20"/>
-              </w:rPr>
-            </w:pPr>
-            <w:r>
-              <w:rPr>
-                <w:rFonts w:ascii="Arial" w:eastAsia="Arial" w:hAnsi="Arial" w:cs="Arial"/>
-                <w:sz w:val="20"/>
-                <w:szCs w:val="20"/>
-              </w:rPr>
-              <w:t>Resistencia eléctrica.</w:t>
-            </w:r>
-          </w:p>
-          <w:p>
-            <w:pPr>
-              <w:numPr>
-                <w:ilvl w:val="0"/>
-                <w:numId w:val="3"/>
-              </w:numPr>
-              <w:spacing w:after="0" w:line="240" w:lineRule="auto"/>
-              <w:ind w:left="141" w:hanging="150"/>
-              <w:jc w:val="both"/>
-              <w:rPr>
                 <w:rFonts w:cstheme="minorHAnsi"/>
                 <w:bCs/>
               </w:rPr>
@@ -2365,33 +2352,6 @@
                 <w:rFonts w:cstheme="minorHAnsi"/>
               </w:rPr>
               <w:t>Educación para la producción</w:t>
-            </w:r>
-          </w:p>
-          <w:p>
-            <w:pPr>
-              <w:pStyle w:val="Sinespaciado"/>
-              <w:spacing w:line="276" w:lineRule="auto"/>
-              <w:rPr>
-                <w:rFonts w:cstheme="minorHAnsi"/>
-              </w:rPr>
-            </w:pPr>
-            <w:r>
-              <w:rPr>
-                <w:rFonts w:cstheme="minorHAnsi"/>
-              </w:rPr>
-              <w:t>Usa las normas de seguridad en el taller par</w:t>
-            </w:r>
-            <w:r>
-              <w:rPr>
-                <w:rFonts w:cstheme="minorHAnsi"/>
-              </w:rPr>
-              <w:t>a un uso eficiente y preservar los recursos naturales</w:t>
-            </w:r>
-            <w:r>
-              <w:rPr>
-                <w:rFonts w:cstheme="minorHAnsi"/>
-              </w:rPr>
-              <w:t>.</w:t>
             </w:r>
           </w:p>
           <w:p>
@@ -2427,7 +2387,6 @@
           <w:sz w:val="32"/>
           <w:szCs w:val="28"/>
         </w:rPr>
-        <w:lastRenderedPageBreak/>
         <w:tab/>
       </w:r>
     </w:p>
@@ -2540,6 +2499,7 @@
                 <w:rFonts w:ascii="Berlin Sans FB Demi" w:eastAsiaTheme="minorHAnsi" w:hAnsi="Berlin Sans FB Demi"/>
                 <w:lang w:eastAsia="en-US"/>
               </w:rPr>
+              <w:lastRenderedPageBreak/>
               <w:t>PRACTICA:</w:t>
             </w:r>
             <w:r>
@@ -2554,14 +2514,28 @@
                 <w:rFonts w:eastAsiaTheme="minorHAnsi" w:cstheme="minorHAnsi"/>
                 <w:lang w:eastAsia="en-US"/>
               </w:rPr>
-              <w:t xml:space="preserve"> Buscamos noticias de no cumplimiento de </w:t>
+              <w:t xml:space="preserve"> </w:t>
             </w:r>
             <w:r>
               <w:rPr>
                 <w:rFonts w:eastAsiaTheme="minorHAnsi" w:cstheme="minorHAnsi"/>
                 <w:lang w:eastAsia="en-US"/>
               </w:rPr>
-              <w:t>la norma ISO 14001</w:t>
+              <w:t>O</w:t>
+            </w:r>
+            <w:r>
+              <w:rPr>
+                <w:rFonts w:eastAsiaTheme="minorHAnsi" w:cstheme="minorHAnsi"/>
+                <w:lang w:eastAsia="en-US"/>
+              </w:rPr>
+              <w:t xml:space="preserve">bservamos la atracción o repulsión </w:t>
+            </w:r>
+            <w:r>
+              <w:rPr>
+                <w:rFonts w:eastAsiaTheme="minorHAnsi" w:cstheme="minorHAnsi"/>
+                <w:lang w:eastAsia="en-US"/>
+              </w:rPr>
+              <w:t>de cargas presentes en diferentes materiales</w:t>
             </w:r>
             <w:r>
               <w:rPr>
@@ -2630,28 +2604,21 @@
                 <w:rFonts w:eastAsiaTheme="minorHAnsi" w:cstheme="minorHAnsi"/>
                 <w:lang w:eastAsia="en-US"/>
               </w:rPr>
-              <w:t xml:space="preserve"> Analizamos la norma de seguridad ISO </w:t>
+              <w:t xml:space="preserve"> Analizamos </w:t>
             </w:r>
             <w:r>
               <w:rPr>
                 <w:rFonts w:eastAsiaTheme="minorHAnsi" w:cstheme="minorHAnsi"/>
                 <w:lang w:eastAsia="en-US"/>
               </w:rPr>
-              <w:t>14</w:t>
+              <w:t>las fuerzas generadas por carga(s) puntual(es) y su relación matemática en las respectivas fórmulas para calcular su respectiva magnitud</w:t>
             </w:r>
             <w:r>
               <w:rPr>
                 <w:rFonts w:eastAsiaTheme="minorHAnsi" w:cstheme="minorHAnsi"/>
                 <w:lang w:eastAsia="en-US"/>
               </w:rPr>
-              <w:t>001</w:t>
-            </w:r>
-            <w:r>
-              <w:rPr>
-                <w:rFonts w:eastAsiaTheme="minorHAnsi" w:cstheme="minorHAnsi"/>
-                <w:lang w:eastAsia="en-US"/>
-              </w:rPr>
-              <w:t xml:space="preserve"> y conceptos básicos de electricidad.</w:t>
+              <w:t>.</w:t>
             </w:r>
           </w:p>
         </w:tc>
@@ -2681,35 +2648,14 @@
                 <w:rFonts w:eastAsiaTheme="minorHAnsi" w:cstheme="minorHAnsi"/>
                 <w:lang w:eastAsia="en-US"/>
               </w:rPr>
-              <w:t xml:space="preserve"> Analiza las normas de </w:t>
+              <w:t xml:space="preserve"> Analiza</w:t>
             </w:r>
             <w:r>
               <w:rPr>
                 <w:rFonts w:eastAsiaTheme="minorHAnsi" w:cstheme="minorHAnsi"/>
                 <w:lang w:eastAsia="en-US"/>
               </w:rPr>
-              <w:t>gestión ambiental que pr</w:t>
-            </w:r>
-            <w:r>
-              <w:rPr>
-                <w:rFonts w:eastAsiaTheme="minorHAnsi" w:cstheme="minorHAnsi"/>
-                <w:lang w:eastAsia="en-US"/>
-              </w:rPr>
-              <w:t xml:space="preserve">omueve la ISO </w:t>
-            </w:r>
-            <w:r>
-              <w:rPr>
-                <w:rFonts w:eastAsiaTheme="minorHAnsi" w:cstheme="minorHAnsi"/>
-                <w:lang w:eastAsia="en-US"/>
-              </w:rPr>
-              <w:t>14</w:t>
-            </w:r>
-            <w:r>
-              <w:rPr>
-                <w:rFonts w:eastAsiaTheme="minorHAnsi" w:cstheme="minorHAnsi"/>
-                <w:lang w:eastAsia="en-US"/>
-              </w:rPr>
-              <w:t>001.</w:t>
+              <w:t xml:space="preserve"> las magnitudes eléctricas y sus relaciones entre ellas.</w:t>
             </w:r>
           </w:p>
         </w:tc>
@@ -2748,21 +2694,21 @@
                 <w:rFonts w:eastAsiaTheme="minorHAnsi" w:cstheme="minorHAnsi"/>
                 <w:lang w:eastAsia="en-US"/>
               </w:rPr>
-              <w:t xml:space="preserve">Valoramos la </w:t>
+              <w:t>Valoramos la</w:t>
             </w:r>
             <w:r>
               <w:rPr>
                 <w:rFonts w:eastAsiaTheme="minorHAnsi" w:cstheme="minorHAnsi"/>
                 <w:lang w:eastAsia="en-US"/>
               </w:rPr>
-              <w:t xml:space="preserve">seguridad que ofrecen cumplir las normas de </w:t>
+              <w:t>s magnitudes básicas en el manejo de la</w:t>
             </w:r>
             <w:r>
               <w:rPr>
                 <w:rFonts w:eastAsiaTheme="minorHAnsi" w:cstheme="minorHAnsi"/>
                 <w:lang w:eastAsia="en-US"/>
               </w:rPr>
-              <w:t>gestión ambiental y conceptos básicos de electricidad</w:t>
+              <w:t xml:space="preserve"> electricidad</w:t>
             </w:r>
             <w:r>
               <w:rPr>
@@ -2806,21 +2752,35 @@
                 <w:rFonts w:eastAsiaTheme="minorHAnsi" w:cstheme="minorHAnsi"/>
                 <w:lang w:eastAsia="en-US"/>
               </w:rPr>
-              <w:t xml:space="preserve">Realiza el cuestionario de normas de </w:t>
+              <w:t xml:space="preserve">Realiza el cuestionario de </w:t>
             </w:r>
             <w:r>
               <w:rPr>
                 <w:rFonts w:eastAsiaTheme="minorHAnsi" w:cstheme="minorHAnsi"/>
                 <w:lang w:eastAsia="en-US"/>
               </w:rPr>
-              <w:t>gestión ambiental y conceptos básicos ELT</w:t>
+              <w:t xml:space="preserve">conceptos básicos </w:t>
             </w:r>
             <w:r>
               <w:rPr>
                 <w:rFonts w:eastAsiaTheme="minorHAnsi" w:cstheme="minorHAnsi"/>
                 <w:lang w:eastAsia="en-US"/>
               </w:rPr>
-              <w:t>.</w:t>
+              <w:t xml:space="preserve">y cálculo de magnitudes de </w:t>
+            </w:r>
+            <w:r>
+              <w:rPr>
+                <w:rFonts w:eastAsiaTheme="minorHAnsi" w:cstheme="minorHAnsi"/>
+                <w:lang w:eastAsia="en-US"/>
+              </w:rPr>
+              <w:t>ELT</w:t>
+            </w:r>
+            <w:r>
+              <w:rPr>
+                <w:rFonts w:eastAsiaTheme="minorHAnsi" w:cstheme="minorHAnsi"/>
+                <w:lang w:eastAsia="en-US"/>
+              </w:rPr>
+              <w:t xml:space="preserve"> </w:t>
             </w:r>
           </w:p>
         </w:tc>
@@ -2852,28 +2812,21 @@
                 <w:rFonts w:eastAsiaTheme="minorHAnsi" w:cstheme="minorHAnsi"/>
                 <w:lang w:eastAsia="en-US"/>
               </w:rPr>
-              <w:t xml:space="preserve"> Realización de un cuestionario </w:t>
+              <w:t xml:space="preserve"> Realización de un cuestionario</w:t>
             </w:r>
             <w:r>
               <w:rPr>
                 <w:rFonts w:eastAsiaTheme="minorHAnsi" w:cstheme="minorHAnsi"/>
                 <w:lang w:eastAsia="en-US"/>
               </w:rPr>
-              <w:t>de normas</w:t>
+              <w:t xml:space="preserve"> y ejemplos de cálculo de magnitudes eléctricas</w:t>
             </w:r>
             <w:r>
               <w:rPr>
                 <w:rFonts w:eastAsiaTheme="minorHAnsi" w:cstheme="minorHAnsi"/>
                 <w:lang w:eastAsia="en-US"/>
               </w:rPr>
-              <w:t xml:space="preserve"> de gestión ambiental y conceptos básicos de </w:t>
-            </w:r>
-            <w:r>
-              <w:rPr>
-                <w:rFonts w:eastAsiaTheme="minorHAnsi" w:cstheme="minorHAnsi"/>
-                <w:lang w:eastAsia="en-US"/>
-              </w:rPr>
-              <w:t>electricidad.</w:t>
+              <w:t>.</w:t>
             </w:r>
           </w:p>
         </w:tc>
@@ -3324,7 +3277,44 @@
                 <w:rFonts w:eastAsiaTheme="minorHAnsi" w:cstheme="minorHAnsi"/>
                 <w:lang w:eastAsia="en-US"/>
               </w:rPr>
-              <w:t>cuestionario de normas de gestión ambiental y conceptos básicos de electricidad.</w:t>
+              <w:t>C</w:t>
+            </w:r>
+            <w:r>
+              <w:rPr>
+                <w:rFonts w:eastAsiaTheme="minorHAnsi" w:cstheme="minorHAnsi"/>
+                <w:lang w:eastAsia="en-US"/>
+              </w:rPr>
+              <w:t xml:space="preserve">onceptos básicos de </w:t>
+            </w:r>
+            <w:proofErr w:type="gramStart"/>
+            <w:r>
+              <w:rPr>
+                <w:rFonts w:eastAsiaTheme="minorHAnsi" w:cstheme="minorHAnsi"/>
+                <w:lang w:eastAsia="en-US"/>
+              </w:rPr>
+              <w:t>electricidad</w:t>
+            </w:r>
+            <w:r>
+              <w:rPr>
+                <w:rFonts w:eastAsiaTheme="minorHAnsi" w:cstheme="minorHAnsi"/>
+                <w:lang w:eastAsia="en-US"/>
+              </w:rPr>
+              <w:t xml:space="preserve">  </w:t>
+            </w:r>
+            <w:r>
+              <w:rPr>
+                <w:rFonts w:eastAsiaTheme="minorHAnsi" w:cstheme="minorHAnsi"/>
+                <w:lang w:eastAsia="en-US"/>
+              </w:rPr>
+              <w:t>y</w:t>
+            </w:r>
+            <w:proofErr w:type="gramEnd"/>
+            <w:r>
+              <w:rPr>
+                <w:rFonts w:eastAsiaTheme="minorHAnsi" w:cstheme="minorHAnsi"/>
+                <w:lang w:eastAsia="en-US"/>
+              </w:rPr>
+              <w:t xml:space="preserve"> ejemplos de cálculo de magnitudes eléctricas.</w:t>
             </w:r>
           </w:p>
         </w:tc>

--- a/PDC_2025_3ro_TTG.docx
+++ b/PDC_2025_3ro_TTG.docx
@@ -30,7 +30,7 @@
           <w:sz w:val="40"/>
           <w:szCs w:val="36"/>
         </w:rPr>
-        <w:t>MAYO</w:t>
+        <w:t>JUNIO</w:t>
       </w:r>
       <w:r>
         <w:rPr>
@@ -793,7 +793,7 @@
               <w:rPr>
                 <w:rFonts w:cstheme="minorHAnsi"/>
               </w:rPr>
-              <w:t>Mayo</w:t>
+              <w:t>Junio</w:t>
             </w:r>
           </w:p>
         </w:tc>
@@ -1026,19 +1026,6 @@
       <w:pPr>
         <w:spacing w:after="160" w:line="259" w:lineRule="auto"/>
       </w:pPr>
-    </w:p>
-    <w:p>
-      <w:pPr>
-        <w:spacing w:after="160" w:line="259" w:lineRule="auto"/>
-        <w:jc w:val="center"/>
-      </w:pPr>
-      <w:r>
-        <w:lastRenderedPageBreak/>
-        <w:t>Las dos primeras páginas se deben llenar una sola vez (no repetir para cada grado de escolaridad)</w:t>
-      </w:r>
-      <w:r>
-        <w:t xml:space="preserve"> (se puede imprimir en ambas caras)</w:t>
-      </w:r>
     </w:p>
     <w:tbl>
       <w:tblPr>
@@ -1096,6 +1083,7 @@
                 <w:b/>
                 <w:bCs/>
               </w:rPr>
+              <w:lastRenderedPageBreak/>
               <w:t>PROYECTO SOCIOPRODUCTIVO</w:t>
             </w:r>
           </w:p>
@@ -1651,16 +1639,7 @@
                 <w:bCs/>
                 <w:i/>
               </w:rPr>
-              <w:t>M</w:t>
-            </w:r>
-            <w:r>
-              <w:rPr>
-                <w:rFonts w:cstheme="minorHAnsi"/>
-                <w:b/>
-                <w:bCs/>
-                <w:i/>
-              </w:rPr>
-              <w:t>AYO</w:t>
+              <w:t>JUNIO</w:t>
             </w:r>
             <w:r>
               <w:rPr>
@@ -1811,14 +1790,7 @@
                 <w:rFonts w:cstheme="minorHAnsi"/>
                 <w:b/>
               </w:rPr>
-              <w:t>M</w:t>
-            </w:r>
-            <w:r>
-              <w:rPr>
-                <w:rFonts w:cstheme="minorHAnsi"/>
-                <w:b/>
-              </w:rPr>
-              <w:t>AYO</w:t>
+              <w:t>JUNIO</w:t>
             </w:r>
             <w:r>
               <w:rPr>
@@ -1861,7 +1833,7 @@
               <w:rPr>
                 <w:rFonts w:cstheme="minorHAnsi"/>
               </w:rPr>
-              <w:t>los principales elementos y conceptos presentes en un computador</w:t>
+              <w:t>la representación de la información en un computador</w:t>
             </w:r>
             <w:r>
               <w:rPr>
@@ -1882,21 +1854,14 @@
                 <w:rFonts w:cstheme="minorHAnsi"/>
                 <w:bCs/>
               </w:rPr>
-              <w:t xml:space="preserve">un cuestionario </w:t>
-            </w:r>
-            <w:r>
-              <w:rPr>
-                <w:rFonts w:cstheme="minorHAnsi"/>
-                <w:bCs/>
-              </w:rPr>
-              <w:t xml:space="preserve">y </w:t>
-            </w:r>
-            <w:r>
-              <w:rPr>
-                <w:rFonts w:cstheme="minorHAnsi"/>
-                <w:bCs/>
-              </w:rPr>
-              <w:t>mapa conceptual del tema</w:t>
+              <w:t xml:space="preserve">un </w:t>
+            </w:r>
+            <w:r>
+              <w:rPr>
+                <w:rFonts w:cstheme="minorHAnsi"/>
+                <w:bCs/>
+              </w:rPr>
+              <w:t>formulario y resolución problemas</w:t>
             </w:r>
             <w:r>
               <w:rPr>
@@ -1968,7 +1933,19 @@
               <w:rPr>
                 <w:rFonts w:cstheme="minorHAnsi"/>
               </w:rPr>
-              <w:t>los principales elementos y conceptos presentes en un computador</w:t>
+              <w:t xml:space="preserve">los principales </w:t>
+            </w:r>
+            <w:r>
+              <w:rPr>
+                <w:rFonts w:cstheme="minorHAnsi"/>
+              </w:rPr>
+              <w:t>sistemas de numeración y su conversión entre estos, usados para representar información en el</w:t>
+            </w:r>
+            <w:r>
+              <w:rPr>
+                <w:rFonts w:cstheme="minorHAnsi"/>
+              </w:rPr>
+              <w:t xml:space="preserve"> computador</w:t>
             </w:r>
             <w:r>
               <w:rPr>
@@ -2065,7 +2042,7 @@
                 <w:sz w:val="20"/>
                 <w:szCs w:val="20"/>
               </w:rPr>
-              <w:t>INFORMATICA BASICA</w:t>
+              <w:t>INFORMACIÓN Y SU REPRESENTACIÓN EN EL ORDENADOR</w:t>
             </w:r>
           </w:p>
           <w:p>
@@ -2089,7 +2066,7 @@
                 <w:sz w:val="20"/>
                 <w:szCs w:val="20"/>
               </w:rPr>
-              <w:t>Definición de términos y conceptos básicos utilizados en la informática.</w:t>
+              <w:t>Conversión entre sistemas de numeración: binario, decimal, hexadecimal.</w:t>
             </w:r>
           </w:p>
           <w:p>
@@ -2113,7 +2090,123 @@
                 <w:sz w:val="20"/>
                 <w:szCs w:val="20"/>
               </w:rPr>
-              <w:t>Elementos básicos de un computador.</w:t>
+              <w:t>Suma, resta y multiplicación binaria.</w:t>
+            </w:r>
+          </w:p>
+          <w:p>
+            <w:pPr>
+              <w:spacing w:after="0" w:line="240" w:lineRule="auto"/>
+              <w:ind w:left="-9"/>
+              <w:jc w:val="both"/>
+              <w:rPr>
+                <w:rFonts w:ascii="Arial" w:eastAsia="Arial" w:hAnsi="Arial" w:cs="Arial"/>
+                <w:sz w:val="20"/>
+                <w:szCs w:val="20"/>
+              </w:rPr>
+            </w:pPr>
+          </w:p>
+          <w:p>
+            <w:pPr>
+              <w:spacing w:after="0" w:line="240" w:lineRule="auto"/>
+              <w:ind w:left="-9"/>
+              <w:jc w:val="both"/>
+              <w:rPr>
+                <w:rFonts w:ascii="Arial" w:eastAsia="Arial" w:hAnsi="Arial" w:cs="Arial"/>
+                <w:b/>
+                <w:bCs/>
+                <w:sz w:val="20"/>
+                <w:szCs w:val="20"/>
+              </w:rPr>
+            </w:pPr>
+            <w:r>
+              <w:rPr>
+                <w:rFonts w:ascii="Arial" w:eastAsia="Arial" w:hAnsi="Arial" w:cs="Arial"/>
+                <w:b/>
+                <w:bCs/>
+                <w:sz w:val="20"/>
+                <w:szCs w:val="20"/>
+              </w:rPr>
+              <w:t>ELECTRONICA BASICA DEL COMPUTADOR</w:t>
+            </w:r>
+          </w:p>
+          <w:p>
+            <w:pPr>
+              <w:numPr>
+                <w:ilvl w:val="0"/>
+                <w:numId w:val="3"/>
+              </w:numPr>
+              <w:spacing w:after="0" w:line="240" w:lineRule="auto"/>
+              <w:ind w:left="141" w:hanging="150"/>
+              <w:jc w:val="both"/>
+              <w:rPr>
+                <w:rFonts w:ascii="Arial" w:eastAsia="Arial" w:hAnsi="Arial" w:cs="Arial"/>
+                <w:sz w:val="20"/>
+                <w:szCs w:val="20"/>
+              </w:rPr>
+            </w:pPr>
+            <w:r>
+              <w:rPr>
+                <w:rFonts w:ascii="Arial" w:eastAsia="Arial" w:hAnsi="Arial" w:cs="Arial"/>
+                <w:sz w:val="20"/>
+                <w:szCs w:val="20"/>
+              </w:rPr>
+              <w:t>Nociones básicas de electricidad y electrónica.</w:t>
+            </w:r>
+          </w:p>
+          <w:p>
+            <w:pPr>
+              <w:numPr>
+                <w:ilvl w:val="0"/>
+                <w:numId w:val="3"/>
+              </w:numPr>
+              <w:spacing w:after="0" w:line="240" w:lineRule="auto"/>
+              <w:ind w:left="141" w:hanging="150"/>
+              <w:jc w:val="both"/>
+              <w:rPr>
+                <w:rFonts w:ascii="Arial" w:eastAsia="Arial" w:hAnsi="Arial" w:cs="Arial"/>
+                <w:sz w:val="20"/>
+                <w:szCs w:val="20"/>
+              </w:rPr>
+            </w:pPr>
+            <w:r>
+              <w:rPr>
+                <w:rFonts w:ascii="Arial" w:eastAsia="Arial" w:hAnsi="Arial" w:cs="Arial"/>
+                <w:sz w:val="20"/>
+                <w:szCs w:val="20"/>
+              </w:rPr>
+              <w:t>Ley de Ohm.</w:t>
+            </w:r>
+          </w:p>
+          <w:p>
+            <w:pPr>
+              <w:numPr>
+                <w:ilvl w:val="0"/>
+                <w:numId w:val="3"/>
+              </w:numPr>
+              <w:spacing w:after="0" w:line="240" w:lineRule="auto"/>
+              <w:ind w:left="141" w:hanging="150"/>
+              <w:jc w:val="both"/>
+              <w:rPr>
+                <w:rFonts w:ascii="Arial" w:eastAsia="Arial" w:hAnsi="Arial" w:cs="Arial"/>
+                <w:sz w:val="20"/>
+                <w:szCs w:val="20"/>
+              </w:rPr>
+            </w:pPr>
+            <w:r>
+              <w:rPr>
+                <w:rFonts w:ascii="Arial" w:eastAsia="Arial" w:hAnsi="Arial" w:cs="Arial"/>
+                <w:sz w:val="20"/>
+                <w:szCs w:val="20"/>
+              </w:rPr>
+              <w:t>Principales componentes electrónicos del computador</w:t>
+            </w:r>
+            <w:r>
+              <w:rPr>
+                <w:rFonts w:ascii="Arial" w:eastAsia="Arial" w:hAnsi="Arial" w:cs="Arial"/>
+                <w:sz w:val="20"/>
+                <w:szCs w:val="20"/>
+              </w:rPr>
+              <w:t>.</w:t>
             </w:r>
           </w:p>
           <w:p>
@@ -2177,7 +2270,13 @@
               <w:rPr>
                 <w:rFonts w:cstheme="minorHAnsi"/>
               </w:rPr>
-              <w:t>Reconocimiento de los principales elementos y conceptos presentes en un computador</w:t>
+              <w:t>Conversión entre los sistemas binario, decimal, hexadecimal</w:t>
+            </w:r>
+            <w:r>
+              <w:rPr>
+                <w:rFonts w:cstheme="minorHAnsi"/>
+              </w:rPr>
+              <w:t xml:space="preserve"> presentes en un computador</w:t>
             </w:r>
             <w:r>
               <w:rPr>
@@ -2334,35 +2433,21 @@
                 <w:rFonts w:eastAsiaTheme="minorHAnsi" w:cstheme="minorHAnsi"/>
                 <w:lang w:eastAsia="en-US"/>
               </w:rPr>
-              <w:t>Observamos la cronología de los</w:t>
+              <w:t xml:space="preserve">Observamos </w:t>
             </w:r>
             <w:r>
               <w:rPr>
                 <w:rFonts w:eastAsiaTheme="minorHAnsi" w:cstheme="minorHAnsi"/>
                 <w:lang w:eastAsia="en-US"/>
               </w:rPr>
-              <w:t xml:space="preserve"> </w:t>
+              <w:t>las equivalencias entre los diferentes sistemas de numeración</w:t>
             </w:r>
             <w:r>
               <w:rPr>
                 <w:rFonts w:eastAsiaTheme="minorHAnsi" w:cstheme="minorHAnsi"/>
                 <w:lang w:eastAsia="en-US"/>
               </w:rPr>
-              <w:t>elementos del hardware y su</w:t>
-            </w:r>
-            <w:r>
-              <w:rPr>
-                <w:rFonts w:eastAsiaTheme="minorHAnsi" w:cstheme="minorHAnsi"/>
-                <w:lang w:eastAsia="en-US"/>
-              </w:rPr>
-              <w:t xml:space="preserve"> </w:t>
-            </w:r>
-            <w:r>
-              <w:rPr>
-                <w:rFonts w:eastAsiaTheme="minorHAnsi" w:cstheme="minorHAnsi"/>
-                <w:lang w:eastAsia="en-US"/>
-              </w:rPr>
-              <w:t>evolución.</w:t>
+              <w:t>.</w:t>
             </w:r>
           </w:p>
         </w:tc>
@@ -2431,7 +2516,7 @@
                 <w:rFonts w:eastAsiaTheme="minorHAnsi" w:cstheme="minorHAnsi"/>
                 <w:lang w:eastAsia="en-US"/>
               </w:rPr>
-              <w:t>Identificamos los principales</w:t>
+              <w:t>Practicamos</w:t>
             </w:r>
             <w:r>
               <w:rPr>
@@ -2445,7 +2530,14 @@
                 <w:rFonts w:eastAsiaTheme="minorHAnsi" w:cstheme="minorHAnsi"/>
                 <w:lang w:eastAsia="en-US"/>
               </w:rPr>
-              <w:t>elementos de la informática.</w:t>
+              <w:t>las principales técnicas para la conversión entre el sistema de numeración: binario, decimal, hexadecimal</w:t>
+            </w:r>
+            <w:r>
+              <w:rPr>
+                <w:rFonts w:eastAsiaTheme="minorHAnsi" w:cstheme="minorHAnsi"/>
+                <w:lang w:eastAsia="en-US"/>
+              </w:rPr>
+              <w:t>.</w:t>
             </w:r>
           </w:p>
           <w:p>
@@ -2460,46 +2552,7 @@
               <w:rPr>
                 <w:rStyle w:val="fontstyle01"/>
               </w:rPr>
-              <w:t>Caracterizamos las diferencias entre</w:t>
-            </w:r>
-            <w:r>
-              <w:rPr>
-                <w:rStyle w:val="fontstyle01"/>
-              </w:rPr>
-              <w:t xml:space="preserve"> </w:t>
-            </w:r>
-            <w:r>
-              <w:rPr>
-                <w:rStyle w:val="fontstyle01"/>
-              </w:rPr>
-              <w:t>elemento físico y lógico de hardware.</w:t>
-            </w:r>
-          </w:p>
-          <w:p>
-            <w:pPr>
-              <w:spacing w:after="0" w:line="240" w:lineRule="auto"/>
-              <w:rPr>
-                <w:rFonts w:eastAsia="Times New Roman"/>
-                <w:lang w:eastAsia="es-419"/>
-              </w:rPr>
-            </w:pPr>
-            <w:r>
-              <w:rPr>
-                <w:rStyle w:val="fontstyle01"/>
-              </w:rPr>
-              <w:t>Identificamos los hechos históricos y</w:t>
-            </w:r>
-            <w:r>
-              <w:rPr>
-                <w:rStyle w:val="fontstyle01"/>
-              </w:rPr>
-              <w:t xml:space="preserve"> </w:t>
-            </w:r>
-            <w:r>
-              <w:rPr>
-                <w:rStyle w:val="fontstyle01"/>
-              </w:rPr>
-              <w:t>generación de las computadoras.</w:t>
+              <w:t>Observamos los principales componentes electrónicos presentes el computador.</w:t>
             </w:r>
           </w:p>
           <w:p>
@@ -2552,31 +2605,7 @@
               <w:rPr>
                 <w:rStyle w:val="fontstyle01"/>
               </w:rPr>
-              <w:t>Identifica y diferencia los</w:t>
-            </w:r>
-            <w:r>
-              <w:rPr>
-                <w:rStyle w:val="fontstyle01"/>
-              </w:rPr>
-              <w:t xml:space="preserve"> </w:t>
-            </w:r>
-            <w:r>
-              <w:rPr>
-                <w:rStyle w:val="fontstyle01"/>
-              </w:rPr>
-              <w:t>principales elementos de la</w:t>
-            </w:r>
-            <w:r>
-              <w:rPr>
-                <w:rStyle w:val="fontstyle01"/>
-              </w:rPr>
-              <w:t xml:space="preserve"> </w:t>
-            </w:r>
-            <w:r>
-              <w:rPr>
-                <w:rStyle w:val="fontstyle01"/>
-              </w:rPr>
-              <w:t>informática.</w:t>
+              <w:t>Identifica métodos y técnicas para conversión entre sistemas de numeración.</w:t>
             </w:r>
           </w:p>
           <w:p>
@@ -2592,35 +2621,21 @@
                 <w:rFonts w:eastAsia="Times New Roman"/>
                 <w:lang w:eastAsia="es-419"/>
               </w:rPr>
-              <w:t>Relaciona un elemento</w:t>
+              <w:t xml:space="preserve">Analiza los principales componentes electrónicos y </w:t>
             </w:r>
             <w:r>
               <w:rPr>
                 <w:rFonts w:eastAsia="Times New Roman"/>
                 <w:lang w:eastAsia="es-419"/>
               </w:rPr>
-              <w:t xml:space="preserve"> </w:t>
+              <w:t>su función</w:t>
             </w:r>
             <w:r>
               <w:rPr>
                 <w:rFonts w:eastAsia="Times New Roman"/>
                 <w:lang w:eastAsia="es-419"/>
               </w:rPr>
-              <w:t>físico de la informática con</w:t>
-            </w:r>
-            <w:r>
-              <w:rPr>
-                <w:rFonts w:eastAsia="Times New Roman"/>
-                <w:lang w:eastAsia="es-419"/>
-              </w:rPr>
-              <w:t xml:space="preserve"> </w:t>
-            </w:r>
-            <w:r>
-              <w:rPr>
-                <w:rFonts w:eastAsia="Times New Roman"/>
-                <w:lang w:eastAsia="es-419"/>
-              </w:rPr>
-              <w:t>su respectiva generación.</w:t>
+              <w:t xml:space="preserve"> en el computador.</w:t>
             </w:r>
           </w:p>
           <w:p>
@@ -2667,19 +2682,13 @@
               <w:rPr>
                 <w:rStyle w:val="fontstyle01"/>
               </w:rPr>
-              <w:t>Valoramos el uso apropiado de la</w:t>
+              <w:t xml:space="preserve">Valoramos </w:t>
             </w:r>
             <w:r>
               <w:rPr>
                 <w:rStyle w:val="fontstyle01"/>
               </w:rPr>
-              <w:t xml:space="preserve"> </w:t>
-            </w:r>
-            <w:r>
-              <w:rPr>
-                <w:rStyle w:val="fontstyle01"/>
-              </w:rPr>
-              <w:t>informática básica</w:t>
+              <w:t>los diferentes sistemas de numeración y sus ventajas y desventajas.</w:t>
             </w:r>
           </w:p>
           <w:p>
@@ -2725,61 +2734,28 @@
             <w:pPr>
               <w:spacing w:after="0" w:line="240" w:lineRule="auto"/>
               <w:rPr>
-                <w:rFonts w:eastAsia="Times New Roman"/>
-                <w:lang w:eastAsia="es-419"/>
+                <w:rFonts w:eastAsiaTheme="minorHAnsi" w:cstheme="minorHAnsi"/>
+                <w:lang w:eastAsia="en-US"/>
               </w:rPr>
             </w:pPr>
             <w:r>
               <w:rPr>
                 <w:rStyle w:val="fontstyle01"/>
               </w:rPr>
-              <w:t>Realizar mapa conceptual</w:t>
+              <w:t>Realizar</w:t>
             </w:r>
             <w:r>
               <w:rPr>
                 <w:rStyle w:val="fontstyle01"/>
               </w:rPr>
-              <w:t xml:space="preserve"> </w:t>
+              <w:t xml:space="preserve"> ejercicios de conversiones y álbum de componentes electrónicos más importantes del </w:t>
             </w:r>
             <w:r>
               <w:rPr>
                 <w:rStyle w:val="fontstyle01"/>
               </w:rPr>
-              <w:t>de los elementos y</w:t>
-            </w:r>
-            <w:r>
-              <w:rPr>
-                <w:rStyle w:val="fontstyle01"/>
-              </w:rPr>
-              <w:t xml:space="preserve"> </w:t>
-            </w:r>
-            <w:r>
-              <w:rPr>
-                <w:rStyle w:val="fontstyle01"/>
-              </w:rPr>
-              <w:t>generaciones de la</w:t>
-            </w:r>
-            <w:r>
-              <w:rPr>
-                <w:rStyle w:val="fontstyle01"/>
-              </w:rPr>
-              <w:t xml:space="preserve"> </w:t>
-            </w:r>
-            <w:r>
-              <w:rPr>
-                <w:rStyle w:val="fontstyle01"/>
-              </w:rPr>
-              <w:t>informática.</w:t>
-            </w:r>
-          </w:p>
-          <w:p>
-            <w:pPr>
-              <w:pStyle w:val="Sinespaciado"/>
-              <w:rPr>
-                <w:rFonts w:eastAsiaTheme="minorHAnsi" w:cstheme="minorHAnsi"/>
-                <w:lang w:eastAsia="en-US"/>
-              </w:rPr>
-            </w:pPr>
+              <w:t>computador.</w:t>
+            </w:r>
           </w:p>
         </w:tc>
       </w:tr>
@@ -2816,19 +2792,19 @@
               <w:rPr>
                 <w:rStyle w:val="fontstyle01"/>
               </w:rPr>
-              <w:t>Elaborar mapa conceptual de</w:t>
+              <w:t xml:space="preserve">Elaborar </w:t>
             </w:r>
             <w:r>
               <w:rPr>
                 <w:rStyle w:val="fontstyle01"/>
               </w:rPr>
-              <w:t xml:space="preserve"> </w:t>
+              <w:t>una colección de ejercicios de conversiones y álbum de componentes electrónicos más importantes del computador</w:t>
             </w:r>
             <w:r>
               <w:rPr>
                 <w:rStyle w:val="fontstyle01"/>
               </w:rPr>
-              <w:t>informática básica.</w:t>
+              <w:t>.</w:t>
             </w:r>
           </w:p>
           <w:p>
@@ -3238,7 +3214,19 @@
               <w:rPr>
                 <w:rStyle w:val="fontstyle01"/>
               </w:rPr>
-              <w:t>Mapa conceptual de informática básica.</w:t>
+              <w:t>C</w:t>
+            </w:r>
+            <w:r>
+              <w:rPr>
+                <w:rStyle w:val="fontstyle01"/>
+              </w:rPr>
+              <w:t>olección de ejercicios de conversiones y álbum de componentes electrónicos más importantes del computador</w:t>
+            </w:r>
+            <w:r>
+              <w:rPr>
+                <w:rStyle w:val="fontstyle01"/>
+              </w:rPr>
+              <w:t>.</w:t>
             </w:r>
           </w:p>
         </w:tc>

--- a/PDC_2025_3ro_TTG.docx
+++ b/PDC_2025_3ro_TTG.docx
@@ -30,7 +30,7 @@
           <w:sz w:val="40"/>
           <w:szCs w:val="36"/>
         </w:rPr>
-        <w:t>JUNIO</w:t>
+        <w:t>JULIO</w:t>
       </w:r>
       <w:r>
         <w:rPr>
@@ -501,7 +501,35 @@
               <w:rPr>
                 <w:rFonts w:cstheme="minorHAnsi"/>
               </w:rPr>
-              <w:t xml:space="preserve">Fray Paulo Charupa Masabi O.F.M. </w:t>
+              <w:t xml:space="preserve">Fray Paulo </w:t>
+            </w:r>
+            <w:proofErr w:type="spellStart"/>
+            <w:r>
+              <w:rPr>
+                <w:rFonts w:cstheme="minorHAnsi"/>
+              </w:rPr>
+              <w:t>Charupa</w:t>
+            </w:r>
+            <w:proofErr w:type="spellEnd"/>
+            <w:r>
+              <w:rPr>
+                <w:rFonts w:cstheme="minorHAnsi"/>
+              </w:rPr>
+              <w:t xml:space="preserve"> </w:t>
+            </w:r>
+            <w:proofErr w:type="spellStart"/>
+            <w:r>
+              <w:rPr>
+                <w:rFonts w:cstheme="minorHAnsi"/>
+              </w:rPr>
+              <w:t>Masabi</w:t>
+            </w:r>
+            <w:proofErr w:type="spellEnd"/>
+            <w:r>
+              <w:rPr>
+                <w:rFonts w:cstheme="minorHAnsi"/>
+              </w:rPr>
+              <w:t xml:space="preserve"> O.F.M. </w:t>
             </w:r>
           </w:p>
         </w:tc>
@@ -793,7 +821,7 @@
               <w:rPr>
                 <w:rFonts w:cstheme="minorHAnsi"/>
               </w:rPr>
-              <w:t>Junio</w:t>
+              <w:t>Julio</w:t>
             </w:r>
           </w:p>
         </w:tc>
@@ -931,13 +959,19 @@
               <w:rPr>
                 <w:rFonts w:cstheme="minorHAnsi"/>
               </w:rPr>
-              <w:t>01/0</w:t>
-            </w:r>
-            <w:r>
-              <w:rPr>
-                <w:rFonts w:cstheme="minorHAnsi"/>
-              </w:rPr>
-              <w:t>5</w:t>
+              <w:t>28</w:t>
+            </w:r>
+            <w:r>
+              <w:rPr>
+                <w:rFonts w:cstheme="minorHAnsi"/>
+              </w:rPr>
+              <w:t>/0</w:t>
+            </w:r>
+            <w:r>
+              <w:rPr>
+                <w:rFonts w:cstheme="minorHAnsi"/>
+              </w:rPr>
+              <w:t>7</w:t>
             </w:r>
             <w:r>
               <w:rPr>
@@ -1010,7 +1044,7 @@
               <w:rPr>
                 <w:rFonts w:cstheme="minorHAnsi"/>
               </w:rPr>
-              <w:t>5</w:t>
+              <w:t>7</w:t>
             </w:r>
             <w:r>
               <w:rPr>
@@ -1592,7 +1626,21 @@
               <w:rPr>
                 <w:rFonts w:cstheme="minorHAnsi"/>
               </w:rPr>
-              <w:t>Fortalecemos integralmente a las y los estudiantes con identidad cultural, valores sociocomunitarios, espiritualidad y consciencia crítica, articulando la educación científica, humanística, técnica, tecnológica y artística a través de procesos productivos de acuerdo a las vocaciones y potencialidades productivas de las regiones en el marco de la descolonización, interculturalidad y plurilingüismo que contribuyan a la conservación y protección de la Madre Tierra, salud comunitaria y la construcción de una sociedad democrática, inclusiva y libre de violencia</w:t>
+              <w:t xml:space="preserve">Fortalecemos integralmente a las y los estudiantes con identidad cultural, valores </w:t>
+            </w:r>
+            <w:proofErr w:type="spellStart"/>
+            <w:r>
+              <w:rPr>
+                <w:rFonts w:cstheme="minorHAnsi"/>
+              </w:rPr>
+              <w:t>sociocomunitarios</w:t>
+            </w:r>
+            <w:proofErr w:type="spellEnd"/>
+            <w:r>
+              <w:rPr>
+                <w:rFonts w:cstheme="minorHAnsi"/>
+              </w:rPr>
+              <w:t>, espiritualidad y consciencia crítica, articulando la educación científica, humanística, técnica, tecnológica y artística a través de procesos productivos de acuerdo a las vocaciones y potencialidades productivas de las regiones en el marco de la descolonización, interculturalidad y plurilingüismo que contribuyan a la conservación y protección de la Madre Tierra, salud comunitaria y la construcción de una sociedad democrática, inclusiva y libre de violencia</w:t>
             </w:r>
           </w:p>
         </w:tc>
@@ -1639,7 +1687,7 @@
                 <w:bCs/>
                 <w:i/>
               </w:rPr>
-              <w:t>JUNIO</w:t>
+              <w:t>JULIO</w:t>
             </w:r>
             <w:r>
               <w:rPr>
@@ -1790,7 +1838,7 @@
                 <w:rFonts w:cstheme="minorHAnsi"/>
                 <w:b/>
               </w:rPr>
-              <w:t>JUNIO</w:t>
+              <w:t>JULIO</w:t>
             </w:r>
             <w:r>
               <w:rPr>
@@ -2957,7 +3005,6 @@
         <w:tc>
           <w:tcPr>
             <w:tcW w:w="2529" w:type="dxa"/>
-            <w:shd w:val="clear" w:color="auto" w:fill="auto"/>
           </w:tcPr>
           <w:p>
             <w:pPr>
@@ -2974,7 +3021,6 @@
           <w:tcPr>
             <w:tcW w:w="7938" w:type="dxa"/>
             <w:gridSpan w:val="3"/>
-            <w:shd w:val="clear" w:color="auto" w:fill="auto"/>
           </w:tcPr>
           <w:p>
             <w:pPr>
@@ -2990,7 +3036,6 @@
         <w:tc>
           <w:tcPr>
             <w:tcW w:w="3096" w:type="dxa"/>
-            <w:shd w:val="clear" w:color="auto" w:fill="auto"/>
           </w:tcPr>
           <w:p>
             <w:pPr>
@@ -3214,19 +3259,7 @@
               <w:rPr>
                 <w:rStyle w:val="fontstyle01"/>
               </w:rPr>
-              <w:t>C</w:t>
-            </w:r>
-            <w:r>
-              <w:rPr>
-                <w:rStyle w:val="fontstyle01"/>
-              </w:rPr>
-              <w:t>olección de ejercicios de conversiones y álbum de componentes electrónicos más importantes del computador</w:t>
-            </w:r>
-            <w:r>
-              <w:rPr>
-                <w:rStyle w:val="fontstyle01"/>
-              </w:rPr>
-              <w:t>.</w:t>
+              <w:t>Colección de ejercicios de conversiones y álbum de componentes electrónicos más importantes del computador.</w:t>
             </w:r>
           </w:p>
         </w:tc>

--- a/PDC_2025_3ro_TTG.docx
+++ b/PDC_2025_3ro_TTG.docx
@@ -30,7 +30,7 @@
           <w:sz w:val="40"/>
           <w:szCs w:val="36"/>
         </w:rPr>
-        <w:t>JUNIO</w:t>
+        <w:t>JULIO</w:t>
       </w:r>
       <w:r>
         <w:rPr>
@@ -501,35 +501,7 @@
               <w:rPr>
                 <w:rFonts w:cstheme="minorHAnsi"/>
               </w:rPr>
-              <w:t xml:space="preserve">Fray Paulo </w:t>
-            </w:r>
-            <w:proofErr w:type="spellStart"/>
-            <w:r>
-              <w:rPr>
-                <w:rFonts w:cstheme="minorHAnsi"/>
-              </w:rPr>
-              <w:t>Charupa</w:t>
-            </w:r>
-            <w:proofErr w:type="spellEnd"/>
-            <w:r>
-              <w:rPr>
-                <w:rFonts w:cstheme="minorHAnsi"/>
-              </w:rPr>
-              <w:t xml:space="preserve"> </w:t>
-            </w:r>
-            <w:proofErr w:type="spellStart"/>
-            <w:r>
-              <w:rPr>
-                <w:rFonts w:cstheme="minorHAnsi"/>
-              </w:rPr>
-              <w:t>Masabi</w:t>
-            </w:r>
-            <w:proofErr w:type="spellEnd"/>
-            <w:r>
-              <w:rPr>
-                <w:rFonts w:cstheme="minorHAnsi"/>
-              </w:rPr>
-              <w:t xml:space="preserve"> O.F.M. </w:t>
+              <w:t xml:space="preserve">Fray Paulo Charupa Masabi O.F.M. </w:t>
             </w:r>
           </w:p>
         </w:tc>
@@ -827,7 +799,7 @@
               <w:rPr>
                 <w:rFonts w:cstheme="minorHAnsi"/>
               </w:rPr>
-              <w:t>Junio</w:t>
+              <w:t>Julio</w:t>
             </w:r>
             <w:r>
               <w:rPr>
@@ -972,13 +944,19 @@
               <w:rPr>
                 <w:rFonts w:cstheme="minorHAnsi"/>
               </w:rPr>
-              <w:t>01/0</w:t>
-            </w:r>
-            <w:r>
-              <w:rPr>
-                <w:rFonts w:cstheme="minorHAnsi"/>
-              </w:rPr>
-              <w:t>6</w:t>
+              <w:t>28</w:t>
+            </w:r>
+            <w:r>
+              <w:rPr>
+                <w:rFonts w:cstheme="minorHAnsi"/>
+              </w:rPr>
+              <w:t>/0</w:t>
+            </w:r>
+            <w:r>
+              <w:rPr>
+                <w:rFonts w:cstheme="minorHAnsi"/>
+              </w:rPr>
+              <w:t>7</w:t>
             </w:r>
             <w:r>
               <w:rPr>
@@ -1052,7 +1030,7 @@
               <w:rPr>
                 <w:rFonts w:cstheme="minorHAnsi"/>
               </w:rPr>
-              <w:t>6</w:t>
+              <w:t>7</w:t>
             </w:r>
             <w:r>
               <w:rPr>
@@ -1743,7 +1721,7 @@
                 <w:bCs/>
                 <w:i/>
               </w:rPr>
-              <w:t>JUNIO</w:t>
+              <w:t>JULIO</w:t>
             </w:r>
             <w:r>
               <w:rPr>
@@ -1894,7 +1872,7 @@
                 <w:rFonts w:cstheme="minorHAnsi"/>
                 <w:b/>
               </w:rPr>
-              <w:t>JUNIO</w:t>
+              <w:t>Julio</w:t>
             </w:r>
             <w:r>
               <w:rPr>
@@ -2991,7 +2969,6 @@
         <w:tc>
           <w:tcPr>
             <w:tcW w:w="2529" w:type="dxa"/>
-            <w:shd w:val="clear" w:color="auto" w:fill="auto"/>
           </w:tcPr>
           <w:p>
             <w:pPr>
@@ -3008,7 +2985,6 @@
           <w:tcPr>
             <w:tcW w:w="7938" w:type="dxa"/>
             <w:gridSpan w:val="3"/>
-            <w:shd w:val="clear" w:color="auto" w:fill="auto"/>
           </w:tcPr>
           <w:p>
             <w:pPr>
@@ -3024,7 +3000,6 @@
         <w:tc>
           <w:tcPr>
             <w:tcW w:w="3096" w:type="dxa"/>
-            <w:shd w:val="clear" w:color="auto" w:fill="auto"/>
           </w:tcPr>
           <w:p>
             <w:pPr>
@@ -3284,37 +3259,14 @@
                 <w:rFonts w:eastAsiaTheme="minorHAnsi" w:cstheme="minorHAnsi"/>
                 <w:lang w:eastAsia="en-US"/>
               </w:rPr>
-              <w:t xml:space="preserve">onceptos básicos de </w:t>
-            </w:r>
-            <w:proofErr w:type="gramStart"/>
+              <w:t>onceptos básicos de electricidad</w:t>
+            </w:r>
             <w:r>
               <w:rPr>
                 <w:rFonts w:eastAsiaTheme="minorHAnsi" w:cstheme="minorHAnsi"/>
                 <w:lang w:eastAsia="en-US"/>
               </w:rPr>
-              <w:t>electricidad</w:t>
-            </w:r>
-            <w:r>
-              <w:rPr>
-                <w:rFonts w:eastAsiaTheme="minorHAnsi" w:cstheme="minorHAnsi"/>
-                <w:lang w:eastAsia="en-US"/>
-              </w:rPr>
-              <w:t xml:space="preserve">  </w:t>
-            </w:r>
-            <w:r>
-              <w:rPr>
-                <w:rFonts w:eastAsiaTheme="minorHAnsi" w:cstheme="minorHAnsi"/>
-                <w:lang w:eastAsia="en-US"/>
-              </w:rPr>
-              <w:t>y</w:t>
-            </w:r>
-            <w:proofErr w:type="gramEnd"/>
-            <w:r>
-              <w:rPr>
-                <w:rFonts w:eastAsiaTheme="minorHAnsi" w:cstheme="minorHAnsi"/>
-                <w:lang w:eastAsia="en-US"/>
-              </w:rPr>
-              <w:t xml:space="preserve"> ejemplos de cálculo de magnitudes eléctricas.</w:t>
+              <w:t xml:space="preserve">  y ejemplos de cálculo de magnitudes eléctricas.</w:t>
             </w:r>
           </w:p>
         </w:tc>

--- a/PDC_2025_3ro_TTG.docx
+++ b/PDC_2025_3ro_TTG.docx
@@ -30,7 +30,7 @@
           <w:sz w:val="40"/>
           <w:szCs w:val="36"/>
         </w:rPr>
-        <w:t>JUNIO</w:t>
+        <w:t>Agosto</w:t>
       </w:r>
       <w:r>
         <w:rPr>
@@ -794,7 +794,7 @@
               <w:rPr>
                 <w:rFonts w:cstheme="minorHAnsi"/>
               </w:rPr>
-              <w:t>Junio</w:t>
+              <w:t>Agosto</w:t>
             </w:r>
           </w:p>
         </w:tc>
@@ -932,13 +932,19 @@
               <w:rPr>
                 <w:rFonts w:cstheme="minorHAnsi"/>
               </w:rPr>
-              <w:t>01/0</w:t>
-            </w:r>
-            <w:r>
-              <w:rPr>
-                <w:rFonts w:cstheme="minorHAnsi"/>
-              </w:rPr>
-              <w:t>6</w:t>
+              <w:t>01</w:t>
+            </w:r>
+            <w:r>
+              <w:rPr>
+                <w:rFonts w:cstheme="minorHAnsi"/>
+              </w:rPr>
+              <w:t>/0</w:t>
+            </w:r>
+            <w:r>
+              <w:rPr>
+                <w:rFonts w:cstheme="minorHAnsi"/>
+              </w:rPr>
+              <w:t>8</w:t>
             </w:r>
             <w:r>
               <w:rPr>
@@ -999,7 +1005,7 @@
               <w:rPr>
                 <w:rFonts w:cstheme="minorHAnsi"/>
               </w:rPr>
-              <w:t>0</w:t>
+              <w:t>1</w:t>
             </w:r>
             <w:r>
               <w:rPr>
@@ -1011,7 +1017,7 @@
               <w:rPr>
                 <w:rFonts w:cstheme="minorHAnsi"/>
               </w:rPr>
-              <w:t>6</w:t>
+              <w:t>8</w:t>
             </w:r>
             <w:r>
               <w:rPr>
@@ -1655,7 +1661,7 @@
                 <w:bCs/>
                 <w:i/>
               </w:rPr>
-              <w:t>JUNIO</w:t>
+              <w:t>AGOSTO</w:t>
             </w:r>
             <w:r>
               <w:rPr>
@@ -1806,7 +1812,7 @@
                 <w:rFonts w:cstheme="minorHAnsi"/>
                 <w:b/>
               </w:rPr>
-              <w:t>JUNIO</w:t>
+              <w:t>AGOSTO</w:t>
             </w:r>
             <w:r>
               <w:rPr>
@@ -1857,28 +1863,7 @@
                 <w:rFonts w:cstheme="minorHAnsi"/>
                 <w:bCs/>
               </w:rPr>
-              <w:t xml:space="preserve"> las vocaciones y potencialidades productivas</w:t>
-            </w:r>
-            <w:r>
-              <w:rPr>
-                <w:rFonts w:cstheme="minorHAnsi"/>
-                <w:bCs/>
-              </w:rPr>
-              <w:t>, elaborando un</w:t>
-            </w:r>
-            <w:r>
-              <w:rPr>
-                <w:rFonts w:cstheme="minorHAnsi"/>
-                <w:bCs/>
-              </w:rPr>
-              <w:t>a infografía</w:t>
-            </w:r>
-            <w:r>
-              <w:rPr>
-                <w:rFonts w:cstheme="minorHAnsi"/>
-                <w:bCs/>
-              </w:rPr>
-              <w:t xml:space="preserve">, para preservar la vida del ser humano y madre tierra. </w:t>
+              <w:t xml:space="preserve"> las vocaciones y potencialidades productivas, elaborando una infografía, para preservar la vida del ser humano y madre tierra. </w:t>
             </w:r>
           </w:p>
           <w:p>
@@ -2028,17 +2013,18 @@
                 <w:tab w:val="left" w:pos="210"/>
               </w:tabs>
               <w:spacing w:after="0" w:line="240" w:lineRule="auto"/>
-              <w:rPr>
-                <w:rFonts w:cstheme="minorHAnsi"/>
-                <w:b/>
-              </w:rPr>
-            </w:pPr>
-            <w:r>
-              <w:rPr>
-                <w:rFonts w:cstheme="minorHAnsi"/>
-                <w:b/>
-              </w:rPr>
-              <w:t>Potencialidades y vocaciones productivas en Bolivia.</w:t>
+              <w:ind w:left="48"/>
+              <w:rPr>
+                <w:rFonts w:cstheme="minorHAnsi"/>
+                <w:b/>
+              </w:rPr>
+            </w:pPr>
+            <w:r>
+              <w:rPr>
+                <w:rFonts w:cstheme="minorHAnsi"/>
+                <w:b/>
+              </w:rPr>
+              <w:t>Taller de proyecto de vida.</w:t>
             </w:r>
           </w:p>
           <w:p>
@@ -2062,7 +2048,14 @@
                 <w:rFonts w:cstheme="minorHAnsi"/>
                 <w:bCs/>
               </w:rPr>
-              <w:t>Proceso de identificación de potencialidades</w:t>
+              <w:t>Proyecto de vida de acuerdo a las potencialidades y vocaciones productivas</w:t>
+            </w:r>
+            <w:r>
+              <w:rPr>
+                <w:rFonts w:cstheme="minorHAnsi"/>
+                <w:bCs/>
+              </w:rPr>
+              <w:t>.</w:t>
             </w:r>
           </w:p>
           <w:p>
@@ -2086,34 +2079,29 @@
                 <w:rFonts w:cstheme="minorHAnsi"/>
                 <w:bCs/>
               </w:rPr>
-              <w:t>Vocaciones productivas de Bolivia</w:t>
-            </w:r>
-            <w:r>
-              <w:rPr>
-                <w:rFonts w:cstheme="minorHAnsi"/>
-                <w:bCs/>
-              </w:rPr>
-              <w:t>.</w:t>
-            </w:r>
-          </w:p>
-          <w:p>
-            <w:pPr>
+              <w:t>Utilidad, importantica, ámbito de aplicación y guía de aplicación del proyecto de vida.</w:t>
+            </w:r>
+          </w:p>
+          <w:p>
+            <w:pPr>
+              <w:pStyle w:val="Prrafodelista"/>
               <w:tabs>
                 <w:tab w:val="left" w:pos="210"/>
               </w:tabs>
               <w:spacing w:after="0" w:line="240" w:lineRule="auto"/>
-              <w:ind w:left="48"/>
-              <w:rPr>
-                <w:rFonts w:cstheme="minorHAnsi"/>
-                <w:b/>
-              </w:rPr>
-            </w:pPr>
-            <w:r>
-              <w:rPr>
-                <w:rFonts w:cstheme="minorHAnsi"/>
-                <w:b/>
-              </w:rPr>
-              <w:t>Taller de proyecto de vida.</w:t>
+              <w:ind w:left="408"/>
+              <w:rPr>
+                <w:rFonts w:cstheme="minorHAnsi"/>
+                <w:bCs/>
+              </w:rPr>
+            </w:pPr>
+            <w:r>
+              <w:rPr>
+                <w:rFonts w:cstheme="minorHAnsi"/>
+                <w:b/>
+                <w:bCs/>
+              </w:rPr>
+              <w:t>GESTIÓN Y ESTABLECIMIENTO DE ENTIDADES SOCIO PRODUCTIVAS</w:t>
             </w:r>
           </w:p>
           <w:p>
@@ -2137,14 +2125,7 @@
                 <w:rFonts w:cstheme="minorHAnsi"/>
                 <w:bCs/>
               </w:rPr>
-              <w:t>Proyecto de vida de acuerdo a las potencialidades y vocaciones productivas</w:t>
-            </w:r>
-            <w:r>
-              <w:rPr>
-                <w:rFonts w:cstheme="minorHAnsi"/>
-                <w:bCs/>
-              </w:rPr>
-              <w:t>.</w:t>
+              <w:t>Empresas: pequeñas, medianas, grandes, cooperativas, comunitarias, asociación comunitaria.</w:t>
             </w:r>
           </w:p>
           <w:p>
@@ -2168,7 +2149,31 @@
                 <w:rFonts w:cstheme="minorHAnsi"/>
                 <w:bCs/>
               </w:rPr>
-              <w:t>Utilidad, importantica, ámbito de aplicación y guía de aplicación del proyecto de vida.</w:t>
+              <w:t>Formas organización.</w:t>
+            </w:r>
+          </w:p>
+          <w:p>
+            <w:pPr>
+              <w:pStyle w:val="Prrafodelista"/>
+              <w:numPr>
+                <w:ilvl w:val="0"/>
+                <w:numId w:val="3"/>
+              </w:numPr>
+              <w:tabs>
+                <w:tab w:val="left" w:pos="210"/>
+              </w:tabs>
+              <w:spacing w:after="0" w:line="240" w:lineRule="auto"/>
+              <w:rPr>
+                <w:rFonts w:cstheme="minorHAnsi"/>
+                <w:bCs/>
+              </w:rPr>
+            </w:pPr>
+            <w:r>
+              <w:rPr>
+                <w:rFonts w:cstheme="minorHAnsi"/>
+                <w:bCs/>
+              </w:rPr>
+              <w:t>Proceso de administración.</w:t>
             </w:r>
           </w:p>
         </w:tc>
@@ -2240,6 +2245,7 @@
           <w:sz w:val="32"/>
           <w:szCs w:val="28"/>
         </w:rPr>
+        <w:lastRenderedPageBreak/>
         <w:tab/>
       </w:r>
     </w:p>
@@ -2352,7 +2358,6 @@
                 <w:rFonts w:ascii="Berlin Sans FB Demi" w:eastAsiaTheme="minorHAnsi" w:hAnsi="Berlin Sans FB Demi"/>
                 <w:lang w:eastAsia="en-US"/>
               </w:rPr>
-              <w:lastRenderedPageBreak/>
               <w:t>PRACTICA:</w:t>
             </w:r>
             <w:r>
@@ -2457,14 +2462,21 @@
                 <w:rFonts w:eastAsiaTheme="minorHAnsi" w:cstheme="minorHAnsi"/>
                 <w:lang w:eastAsia="en-US"/>
               </w:rPr>
-              <w:t xml:space="preserve">las </w:t>
+              <w:t>la</w:t>
             </w:r>
             <w:r>
               <w:rPr>
                 <w:rFonts w:eastAsiaTheme="minorHAnsi" w:cstheme="minorHAnsi"/>
                 <w:lang w:eastAsia="en-US"/>
               </w:rPr>
-              <w:t>potencialidades y vocaciones productivas</w:t>
+              <w:t xml:space="preserve"> gestión de entidades </w:t>
+            </w:r>
+            <w:r>
+              <w:rPr>
+                <w:rFonts w:eastAsiaTheme="minorHAnsi" w:cstheme="minorHAnsi"/>
+                <w:lang w:eastAsia="en-US"/>
+              </w:rPr>
+              <w:t>productivas</w:t>
             </w:r>
             <w:r>
               <w:rPr>
@@ -2508,21 +2520,14 @@
                 <w:rFonts w:eastAsiaTheme="minorHAnsi" w:cstheme="minorHAnsi"/>
                 <w:lang w:eastAsia="en-US"/>
               </w:rPr>
-              <w:t xml:space="preserve"> Identificamos </w:t>
+              <w:t xml:space="preserve"> </w:t>
             </w:r>
             <w:r>
               <w:rPr>
                 <w:rFonts w:eastAsiaTheme="minorHAnsi" w:cstheme="minorHAnsi"/>
                 <w:lang w:eastAsia="en-US"/>
               </w:rPr>
-              <w:t xml:space="preserve">las </w:t>
-            </w:r>
-            <w:r>
-              <w:rPr>
-                <w:rFonts w:eastAsiaTheme="minorHAnsi" w:cstheme="minorHAnsi"/>
-                <w:lang w:eastAsia="en-US"/>
-              </w:rPr>
-              <w:t>potencialidades y vocaciones productivas</w:t>
+              <w:t>Proceso de gestión y administración de entidades productivas</w:t>
             </w:r>
             <w:r>
               <w:rPr>
@@ -2568,14 +2573,21 @@
                 <w:rFonts w:eastAsiaTheme="minorHAnsi" w:cstheme="minorHAnsi"/>
                 <w:lang w:eastAsia="en-US"/>
               </w:rPr>
-              <w:t>Valoramos las</w:t>
+              <w:t xml:space="preserve">Valoramos </w:t>
             </w:r>
             <w:r>
               <w:rPr>
                 <w:rFonts w:eastAsiaTheme="minorHAnsi" w:cstheme="minorHAnsi"/>
                 <w:lang w:eastAsia="en-US"/>
               </w:rPr>
-              <w:t xml:space="preserve"> potencialidades y vocaciones </w:t>
+              <w:t>la gestión</w:t>
+            </w:r>
+            <w:r>
+              <w:rPr>
+                <w:rFonts w:eastAsiaTheme="minorHAnsi" w:cstheme="minorHAnsi"/>
+                <w:lang w:eastAsia="en-US"/>
+              </w:rPr>
+              <w:t xml:space="preserve"> de entidades </w:t>
             </w:r>
             <w:r>
               <w:rPr>
@@ -2626,7 +2638,14 @@
                 <w:rFonts w:eastAsiaTheme="minorHAnsi" w:cstheme="minorHAnsi"/>
                 <w:lang w:eastAsia="en-US"/>
               </w:rPr>
-              <w:t>Infografía de potencialidades y vocaciones productivas</w:t>
+              <w:t xml:space="preserve"> </w:t>
+            </w:r>
+            <w:r>
+              <w:rPr>
+                <w:rFonts w:eastAsiaTheme="minorHAnsi" w:cstheme="minorHAnsi"/>
+                <w:lang w:eastAsia="en-US"/>
+              </w:rPr>
+              <w:t>Papelógrafo de entidades productivas</w:t>
             </w:r>
             <w:r>
               <w:rPr>
@@ -2672,7 +2691,28 @@
                 <w:rFonts w:eastAsiaTheme="minorHAnsi" w:cstheme="minorHAnsi"/>
                 <w:lang w:eastAsia="en-US"/>
               </w:rPr>
-              <w:t>Infografía sobre potencialidades y vocaciones productivas de nuestra provincia</w:t>
+              <w:t xml:space="preserve">Infografía sobre </w:t>
+            </w:r>
+            <w:r>
+              <w:rPr>
+                <w:rFonts w:eastAsiaTheme="minorHAnsi" w:cstheme="minorHAnsi"/>
+                <w:lang w:eastAsia="en-US"/>
+              </w:rPr>
+              <w:t xml:space="preserve"> </w:t>
+            </w:r>
+            <w:r>
+              <w:rPr>
+                <w:rFonts w:eastAsiaTheme="minorHAnsi" w:cstheme="minorHAnsi"/>
+                <w:lang w:eastAsia="en-US"/>
+              </w:rPr>
+              <w:t xml:space="preserve">gestión de entidades </w:t>
+            </w:r>
+            <w:r>
+              <w:rPr>
+                <w:rFonts w:eastAsiaTheme="minorHAnsi" w:cstheme="minorHAnsi"/>
+                <w:lang w:eastAsia="en-US"/>
+              </w:rPr>
+              <w:t>productiva de nuestra provincia</w:t>
             </w:r>
             <w:r>
               <w:rPr>
@@ -2823,7 +2863,6 @@
         <w:tc>
           <w:tcPr>
             <w:tcW w:w="2529" w:type="dxa"/>
-            <w:shd w:val="clear" w:color="auto" w:fill="auto"/>
           </w:tcPr>
           <w:p>
             <w:pPr>
@@ -2840,7 +2879,6 @@
           <w:tcPr>
             <w:tcW w:w="7938" w:type="dxa"/>
             <w:gridSpan w:val="3"/>
-            <w:shd w:val="clear" w:color="auto" w:fill="auto"/>
           </w:tcPr>
           <w:p>
             <w:pPr>
@@ -2856,7 +2894,6 @@
         <w:tc>
           <w:tcPr>
             <w:tcW w:w="3096" w:type="dxa"/>
-            <w:shd w:val="clear" w:color="auto" w:fill="auto"/>
           </w:tcPr>
           <w:p>
             <w:pPr>
@@ -3082,21 +3119,21 @@
                 <w:rFonts w:eastAsiaTheme="minorHAnsi" w:cstheme="minorHAnsi"/>
                 <w:lang w:eastAsia="en-US"/>
               </w:rPr>
-              <w:t>Infografía sobre potencialidades y vocaciones productivas de nuestra provincia</w:t>
+              <w:t>Papelógrafo</w:t>
             </w:r>
             <w:r>
               <w:rPr>
                 <w:rFonts w:eastAsiaTheme="minorHAnsi" w:cstheme="minorHAnsi"/>
                 <w:lang w:eastAsia="en-US"/>
               </w:rPr>
-              <w:t>, mapa de metas y objetivos a conseguir</w:t>
+              <w:t xml:space="preserve"> de entidades productivas </w:t>
             </w:r>
             <w:r>
               <w:rPr>
                 <w:rFonts w:eastAsiaTheme="minorHAnsi" w:cstheme="minorHAnsi"/>
                 <w:lang w:eastAsia="en-US"/>
               </w:rPr>
-              <w:t>.</w:t>
+              <w:t>de la región Chuquisaca Norte, y su contribución al desarrollo económico.</w:t>
             </w:r>
           </w:p>
         </w:tc>
@@ -3195,6 +3232,7 @@
           <w:szCs w:val="32"/>
           <w:lang w:val="es-BO" w:eastAsia="en-US"/>
         </w:rPr>
+        <w:lastRenderedPageBreak/>
         <mc:AlternateContent>
           <mc:Choice Requires="wps">
             <w:drawing>
@@ -4561,7 +4599,6 @@
   <w:style w:type="character" w:default="1" w:styleId="Fuentedeprrafopredeter">
     <w:name w:val="Default Paragraph Font"/>
     <w:uiPriority w:val="1"/>
-    <w:semiHidden/>
     <w:unhideWhenUsed/>
   </w:style>
   <w:style w:type="table" w:default="1" w:styleId="Tablanormal">

--- a/PDC_2025_3ro_TTG.docx
+++ b/PDC_2025_3ro_TTG.docx
@@ -30,7 +30,7 @@
           <w:sz w:val="40"/>
           <w:szCs w:val="36"/>
         </w:rPr>
-        <w:t>JULIO</w:t>
+        <w:t>AGOSTO</w:t>
       </w:r>
       <w:r>
         <w:rPr>
@@ -821,7 +821,7 @@
               <w:rPr>
                 <w:rFonts w:cstheme="minorHAnsi"/>
               </w:rPr>
-              <w:t>Julio</w:t>
+              <w:t>Agosto</w:t>
             </w:r>
           </w:p>
         </w:tc>
@@ -959,7 +959,7 @@
               <w:rPr>
                 <w:rFonts w:cstheme="minorHAnsi"/>
               </w:rPr>
-              <w:t>28</w:t>
+              <w:t>01</w:t>
             </w:r>
             <w:r>
               <w:rPr>
@@ -971,7 +971,7 @@
               <w:rPr>
                 <w:rFonts w:cstheme="minorHAnsi"/>
               </w:rPr>
-              <w:t>7</w:t>
+              <w:t>8</w:t>
             </w:r>
             <w:r>
               <w:rPr>
@@ -1044,7 +1044,7 @@
               <w:rPr>
                 <w:rFonts w:cstheme="minorHAnsi"/>
               </w:rPr>
-              <w:t>7</w:t>
+              <w:t>8</w:t>
             </w:r>
             <w:r>
               <w:rPr>
@@ -1687,7 +1687,7 @@
                 <w:bCs/>
                 <w:i/>
               </w:rPr>
-              <w:t>JULIO</w:t>
+              <w:t>AGOSTO</w:t>
             </w:r>
             <w:r>
               <w:rPr>
@@ -1838,7 +1838,7 @@
                 <w:rFonts w:cstheme="minorHAnsi"/>
                 <w:b/>
               </w:rPr>
-              <w:t>JULIO</w:t>
+              <w:t>AGOSTO</w:t>
             </w:r>
             <w:r>
               <w:rPr>
@@ -1975,31 +1975,13 @@
               <w:rPr>
                 <w:rStyle w:val="fontstyle01"/>
               </w:rPr>
-              <w:t xml:space="preserve">Reconoce </w:t>
-            </w:r>
-            <w:r>
-              <w:rPr>
-                <w:rFonts w:cstheme="minorHAnsi"/>
-              </w:rPr>
-              <w:t xml:space="preserve">los principales </w:t>
-            </w:r>
-            <w:r>
-              <w:rPr>
-                <w:rFonts w:cstheme="minorHAnsi"/>
-              </w:rPr>
-              <w:t>sistemas de numeración y su conversión entre estos, usados para representar información en el</w:t>
-            </w:r>
-            <w:r>
-              <w:rPr>
-                <w:rFonts w:cstheme="minorHAnsi"/>
-              </w:rPr>
-              <w:t xml:space="preserve"> computador</w:t>
+              <w:t>Reconoce los componentes de la arquitectura de un comp</w:t>
             </w:r>
             <w:r>
               <w:rPr>
                 <w:rStyle w:val="fontstyle01"/>
               </w:rPr>
-              <w:t xml:space="preserve">. </w:t>
+              <w:t>utador para comprender el procesamiento de la información.</w:t>
             </w:r>
           </w:p>
         </w:tc>
@@ -2072,6 +2054,7 @@
           </w:tcPr>
           <w:p>
             <w:pPr>
+              <w:spacing w:after="0" w:line="240" w:lineRule="auto"/>
               <w:ind w:left="-9"/>
               <w:jc w:val="both"/>
               <w:rPr>
@@ -2090,7 +2073,7 @@
                 <w:sz w:val="20"/>
                 <w:szCs w:val="20"/>
               </w:rPr>
-              <w:t>INFORMACIÓN Y SU REPRESENTACIÓN EN EL ORDENADOR</w:t>
+              <w:t>ELECTRONICA BASICA DEL COMPUTADOR</w:t>
             </w:r>
           </w:p>
           <w:p>
@@ -2114,7 +2097,39 @@
                 <w:sz w:val="20"/>
                 <w:szCs w:val="20"/>
               </w:rPr>
-              <w:t>Conversión entre sistemas de numeración: binario, decimal, hexadecimal.</w:t>
+              <w:t>Principales componentes electrónicos del computador</w:t>
+            </w:r>
+            <w:r>
+              <w:rPr>
+                <w:rFonts w:ascii="Arial" w:eastAsia="Arial" w:hAnsi="Arial" w:cs="Arial"/>
+                <w:sz w:val="20"/>
+                <w:szCs w:val="20"/>
+              </w:rPr>
+              <w:t>.</w:t>
+            </w:r>
+          </w:p>
+          <w:p>
+            <w:pPr>
+              <w:spacing w:after="0" w:line="240" w:lineRule="auto"/>
+              <w:ind w:left="-9"/>
+              <w:jc w:val="both"/>
+              <w:rPr>
+                <w:rFonts w:ascii="Arial" w:eastAsia="Arial" w:hAnsi="Arial" w:cs="Arial"/>
+                <w:b/>
+                <w:bCs/>
+                <w:sz w:val="20"/>
+                <w:szCs w:val="20"/>
+              </w:rPr>
+            </w:pPr>
+            <w:r>
+              <w:rPr>
+                <w:rFonts w:ascii="Arial" w:eastAsia="Arial" w:hAnsi="Arial" w:cs="Arial"/>
+                <w:b/>
+                <w:bCs/>
+                <w:sz w:val="20"/>
+                <w:szCs w:val="20"/>
+              </w:rPr>
+              <w:t>ARQUITECTURA DEL COMPUTADOR</w:t>
             </w:r>
           </w:p>
           <w:p>
@@ -2138,43 +2153,7 @@
                 <w:sz w:val="20"/>
                 <w:szCs w:val="20"/>
               </w:rPr>
-              <w:t>Suma, resta y multiplicación binaria.</w:t>
-            </w:r>
-          </w:p>
-          <w:p>
-            <w:pPr>
-              <w:spacing w:after="0" w:line="240" w:lineRule="auto"/>
-              <w:ind w:left="-9"/>
-              <w:jc w:val="both"/>
-              <w:rPr>
-                <w:rFonts w:ascii="Arial" w:eastAsia="Arial" w:hAnsi="Arial" w:cs="Arial"/>
-                <w:sz w:val="20"/>
-                <w:szCs w:val="20"/>
-              </w:rPr>
-            </w:pPr>
-          </w:p>
-          <w:p>
-            <w:pPr>
-              <w:spacing w:after="0" w:line="240" w:lineRule="auto"/>
-              <w:ind w:left="-9"/>
-              <w:jc w:val="both"/>
-              <w:rPr>
-                <w:rFonts w:ascii="Arial" w:eastAsia="Arial" w:hAnsi="Arial" w:cs="Arial"/>
-                <w:b/>
-                <w:bCs/>
-                <w:sz w:val="20"/>
-                <w:szCs w:val="20"/>
-              </w:rPr>
-            </w:pPr>
-            <w:r>
-              <w:rPr>
-                <w:rFonts w:ascii="Arial" w:eastAsia="Arial" w:hAnsi="Arial" w:cs="Arial"/>
-                <w:b/>
-                <w:bCs/>
-                <w:sz w:val="20"/>
-                <w:szCs w:val="20"/>
-              </w:rPr>
-              <w:t>ELECTRONICA BASICA DEL COMPUTADOR</w:t>
+              <w:t>Elementos, partes, componentes.</w:t>
             </w:r>
           </w:p>
           <w:p>
@@ -2198,63 +2177,7 @@
                 <w:sz w:val="20"/>
                 <w:szCs w:val="20"/>
               </w:rPr>
-              <w:t>Nociones básicas de electricidad y electrónica.</w:t>
-            </w:r>
-          </w:p>
-          <w:p>
-            <w:pPr>
-              <w:numPr>
-                <w:ilvl w:val="0"/>
-                <w:numId w:val="3"/>
-              </w:numPr>
-              <w:spacing w:after="0" w:line="240" w:lineRule="auto"/>
-              <w:ind w:left="141" w:hanging="150"/>
-              <w:jc w:val="both"/>
-              <w:rPr>
-                <w:rFonts w:ascii="Arial" w:eastAsia="Arial" w:hAnsi="Arial" w:cs="Arial"/>
-                <w:sz w:val="20"/>
-                <w:szCs w:val="20"/>
-              </w:rPr>
-            </w:pPr>
-            <w:r>
-              <w:rPr>
-                <w:rFonts w:ascii="Arial" w:eastAsia="Arial" w:hAnsi="Arial" w:cs="Arial"/>
-                <w:sz w:val="20"/>
-                <w:szCs w:val="20"/>
-              </w:rPr>
-              <w:t>Ley de Ohm.</w:t>
-            </w:r>
-          </w:p>
-          <w:p>
-            <w:pPr>
-              <w:numPr>
-                <w:ilvl w:val="0"/>
-                <w:numId w:val="3"/>
-              </w:numPr>
-              <w:spacing w:after="0" w:line="240" w:lineRule="auto"/>
-              <w:ind w:left="141" w:hanging="150"/>
-              <w:jc w:val="both"/>
-              <w:rPr>
-                <w:rFonts w:ascii="Arial" w:eastAsia="Arial" w:hAnsi="Arial" w:cs="Arial"/>
-                <w:sz w:val="20"/>
-                <w:szCs w:val="20"/>
-              </w:rPr>
-            </w:pPr>
-            <w:r>
-              <w:rPr>
-                <w:rFonts w:ascii="Arial" w:eastAsia="Arial" w:hAnsi="Arial" w:cs="Arial"/>
-                <w:sz w:val="20"/>
-                <w:szCs w:val="20"/>
-              </w:rPr>
-              <w:t>Principales componentes electrónicos del computador</w:t>
-            </w:r>
-            <w:r>
-              <w:rPr>
-                <w:rFonts w:ascii="Arial" w:eastAsia="Arial" w:hAnsi="Arial" w:cs="Arial"/>
-                <w:sz w:val="20"/>
-                <w:szCs w:val="20"/>
-              </w:rPr>
-              <w:t>.</w:t>
+              <w:t>Comunicación interna y externa del computador.</w:t>
             </w:r>
           </w:p>
           <w:p>
@@ -2318,13 +2241,7 @@
               <w:rPr>
                 <w:rFonts w:cstheme="minorHAnsi"/>
               </w:rPr>
-              <w:t>Conversión entre los sistemas binario, decimal, hexadecimal</w:t>
-            </w:r>
-            <w:r>
-              <w:rPr>
-                <w:rFonts w:cstheme="minorHAnsi"/>
-              </w:rPr>
-              <w:t xml:space="preserve"> presentes en un computador</w:t>
+              <w:t>Comprensión de la interacción de los componentes del computador</w:t>
             </w:r>
             <w:r>
               <w:rPr>
@@ -2541,66 +2458,41 @@
             <w:pPr>
               <w:pStyle w:val="Sinespaciado"/>
               <w:rPr>
-                <w:rFonts w:eastAsiaTheme="minorHAnsi" w:cstheme="minorHAnsi"/>
-                <w:lang w:eastAsia="en-US"/>
-              </w:rPr>
-            </w:pPr>
-            <w:r>
-              <w:rPr>
-                <w:rFonts w:ascii="Berlin Sans FB Demi" w:eastAsiaTheme="minorHAnsi" w:hAnsi="Berlin Sans FB Demi"/>
-                <w:lang w:eastAsia="en-US"/>
-              </w:rPr>
-              <w:t>TEORÍA:</w:t>
-            </w:r>
-            <w:r>
-              <w:rPr>
-                <w:rFonts w:ascii="Berlin Sans FB Demi" w:eastAsiaTheme="minorHAnsi" w:hAnsi="Berlin Sans FB Demi"/>
-                <w:lang w:eastAsia="en-US"/>
-              </w:rPr>
-              <w:t xml:space="preserve"> </w:t>
-            </w:r>
-            <w:r>
-              <w:rPr>
-                <w:rFonts w:eastAsiaTheme="minorHAnsi" w:cstheme="minorHAnsi"/>
-                <w:lang w:eastAsia="en-US"/>
-              </w:rPr>
-              <w:t>Practicamos</w:t>
-            </w:r>
-            <w:r>
-              <w:rPr>
-                <w:rFonts w:eastAsiaTheme="minorHAnsi" w:cstheme="minorHAnsi"/>
-                <w:lang w:eastAsia="en-US"/>
-              </w:rPr>
-              <w:t xml:space="preserve"> </w:t>
-            </w:r>
-            <w:r>
-              <w:rPr>
-                <w:rFonts w:eastAsiaTheme="minorHAnsi" w:cstheme="minorHAnsi"/>
-                <w:lang w:eastAsia="en-US"/>
-              </w:rPr>
-              <w:t>las principales técnicas para la conversión entre el sistema de numeración: binario, decimal, hexadecimal</w:t>
-            </w:r>
-            <w:r>
-              <w:rPr>
-                <w:rFonts w:eastAsiaTheme="minorHAnsi" w:cstheme="minorHAnsi"/>
-                <w:lang w:eastAsia="en-US"/>
-              </w:rPr>
-              <w:t>.</w:t>
-            </w:r>
-          </w:p>
-          <w:p>
-            <w:pPr>
-              <w:spacing w:after="0" w:line="240" w:lineRule="auto"/>
-              <w:rPr>
                 <w:rFonts w:eastAsia="Times New Roman"/>
                 <w:lang w:eastAsia="es-419"/>
               </w:rPr>
             </w:pPr>
             <w:r>
               <w:rPr>
+                <w:rFonts w:ascii="Berlin Sans FB Demi" w:eastAsiaTheme="minorHAnsi" w:hAnsi="Berlin Sans FB Demi"/>
+                <w:lang w:eastAsia="en-US"/>
+              </w:rPr>
+              <w:t>TEORÍA:</w:t>
+            </w:r>
+            <w:r>
+              <w:rPr>
+                <w:rFonts w:ascii="Berlin Sans FB Demi" w:eastAsiaTheme="minorHAnsi" w:hAnsi="Berlin Sans FB Demi"/>
+                <w:lang w:eastAsia="en-US"/>
+              </w:rPr>
+              <w:t xml:space="preserve"> </w:t>
+            </w:r>
+            <w:r>
+              <w:rPr>
                 <w:rStyle w:val="fontstyle01"/>
               </w:rPr>
-              <w:t>Observamos los principales componentes electrónicos presentes el computador.</w:t>
+              <w:t>Observamos</w:t>
+            </w:r>
+            <w:r>
+              <w:rPr>
+                <w:rStyle w:val="fontstyle01"/>
+              </w:rPr>
+              <w:t xml:space="preserve"> y analizamos el funcionamiento de</w:t>
+            </w:r>
+            <w:r>
+              <w:rPr>
+                <w:rStyle w:val="fontstyle01"/>
+              </w:rPr>
+              <w:t xml:space="preserve"> los principales componentes electrónicos presentes el computador.</w:t>
             </w:r>
           </w:p>
           <w:p>
@@ -2623,49 +2515,26 @@
             <w:pPr>
               <w:pStyle w:val="Sinespaciado"/>
               <w:rPr>
-                <w:rFonts w:eastAsiaTheme="minorHAnsi" w:cstheme="minorHAnsi"/>
-                <w:lang w:eastAsia="en-US"/>
-              </w:rPr>
-            </w:pPr>
-            <w:r>
-              <w:rPr>
-                <w:rFonts w:ascii="Berlin Sans FB Demi" w:eastAsiaTheme="minorHAnsi" w:hAnsi="Berlin Sans FB Demi"/>
-                <w:lang w:eastAsia="en-US"/>
-              </w:rPr>
-              <w:t>SABER:</w:t>
-            </w:r>
-            <w:r>
-              <w:rPr>
-                <w:rFonts w:ascii="Berlin Sans FB Demi" w:eastAsiaTheme="minorHAnsi" w:hAnsi="Berlin Sans FB Demi"/>
-                <w:lang w:eastAsia="en-US"/>
-              </w:rPr>
-              <w:t xml:space="preserve"> </w:t>
-            </w:r>
-          </w:p>
-          <w:p>
-            <w:pPr>
-              <w:spacing w:after="0" w:line="240" w:lineRule="auto"/>
-              <w:rPr>
-                <w:rStyle w:val="fontstyle01"/>
-              </w:rPr>
-            </w:pPr>
-            <w:r>
-              <w:rPr>
-                <w:rStyle w:val="fontstyle01"/>
-              </w:rPr>
-              <w:t>Identifica métodos y técnicas para conversión entre sistemas de numeración.</w:t>
-            </w:r>
-          </w:p>
-          <w:p>
-            <w:pPr>
-              <w:spacing w:after="0" w:line="240" w:lineRule="auto"/>
-              <w:rPr>
                 <w:rFonts w:eastAsia="Times New Roman"/>
                 <w:lang w:eastAsia="es-419"/>
               </w:rPr>
             </w:pPr>
             <w:r>
               <w:rPr>
+                <w:rFonts w:ascii="Berlin Sans FB Demi" w:eastAsiaTheme="minorHAnsi" w:hAnsi="Berlin Sans FB Demi"/>
+                <w:lang w:eastAsia="en-US"/>
+              </w:rPr>
+              <w:t>SABER:</w:t>
+            </w:r>
+            <w:r>
+              <w:rPr>
+                <w:rFonts w:ascii="Berlin Sans FB Demi" w:eastAsiaTheme="minorHAnsi" w:hAnsi="Berlin Sans FB Demi"/>
+                <w:lang w:eastAsia="en-US"/>
+              </w:rPr>
+              <w:t xml:space="preserve"> </w:t>
+            </w:r>
+            <w:r>
+              <w:rPr>
                 <w:rFonts w:eastAsia="Times New Roman"/>
                 <w:lang w:eastAsia="es-419"/>
               </w:rPr>
@@ -2684,6 +2553,22 @@
                 <w:lang w:eastAsia="es-419"/>
               </w:rPr>
               <w:t xml:space="preserve"> en el computador.</w:t>
+            </w:r>
+          </w:p>
+          <w:p>
+            <w:pPr>
+              <w:pStyle w:val="Sinespaciado"/>
+              <w:rPr>
+                <w:rFonts w:eastAsia="Times New Roman"/>
+                <w:lang w:eastAsia="es-419"/>
+              </w:rPr>
+            </w:pPr>
+            <w:r>
+              <w:rPr>
+                <w:rFonts w:eastAsia="Times New Roman"/>
+                <w:lang w:eastAsia="es-419"/>
+              </w:rPr>
+              <w:t>Analiza la función de los componentes de un computador.</w:t>
             </w:r>
           </w:p>
           <w:p>
@@ -2736,7 +2621,21 @@
               <w:rPr>
                 <w:rStyle w:val="fontstyle01"/>
               </w:rPr>
-              <w:t>los diferentes sistemas de numeración y sus ventajas y desventajas.</w:t>
+              <w:t xml:space="preserve">la función que cumple cada componente del </w:t>
+            </w:r>
+            <w:proofErr w:type="spellStart"/>
+            <w:r>
+              <w:rPr>
+                <w:rStyle w:val="fontstyle01"/>
+              </w:rPr>
+              <w:t>cumputador</w:t>
+            </w:r>
+            <w:proofErr w:type="spellEnd"/>
+            <w:r>
+              <w:rPr>
+                <w:rStyle w:val="fontstyle01"/>
+              </w:rPr>
+              <w:t>.</w:t>
             </w:r>
           </w:p>
           <w:p>
@@ -2796,13 +2695,13 @@
               <w:rPr>
                 <w:rStyle w:val="fontstyle01"/>
               </w:rPr>
-              <w:t xml:space="preserve"> ejercicios de conversiones y álbum de componentes electrónicos más importantes del </w:t>
+              <w:t xml:space="preserve"> </w:t>
             </w:r>
             <w:r>
               <w:rPr>
                 <w:rStyle w:val="fontstyle01"/>
               </w:rPr>
-              <w:t>computador.</w:t>
+              <w:t>diagramas relacionando las funciones que cumplen cada componente del computador.</w:t>
             </w:r>
           </w:p>
         </w:tc>
@@ -2840,19 +2739,7 @@
               <w:rPr>
                 <w:rStyle w:val="fontstyle01"/>
               </w:rPr>
-              <w:t xml:space="preserve">Elaborar </w:t>
-            </w:r>
-            <w:r>
-              <w:rPr>
-                <w:rStyle w:val="fontstyle01"/>
-              </w:rPr>
-              <w:t>una colección de ejercicios de conversiones y álbum de componentes electrónicos más importantes del computador</w:t>
-            </w:r>
-            <w:r>
-              <w:rPr>
-                <w:rStyle w:val="fontstyle01"/>
-              </w:rPr>
-              <w:t>.</w:t>
+              <w:t>Elabora diagramas de la interacción entre los componentes del computador.</w:t>
             </w:r>
           </w:p>
           <w:p>
@@ -3259,7 +3146,31 @@
               <w:rPr>
                 <w:rStyle w:val="fontstyle01"/>
               </w:rPr>
-              <w:t>Colección de ejercicios de conversiones y álbum de componentes electrónicos más importantes del computador.</w:t>
+              <w:t>D</w:t>
+            </w:r>
+            <w:r>
+              <w:rPr>
+                <w:rStyle w:val="fontstyle01"/>
+              </w:rPr>
+              <w:t>iagramas</w:t>
+            </w:r>
+            <w:r>
+              <w:rPr>
+                <w:rStyle w:val="fontstyle01"/>
+              </w:rPr>
+              <w:t xml:space="preserve"> y gráficos</w:t>
+            </w:r>
+            <w:r>
+              <w:rPr>
+                <w:rStyle w:val="fontstyle01"/>
+              </w:rPr>
+              <w:t xml:space="preserve"> de la interacción entre los componentes del computador</w:t>
+            </w:r>
+            <w:r>
+              <w:rPr>
+                <w:rStyle w:val="fontstyle01"/>
+              </w:rPr>
+              <w:t>.</w:t>
             </w:r>
           </w:p>
         </w:tc>

--- a/PDC_2025_3ro_TTG.docx
+++ b/PDC_2025_3ro_TTG.docx
@@ -30,7 +30,7 @@
           <w:sz w:val="40"/>
           <w:szCs w:val="36"/>
         </w:rPr>
-        <w:t>JULIO</w:t>
+        <w:t>AGOSTO</w:t>
       </w:r>
       <w:r>
         <w:rPr>
@@ -501,7 +501,35 @@
               <w:rPr>
                 <w:rFonts w:cstheme="minorHAnsi"/>
               </w:rPr>
-              <w:t xml:space="preserve">Fray Paulo Charupa Masabi O.F.M. </w:t>
+              <w:t xml:space="preserve">Fray Paulo </w:t>
+            </w:r>
+            <w:proofErr w:type="spellStart"/>
+            <w:r>
+              <w:rPr>
+                <w:rFonts w:cstheme="minorHAnsi"/>
+              </w:rPr>
+              <w:t>Charupa</w:t>
+            </w:r>
+            <w:proofErr w:type="spellEnd"/>
+            <w:r>
+              <w:rPr>
+                <w:rFonts w:cstheme="minorHAnsi"/>
+              </w:rPr>
+              <w:t xml:space="preserve"> </w:t>
+            </w:r>
+            <w:proofErr w:type="spellStart"/>
+            <w:r>
+              <w:rPr>
+                <w:rFonts w:cstheme="minorHAnsi"/>
+              </w:rPr>
+              <w:t>Masabi</w:t>
+            </w:r>
+            <w:proofErr w:type="spellEnd"/>
+            <w:r>
+              <w:rPr>
+                <w:rFonts w:cstheme="minorHAnsi"/>
+              </w:rPr>
+              <w:t xml:space="preserve"> O.F.M. </w:t>
             </w:r>
           </w:p>
         </w:tc>
@@ -799,7 +827,7 @@
               <w:rPr>
                 <w:rFonts w:cstheme="minorHAnsi"/>
               </w:rPr>
-              <w:t>Julio</w:t>
+              <w:t>Agosto</w:t>
             </w:r>
             <w:r>
               <w:rPr>
@@ -944,7 +972,7 @@
               <w:rPr>
                 <w:rFonts w:cstheme="minorHAnsi"/>
               </w:rPr>
-              <w:t>28</w:t>
+              <w:t>01</w:t>
             </w:r>
             <w:r>
               <w:rPr>
@@ -956,7 +984,7 @@
               <w:rPr>
                 <w:rFonts w:cstheme="minorHAnsi"/>
               </w:rPr>
-              <w:t>7</w:t>
+              <w:t>8</w:t>
             </w:r>
             <w:r>
               <w:rPr>
@@ -1030,7 +1058,7 @@
               <w:rPr>
                 <w:rFonts w:cstheme="minorHAnsi"/>
               </w:rPr>
-              <w:t>7</w:t>
+              <w:t>8</w:t>
             </w:r>
             <w:r>
               <w:rPr>
@@ -1674,7 +1702,21 @@
               <w:rPr>
                 <w:rFonts w:cstheme="minorHAnsi"/>
               </w:rPr>
-              <w:t>Fortalecemos integralmente a las y los estudiantes con identidad cultural, valores sociocomunitarios, espiritualidad y consciencia crítica, articulando la educación científica, humanística, técnica, tecnológica y artística a través de procesos productivos de acuerdo a las vocaciones y potencialidades productivas de las regiones en el marco de la descolonización, interculturalidad y plurilingüismo que contribuyan a la conservación y protección de la Madre Tierra, salud comunitaria y la construcción de una sociedad democrática, inclusiva y libre de violencia</w:t>
+              <w:t xml:space="preserve">Fortalecemos integralmente a las y los estudiantes con identidad cultural, valores </w:t>
+            </w:r>
+            <w:proofErr w:type="spellStart"/>
+            <w:r>
+              <w:rPr>
+                <w:rFonts w:cstheme="minorHAnsi"/>
+              </w:rPr>
+              <w:t>sociocomunitarios</w:t>
+            </w:r>
+            <w:proofErr w:type="spellEnd"/>
+            <w:r>
+              <w:rPr>
+                <w:rFonts w:cstheme="minorHAnsi"/>
+              </w:rPr>
+              <w:t>, espiritualidad y consciencia crítica, articulando la educación científica, humanística, técnica, tecnológica y artística a través de procesos productivos de acuerdo a las vocaciones y potencialidades productivas de las regiones en el marco de la descolonización, interculturalidad y plurilingüismo que contribuyan a la conservación y protección de la Madre Tierra, salud comunitaria y la construcción de una sociedad democrática, inclusiva y libre de violencia</w:t>
             </w:r>
           </w:p>
         </w:tc>
@@ -1721,7 +1763,7 @@
                 <w:bCs/>
                 <w:i/>
               </w:rPr>
-              <w:t>JULIO</w:t>
+              <w:t>AGOSTO</w:t>
             </w:r>
             <w:r>
               <w:rPr>
@@ -1872,7 +1914,7 @@
                 <w:rFonts w:cstheme="minorHAnsi"/>
                 <w:b/>
               </w:rPr>
-              <w:t>Julio</w:t>
+              <w:t>Agosto</w:t>
             </w:r>
             <w:r>
               <w:rPr>
@@ -1906,67 +1948,21 @@
               <w:rPr>
                 <w:rStyle w:val="fontstyle01"/>
               </w:rPr>
-              <w:t>Fortalecemos la responsabilidad, solidaridad y complementariedad, a través de</w:t>
-            </w:r>
+              <w:t xml:space="preserve">Fortalecemos la responsabilidad, solidaridad y complementariedad, a </w:t>
+            </w:r>
+            <w:proofErr w:type="spellStart"/>
             <w:r>
               <w:rPr>
                 <w:rStyle w:val="fontstyle01"/>
               </w:rPr>
-              <w:t xml:space="preserve"> loa</w:t>
-            </w:r>
+              <w:t>a</w:t>
+            </w:r>
+            <w:proofErr w:type="spellEnd"/>
             <w:r>
               <w:rPr>
                 <w:rStyle w:val="fontstyle01"/>
               </w:rPr>
-              <w:t xml:space="preserve"> conceptos</w:t>
-            </w:r>
-            <w:r>
-              <w:rPr>
-                <w:rStyle w:val="fontstyle01"/>
-              </w:rPr>
-              <w:t xml:space="preserve"> previos y</w:t>
-            </w:r>
-            <w:r>
-              <w:rPr>
-                <w:rStyle w:val="fontstyle01"/>
-              </w:rPr>
-              <w:t xml:space="preserve"> básicos de electricidad</w:t>
-            </w:r>
-            <w:r>
-              <w:rPr>
-                <w:rStyle w:val="fontstyle01"/>
-              </w:rPr>
-              <w:t xml:space="preserve">, </w:t>
-            </w:r>
-            <w:r>
-              <w:rPr>
-                <w:rStyle w:val="fontstyle01"/>
-              </w:rPr>
-              <w:t>elaborando cuestionario</w:t>
-            </w:r>
-            <w:r>
-              <w:rPr>
-                <w:rStyle w:val="fontstyle01"/>
-              </w:rPr>
-              <w:t xml:space="preserve"> y ejercicio de</w:t>
-            </w:r>
-            <w:r>
-              <w:rPr>
-                <w:rStyle w:val="fontstyle01"/>
-              </w:rPr>
-              <w:t xml:space="preserve"> </w:t>
-            </w:r>
-            <w:r>
-              <w:rPr>
-                <w:rStyle w:val="fontstyle01"/>
-              </w:rPr>
-              <w:t>conceptos básicos de ELT</w:t>
-            </w:r>
-            <w:r>
-              <w:rPr>
-                <w:rStyle w:val="fontstyle01"/>
-              </w:rPr>
-              <w:t>, para preservar la vida del ser humano y madre tierra.</w:t>
+              <w:t xml:space="preserve"> través del uso de las herramientas básicas del electricista, y uso de aparatos de medición.</w:t>
             </w:r>
           </w:p>
         </w:tc>
@@ -2141,7 +2137,7 @@
                 <w:sz w:val="20"/>
                 <w:szCs w:val="20"/>
               </w:rPr>
-              <w:t>MAGNITUDES ELECTRICAS</w:t>
+              <w:t>HERRAMIENTAS BÁSICAS DEL ELECTRICISTA</w:t>
             </w:r>
           </w:p>
           <w:p>
@@ -2165,7 +2161,7 @@
                 <w:sz w:val="20"/>
                 <w:szCs w:val="20"/>
               </w:rPr>
-              <w:t>Carga eléctrica</w:t>
+              <w:t>Herramientas</w:t>
             </w:r>
           </w:p>
           <w:p>
@@ -2189,7 +2185,7 @@
                 <w:sz w:val="20"/>
                 <w:szCs w:val="20"/>
               </w:rPr>
-              <w:t>Fuerza y campo eléctrico</w:t>
+              <w:t>Alicates</w:t>
             </w:r>
           </w:p>
           <w:p>
@@ -2213,7 +2209,7 @@
                 <w:sz w:val="20"/>
                 <w:szCs w:val="20"/>
               </w:rPr>
-              <w:t>Tensión y voltaje</w:t>
+              <w:t>Destornilladores</w:t>
             </w:r>
             <w:r>
               <w:rPr>
@@ -2245,7 +2241,15 @@
                 <w:sz w:val="20"/>
                 <w:szCs w:val="20"/>
               </w:rPr>
-              <w:t>Intensidad de corriente.</w:t>
+              <w:t>Pelacables</w:t>
+            </w:r>
+            <w:r>
+              <w:rPr>
+                <w:rFonts w:ascii="Arial" w:eastAsia="Arial" w:hAnsi="Arial" w:cs="Arial"/>
+                <w:sz w:val="20"/>
+                <w:szCs w:val="20"/>
+              </w:rPr>
+              <w:t>.</w:t>
             </w:r>
           </w:p>
           <w:p>
@@ -2269,7 +2273,15 @@
                 <w:sz w:val="20"/>
                 <w:szCs w:val="20"/>
               </w:rPr>
-              <w:t>Resistencia eléctrica.</w:t>
+              <w:t>Martillo</w:t>
+            </w:r>
+            <w:r>
+              <w:rPr>
+                <w:rFonts w:ascii="Arial" w:eastAsia="Arial" w:hAnsi="Arial" w:cs="Arial"/>
+                <w:sz w:val="20"/>
+                <w:szCs w:val="20"/>
+              </w:rPr>
+              <w:t>.</w:t>
             </w:r>
           </w:p>
           <w:p>
@@ -2292,19 +2304,84 @@
                 <w:sz w:val="20"/>
                 <w:szCs w:val="20"/>
               </w:rPr>
-              <w:t>Potencia eléctrica.</w:t>
-            </w:r>
-          </w:p>
-          <w:p>
-            <w:pPr>
-              <w:tabs>
-                <w:tab w:val="left" w:pos="210"/>
-              </w:tabs>
-              <w:rPr>
-                <w:rFonts w:cstheme="minorHAnsi"/>
-                <w:bCs/>
-              </w:rPr>
-            </w:pPr>
+              <w:t>Cinta aislante</w:t>
+            </w:r>
+          </w:p>
+          <w:p>
+            <w:pPr>
+              <w:spacing w:after="0" w:line="240" w:lineRule="auto"/>
+              <w:ind w:left="-9"/>
+              <w:jc w:val="both"/>
+              <w:rPr>
+                <w:rFonts w:cstheme="minorHAnsi"/>
+                <w:b/>
+                <w:bCs/>
+              </w:rPr>
+            </w:pPr>
+            <w:r>
+              <w:rPr>
+                <w:rFonts w:ascii="Arial" w:eastAsia="Arial" w:hAnsi="Arial" w:cs="Arial"/>
+                <w:b/>
+                <w:bCs/>
+                <w:sz w:val="20"/>
+                <w:szCs w:val="20"/>
+              </w:rPr>
+              <w:t>MEDIDADES ELECTRICAS</w:t>
+            </w:r>
+            <w:r>
+              <w:rPr>
+                <w:rFonts w:ascii="Arial" w:eastAsia="Arial" w:hAnsi="Arial" w:cs="Arial"/>
+                <w:b/>
+                <w:bCs/>
+                <w:sz w:val="20"/>
+                <w:szCs w:val="20"/>
+              </w:rPr>
+              <w:t>.</w:t>
+            </w:r>
+          </w:p>
+          <w:p>
+            <w:pPr>
+              <w:numPr>
+                <w:ilvl w:val="0"/>
+                <w:numId w:val="3"/>
+              </w:numPr>
+              <w:spacing w:after="0" w:line="240" w:lineRule="auto"/>
+              <w:ind w:left="141" w:hanging="150"/>
+              <w:jc w:val="both"/>
+              <w:rPr>
+                <w:rFonts w:cstheme="minorHAnsi"/>
+                <w:bCs/>
+              </w:rPr>
+            </w:pPr>
+            <w:r>
+              <w:rPr>
+                <w:rFonts w:cstheme="minorHAnsi"/>
+                <w:bCs/>
+              </w:rPr>
+              <w:t>Generalidades y errores de medida.</w:t>
+            </w:r>
+          </w:p>
+          <w:p>
+            <w:pPr>
+              <w:numPr>
+                <w:ilvl w:val="0"/>
+                <w:numId w:val="3"/>
+              </w:numPr>
+              <w:spacing w:after="0" w:line="240" w:lineRule="auto"/>
+              <w:ind w:left="141" w:hanging="150"/>
+              <w:jc w:val="both"/>
+              <w:rPr>
+                <w:rFonts w:cstheme="minorHAnsi"/>
+                <w:bCs/>
+              </w:rPr>
+            </w:pPr>
+            <w:r>
+              <w:rPr>
+                <w:rFonts w:cstheme="minorHAnsi"/>
+                <w:bCs/>
+              </w:rPr>
+              <w:t>Equipos de medida: voltímetro, amperímetro, pinza amperímetro.</w:t>
+            </w:r>
           </w:p>
         </w:tc>
         <w:tc>
@@ -2452,6 +2529,7 @@
                 <w:rFonts w:ascii="Berlin Sans FB Demi" w:eastAsiaTheme="minorHAnsi" w:hAnsi="Berlin Sans FB Demi"/>
                 <w:lang w:eastAsia="en-US"/>
               </w:rPr>
+              <w:lastRenderedPageBreak/>
               <w:t>SER, SABER, HACER, DECIDIR</w:t>
             </w:r>
           </w:p>
@@ -2626,14 +2704,23 @@
                 <w:rFonts w:eastAsiaTheme="minorHAnsi" w:cstheme="minorHAnsi"/>
                 <w:lang w:eastAsia="en-US"/>
               </w:rPr>
-              <w:t xml:space="preserve"> Analiza</w:t>
-            </w:r>
-            <w:r>
+              <w:t xml:space="preserve"> </w:t>
+            </w:r>
+          </w:p>
+          <w:p>
+            <w:pPr>
+              <w:pStyle w:val="Sinespaciado"/>
               <w:rPr>
                 <w:rFonts w:eastAsiaTheme="minorHAnsi" w:cstheme="minorHAnsi"/>
                 <w:lang w:eastAsia="en-US"/>
               </w:rPr>
-              <w:t xml:space="preserve"> las magnitudes eléctricas y sus relaciones entre ellas.</w:t>
+            </w:pPr>
+            <w:r>
+              <w:rPr>
+                <w:rFonts w:eastAsiaTheme="minorHAnsi" w:cstheme="minorHAnsi"/>
+                <w:lang w:eastAsia="en-US"/>
+              </w:rPr>
+              <w:t>Analiza la medición de magnitudes eléctricas en un circuito.</w:t>
             </w:r>
           </w:p>
         </w:tc>
@@ -2730,35 +2817,14 @@
                 <w:rFonts w:eastAsiaTheme="minorHAnsi" w:cstheme="minorHAnsi"/>
                 <w:lang w:eastAsia="en-US"/>
               </w:rPr>
-              <w:t xml:space="preserve">Realiza el cuestionario de </w:t>
+              <w:t xml:space="preserve">Realiza </w:t>
             </w:r>
             <w:r>
               <w:rPr>
                 <w:rFonts w:eastAsiaTheme="minorHAnsi" w:cstheme="minorHAnsi"/>
                 <w:lang w:eastAsia="en-US"/>
               </w:rPr>
-              <w:t xml:space="preserve">conceptos básicos </w:t>
-            </w:r>
-            <w:r>
-              <w:rPr>
-                <w:rFonts w:eastAsiaTheme="minorHAnsi" w:cstheme="minorHAnsi"/>
-                <w:lang w:eastAsia="en-US"/>
-              </w:rPr>
-              <w:t xml:space="preserve">y cálculo de magnitudes de </w:t>
-            </w:r>
-            <w:r>
-              <w:rPr>
-                <w:rFonts w:eastAsiaTheme="minorHAnsi" w:cstheme="minorHAnsi"/>
-                <w:lang w:eastAsia="en-US"/>
-              </w:rPr>
-              <w:t>ELT</w:t>
-            </w:r>
-            <w:r>
-              <w:rPr>
-                <w:rFonts w:eastAsiaTheme="minorHAnsi" w:cstheme="minorHAnsi"/>
-                <w:lang w:eastAsia="en-US"/>
-              </w:rPr>
-              <w:t xml:space="preserve"> </w:t>
+              <w:t>medición de magnitud eléctricas en un circuito.</w:t>
             </w:r>
           </w:p>
         </w:tc>
@@ -2790,14 +2856,14 @@
                 <w:rFonts w:eastAsiaTheme="minorHAnsi" w:cstheme="minorHAnsi"/>
                 <w:lang w:eastAsia="en-US"/>
               </w:rPr>
-              <w:t xml:space="preserve"> Realización de un cuestionario</w:t>
+              <w:t xml:space="preserve"> </w:t>
             </w:r>
             <w:r>
               <w:rPr>
                 <w:rFonts w:eastAsiaTheme="minorHAnsi" w:cstheme="minorHAnsi"/>
                 <w:lang w:eastAsia="en-US"/>
               </w:rPr>
-              <w:t xml:space="preserve"> y ejemplos de cálculo de magnitudes eléctricas</w:t>
+              <w:t>Realización de medición de magnitudes eléctricas en un circuito en serie y paralelo</w:t>
             </w:r>
             <w:r>
               <w:rPr>
@@ -3147,32 +3213,6 @@
             <w:pPr>
               <w:spacing w:after="0" w:line="240" w:lineRule="auto"/>
               <w:rPr>
-                <w:rStyle w:val="fontstyle01"/>
-              </w:rPr>
-            </w:pPr>
-            <w:r>
-              <w:rPr>
-                <w:rStyle w:val="fontstyle01"/>
-              </w:rPr>
-              <w:t xml:space="preserve">Marcadores, </w:t>
-            </w:r>
-            <w:r>
-              <w:rPr>
-                <w:rStyle w:val="fontstyle01"/>
-              </w:rPr>
-              <w:t xml:space="preserve">material oficina, </w:t>
-            </w:r>
-            <w:r>
-              <w:rPr>
-                <w:rStyle w:val="fontstyle01"/>
-              </w:rPr>
-              <w:t>texto ISO 45001.</w:t>
-            </w:r>
-          </w:p>
-          <w:p>
-            <w:pPr>
-              <w:spacing w:after="0" w:line="240" w:lineRule="auto"/>
-              <w:rPr>
                 <w:rFonts w:eastAsia="Times New Roman"/>
                 <w:lang w:eastAsia="es-419"/>
               </w:rPr>
@@ -3181,7 +3221,25 @@
               <w:rPr>
                 <w:rStyle w:val="fontstyle01"/>
               </w:rPr>
-              <w:t>Texto de Electricidad y electromagnetismo.</w:t>
+              <w:t xml:space="preserve">Marcadores, </w:t>
+            </w:r>
+            <w:r>
+              <w:rPr>
+                <w:rStyle w:val="fontstyle01"/>
+              </w:rPr>
+              <w:t xml:space="preserve">material oficina, </w:t>
+            </w:r>
+            <w:r>
+              <w:rPr>
+                <w:rStyle w:val="fontstyle01"/>
+              </w:rPr>
+              <w:t xml:space="preserve">texto </w:t>
+            </w:r>
+            <w:r>
+              <w:rPr>
+                <w:rStyle w:val="fontstyle01"/>
+              </w:rPr>
+              <w:t>de Electricidad y electromagnetismo.</w:t>
             </w:r>
           </w:p>
           <w:p>
@@ -3252,22 +3310,26 @@
                 <w:rFonts w:eastAsiaTheme="minorHAnsi" w:cstheme="minorHAnsi"/>
                 <w:lang w:eastAsia="en-US"/>
               </w:rPr>
-              <w:t>C</w:t>
-            </w:r>
-            <w:r>
+              <w:t>Medición de magnitudes eléctricas en un circuito en serie y paralelo.</w:t>
+            </w:r>
+          </w:p>
+        </w:tc>
+      </w:tr>
+      <w:tr>
+        <w:tc>
+          <w:tcPr>
+            <w:tcW w:w="13563" w:type="dxa"/>
+            <w:gridSpan w:val="5"/>
+            <w:shd w:val="clear" w:color="auto" w:fill="FFFFFF" w:themeFill="background1"/>
+          </w:tcPr>
+          <w:p>
+            <w:pPr>
+              <w:pStyle w:val="Sinespaciado"/>
               <w:rPr>
                 <w:rFonts w:eastAsiaTheme="minorHAnsi" w:cstheme="minorHAnsi"/>
                 <w:lang w:eastAsia="en-US"/>
               </w:rPr>
-              <w:t>onceptos básicos de electricidad</w:t>
-            </w:r>
-            <w:r>
-              <w:rPr>
-                <w:rFonts w:eastAsiaTheme="minorHAnsi" w:cstheme="minorHAnsi"/>
-                <w:lang w:eastAsia="en-US"/>
-              </w:rPr>
-              <w:t xml:space="preserve">  y ejemplos de cálculo de magnitudes eléctricas.</w:t>
-            </w:r>
+            </w:pPr>
           </w:p>
         </w:tc>
       </w:tr>

--- a/PDC_2025_3ro_TTG.docx
+++ b/PDC_2025_3ro_TTG.docx
@@ -6,6 +6,7 @@
       <w:pPr>
         <w:pStyle w:val="Sinespaciado"/>
         <w:spacing w:line="276" w:lineRule="auto"/>
+        <w:ind w:left="708" w:hanging="708"/>
         <w:jc w:val="center"/>
         <w:rPr>
           <w:rFonts w:ascii="Berlin Sans FB" w:hAnsi="Berlin Sans FB"/>
@@ -30,7 +31,7 @@
           <w:sz w:val="40"/>
           <w:szCs w:val="36"/>
         </w:rPr>
-        <w:t>AGOSTO</w:t>
+        <w:t>SEPTIEMBRE</w:t>
       </w:r>
       <w:r>
         <w:rPr>
@@ -91,7 +92,7 @@
                     </pic:cNvPicPr>
                   </pic:nvPicPr>
                   <pic:blipFill rotWithShape="1">
-                    <a:blip r:embed="rId7">
+                    <a:blip r:embed="rId8">
                       <a:extLst>
                         <a:ext uri="{28A0092B-C50C-407E-A947-70E740481C1C}">
                           <a14:useLocalDpi xmlns:a14="http://schemas.microsoft.com/office/drawing/2010/main" val="0"/>
@@ -501,35 +502,7 @@
               <w:rPr>
                 <w:rFonts w:cstheme="minorHAnsi"/>
               </w:rPr>
-              <w:t xml:space="preserve">Fray Paulo </w:t>
-            </w:r>
-            <w:proofErr w:type="spellStart"/>
-            <w:r>
-              <w:rPr>
-                <w:rFonts w:cstheme="minorHAnsi"/>
-              </w:rPr>
-              <w:t>Charupa</w:t>
-            </w:r>
-            <w:proofErr w:type="spellEnd"/>
-            <w:r>
-              <w:rPr>
-                <w:rFonts w:cstheme="minorHAnsi"/>
-              </w:rPr>
-              <w:t xml:space="preserve"> </w:t>
-            </w:r>
-            <w:proofErr w:type="spellStart"/>
-            <w:r>
-              <w:rPr>
-                <w:rFonts w:cstheme="minorHAnsi"/>
-              </w:rPr>
-              <w:t>Masabi</w:t>
-            </w:r>
-            <w:proofErr w:type="spellEnd"/>
-            <w:r>
-              <w:rPr>
-                <w:rFonts w:cstheme="minorHAnsi"/>
-              </w:rPr>
-              <w:t xml:space="preserve"> O.F.M. </w:t>
+              <w:t xml:space="preserve">Fray Paulo Charupa Masabi O.F.M. </w:t>
             </w:r>
           </w:p>
         </w:tc>
@@ -827,13 +800,7 @@
               <w:rPr>
                 <w:rFonts w:cstheme="minorHAnsi"/>
               </w:rPr>
-              <w:t>Agosto</w:t>
-            </w:r>
-            <w:r>
-              <w:rPr>
-                <w:rFonts w:cstheme="minorHAnsi"/>
-              </w:rPr>
-              <w:t xml:space="preserve"> </w:t>
+              <w:t xml:space="preserve">septiembre </w:t>
             </w:r>
           </w:p>
         </w:tc>
@@ -978,13 +945,13 @@
               <w:rPr>
                 <w:rFonts w:cstheme="minorHAnsi"/>
               </w:rPr>
-              <w:t>/0</w:t>
-            </w:r>
-            <w:r>
-              <w:rPr>
-                <w:rFonts w:cstheme="minorHAnsi"/>
-              </w:rPr>
-              <w:t>8</w:t>
+              <w:t>/</w:t>
+            </w:r>
+            <w:r>
+              <w:rPr>
+                <w:rFonts w:cstheme="minorHAnsi"/>
+              </w:rPr>
+              <w:t>09</w:t>
             </w:r>
             <w:r>
               <w:rPr>
@@ -1052,13 +1019,13 @@
               <w:rPr>
                 <w:rFonts w:cstheme="minorHAnsi"/>
               </w:rPr>
-              <w:t>/0</w:t>
-            </w:r>
-            <w:r>
-              <w:rPr>
-                <w:rFonts w:cstheme="minorHAnsi"/>
-              </w:rPr>
-              <w:t>8</w:t>
+              <w:t>/</w:t>
+            </w:r>
+            <w:r>
+              <w:rPr>
+                <w:rFonts w:cstheme="minorHAnsi"/>
+              </w:rPr>
+              <w:t>09</w:t>
             </w:r>
             <w:r>
               <w:rPr>
@@ -1643,7 +1610,19 @@
               <w:rPr>
                 <w:rFonts w:cstheme="minorHAnsi"/>
               </w:rPr>
-              <w:t>Lectura del libro “El sueño de la inteligencia artificial”</w:t>
+              <w:t>Lectura del libro “</w:t>
+            </w:r>
+            <w:r>
+              <w:rPr>
+                <w:rFonts w:cstheme="minorHAnsi"/>
+              </w:rPr>
+              <w:t>2º Física Bachillerato ESO</w:t>
+            </w:r>
+            <w:r>
+              <w:rPr>
+                <w:rFonts w:cstheme="minorHAnsi"/>
+              </w:rPr>
+              <w:t>”</w:t>
             </w:r>
           </w:p>
         </w:tc>
@@ -1702,21 +1681,7 @@
               <w:rPr>
                 <w:rFonts w:cstheme="minorHAnsi"/>
               </w:rPr>
-              <w:t xml:space="preserve">Fortalecemos integralmente a las y los estudiantes con identidad cultural, valores </w:t>
-            </w:r>
-            <w:proofErr w:type="spellStart"/>
-            <w:r>
-              <w:rPr>
-                <w:rFonts w:cstheme="minorHAnsi"/>
-              </w:rPr>
-              <w:t>sociocomunitarios</w:t>
-            </w:r>
-            <w:proofErr w:type="spellEnd"/>
-            <w:r>
-              <w:rPr>
-                <w:rFonts w:cstheme="minorHAnsi"/>
-              </w:rPr>
-              <w:t>, espiritualidad y consciencia crítica, articulando la educación científica, humanística, técnica, tecnológica y artística a través de procesos productivos de acuerdo a las vocaciones y potencialidades productivas de las regiones en el marco de la descolonización, interculturalidad y plurilingüismo que contribuyan a la conservación y protección de la Madre Tierra, salud comunitaria y la construcción de una sociedad democrática, inclusiva y libre de violencia</w:t>
+              <w:t>Fortalecemos integralmente a las y los estudiantes con identidad cultural, valores sociocomunitarios, espiritualidad y consciencia crítica, articulando la educación científica, humanística, técnica, tecnológica y artística a través de procesos productivos de acuerdo a las vocaciones y potencialidades productivas de las regiones en el marco de la descolonización, interculturalidad y plurilingüismo que contribuyan a la conservación y protección de la Madre Tierra, salud comunitaria y la construcción de una sociedad democrática, inclusiva y libre de violencia</w:t>
             </w:r>
           </w:p>
         </w:tc>
@@ -1763,7 +1728,7 @@
                 <w:bCs/>
                 <w:i/>
               </w:rPr>
-              <w:t>AGOSTO</w:t>
+              <w:t>SEPTIEMBRE</w:t>
             </w:r>
             <w:r>
               <w:rPr>
@@ -1914,7 +1879,7 @@
                 <w:rFonts w:cstheme="minorHAnsi"/>
                 <w:b/>
               </w:rPr>
-              <w:t>Agosto</w:t>
+              <w:t>SEPTIEMBRE</w:t>
             </w:r>
             <w:r>
               <w:rPr>
@@ -1948,21 +1913,37 @@
               <w:rPr>
                 <w:rStyle w:val="fontstyle01"/>
               </w:rPr>
-              <w:t xml:space="preserve">Fortalecemos la responsabilidad, solidaridad y complementariedad, a </w:t>
-            </w:r>
-            <w:proofErr w:type="spellStart"/>
+              <w:t>Fortalecemos la responsabilidad, solidaridad y complementariedad, a a través del uso</w:t>
+            </w:r>
             <w:r>
               <w:rPr>
                 <w:rStyle w:val="fontstyle01"/>
               </w:rPr>
-              <w:t>a</w:t>
-            </w:r>
-            <w:proofErr w:type="spellEnd"/>
+              <w:t xml:space="preserve"> y manejo</w:t>
+            </w:r>
             <w:r>
               <w:rPr>
                 <w:rStyle w:val="fontstyle01"/>
               </w:rPr>
-              <w:t xml:space="preserve"> través del uso de las herramientas básicas del electricista, y uso de aparatos de medición.</w:t>
+              <w:t xml:space="preserve"> de las </w:t>
+            </w:r>
+            <w:r>
+              <w:rPr>
+                <w:rStyle w:val="fontstyle01"/>
+              </w:rPr>
+              <w:t xml:space="preserve">pilas y baterías como almacenes de </w:t>
+            </w:r>
+            <w:r>
+              <w:rPr>
+                <w:rStyle w:val="fontstyle01"/>
+              </w:rPr>
+              <w:t>energía</w:t>
+            </w:r>
+            <w:r>
+              <w:rPr>
+                <w:rStyle w:val="fontstyle01"/>
+              </w:rPr>
+              <w:t>.</w:t>
             </w:r>
           </w:p>
         </w:tc>
@@ -2038,18 +2019,6 @@
               <w:t xml:space="preserve"> presentes en el manejo de la electricidad.</w:t>
             </w:r>
           </w:p>
-          <w:p>
-            <w:pPr>
-              <w:tabs>
-                <w:tab w:val="left" w:pos="210"/>
-              </w:tabs>
-              <w:ind w:left="210" w:hanging="210"/>
-              <w:rPr>
-                <w:rFonts w:cstheme="minorHAnsi"/>
-                <w:bCs/>
-              </w:rPr>
-            </w:pPr>
-          </w:p>
         </w:tc>
       </w:tr>
       <w:tr>
@@ -2120,6 +2089,8 @@
           </w:tcPr>
           <w:p>
             <w:pPr>
+              <w:widowControl w:val="0"/>
+              <w:spacing w:after="0"/>
               <w:jc w:val="both"/>
               <w:rPr>
                 <w:rFonts w:ascii="Arial" w:eastAsia="Arial" w:hAnsi="Arial" w:cs="Arial"/>
@@ -2137,11 +2108,12 @@
                 <w:sz w:val="20"/>
                 <w:szCs w:val="20"/>
               </w:rPr>
-              <w:t>HERRAMIENTAS BÁSICAS DEL ELECTRICISTA</w:t>
-            </w:r>
-          </w:p>
-          <w:p>
-            <w:pPr>
+              <w:t>PILAS ELÉCTRICAS</w:t>
+            </w:r>
+          </w:p>
+          <w:p>
+            <w:pPr>
+              <w:widowControl w:val="0"/>
               <w:numPr>
                 <w:ilvl w:val="0"/>
                 <w:numId w:val="3"/>
@@ -2161,11 +2133,12 @@
                 <w:sz w:val="20"/>
                 <w:szCs w:val="20"/>
               </w:rPr>
-              <w:t>Herramientas</w:t>
-            </w:r>
-          </w:p>
-          <w:p>
-            <w:pPr>
+              <w:t>Partes</w:t>
+            </w:r>
+          </w:p>
+          <w:p>
+            <w:pPr>
+              <w:widowControl w:val="0"/>
               <w:numPr>
                 <w:ilvl w:val="0"/>
                 <w:numId w:val="3"/>
@@ -2185,7 +2158,50 @@
                 <w:sz w:val="20"/>
                 <w:szCs w:val="20"/>
               </w:rPr>
-              <w:t>Alicates</w:t>
+              <w:t>Principios de su funcionamiento.</w:t>
+            </w:r>
+          </w:p>
+          <w:p>
+            <w:pPr>
+              <w:spacing w:after="0" w:line="240" w:lineRule="auto"/>
+              <w:ind w:left="141"/>
+              <w:jc w:val="both"/>
+              <w:rPr>
+                <w:rFonts w:ascii="Arial" w:eastAsia="Arial" w:hAnsi="Arial" w:cs="Arial"/>
+                <w:sz w:val="20"/>
+                <w:szCs w:val="20"/>
+              </w:rPr>
+            </w:pPr>
+          </w:p>
+          <w:p>
+            <w:pPr>
+              <w:spacing w:after="0" w:line="240" w:lineRule="auto"/>
+              <w:jc w:val="both"/>
+              <w:rPr>
+                <w:rFonts w:cstheme="minorHAnsi"/>
+                <w:b/>
+                <w:bCs/>
+              </w:rPr>
+            </w:pPr>
+            <w:r>
+              <w:rPr>
+                <w:rFonts w:ascii="Arial" w:eastAsia="Arial" w:hAnsi="Arial" w:cs="Arial"/>
+                <w:b/>
+                <w:bCs/>
+                <w:sz w:val="20"/>
+                <w:szCs w:val="20"/>
+              </w:rPr>
+              <w:t>BATERIAS Y ACUMULADORES DE PLOMO</w:t>
+            </w:r>
+            <w:r>
+              <w:rPr>
+                <w:rFonts w:ascii="Arial" w:eastAsia="Arial" w:hAnsi="Arial" w:cs="Arial"/>
+                <w:b/>
+                <w:bCs/>
+                <w:sz w:val="20"/>
+                <w:szCs w:val="20"/>
+              </w:rPr>
+              <w:t>.</w:t>
             </w:r>
           </w:p>
           <w:p>
@@ -2198,24 +2214,21 @@
               <w:ind w:left="141" w:hanging="150"/>
               <w:jc w:val="both"/>
               <w:rPr>
-                <w:rFonts w:ascii="Arial" w:eastAsia="Arial" w:hAnsi="Arial" w:cs="Arial"/>
-                <w:sz w:val="20"/>
-                <w:szCs w:val="20"/>
-              </w:rPr>
-            </w:pPr>
-            <w:r>
-              <w:rPr>
-                <w:rFonts w:ascii="Arial" w:eastAsia="Arial" w:hAnsi="Arial" w:cs="Arial"/>
-                <w:sz w:val="20"/>
-                <w:szCs w:val="20"/>
-              </w:rPr>
-              <w:t>Destornilladores</w:t>
-            </w:r>
-            <w:r>
-              <w:rPr>
-                <w:rFonts w:ascii="Arial" w:eastAsia="Arial" w:hAnsi="Arial" w:cs="Arial"/>
-                <w:sz w:val="20"/>
-                <w:szCs w:val="20"/>
+                <w:rFonts w:cstheme="minorHAnsi"/>
+                <w:bCs/>
+              </w:rPr>
+            </w:pPr>
+            <w:r>
+              <w:rPr>
+                <w:rFonts w:cstheme="minorHAnsi"/>
+                <w:bCs/>
+              </w:rPr>
+              <w:t>Partes de la batería</w:t>
+            </w:r>
+            <w:r>
+              <w:rPr>
+                <w:rFonts w:cstheme="minorHAnsi"/>
+                <w:bCs/>
               </w:rPr>
               <w:t>.</w:t>
             </w:r>
@@ -2230,157 +2243,23 @@
               <w:ind w:left="141" w:hanging="150"/>
               <w:jc w:val="both"/>
               <w:rPr>
-                <w:rFonts w:ascii="Arial" w:eastAsia="Arial" w:hAnsi="Arial" w:cs="Arial"/>
-                <w:sz w:val="20"/>
-                <w:szCs w:val="20"/>
-              </w:rPr>
-            </w:pPr>
-            <w:r>
-              <w:rPr>
-                <w:rFonts w:ascii="Arial" w:eastAsia="Arial" w:hAnsi="Arial" w:cs="Arial"/>
-                <w:sz w:val="20"/>
-                <w:szCs w:val="20"/>
-              </w:rPr>
-              <w:t>Pelacables</w:t>
-            </w:r>
-            <w:r>
-              <w:rPr>
-                <w:rFonts w:ascii="Arial" w:eastAsia="Arial" w:hAnsi="Arial" w:cs="Arial"/>
-                <w:sz w:val="20"/>
-                <w:szCs w:val="20"/>
+                <w:rFonts w:cstheme="minorHAnsi"/>
+                <w:bCs/>
+              </w:rPr>
+            </w:pPr>
+            <w:r>
+              <w:rPr>
+                <w:rFonts w:cstheme="minorHAnsi"/>
+                <w:bCs/>
+              </w:rPr>
+              <w:t>Componentes de funcionamiento</w:t>
+            </w:r>
+            <w:r>
+              <w:rPr>
+                <w:rFonts w:cstheme="minorHAnsi"/>
+                <w:bCs/>
               </w:rPr>
               <w:t>.</w:t>
-            </w:r>
-          </w:p>
-          <w:p>
-            <w:pPr>
-              <w:numPr>
-                <w:ilvl w:val="0"/>
-                <w:numId w:val="3"/>
-              </w:numPr>
-              <w:spacing w:after="0" w:line="240" w:lineRule="auto"/>
-              <w:ind w:left="141" w:hanging="150"/>
-              <w:jc w:val="both"/>
-              <w:rPr>
-                <w:rFonts w:ascii="Arial" w:eastAsia="Arial" w:hAnsi="Arial" w:cs="Arial"/>
-                <w:sz w:val="20"/>
-                <w:szCs w:val="20"/>
-              </w:rPr>
-            </w:pPr>
-            <w:r>
-              <w:rPr>
-                <w:rFonts w:ascii="Arial" w:eastAsia="Arial" w:hAnsi="Arial" w:cs="Arial"/>
-                <w:sz w:val="20"/>
-                <w:szCs w:val="20"/>
-              </w:rPr>
-              <w:t>Martillo</w:t>
-            </w:r>
-            <w:r>
-              <w:rPr>
-                <w:rFonts w:ascii="Arial" w:eastAsia="Arial" w:hAnsi="Arial" w:cs="Arial"/>
-                <w:sz w:val="20"/>
-                <w:szCs w:val="20"/>
-              </w:rPr>
-              <w:t>.</w:t>
-            </w:r>
-          </w:p>
-          <w:p>
-            <w:pPr>
-              <w:numPr>
-                <w:ilvl w:val="0"/>
-                <w:numId w:val="3"/>
-              </w:numPr>
-              <w:spacing w:after="0" w:line="240" w:lineRule="auto"/>
-              <w:ind w:left="141" w:hanging="150"/>
-              <w:jc w:val="both"/>
-              <w:rPr>
-                <w:rFonts w:cstheme="minorHAnsi"/>
-                <w:bCs/>
-              </w:rPr>
-            </w:pPr>
-            <w:r>
-              <w:rPr>
-                <w:rFonts w:ascii="Arial" w:eastAsia="Arial" w:hAnsi="Arial" w:cs="Arial"/>
-                <w:sz w:val="20"/>
-                <w:szCs w:val="20"/>
-              </w:rPr>
-              <w:t>Cinta aislante</w:t>
-            </w:r>
-          </w:p>
-          <w:p>
-            <w:pPr>
-              <w:spacing w:after="0" w:line="240" w:lineRule="auto"/>
-              <w:ind w:left="-9"/>
-              <w:jc w:val="both"/>
-              <w:rPr>
-                <w:rFonts w:cstheme="minorHAnsi"/>
-                <w:b/>
-                <w:bCs/>
-              </w:rPr>
-            </w:pPr>
-            <w:r>
-              <w:rPr>
-                <w:rFonts w:ascii="Arial" w:eastAsia="Arial" w:hAnsi="Arial" w:cs="Arial"/>
-                <w:b/>
-                <w:bCs/>
-                <w:sz w:val="20"/>
-                <w:szCs w:val="20"/>
-              </w:rPr>
-              <w:t>MEDIDADES ELECTRICAS</w:t>
-            </w:r>
-            <w:r>
-              <w:rPr>
-                <w:rFonts w:ascii="Arial" w:eastAsia="Arial" w:hAnsi="Arial" w:cs="Arial"/>
-                <w:b/>
-                <w:bCs/>
-                <w:sz w:val="20"/>
-                <w:szCs w:val="20"/>
-              </w:rPr>
-              <w:t>.</w:t>
-            </w:r>
-          </w:p>
-          <w:p>
-            <w:pPr>
-              <w:numPr>
-                <w:ilvl w:val="0"/>
-                <w:numId w:val="3"/>
-              </w:numPr>
-              <w:spacing w:after="0" w:line="240" w:lineRule="auto"/>
-              <w:ind w:left="141" w:hanging="150"/>
-              <w:jc w:val="both"/>
-              <w:rPr>
-                <w:rFonts w:cstheme="minorHAnsi"/>
-                <w:bCs/>
-              </w:rPr>
-            </w:pPr>
-            <w:r>
-              <w:rPr>
-                <w:rFonts w:cstheme="minorHAnsi"/>
-                <w:bCs/>
-              </w:rPr>
-              <w:t>Generalidades y errores de medida.</w:t>
-            </w:r>
-          </w:p>
-          <w:p>
-            <w:pPr>
-              <w:numPr>
-                <w:ilvl w:val="0"/>
-                <w:numId w:val="3"/>
-              </w:numPr>
-              <w:spacing w:after="0" w:line="240" w:lineRule="auto"/>
-              <w:ind w:left="141" w:hanging="150"/>
-              <w:jc w:val="both"/>
-              <w:rPr>
-                <w:rFonts w:cstheme="minorHAnsi"/>
-                <w:bCs/>
-              </w:rPr>
-            </w:pPr>
-            <w:r>
-              <w:rPr>
-                <w:rFonts w:cstheme="minorHAnsi"/>
-                <w:bCs/>
-              </w:rPr>
-              <w:t>Equipos de medida: voltímetro, amperímetro, pinza amperímetro.</w:t>
             </w:r>
           </w:p>
         </w:tc>
@@ -2529,7 +2408,6 @@
                 <w:rFonts w:ascii="Berlin Sans FB Demi" w:eastAsiaTheme="minorHAnsi" w:hAnsi="Berlin Sans FB Demi"/>
                 <w:lang w:eastAsia="en-US"/>
               </w:rPr>
-              <w:lastRenderedPageBreak/>
               <w:t>SER, SABER, HACER, DECIDIR</w:t>
             </w:r>
           </w:p>
@@ -2555,7 +2433,6 @@
                 <w:rFonts w:ascii="Berlin Sans FB Demi" w:eastAsiaTheme="minorHAnsi" w:hAnsi="Berlin Sans FB Demi"/>
                 <w:lang w:eastAsia="en-US"/>
               </w:rPr>
-              <w:lastRenderedPageBreak/>
               <w:t>PRACTICA:</w:t>
             </w:r>
             <w:r>
@@ -2584,21 +2461,21 @@
                 <w:rFonts w:eastAsiaTheme="minorHAnsi" w:cstheme="minorHAnsi"/>
                 <w:lang w:eastAsia="en-US"/>
               </w:rPr>
-              <w:t xml:space="preserve">bservamos la atracción o repulsión </w:t>
+              <w:t xml:space="preserve">bservamos </w:t>
             </w:r>
             <w:r>
               <w:rPr>
                 <w:rFonts w:eastAsiaTheme="minorHAnsi" w:cstheme="minorHAnsi"/>
                 <w:lang w:eastAsia="en-US"/>
               </w:rPr>
-              <w:t>de cargas presentes en diferentes materiales</w:t>
+              <w:t>el funcionamiento de las pilas en un circuito en serie.</w:t>
             </w:r>
             <w:r>
               <w:rPr>
                 <w:rFonts w:eastAsiaTheme="minorHAnsi" w:cstheme="minorHAnsi"/>
                 <w:lang w:eastAsia="en-US"/>
               </w:rPr>
-              <w:t xml:space="preserve">. </w:t>
+              <w:t xml:space="preserve"> </w:t>
             </w:r>
           </w:p>
         </w:tc>
@@ -2657,25 +2534,41 @@
             </w:r>
             <w:r>
               <w:rPr>
+                <w:rFonts w:ascii="Berlin Sans FB Demi" w:eastAsiaTheme="minorHAnsi" w:hAnsi="Berlin Sans FB Demi"/>
+                <w:lang w:eastAsia="en-US"/>
+              </w:rPr>
+              <w:t xml:space="preserve"> </w:t>
+            </w:r>
+            <w:r>
+              <w:rPr>
                 <w:rFonts w:eastAsiaTheme="minorHAnsi" w:cstheme="minorHAnsi"/>
                 <w:lang w:eastAsia="en-US"/>
               </w:rPr>
-              <w:t xml:space="preserve"> Analizamos </w:t>
+              <w:t>Analizamos los componentes y el funcionamiento de una pila</w:t>
             </w:r>
             <w:r>
               <w:rPr>
                 <w:rFonts w:eastAsiaTheme="minorHAnsi" w:cstheme="minorHAnsi"/>
                 <w:lang w:eastAsia="en-US"/>
               </w:rPr>
-              <w:t>las fuerzas generadas por carga(s) puntual(es) y su relación matemática en las respectivas fórmulas para calcular su respectiva magnitud</w:t>
+              <w:t>.</w:t>
             </w:r>
             <w:r>
               <w:rPr>
                 <w:rFonts w:eastAsiaTheme="minorHAnsi" w:cstheme="minorHAnsi"/>
                 <w:lang w:eastAsia="en-US"/>
               </w:rPr>
-              <w:t>.</w:t>
-            </w:r>
+              <w:t xml:space="preserve"> Realizamos un cuestionario de preguntas y respuestas del tema.</w:t>
+            </w:r>
+          </w:p>
+          <w:p>
+            <w:pPr>
+              <w:pStyle w:val="Sinespaciado"/>
+              <w:rPr>
+                <w:rFonts w:ascii="Berlin Sans FB Demi" w:eastAsiaTheme="minorHAnsi" w:hAnsi="Berlin Sans FB Demi"/>
+                <w:lang w:eastAsia="en-US"/>
+              </w:rPr>
+            </w:pPr>
           </w:p>
         </w:tc>
         <w:tc>
@@ -2720,7 +2613,21 @@
                 <w:rFonts w:eastAsiaTheme="minorHAnsi" w:cstheme="minorHAnsi"/>
                 <w:lang w:eastAsia="en-US"/>
               </w:rPr>
-              <w:t>Analiza la medición de magnitudes eléctricas en un circuito.</w:t>
+              <w:t xml:space="preserve">Analiza </w:t>
+            </w:r>
+            <w:r>
+              <w:rPr>
+                <w:rFonts w:eastAsiaTheme="minorHAnsi" w:cstheme="minorHAnsi"/>
+                <w:lang w:eastAsia="en-US"/>
+              </w:rPr>
+              <w:t>el funcionamiento de una pila</w:t>
+            </w:r>
+            <w:r>
+              <w:rPr>
+                <w:rFonts w:eastAsiaTheme="minorHAnsi" w:cstheme="minorHAnsi"/>
+                <w:lang w:eastAsia="en-US"/>
+              </w:rPr>
+              <w:t>.</w:t>
             </w:r>
           </w:p>
         </w:tc>
@@ -2745,6 +2652,7 @@
                 <w:rFonts w:ascii="Berlin Sans FB Demi" w:eastAsiaTheme="minorHAnsi" w:hAnsi="Berlin Sans FB Demi"/>
                 <w:lang w:eastAsia="en-US"/>
               </w:rPr>
+              <w:lastRenderedPageBreak/>
               <w:t>VALORACIÓN:</w:t>
             </w:r>
             <w:r>
@@ -2766,7 +2674,14 @@
                 <w:rFonts w:eastAsiaTheme="minorHAnsi" w:cstheme="minorHAnsi"/>
                 <w:lang w:eastAsia="en-US"/>
               </w:rPr>
-              <w:t>s magnitudes básicas en el manejo de la</w:t>
+              <w:t xml:space="preserve">s </w:t>
+            </w:r>
+            <w:r>
+              <w:rPr>
+                <w:rFonts w:eastAsiaTheme="minorHAnsi" w:cstheme="minorHAnsi"/>
+                <w:lang w:eastAsia="en-US"/>
+              </w:rPr>
+              <w:t>pilas y baterías como fuentes de</w:t>
             </w:r>
             <w:r>
               <w:rPr>
@@ -2817,14 +2732,21 @@
                 <w:rFonts w:eastAsiaTheme="minorHAnsi" w:cstheme="minorHAnsi"/>
                 <w:lang w:eastAsia="en-US"/>
               </w:rPr>
-              <w:t xml:space="preserve">Realiza </w:t>
+              <w:t>Realiza</w:t>
             </w:r>
             <w:r>
               <w:rPr>
                 <w:rFonts w:eastAsiaTheme="minorHAnsi" w:cstheme="minorHAnsi"/>
                 <w:lang w:eastAsia="en-US"/>
               </w:rPr>
-              <w:t>medición de magnitud eléctricas en un circuito.</w:t>
+              <w:t xml:space="preserve"> la colección de los diferentes tipos de pilas</w:t>
+            </w:r>
+            <w:r>
+              <w:rPr>
+                <w:rFonts w:eastAsiaTheme="minorHAnsi" w:cstheme="minorHAnsi"/>
+                <w:lang w:eastAsia="en-US"/>
+              </w:rPr>
+              <w:t>.</w:t>
             </w:r>
           </w:p>
         </w:tc>
@@ -2863,7 +2785,14 @@
                 <w:rFonts w:eastAsiaTheme="minorHAnsi" w:cstheme="minorHAnsi"/>
                 <w:lang w:eastAsia="en-US"/>
               </w:rPr>
-              <w:t>Realización de medición de magnitudes eléctricas en un circuito en serie y paralelo</w:t>
+              <w:t xml:space="preserve">Realización de </w:t>
+            </w:r>
+            <w:r>
+              <w:rPr>
+                <w:rFonts w:eastAsiaTheme="minorHAnsi" w:cstheme="minorHAnsi"/>
+                <w:lang w:eastAsia="en-US"/>
+              </w:rPr>
+              <w:t>una colección de pilas de diferentes tipos y tamaños</w:t>
             </w:r>
             <w:r>
               <w:rPr>
@@ -2900,28 +2829,42 @@
                 <w:rFonts w:eastAsiaTheme="minorHAnsi" w:cstheme="minorHAnsi"/>
                 <w:lang w:eastAsia="en-US"/>
               </w:rPr>
-              <w:t xml:space="preserve">Valora la salud personal en el taller </w:t>
+              <w:t xml:space="preserve">Valora </w:t>
             </w:r>
             <w:r>
               <w:rPr>
                 <w:rFonts w:eastAsiaTheme="minorHAnsi" w:cstheme="minorHAnsi"/>
                 <w:lang w:eastAsia="en-US"/>
               </w:rPr>
-              <w:t>de en normas</w:t>
+              <w:t>el uso de pilas como fuente de energía</w:t>
             </w:r>
             <w:r>
               <w:rPr>
                 <w:rFonts w:eastAsiaTheme="minorHAnsi" w:cstheme="minorHAnsi"/>
                 <w:lang w:eastAsia="en-US"/>
               </w:rPr>
-              <w:t xml:space="preserve"> de gestión ambiental y conceptos básicos de </w:t>
+              <w:t xml:space="preserve"> </w:t>
             </w:r>
             <w:r>
               <w:rPr>
                 <w:rFonts w:eastAsiaTheme="minorHAnsi" w:cstheme="minorHAnsi"/>
                 <w:lang w:eastAsia="en-US"/>
               </w:rPr>
-              <w:t>electricidad.</w:t>
+              <w:t xml:space="preserve">eléctrica más utilizada por motivos </w:t>
+            </w:r>
+            <w:r>
+              <w:rPr>
+                <w:rFonts w:eastAsiaTheme="minorHAnsi" w:cstheme="minorHAnsi"/>
+                <w:lang w:eastAsia="en-US"/>
+              </w:rPr>
+              <w:t>prácticos</w:t>
+            </w:r>
+            <w:r>
+              <w:rPr>
+                <w:rFonts w:eastAsiaTheme="minorHAnsi" w:cstheme="minorHAnsi"/>
+                <w:lang w:eastAsia="en-US"/>
+              </w:rPr>
+              <w:t>.</w:t>
             </w:r>
           </w:p>
         </w:tc>
@@ -3310,7 +3253,14 @@
                 <w:rFonts w:eastAsiaTheme="minorHAnsi" w:cstheme="minorHAnsi"/>
                 <w:lang w:eastAsia="en-US"/>
               </w:rPr>
-              <w:t>Medición de magnitudes eléctricas en un circuito en serie y paralelo.</w:t>
+              <w:t>Colección de pilas de nuestro entorno</w:t>
+            </w:r>
+            <w:r>
+              <w:rPr>
+                <w:rFonts w:eastAsiaTheme="minorHAnsi" w:cstheme="minorHAnsi"/>
+                <w:lang w:eastAsia="en-US"/>
+              </w:rPr>
+              <w:t>.</w:t>
             </w:r>
           </w:p>
         </w:tc>
@@ -3376,6 +3326,20 @@
             <w:pPr>
               <w:pStyle w:val="Sinespaciado"/>
             </w:pPr>
+            <w:r>
+              <w:t>Física 2º Bachillerato ESO, España.</w:t>
+            </w:r>
+          </w:p>
+          <w:p>
+            <w:pPr>
+              <w:pStyle w:val="Sinespaciado"/>
+            </w:pPr>
+            <w:r>
+              <w:t>Introductory circuit Analysis Fourteenth Edition de Robert L. Boylestad Brian A. Olivari</w:t>
+            </w:r>
+            <w:r>
+              <w:t>.</w:t>
+            </w:r>
           </w:p>
         </w:tc>
       </w:tr>
@@ -3427,6 +3391,7 @@
           <w:szCs w:val="32"/>
           <w:lang w:val="es-BO" w:eastAsia="en-US"/>
         </w:rPr>
+        <w:lastRenderedPageBreak/>
         <mc:AlternateContent>
           <mc:Choice Requires="wps">
             <w:drawing>
@@ -3573,8 +3538,8 @@
       </w:r>
     </w:p>
     <w:sectPr>
-      <w:headerReference w:type="default" r:id="rId8"/>
-      <w:footerReference w:type="default" r:id="rId9"/>
+      <w:headerReference w:type="default" r:id="rId9"/>
+      <w:footerReference w:type="default" r:id="rId10"/>
       <w:pgSz w:w="15842" w:h="12242" w:orient="landscape" w:code="1"/>
       <w:pgMar w:top="1134" w:right="1134" w:bottom="1134" w:left="1134" w:header="709" w:footer="709" w:gutter="0"/>
       <w:cols w:space="708"/>
@@ -5289,4 +5254,16 @@
     </a:ext>
   </a:extLst>
 </a:theme>
+</file>
+
+<file path=customXml/item1.xml><?xml version="1.0" encoding="utf-8"?>
+<b:Sources xmlns:b="http://schemas.openxmlformats.org/officeDocument/2006/bibliography" xmlns="http://schemas.openxmlformats.org/officeDocument/2006/bibliography" SelectedStyle="\APASixthEditionOfficeOnline.xsl" StyleName="APA" Version="6"/>
+</file>
+
+<file path=customXml/itemProps1.xml><?xml version="1.0" encoding="utf-8"?>
+<ds:datastoreItem xmlns:ds="http://schemas.openxmlformats.org/officeDocument/2006/customXml" ds:itemID="{F0B2CF45-15F8-4590-9899-2858F5985540}">
+  <ds:schemaRefs>
+    <ds:schemaRef ds:uri="http://schemas.openxmlformats.org/officeDocument/2006/bibliography"/>
+  </ds:schemaRefs>
+</ds:datastoreItem>
 </file>
--- a/PDC_2025_3ro_TTG.docx
+++ b/PDC_2025_3ro_TTG.docx
@@ -800,7 +800,13 @@
               <w:rPr>
                 <w:rFonts w:cstheme="minorHAnsi"/>
               </w:rPr>
-              <w:t xml:space="preserve">septiembre </w:t>
+              <w:t>octubre</w:t>
+            </w:r>
+            <w:r>
+              <w:rPr>
+                <w:rFonts w:cstheme="minorHAnsi"/>
+              </w:rPr>
+              <w:t xml:space="preserve"> </w:t>
             </w:r>
           </w:p>
         </w:tc>
@@ -951,7 +957,7 @@
               <w:rPr>
                 <w:rFonts w:cstheme="minorHAnsi"/>
               </w:rPr>
-              <w:t>09</w:t>
+              <w:t>10</w:t>
             </w:r>
             <w:r>
               <w:rPr>
@@ -1025,7 +1031,7 @@
               <w:rPr>
                 <w:rFonts w:cstheme="minorHAnsi"/>
               </w:rPr>
-              <w:t>09</w:t>
+              <w:t>10</w:t>
             </w:r>
             <w:r>
               <w:rPr>
@@ -1041,19 +1047,6 @@
       <w:pPr>
         <w:spacing w:after="160" w:line="259" w:lineRule="auto"/>
       </w:pPr>
-    </w:p>
-    <w:p>
-      <w:pPr>
-        <w:spacing w:after="160" w:line="259" w:lineRule="auto"/>
-        <w:jc w:val="center"/>
-      </w:pPr>
-      <w:r>
-        <w:lastRenderedPageBreak/>
-        <w:t>Las dos primeras páginas se deben llenar una sola vez (no repetir para cada grado de escolaridad)</w:t>
-      </w:r>
-      <w:r>
-        <w:t xml:space="preserve"> (se puede imprimir en ambas caras)</w:t>
-      </w:r>
     </w:p>
     <w:tbl>
       <w:tblPr>
@@ -1111,6 +1104,7 @@
                 <w:b/>
                 <w:bCs/>
               </w:rPr>
+              <w:lastRenderedPageBreak/>
               <w:t>PROYECTO SOCIOPRODUCTIVO</w:t>
             </w:r>
           </w:p>
@@ -1616,7 +1610,7 @@
               <w:rPr>
                 <w:rFonts w:cstheme="minorHAnsi"/>
               </w:rPr>
-              <w:t>2º Física Bachillerato ESO</w:t>
+              <w:t>Física 6º Santillana</w:t>
             </w:r>
             <w:r>
               <w:rPr>
@@ -1709,7 +1703,6 @@
               <w:rPr>
                 <w:rFonts w:cstheme="minorHAnsi"/>
               </w:rPr>
-              <w:lastRenderedPageBreak/>
               <w:br w:type="page"/>
             </w:r>
             <w:r>
@@ -1728,7 +1721,7 @@
                 <w:bCs/>
                 <w:i/>
               </w:rPr>
-              <w:t>SEPTIEMBRE</w:t>
+              <w:t>OCTUBRE</w:t>
             </w:r>
             <w:r>
               <w:rPr>
@@ -1767,6 +1760,7 @@
                 <w:b/>
                 <w:bCs/>
               </w:rPr>
+              <w:lastRenderedPageBreak/>
               <w:t>GRADO DE ESCOLARIDAD:</w:t>
             </w:r>
           </w:p>
@@ -1879,7 +1873,7 @@
                 <w:rFonts w:cstheme="minorHAnsi"/>
                 <w:b/>
               </w:rPr>
-              <w:t>SEPTIEMBRE</w:t>
+              <w:t>OCTUBRE</w:t>
             </w:r>
             <w:r>
               <w:rPr>
@@ -1913,31 +1907,13 @@
               <w:rPr>
                 <w:rStyle w:val="fontstyle01"/>
               </w:rPr>
-              <w:t>Fortalecemos la responsabilidad, solidaridad y complementariedad, a a través del uso</w:t>
+              <w:t xml:space="preserve">Fortalecemos la responsabilidad, solidaridad y complementariedad, a través </w:t>
             </w:r>
             <w:r>
               <w:rPr>
                 <w:rStyle w:val="fontstyle01"/>
               </w:rPr>
-              <w:t xml:space="preserve"> y manejo</w:t>
-            </w:r>
-            <w:r>
-              <w:rPr>
-                <w:rStyle w:val="fontstyle01"/>
-              </w:rPr>
-              <w:t xml:space="preserve"> de las </w:t>
-            </w:r>
-            <w:r>
-              <w:rPr>
-                <w:rStyle w:val="fontstyle01"/>
-              </w:rPr>
-              <w:t xml:space="preserve">pilas y baterías como almacenes de </w:t>
-            </w:r>
-            <w:r>
-              <w:rPr>
-                <w:rStyle w:val="fontstyle01"/>
-              </w:rPr>
-              <w:t>energía</w:t>
+              <w:t>de la comprensión del fenómeno electromagnético</w:t>
             </w:r>
             <w:r>
               <w:rPr>
@@ -2108,7 +2084,7 @@
                 <w:sz w:val="20"/>
                 <w:szCs w:val="20"/>
               </w:rPr>
-              <w:t>PILAS ELÉCTRICAS</w:t>
+              <w:t>INTRODUCCION AL ELECTRO MAGNETISMO</w:t>
             </w:r>
           </w:p>
           <w:p>
@@ -2133,12 +2109,11 @@
                 <w:sz w:val="20"/>
                 <w:szCs w:val="20"/>
               </w:rPr>
-              <w:t>Partes</w:t>
-            </w:r>
-          </w:p>
-          <w:p>
-            <w:pPr>
-              <w:widowControl w:val="0"/>
+              <w:t>Imanes.</w:t>
+            </w:r>
+          </w:p>
+          <w:p>
+            <w:pPr>
               <w:numPr>
                 <w:ilvl w:val="0"/>
                 <w:numId w:val="3"/>
@@ -2147,61 +2122,16 @@
               <w:ind w:left="141" w:hanging="150"/>
               <w:jc w:val="both"/>
               <w:rPr>
-                <w:rFonts w:ascii="Arial" w:eastAsia="Arial" w:hAnsi="Arial" w:cs="Arial"/>
-                <w:sz w:val="20"/>
-                <w:szCs w:val="20"/>
-              </w:rPr>
-            </w:pPr>
-            <w:r>
-              <w:rPr>
-                <w:rFonts w:ascii="Arial" w:eastAsia="Arial" w:hAnsi="Arial" w:cs="Arial"/>
-                <w:sz w:val="20"/>
-                <w:szCs w:val="20"/>
-              </w:rPr>
-              <w:t>Principios de su funcionamiento.</w:t>
-            </w:r>
-          </w:p>
-          <w:p>
-            <w:pPr>
-              <w:spacing w:after="0" w:line="240" w:lineRule="auto"/>
-              <w:ind w:left="141"/>
-              <w:jc w:val="both"/>
-              <w:rPr>
-                <w:rFonts w:ascii="Arial" w:eastAsia="Arial" w:hAnsi="Arial" w:cs="Arial"/>
-                <w:sz w:val="20"/>
-                <w:szCs w:val="20"/>
-              </w:rPr>
-            </w:pPr>
-          </w:p>
-          <w:p>
-            <w:pPr>
-              <w:spacing w:after="0" w:line="240" w:lineRule="auto"/>
-              <w:jc w:val="both"/>
-              <w:rPr>
-                <w:rFonts w:cstheme="minorHAnsi"/>
-                <w:b/>
-                <w:bCs/>
-              </w:rPr>
-            </w:pPr>
-            <w:r>
-              <w:rPr>
-                <w:rFonts w:ascii="Arial" w:eastAsia="Arial" w:hAnsi="Arial" w:cs="Arial"/>
-                <w:b/>
-                <w:bCs/>
-                <w:sz w:val="20"/>
-                <w:szCs w:val="20"/>
-              </w:rPr>
-              <w:t>BATERIAS Y ACUMULADORES DE PLOMO</w:t>
-            </w:r>
-            <w:r>
-              <w:rPr>
-                <w:rFonts w:ascii="Arial" w:eastAsia="Arial" w:hAnsi="Arial" w:cs="Arial"/>
-                <w:b/>
-                <w:bCs/>
-                <w:sz w:val="20"/>
-                <w:szCs w:val="20"/>
-              </w:rPr>
-              <w:t>.</w:t>
+                <w:rFonts w:cstheme="minorHAnsi"/>
+                <w:bCs/>
+              </w:rPr>
+            </w:pPr>
+            <w:r>
+              <w:rPr>
+                <w:rFonts w:cstheme="minorHAnsi"/>
+                <w:bCs/>
+              </w:rPr>
+              <w:t>Propiedades y fenómeno magnético.</w:t>
             </w:r>
           </w:p>
           <w:p>
@@ -2223,14 +2153,7 @@
                 <w:rFonts w:cstheme="minorHAnsi"/>
                 <w:bCs/>
               </w:rPr>
-              <w:t>Partes de la batería</w:t>
-            </w:r>
-            <w:r>
-              <w:rPr>
-                <w:rFonts w:cstheme="minorHAnsi"/>
-                <w:bCs/>
-              </w:rPr>
-              <w:t>.</w:t>
+              <w:t>Clases de imanes</w:t>
             </w:r>
           </w:p>
           <w:p>
@@ -2252,14 +2175,29 @@
                 <w:rFonts w:cstheme="minorHAnsi"/>
                 <w:bCs/>
               </w:rPr>
-              <w:t>Componentes de funcionamiento</w:t>
-            </w:r>
-            <w:r>
-              <w:rPr>
-                <w:rFonts w:cstheme="minorHAnsi"/>
-                <w:bCs/>
-              </w:rPr>
-              <w:t>.</w:t>
+              <w:t>Campo y fuerza magnética.</w:t>
+            </w:r>
+          </w:p>
+          <w:p>
+            <w:pPr>
+              <w:numPr>
+                <w:ilvl w:val="0"/>
+                <w:numId w:val="3"/>
+              </w:numPr>
+              <w:spacing w:after="0" w:line="240" w:lineRule="auto"/>
+              <w:ind w:left="141" w:hanging="150"/>
+              <w:jc w:val="both"/>
+              <w:rPr>
+                <w:rFonts w:cstheme="minorHAnsi"/>
+                <w:bCs/>
+              </w:rPr>
+            </w:pPr>
+            <w:r>
+              <w:rPr>
+                <w:rFonts w:cstheme="minorHAnsi"/>
+                <w:bCs/>
+              </w:rPr>
+              <w:t>Inducción magnética (fem).</w:t>
             </w:r>
           </w:p>
         </w:tc>
@@ -2468,14 +2406,14 @@
                 <w:rFonts w:eastAsiaTheme="minorHAnsi" w:cstheme="minorHAnsi"/>
                 <w:lang w:eastAsia="en-US"/>
               </w:rPr>
-              <w:t>el funcionamiento de las pilas en un circuito en serie.</w:t>
+              <w:t xml:space="preserve">el </w:t>
             </w:r>
             <w:r>
               <w:rPr>
                 <w:rFonts w:eastAsiaTheme="minorHAnsi" w:cstheme="minorHAnsi"/>
                 <w:lang w:eastAsia="en-US"/>
               </w:rPr>
-              <w:t xml:space="preserve"> </w:t>
+              <w:t>fenómeno magnético en imanes, y un electroimán.</w:t>
             </w:r>
           </w:p>
         </w:tc>
@@ -2544,13 +2482,20 @@
                 <w:rFonts w:eastAsiaTheme="minorHAnsi" w:cstheme="minorHAnsi"/>
                 <w:lang w:eastAsia="en-US"/>
               </w:rPr>
-              <w:t>Analizamos los componentes y el funcionamiento de una pila</w:t>
+              <w:t xml:space="preserve">Analizamos </w:t>
             </w:r>
             <w:r>
               <w:rPr>
                 <w:rFonts w:eastAsiaTheme="minorHAnsi" w:cstheme="minorHAnsi"/>
                 <w:lang w:eastAsia="en-US"/>
               </w:rPr>
+              <w:t>las propiedades y características del fenómeno magnético</w:t>
+            </w:r>
+            <w:r>
+              <w:rPr>
+                <w:rFonts w:eastAsiaTheme="minorHAnsi" w:cstheme="minorHAnsi"/>
+                <w:lang w:eastAsia="en-US"/>
+              </w:rPr>
               <w:t>.</w:t>
             </w:r>
             <w:r>
@@ -2558,7 +2503,21 @@
                 <w:rFonts w:eastAsiaTheme="minorHAnsi" w:cstheme="minorHAnsi"/>
                 <w:lang w:eastAsia="en-US"/>
               </w:rPr>
-              <w:t xml:space="preserve"> Realizamos un cuestionario de preguntas y respuestas del tema.</w:t>
+              <w:t xml:space="preserve"> Realizamos un </w:t>
+            </w:r>
+            <w:r>
+              <w:rPr>
+                <w:rFonts w:eastAsiaTheme="minorHAnsi" w:cstheme="minorHAnsi"/>
+                <w:lang w:eastAsia="en-US"/>
+              </w:rPr>
+              <w:t>electroimán compuesto de un clavo, alambre de cobre y una pila</w:t>
+            </w:r>
+            <w:r>
+              <w:rPr>
+                <w:rFonts w:eastAsiaTheme="minorHAnsi" w:cstheme="minorHAnsi"/>
+                <w:lang w:eastAsia="en-US"/>
+              </w:rPr>
+              <w:t>.</w:t>
             </w:r>
           </w:p>
           <w:p>
@@ -2652,7 +2611,6 @@
                 <w:rFonts w:ascii="Berlin Sans FB Demi" w:eastAsiaTheme="minorHAnsi" w:hAnsi="Berlin Sans FB Demi"/>
                 <w:lang w:eastAsia="en-US"/>
               </w:rPr>
-              <w:lastRenderedPageBreak/>
               <w:t>VALORACIÓN:</w:t>
             </w:r>
             <w:r>
@@ -2667,28 +2625,14 @@
                 <w:rFonts w:eastAsiaTheme="minorHAnsi" w:cstheme="minorHAnsi"/>
                 <w:lang w:eastAsia="en-US"/>
               </w:rPr>
-              <w:t>Valoramos la</w:t>
+              <w:t xml:space="preserve">Valoramos </w:t>
             </w:r>
             <w:r>
               <w:rPr>
                 <w:rFonts w:eastAsiaTheme="minorHAnsi" w:cstheme="minorHAnsi"/>
                 <w:lang w:eastAsia="en-US"/>
               </w:rPr>
-              <w:t xml:space="preserve">s </w:t>
-            </w:r>
-            <w:r>
-              <w:rPr>
-                <w:rFonts w:eastAsiaTheme="minorHAnsi" w:cstheme="minorHAnsi"/>
-                <w:lang w:eastAsia="en-US"/>
-              </w:rPr>
-              <w:t>pilas y baterías como fuentes de</w:t>
-            </w:r>
-            <w:r>
-              <w:rPr>
-                <w:rFonts w:eastAsiaTheme="minorHAnsi" w:cstheme="minorHAnsi"/>
-                <w:lang w:eastAsia="en-US"/>
-              </w:rPr>
-              <w:t xml:space="preserve"> electricidad</w:t>
+              <w:t>el fenómeno electromagnético como generador de electricidad</w:t>
             </w:r>
             <w:r>
               <w:rPr>
@@ -2739,7 +2683,36 @@
                 <w:rFonts w:eastAsiaTheme="minorHAnsi" w:cstheme="minorHAnsi"/>
                 <w:lang w:eastAsia="en-US"/>
               </w:rPr>
-              <w:t xml:space="preserve"> la colección de los diferentes tipos de pilas</w:t>
+              <w:t xml:space="preserve"> </w:t>
+            </w:r>
+            <w:r>
+              <w:rPr>
+                <w:rFonts w:eastAsiaTheme="minorHAnsi" w:cstheme="minorHAnsi"/>
+                <w:lang w:eastAsia="en-US"/>
+              </w:rPr>
+              <w:t xml:space="preserve">un electroimán, embobinando alambre de cobre en un clavo, para conectar el </w:t>
+            </w:r>
+            <w:r>
+              <w:rPr>
+                <w:rFonts w:eastAsiaTheme="minorHAnsi" w:cstheme="minorHAnsi"/>
+                <w:lang w:eastAsia="en-US"/>
+              </w:rPr>
+              <w:lastRenderedPageBreak/>
+              <w:t xml:space="preserve">alambre a los polos de la batería y atraer </w:t>
+            </w:r>
+            <w:r>
+              <w:rPr>
+                <w:rFonts w:eastAsiaTheme="minorHAnsi" w:cstheme="minorHAnsi"/>
+                <w:lang w:eastAsia="en-US"/>
+              </w:rPr>
+              <w:t>pequeños objetos</w:t>
+            </w:r>
+            <w:r>
+              <w:rPr>
+                <w:rFonts w:eastAsiaTheme="minorHAnsi" w:cstheme="minorHAnsi"/>
+                <w:lang w:eastAsia="en-US"/>
+              </w:rPr>
+              <w:t xml:space="preserve"> ferromagnéticos</w:t>
             </w:r>
             <w:r>
               <w:rPr>
@@ -2771,6 +2744,7 @@
                 <w:rFonts w:ascii="Berlin Sans FB Demi" w:eastAsiaTheme="minorHAnsi" w:hAnsi="Berlin Sans FB Demi"/>
                 <w:lang w:eastAsia="en-US"/>
               </w:rPr>
+              <w:lastRenderedPageBreak/>
               <w:t>PRODUCCIÓN:</w:t>
             </w:r>
             <w:r>
@@ -2792,7 +2766,7 @@
                 <w:rFonts w:eastAsiaTheme="minorHAnsi" w:cstheme="minorHAnsi"/>
                 <w:lang w:eastAsia="en-US"/>
               </w:rPr>
-              <w:t>una colección de pilas de diferentes tipos y tamaños</w:t>
+              <w:t>un electroimán para atraer pequeños objetos ferrosos</w:t>
             </w:r>
             <w:r>
               <w:rPr>
@@ -2836,28 +2810,7 @@
                 <w:rFonts w:eastAsiaTheme="minorHAnsi" w:cstheme="minorHAnsi"/>
                 <w:lang w:eastAsia="en-US"/>
               </w:rPr>
-              <w:t>el uso de pilas como fuente de energía</w:t>
-            </w:r>
-            <w:r>
-              <w:rPr>
-                <w:rFonts w:eastAsiaTheme="minorHAnsi" w:cstheme="minorHAnsi"/>
-                <w:lang w:eastAsia="en-US"/>
-              </w:rPr>
-              <w:t xml:space="preserve"> </w:t>
-            </w:r>
-            <w:r>
-              <w:rPr>
-                <w:rFonts w:eastAsiaTheme="minorHAnsi" w:cstheme="minorHAnsi"/>
-                <w:lang w:eastAsia="en-US"/>
-              </w:rPr>
-              <w:t xml:space="preserve">eléctrica más utilizada por motivos </w:t>
-            </w:r>
-            <w:r>
-              <w:rPr>
-                <w:rFonts w:eastAsiaTheme="minorHAnsi" w:cstheme="minorHAnsi"/>
-                <w:lang w:eastAsia="en-US"/>
-              </w:rPr>
-              <w:t>prácticos</w:t>
+              <w:t>el uso y comprensión del electromagnetismo para producir electricidad</w:t>
             </w:r>
             <w:r>
               <w:rPr>
@@ -3253,7 +3206,7 @@
                 <w:rFonts w:eastAsiaTheme="minorHAnsi" w:cstheme="minorHAnsi"/>
                 <w:lang w:eastAsia="en-US"/>
               </w:rPr>
-              <w:t>Colección de pilas de nuestro entorno</w:t>
+              <w:t>Electroimán simple de embobinado de cobre en un clavo, y una batería</w:t>
             </w:r>
             <w:r>
               <w:rPr>
@@ -3335,10 +3288,7 @@
               <w:pStyle w:val="Sinespaciado"/>
             </w:pPr>
             <w:r>
-              <w:t>Introductory circuit Analysis Fourteenth Edition de Robert L. Boylestad Brian A. Olivari</w:t>
-            </w:r>
-            <w:r>
-              <w:t>.</w:t>
+              <w:t>Física 6º Santillana.</w:t>
             </w:r>
           </w:p>
         </w:tc>
@@ -3391,7 +3341,6 @@
           <w:szCs w:val="32"/>
           <w:lang w:val="es-BO" w:eastAsia="en-US"/>
         </w:rPr>
-        <w:lastRenderedPageBreak/>
         <mc:AlternateContent>
           <mc:Choice Requires="wps">
             <w:drawing>

--- a/PDC_2025_3ro_TTG.docx
+++ b/PDC_2025_3ro_TTG.docx
@@ -31,7 +31,7 @@
           <w:sz w:val="40"/>
           <w:szCs w:val="36"/>
         </w:rPr>
-        <w:t>SEPTIEMBRE</w:t>
+        <w:t>NOVIEMBRE</w:t>
       </w:r>
       <w:r>
         <w:rPr>
@@ -800,7 +800,7 @@
               <w:rPr>
                 <w:rFonts w:cstheme="minorHAnsi"/>
               </w:rPr>
-              <w:t>octubre</w:t>
+              <w:t>noviembre</w:t>
             </w:r>
             <w:r>
               <w:rPr>
@@ -957,7 +957,13 @@
               <w:rPr>
                 <w:rFonts w:cstheme="minorHAnsi"/>
               </w:rPr>
-              <w:t>10</w:t>
+              <w:t>1</w:t>
+            </w:r>
+            <w:r>
+              <w:rPr>
+                <w:rFonts w:cstheme="minorHAnsi"/>
+              </w:rPr>
+              <w:t>1</w:t>
             </w:r>
             <w:r>
               <w:rPr>
@@ -1031,7 +1037,13 @@
               <w:rPr>
                 <w:rFonts w:cstheme="minorHAnsi"/>
               </w:rPr>
-              <w:t>10</w:t>
+              <w:t>1</w:t>
+            </w:r>
+            <w:r>
+              <w:rPr>
+                <w:rFonts w:cstheme="minorHAnsi"/>
+              </w:rPr>
+              <w:t>1</w:t>
             </w:r>
             <w:r>
               <w:rPr>
@@ -1721,7 +1733,7 @@
                 <w:bCs/>
                 <w:i/>
               </w:rPr>
-              <w:t>OCTUBRE</w:t>
+              <w:t>NOVIEMBRE</w:t>
             </w:r>
             <w:r>
               <w:rPr>
@@ -1873,7 +1885,7 @@
                 <w:rFonts w:cstheme="minorHAnsi"/>
                 <w:b/>
               </w:rPr>
-              <w:t>OCTUBRE</w:t>
+              <w:t>NOVIEMBRE</w:t>
             </w:r>
             <w:r>
               <w:rPr>
@@ -1913,7 +1925,19 @@
               <w:rPr>
                 <w:rStyle w:val="fontstyle01"/>
               </w:rPr>
-              <w:t>de la comprensión del fenómeno electromagnético</w:t>
+              <w:t xml:space="preserve">de la comprensión </w:t>
+            </w:r>
+            <w:r>
+              <w:rPr>
+                <w:rStyle w:val="fontstyle01"/>
+              </w:rPr>
+              <w:t xml:space="preserve">de las fuentes de energía y sus diversas formas de </w:t>
+            </w:r>
+            <w:r>
+              <w:rPr>
+                <w:rStyle w:val="fontstyle01"/>
+              </w:rPr>
+              <w:t>obtención</w:t>
             </w:r>
             <w:r>
               <w:rPr>
@@ -2070,8 +2094,6 @@
               <w:jc w:val="both"/>
               <w:rPr>
                 <w:rFonts w:ascii="Arial" w:eastAsia="Arial" w:hAnsi="Arial" w:cs="Arial"/>
-                <w:b/>
-                <w:bCs/>
                 <w:sz w:val="20"/>
                 <w:szCs w:val="20"/>
               </w:rPr>
@@ -2084,12 +2106,11 @@
                 <w:sz w:val="20"/>
                 <w:szCs w:val="20"/>
               </w:rPr>
-              <w:t>INTRODUCCION AL ELECTRO MAGNETISMO</w:t>
-            </w:r>
-          </w:p>
-          <w:p>
-            <w:pPr>
-              <w:widowControl w:val="0"/>
+              <w:t xml:space="preserve">ENERGIAS Y SU TRANSFORMACIÓN A ENERGIA ELÉCTRICA </w:t>
+            </w:r>
+          </w:p>
+          <w:p>
+            <w:pPr>
               <w:numPr>
                 <w:ilvl w:val="0"/>
                 <w:numId w:val="3"/>
@@ -2098,106 +2119,16 @@
               <w:ind w:left="141" w:hanging="150"/>
               <w:jc w:val="both"/>
               <w:rPr>
-                <w:rFonts w:ascii="Arial" w:eastAsia="Arial" w:hAnsi="Arial" w:cs="Arial"/>
-                <w:sz w:val="20"/>
-                <w:szCs w:val="20"/>
-              </w:rPr>
-            </w:pPr>
-            <w:r>
-              <w:rPr>
-                <w:rFonts w:ascii="Arial" w:eastAsia="Arial" w:hAnsi="Arial" w:cs="Arial"/>
-                <w:sz w:val="20"/>
-                <w:szCs w:val="20"/>
-              </w:rPr>
-              <w:t>Imanes.</w:t>
-            </w:r>
-          </w:p>
-          <w:p>
-            <w:pPr>
-              <w:numPr>
-                <w:ilvl w:val="0"/>
-                <w:numId w:val="3"/>
-              </w:numPr>
-              <w:spacing w:after="0" w:line="240" w:lineRule="auto"/>
-              <w:ind w:left="141" w:hanging="150"/>
-              <w:jc w:val="both"/>
-              <w:rPr>
-                <w:rFonts w:cstheme="minorHAnsi"/>
-                <w:bCs/>
-              </w:rPr>
-            </w:pPr>
-            <w:r>
-              <w:rPr>
-                <w:rFonts w:cstheme="minorHAnsi"/>
-                <w:bCs/>
-              </w:rPr>
-              <w:t>Propiedades y fenómeno magnético.</w:t>
-            </w:r>
-          </w:p>
-          <w:p>
-            <w:pPr>
-              <w:numPr>
-                <w:ilvl w:val="0"/>
-                <w:numId w:val="3"/>
-              </w:numPr>
-              <w:spacing w:after="0" w:line="240" w:lineRule="auto"/>
-              <w:ind w:left="141" w:hanging="150"/>
-              <w:jc w:val="both"/>
-              <w:rPr>
-                <w:rFonts w:cstheme="minorHAnsi"/>
-                <w:bCs/>
-              </w:rPr>
-            </w:pPr>
-            <w:r>
-              <w:rPr>
-                <w:rFonts w:cstheme="minorHAnsi"/>
-                <w:bCs/>
-              </w:rPr>
-              <w:t>Clases de imanes</w:t>
-            </w:r>
-          </w:p>
-          <w:p>
-            <w:pPr>
-              <w:numPr>
-                <w:ilvl w:val="0"/>
-                <w:numId w:val="3"/>
-              </w:numPr>
-              <w:spacing w:after="0" w:line="240" w:lineRule="auto"/>
-              <w:ind w:left="141" w:hanging="150"/>
-              <w:jc w:val="both"/>
-              <w:rPr>
-                <w:rFonts w:cstheme="minorHAnsi"/>
-                <w:bCs/>
-              </w:rPr>
-            </w:pPr>
-            <w:r>
-              <w:rPr>
-                <w:rFonts w:cstheme="minorHAnsi"/>
-                <w:bCs/>
-              </w:rPr>
-              <w:t>Campo y fuerza magnética.</w:t>
-            </w:r>
-          </w:p>
-          <w:p>
-            <w:pPr>
-              <w:numPr>
-                <w:ilvl w:val="0"/>
-                <w:numId w:val="3"/>
-              </w:numPr>
-              <w:spacing w:after="0" w:line="240" w:lineRule="auto"/>
-              <w:ind w:left="141" w:hanging="150"/>
-              <w:jc w:val="both"/>
-              <w:rPr>
-                <w:rFonts w:cstheme="minorHAnsi"/>
-                <w:bCs/>
-              </w:rPr>
-            </w:pPr>
-            <w:r>
-              <w:rPr>
-                <w:rFonts w:cstheme="minorHAnsi"/>
-                <w:bCs/>
-              </w:rPr>
-              <w:t>Inducción magnética (fem).</w:t>
+                <w:rFonts w:cstheme="minorHAnsi"/>
+                <w:bCs/>
+              </w:rPr>
+            </w:pPr>
+            <w:r>
+              <w:rPr>
+                <w:rFonts w:cstheme="minorHAnsi"/>
+                <w:bCs/>
+              </w:rPr>
+              <w:t>Tipos de energía: eólica, geotérmica, hidráulica, fotovoltaica.</w:t>
             </w:r>
           </w:p>
         </w:tc>
@@ -2406,14 +2337,14 @@
                 <w:rFonts w:eastAsiaTheme="minorHAnsi" w:cstheme="minorHAnsi"/>
                 <w:lang w:eastAsia="en-US"/>
               </w:rPr>
-              <w:t xml:space="preserve">el </w:t>
+              <w:t>los diferentes tipos de energía y producción de electricidad</w:t>
             </w:r>
             <w:r>
               <w:rPr>
                 <w:rFonts w:eastAsiaTheme="minorHAnsi" w:cstheme="minorHAnsi"/>
                 <w:lang w:eastAsia="en-US"/>
               </w:rPr>
-              <w:t>fenómeno magnético en imanes, y un electroimán.</w:t>
+              <w:t>.</w:t>
             </w:r>
           </w:p>
         </w:tc>
@@ -2489,35 +2420,7 @@
                 <w:rFonts w:eastAsiaTheme="minorHAnsi" w:cstheme="minorHAnsi"/>
                 <w:lang w:eastAsia="en-US"/>
               </w:rPr>
-              <w:t>las propiedades y características del fenómeno magnético</w:t>
-            </w:r>
-            <w:r>
-              <w:rPr>
-                <w:rFonts w:eastAsiaTheme="minorHAnsi" w:cstheme="minorHAnsi"/>
-                <w:lang w:eastAsia="en-US"/>
-              </w:rPr>
-              <w:t>.</w:t>
-            </w:r>
-            <w:r>
-              <w:rPr>
-                <w:rFonts w:eastAsiaTheme="minorHAnsi" w:cstheme="minorHAnsi"/>
-                <w:lang w:eastAsia="en-US"/>
-              </w:rPr>
-              <w:t xml:space="preserve"> Realizamos un </w:t>
-            </w:r>
-            <w:r>
-              <w:rPr>
-                <w:rFonts w:eastAsiaTheme="minorHAnsi" w:cstheme="minorHAnsi"/>
-                <w:lang w:eastAsia="en-US"/>
-              </w:rPr>
-              <w:t>electroimán compuesto de un clavo, alambre de cobre y una pila</w:t>
-            </w:r>
-            <w:r>
-              <w:rPr>
-                <w:rFonts w:eastAsiaTheme="minorHAnsi" w:cstheme="minorHAnsi"/>
-                <w:lang w:eastAsia="en-US"/>
-              </w:rPr>
-              <w:t>.</w:t>
+              <w:t>los diferentes tipos, clasificación de energía, y como se produce energía eléctrica.</w:t>
             </w:r>
           </w:p>
           <w:p>
@@ -2632,7 +2535,7 @@
                 <w:rFonts w:eastAsiaTheme="minorHAnsi" w:cstheme="minorHAnsi"/>
                 <w:lang w:eastAsia="en-US"/>
               </w:rPr>
-              <w:t>el fenómeno electromagnético como generador de electricidad</w:t>
+              <w:t>las diferentes fuentes de energía, y la producción de electricidad</w:t>
             </w:r>
             <w:r>
               <w:rPr>
@@ -2683,36 +2586,14 @@
                 <w:rFonts w:eastAsiaTheme="minorHAnsi" w:cstheme="minorHAnsi"/>
                 <w:lang w:eastAsia="en-US"/>
               </w:rPr>
-              <w:t xml:space="preserve"> </w:t>
+              <w:t>r un cuestionario</w:t>
             </w:r>
             <w:r>
               <w:rPr>
                 <w:rFonts w:eastAsiaTheme="minorHAnsi" w:cstheme="minorHAnsi"/>
                 <w:lang w:eastAsia="en-US"/>
               </w:rPr>
-              <w:t xml:space="preserve">un electroimán, embobinando alambre de cobre en un clavo, para conectar el </w:t>
-            </w:r>
-            <w:r>
-              <w:rPr>
-                <w:rFonts w:eastAsiaTheme="minorHAnsi" w:cstheme="minorHAnsi"/>
-                <w:lang w:eastAsia="en-US"/>
-              </w:rPr>
-              <w:lastRenderedPageBreak/>
-              <w:t xml:space="preserve">alambre a los polos de la batería y atraer </w:t>
-            </w:r>
-            <w:r>
-              <w:rPr>
-                <w:rFonts w:eastAsiaTheme="minorHAnsi" w:cstheme="minorHAnsi"/>
-                <w:lang w:eastAsia="en-US"/>
-              </w:rPr>
-              <w:t>pequeños objetos</w:t>
-            </w:r>
-            <w:r>
-              <w:rPr>
-                <w:rFonts w:eastAsiaTheme="minorHAnsi" w:cstheme="minorHAnsi"/>
-                <w:lang w:eastAsia="en-US"/>
-              </w:rPr>
-              <w:t xml:space="preserve"> ferromagnéticos</w:t>
+              <w:t xml:space="preserve"> y problemas sobre tipos de energías</w:t>
             </w:r>
             <w:r>
               <w:rPr>
@@ -2759,21 +2640,21 @@
                 <w:rFonts w:eastAsiaTheme="minorHAnsi" w:cstheme="minorHAnsi"/>
                 <w:lang w:eastAsia="en-US"/>
               </w:rPr>
-              <w:t xml:space="preserve">Realización de </w:t>
+              <w:t xml:space="preserve">Realización </w:t>
             </w:r>
             <w:r>
               <w:rPr>
                 <w:rFonts w:eastAsiaTheme="minorHAnsi" w:cstheme="minorHAnsi"/>
                 <w:lang w:eastAsia="en-US"/>
               </w:rPr>
-              <w:t>un electroimán para atraer pequeños objetos ferrosos</w:t>
+              <w:t xml:space="preserve">de un cuestionario y problemas sobre tipos de </w:t>
             </w:r>
             <w:r>
               <w:rPr>
                 <w:rFonts w:eastAsiaTheme="minorHAnsi" w:cstheme="minorHAnsi"/>
                 <w:lang w:eastAsia="en-US"/>
               </w:rPr>
-              <w:t>.</w:t>
+              <w:t>energías.</w:t>
             </w:r>
           </w:p>
         </w:tc>
@@ -3206,7 +3087,14 @@
                 <w:rFonts w:eastAsiaTheme="minorHAnsi" w:cstheme="minorHAnsi"/>
                 <w:lang w:eastAsia="en-US"/>
               </w:rPr>
-              <w:t>Electroimán simple de embobinado de cobre en un clavo, y una batería</w:t>
+              <w:t>C</w:t>
+            </w:r>
+            <w:r>
+              <w:rPr>
+                <w:rFonts w:eastAsiaTheme="minorHAnsi" w:cstheme="minorHAnsi"/>
+                <w:lang w:eastAsia="en-US"/>
+              </w:rPr>
+              <w:t>uestionario y problemas sobre tipos de energías</w:t>
             </w:r>
             <w:r>
               <w:rPr>
@@ -3280,7 +3168,13 @@
               <w:pStyle w:val="Sinespaciado"/>
             </w:pPr>
             <w:r>
-              <w:t>Física 2º Bachillerato ESO, España.</w:t>
+              <w:t xml:space="preserve">Física 2º </w:t>
+            </w:r>
+            <w:r>
+              <w:t>Secundaria</w:t>
+            </w:r>
+            <w:r>
+              <w:t xml:space="preserve"> ESO, España.</w:t>
             </w:r>
           </w:p>
           <w:p>

--- a/PDC_2025_3ro_TTG.docx
+++ b/PDC_2025_3ro_TTG.docx
@@ -30,7 +30,7 @@
           <w:sz w:val="40"/>
           <w:szCs w:val="36"/>
         </w:rPr>
-        <w:t>AGOSTO</w:t>
+        <w:t>SEPTIEMBRE</w:t>
       </w:r>
       <w:r>
         <w:rPr>
@@ -501,35 +501,7 @@
               <w:rPr>
                 <w:rFonts w:cstheme="minorHAnsi"/>
               </w:rPr>
-              <w:t xml:space="preserve">Fray Paulo </w:t>
-            </w:r>
-            <w:proofErr w:type="spellStart"/>
-            <w:r>
-              <w:rPr>
-                <w:rFonts w:cstheme="minorHAnsi"/>
-              </w:rPr>
-              <w:t>Charupa</w:t>
-            </w:r>
-            <w:proofErr w:type="spellEnd"/>
-            <w:r>
-              <w:rPr>
-                <w:rFonts w:cstheme="minorHAnsi"/>
-              </w:rPr>
-              <w:t xml:space="preserve"> </w:t>
-            </w:r>
-            <w:proofErr w:type="spellStart"/>
-            <w:r>
-              <w:rPr>
-                <w:rFonts w:cstheme="minorHAnsi"/>
-              </w:rPr>
-              <w:t>Masabi</w:t>
-            </w:r>
-            <w:proofErr w:type="spellEnd"/>
-            <w:r>
-              <w:rPr>
-                <w:rFonts w:cstheme="minorHAnsi"/>
-              </w:rPr>
-              <w:t xml:space="preserve"> O.F.M. </w:t>
+              <w:t xml:space="preserve">Fray Paulo Charupa Masabi O.F.M. </w:t>
             </w:r>
           </w:p>
         </w:tc>
@@ -821,7 +793,7 @@
               <w:rPr>
                 <w:rFonts w:cstheme="minorHAnsi"/>
               </w:rPr>
-              <w:t>Agosto</w:t>
+              <w:t>Septiembre</w:t>
             </w:r>
           </w:p>
         </w:tc>
@@ -965,13 +937,13 @@
               <w:rPr>
                 <w:rFonts w:cstheme="minorHAnsi"/>
               </w:rPr>
-              <w:t>/0</w:t>
-            </w:r>
-            <w:r>
-              <w:rPr>
-                <w:rFonts w:cstheme="minorHAnsi"/>
-              </w:rPr>
-              <w:t>8</w:t>
+              <w:t>/</w:t>
+            </w:r>
+            <w:r>
+              <w:rPr>
+                <w:rFonts w:cstheme="minorHAnsi"/>
+              </w:rPr>
+              <w:t>09</w:t>
             </w:r>
             <w:r>
               <w:rPr>
@@ -1044,7 +1016,7 @@
               <w:rPr>
                 <w:rFonts w:cstheme="minorHAnsi"/>
               </w:rPr>
-              <w:t>8</w:t>
+              <w:t>9</w:t>
             </w:r>
             <w:r>
               <w:rPr>
@@ -1626,21 +1598,7 @@
               <w:rPr>
                 <w:rFonts w:cstheme="minorHAnsi"/>
               </w:rPr>
-              <w:t xml:space="preserve">Fortalecemos integralmente a las y los estudiantes con identidad cultural, valores </w:t>
-            </w:r>
-            <w:proofErr w:type="spellStart"/>
-            <w:r>
-              <w:rPr>
-                <w:rFonts w:cstheme="minorHAnsi"/>
-              </w:rPr>
-              <w:t>sociocomunitarios</w:t>
-            </w:r>
-            <w:proofErr w:type="spellEnd"/>
-            <w:r>
-              <w:rPr>
-                <w:rFonts w:cstheme="minorHAnsi"/>
-              </w:rPr>
-              <w:t>, espiritualidad y consciencia crítica, articulando la educación científica, humanística, técnica, tecnológica y artística a través de procesos productivos de acuerdo a las vocaciones y potencialidades productivas de las regiones en el marco de la descolonización, interculturalidad y plurilingüismo que contribuyan a la conservación y protección de la Madre Tierra, salud comunitaria y la construcción de una sociedad democrática, inclusiva y libre de violencia</w:t>
+              <w:t>Fortalecemos integralmente a las y los estudiantes con identidad cultural, valores sociocomunitarios, espiritualidad y consciencia crítica, articulando la educación científica, humanística, técnica, tecnológica y artística a través de procesos productivos de acuerdo a las vocaciones y potencialidades productivas de las regiones en el marco de la descolonización, interculturalidad y plurilingüismo que contribuyan a la conservación y protección de la Madre Tierra, salud comunitaria y la construcción de una sociedad democrática, inclusiva y libre de violencia</w:t>
             </w:r>
           </w:p>
         </w:tc>
@@ -1687,7 +1645,7 @@
                 <w:bCs/>
                 <w:i/>
               </w:rPr>
-              <w:t>AGOSTO</w:t>
+              <w:t>SEPTIEMBRE</w:t>
             </w:r>
             <w:r>
               <w:rPr>
@@ -1838,7 +1796,7 @@
                 <w:rFonts w:cstheme="minorHAnsi"/>
                 <w:b/>
               </w:rPr>
-              <w:t>AGOSTO</w:t>
+              <w:t>SEPTIEMBRE</w:t>
             </w:r>
             <w:r>
               <w:rPr>
@@ -1881,35 +1839,7 @@
               <w:rPr>
                 <w:rFonts w:cstheme="minorHAnsi"/>
               </w:rPr>
-              <w:t>la representación de la información en un computador</w:t>
-            </w:r>
-            <w:r>
-              <w:rPr>
-                <w:rFonts w:cstheme="minorHAnsi"/>
-                <w:bCs/>
-              </w:rPr>
-              <w:t>, elaborando</w:t>
-            </w:r>
-            <w:r>
-              <w:rPr>
-                <w:rFonts w:cstheme="minorHAnsi"/>
-                <w:bCs/>
-              </w:rPr>
-              <w:t xml:space="preserve"> </w:t>
-            </w:r>
-            <w:r>
-              <w:rPr>
-                <w:rFonts w:cstheme="minorHAnsi"/>
-                <w:bCs/>
-              </w:rPr>
-              <w:t xml:space="preserve">un </w:t>
-            </w:r>
-            <w:r>
-              <w:rPr>
-                <w:rFonts w:cstheme="minorHAnsi"/>
-                <w:bCs/>
-              </w:rPr>
-              <w:t>formulario y resolución problemas</w:t>
+              <w:t>los sistemas operativos con licencia y libres</w:t>
             </w:r>
             <w:r>
               <w:rPr>
@@ -2073,7 +2003,7 @@
                 <w:sz w:val="20"/>
                 <w:szCs w:val="20"/>
               </w:rPr>
-              <w:t>ELECTRONICA BASICA DEL COMPUTADOR</w:t>
+              <w:t>SISTEMA OPERATIVO WINDOWS</w:t>
             </w:r>
           </w:p>
           <w:p>
@@ -2097,39 +2027,7 @@
                 <w:sz w:val="20"/>
                 <w:szCs w:val="20"/>
               </w:rPr>
-              <w:t>Principales componentes electrónicos del computador</w:t>
-            </w:r>
-            <w:r>
-              <w:rPr>
-                <w:rFonts w:ascii="Arial" w:eastAsia="Arial" w:hAnsi="Arial" w:cs="Arial"/>
-                <w:sz w:val="20"/>
-                <w:szCs w:val="20"/>
-              </w:rPr>
-              <w:t>.</w:t>
-            </w:r>
-          </w:p>
-          <w:p>
-            <w:pPr>
-              <w:spacing w:after="0" w:line="240" w:lineRule="auto"/>
-              <w:ind w:left="-9"/>
-              <w:jc w:val="both"/>
-              <w:rPr>
-                <w:rFonts w:ascii="Arial" w:eastAsia="Arial" w:hAnsi="Arial" w:cs="Arial"/>
-                <w:b/>
-                <w:bCs/>
-                <w:sz w:val="20"/>
-                <w:szCs w:val="20"/>
-              </w:rPr>
-            </w:pPr>
-            <w:r>
-              <w:rPr>
-                <w:rFonts w:ascii="Arial" w:eastAsia="Arial" w:hAnsi="Arial" w:cs="Arial"/>
-                <w:b/>
-                <w:bCs/>
-                <w:sz w:val="20"/>
-                <w:szCs w:val="20"/>
-              </w:rPr>
-              <w:t>ARQUITECTURA DEL COMPUTADOR</w:t>
+              <w:t>Configuración básica, manejo de archivos, uso red local, configuración acceso a la red.</w:t>
             </w:r>
           </w:p>
           <w:p>
@@ -2153,7 +2051,31 @@
                 <w:sz w:val="20"/>
                 <w:szCs w:val="20"/>
               </w:rPr>
-              <w:t>Elementos, partes, componentes.</w:t>
+              <w:t>Uso de comandos MS-DOS consola S.O. Windows.</w:t>
+            </w:r>
+          </w:p>
+          <w:p>
+            <w:pPr>
+              <w:spacing w:after="0" w:line="240" w:lineRule="auto"/>
+              <w:ind w:left="-9"/>
+              <w:jc w:val="both"/>
+              <w:rPr>
+                <w:rFonts w:ascii="Arial" w:eastAsia="Arial" w:hAnsi="Arial" w:cs="Arial"/>
+                <w:b/>
+                <w:bCs/>
+                <w:sz w:val="20"/>
+                <w:szCs w:val="20"/>
+              </w:rPr>
+            </w:pPr>
+            <w:r>
+              <w:rPr>
+                <w:rFonts w:ascii="Arial" w:eastAsia="Arial" w:hAnsi="Arial" w:cs="Arial"/>
+                <w:b/>
+                <w:bCs/>
+                <w:sz w:val="20"/>
+                <w:szCs w:val="20"/>
+              </w:rPr>
+              <w:t>SISTEMA OPERATIVO LINUX (DEBIAN 7/8)</w:t>
             </w:r>
           </w:p>
           <w:p>
@@ -2177,7 +2099,31 @@
                 <w:sz w:val="20"/>
                 <w:szCs w:val="20"/>
               </w:rPr>
-              <w:t>Comunicación interna y externa del computador.</w:t>
+              <w:t>Uso de comandos básicos en la terminal.</w:t>
+            </w:r>
+          </w:p>
+          <w:p>
+            <w:pPr>
+              <w:numPr>
+                <w:ilvl w:val="0"/>
+                <w:numId w:val="3"/>
+              </w:numPr>
+              <w:spacing w:after="0" w:line="240" w:lineRule="auto"/>
+              <w:ind w:left="141" w:hanging="150"/>
+              <w:jc w:val="both"/>
+              <w:rPr>
+                <w:rFonts w:ascii="Arial" w:eastAsia="Arial" w:hAnsi="Arial" w:cs="Arial"/>
+                <w:sz w:val="20"/>
+                <w:szCs w:val="20"/>
+              </w:rPr>
+            </w:pPr>
+            <w:r>
+              <w:rPr>
+                <w:rFonts w:ascii="Arial" w:eastAsia="Arial" w:hAnsi="Arial" w:cs="Arial"/>
+                <w:sz w:val="20"/>
+                <w:szCs w:val="20"/>
+              </w:rPr>
+              <w:t>Uso de la red local para acceso y compartir archivos.</w:t>
             </w:r>
           </w:p>
           <w:p>
@@ -2405,7 +2351,7 @@
                 <w:rFonts w:eastAsiaTheme="minorHAnsi" w:cstheme="minorHAnsi"/>
                 <w:lang w:eastAsia="en-US"/>
               </w:rPr>
-              <w:t>las equivalencias entre los diferentes sistemas de numeración</w:t>
+              <w:t>las diferencias y similitudes entre el sistema operativo Windows/Linux</w:t>
             </w:r>
             <w:r>
               <w:rPr>
@@ -2458,41 +2404,55 @@
             <w:pPr>
               <w:pStyle w:val="Sinespaciado"/>
               <w:rPr>
+                <w:rStyle w:val="fontstyle01"/>
+              </w:rPr>
+            </w:pPr>
+            <w:r>
+              <w:rPr>
+                <w:rFonts w:ascii="Berlin Sans FB Demi" w:eastAsiaTheme="minorHAnsi" w:hAnsi="Berlin Sans FB Demi"/>
+                <w:lang w:eastAsia="en-US"/>
+              </w:rPr>
+              <w:t>TEORÍA:</w:t>
+            </w:r>
+            <w:r>
+              <w:rPr>
+                <w:rFonts w:ascii="Berlin Sans FB Demi" w:eastAsiaTheme="minorHAnsi" w:hAnsi="Berlin Sans FB Demi"/>
+                <w:lang w:eastAsia="en-US"/>
+              </w:rPr>
+              <w:t xml:space="preserve"> </w:t>
+            </w:r>
+            <w:r>
+              <w:rPr>
+                <w:rStyle w:val="fontstyle01"/>
+              </w:rPr>
+              <w:t>Observamos</w:t>
+            </w:r>
+            <w:r>
+              <w:rPr>
+                <w:rStyle w:val="fontstyle01"/>
+              </w:rPr>
+              <w:t xml:space="preserve"> y </w:t>
+            </w:r>
+            <w:r>
+              <w:rPr>
+                <w:rStyle w:val="fontstyle01"/>
+              </w:rPr>
+              <w:t>analizamos los principales comandos para el manejo de archivos, tanto en Windows como en Linux.</w:t>
+            </w:r>
+          </w:p>
+          <w:p>
+            <w:pPr>
+              <w:pStyle w:val="Sinespaciado"/>
+              <w:rPr>
                 <w:rFonts w:eastAsia="Times New Roman"/>
                 <w:lang w:eastAsia="es-419"/>
               </w:rPr>
             </w:pPr>
             <w:r>
               <w:rPr>
-                <w:rFonts w:ascii="Berlin Sans FB Demi" w:eastAsiaTheme="minorHAnsi" w:hAnsi="Berlin Sans FB Demi"/>
-                <w:lang w:eastAsia="en-US"/>
-              </w:rPr>
-              <w:t>TEORÍA:</w:t>
-            </w:r>
-            <w:r>
-              <w:rPr>
-                <w:rFonts w:ascii="Berlin Sans FB Demi" w:eastAsiaTheme="minorHAnsi" w:hAnsi="Berlin Sans FB Demi"/>
-                <w:lang w:eastAsia="en-US"/>
-              </w:rPr>
-              <w:t xml:space="preserve"> </w:t>
-            </w:r>
-            <w:r>
-              <w:rPr>
                 <w:rStyle w:val="fontstyle01"/>
               </w:rPr>
-              <w:t>Observamos</w:t>
-            </w:r>
-            <w:r>
-              <w:rPr>
-                <w:rStyle w:val="fontstyle01"/>
-              </w:rPr>
-              <w:t xml:space="preserve"> y analizamos el funcionamiento de</w:t>
-            </w:r>
-            <w:r>
-              <w:rPr>
-                <w:rStyle w:val="fontstyle01"/>
-              </w:rPr>
-              <w:t xml:space="preserve"> los principales componentes electrónicos presentes el computador.</w:t>
+              <w:t>Revisamos los paquetes de ofimática presentes en el computador en Windows y Linux.</w:t>
             </w:r>
           </w:p>
           <w:p>
@@ -2621,16 +2581,14 @@
               <w:rPr>
                 <w:rStyle w:val="fontstyle01"/>
               </w:rPr>
-              <w:t xml:space="preserve">la función que cumple cada componente del </w:t>
-            </w:r>
-            <w:proofErr w:type="spellStart"/>
+              <w:t xml:space="preserve">la </w:t>
+            </w:r>
             <w:r>
               <w:rPr>
                 <w:rStyle w:val="fontstyle01"/>
               </w:rPr>
-              <w:t>cumputador</w:t>
-            </w:r>
-            <w:proofErr w:type="spellEnd"/>
+              <w:t>utilidad del sistema operativo Linux como una alternativa a Windows</w:t>
+            </w:r>
             <w:r>
               <w:rPr>
                 <w:rStyle w:val="fontstyle01"/>
@@ -2701,7 +2659,13 @@
               <w:rPr>
                 <w:rStyle w:val="fontstyle01"/>
               </w:rPr>
-              <w:t>diagramas relacionando las funciones que cumplen cada componente del computador.</w:t>
+              <w:t>los cuestionarios de la plataforma CISCO, para, obtener la correspondiente certificación</w:t>
+            </w:r>
+            <w:r>
+              <w:rPr>
+                <w:rStyle w:val="fontstyle01"/>
+              </w:rPr>
+              <w:t>.</w:t>
             </w:r>
           </w:p>
         </w:tc>
@@ -2739,7 +2703,13 @@
               <w:rPr>
                 <w:rStyle w:val="fontstyle01"/>
               </w:rPr>
-              <w:t>Elabora diagramas de la interacción entre los componentes del computador.</w:t>
+              <w:t>Obtiene las certificaciones de manejo básico de Windows y comandos en Linux, en la plataforma de la academia CISCO</w:t>
+            </w:r>
+            <w:r>
+              <w:rPr>
+                <w:rStyle w:val="fontstyle01"/>
+              </w:rPr>
+              <w:t>.</w:t>
             </w:r>
           </w:p>
           <w:p>
@@ -2778,7 +2748,14 @@
                 <w:rFonts w:eastAsiaTheme="minorHAnsi" w:cstheme="minorHAnsi"/>
                 <w:lang w:eastAsia="en-US"/>
               </w:rPr>
-              <w:t>Valora la actuación rápida y oportuna ante una emergencia médica.</w:t>
+              <w:t xml:space="preserve">Valora </w:t>
+            </w:r>
+            <w:r>
+              <w:rPr>
+                <w:rFonts w:eastAsiaTheme="minorHAnsi" w:cstheme="minorHAnsi"/>
+                <w:lang w:eastAsia="en-US"/>
+              </w:rPr>
+              <w:t>al sistema operativo Linux, como, opción fiable ante Microsoft Windows, y como herramienta mas versátil.</w:t>
             </w:r>
           </w:p>
         </w:tc>
@@ -3146,25 +3123,25 @@
               <w:rPr>
                 <w:rStyle w:val="fontstyle01"/>
               </w:rPr>
-              <w:t>D</w:t>
+              <w:t>C</w:t>
             </w:r>
             <w:r>
               <w:rPr>
                 <w:rStyle w:val="fontstyle01"/>
               </w:rPr>
-              <w:t>iagramas</w:t>
+              <w:t>ertifica</w:t>
             </w:r>
             <w:r>
               <w:rPr>
                 <w:rStyle w:val="fontstyle01"/>
               </w:rPr>
-              <w:t xml:space="preserve"> y gráficos</w:t>
+              <w:t xml:space="preserve">dos </w:t>
             </w:r>
             <w:r>
               <w:rPr>
                 <w:rStyle w:val="fontstyle01"/>
               </w:rPr>
-              <w:t xml:space="preserve"> de la interacción entre los componentes del computador</w:t>
+              <w:t>de manejo básico de Windows y comandos en Linux, en la plataforma de la academia CISCO</w:t>
             </w:r>
             <w:r>
               <w:rPr>
@@ -3218,6 +3195,17 @@
             <w:pPr>
               <w:pStyle w:val="Sinespaciado"/>
             </w:pPr>
+            <w:hyperlink r:id="rId8" w:history="1">
+              <w:r>
+                <w:rPr>
+                  <w:rStyle w:val="Hipervnculo"/>
+                </w:rPr>
+                <w:t>https://www.netacad.com/</w:t>
+              </w:r>
+            </w:hyperlink>
+            <w:r>
+              <w:t xml:space="preserve">    Academia online Cisco.</w:t>
+            </w:r>
           </w:p>
         </w:tc>
       </w:tr>
@@ -3415,8 +3403,8 @@
       </w:r>
     </w:p>
     <w:sectPr>
-      <w:headerReference w:type="default" r:id="rId8"/>
-      <w:footerReference w:type="default" r:id="rId9"/>
+      <w:headerReference w:type="default" r:id="rId9"/>
+      <w:footerReference w:type="default" r:id="rId10"/>
       <w:pgSz w:w="15842" w:h="12242" w:orient="landscape" w:code="1"/>
       <w:pgMar w:top="1134" w:right="1134" w:bottom="1134" w:left="1134" w:header="709" w:footer="709" w:gutter="0"/>
       <w:cols w:space="708"/>

--- a/PDC_2025_3ro_TTG.docx
+++ b/PDC_2025_3ro_TTG.docx
@@ -30,7 +30,7 @@
           <w:sz w:val="40"/>
           <w:szCs w:val="36"/>
         </w:rPr>
-        <w:t>SEPTIEMBRE</w:t>
+        <w:t>OCTUBRE</w:t>
       </w:r>
       <w:r>
         <w:rPr>
@@ -793,7 +793,7 @@
               <w:rPr>
                 <w:rFonts w:cstheme="minorHAnsi"/>
               </w:rPr>
-              <w:t>Septiembre</w:t>
+              <w:t>Octubre</w:t>
             </w:r>
           </w:p>
         </w:tc>
@@ -943,7 +943,7 @@
               <w:rPr>
                 <w:rFonts w:cstheme="minorHAnsi"/>
               </w:rPr>
-              <w:t>09</w:t>
+              <w:t>10</w:t>
             </w:r>
             <w:r>
               <w:rPr>
@@ -1010,13 +1010,13 @@
               <w:rPr>
                 <w:rFonts w:cstheme="minorHAnsi"/>
               </w:rPr>
-              <w:t>/0</w:t>
-            </w:r>
-            <w:r>
-              <w:rPr>
-                <w:rFonts w:cstheme="minorHAnsi"/>
-              </w:rPr>
-              <w:t>9</w:t>
+              <w:t>/</w:t>
+            </w:r>
+            <w:r>
+              <w:rPr>
+                <w:rFonts w:cstheme="minorHAnsi"/>
+              </w:rPr>
+              <w:t>10</w:t>
             </w:r>
             <w:r>
               <w:rPr>
@@ -1645,7 +1645,7 @@
                 <w:bCs/>
                 <w:i/>
               </w:rPr>
-              <w:t>SEPTIEMBRE</w:t>
+              <w:t>OCTUBRE</w:t>
             </w:r>
             <w:r>
               <w:rPr>
@@ -1796,7 +1796,7 @@
                 <w:rFonts w:cstheme="minorHAnsi"/>
                 <w:b/>
               </w:rPr>
-              <w:t>SEPTIEMBRE</w:t>
+              <w:t>OCTUBRE</w:t>
             </w:r>
             <w:r>
               <w:rPr>
@@ -1833,13 +1833,28 @@
                 <w:rFonts w:cstheme="minorHAnsi"/>
                 <w:bCs/>
               </w:rPr>
-              <w:t xml:space="preserve">Fortalecemos la responsabilidad, solidaridad y complementariedad, a través del estudio de </w:t>
-            </w:r>
-            <w:r>
-              <w:rPr>
-                <w:rFonts w:cstheme="minorHAnsi"/>
-              </w:rPr>
-              <w:t>los sistemas operativos con licencia y libres</w:t>
+              <w:t xml:space="preserve">Fortalecemos la responsabilidad, solidaridad y complementariedad, a través del </w:t>
+            </w:r>
+            <w:r>
+              <w:rPr>
+                <w:rFonts w:cstheme="minorHAnsi"/>
+                <w:bCs/>
+              </w:rPr>
+              <w:t xml:space="preserve">uso de herramientas ofimática </w:t>
+            </w:r>
+            <w:r>
+              <w:rPr>
+                <w:rFonts w:cstheme="minorHAnsi"/>
+                <w:bCs/>
+              </w:rPr>
+              <w:t>en el</w:t>
+            </w:r>
+            <w:r>
+              <w:rPr>
+                <w:rFonts w:cstheme="minorHAnsi"/>
+                <w:bCs/>
+              </w:rPr>
+              <w:t xml:space="preserve"> sistema operativo Windows y Linux</w:t>
             </w:r>
             <w:r>
               <w:rPr>
@@ -2003,7 +2018,17 @@
                 <w:sz w:val="20"/>
                 <w:szCs w:val="20"/>
               </w:rPr>
-              <w:t>SISTEMA OPERATIVO WINDOWS</w:t>
+              <w:t xml:space="preserve">Microsoft Office Word/ </w:t>
+            </w:r>
+            <w:r>
+              <w:rPr>
+                <w:rFonts w:ascii="Arial" w:eastAsia="Arial" w:hAnsi="Arial" w:cs="Arial"/>
+                <w:b/>
+                <w:bCs/>
+                <w:sz w:val="20"/>
+                <w:szCs w:val="20"/>
+              </w:rPr>
+              <w:t>Libre Office en LINUX DEBIAN 7/8</w:t>
             </w:r>
           </w:p>
           <w:p>
@@ -2027,7 +2052,7 @@
                 <w:sz w:val="20"/>
                 <w:szCs w:val="20"/>
               </w:rPr>
-              <w:t>Configuración básica, manejo de archivos, uso red local, configuración acceso a la red.</w:t>
+              <w:t xml:space="preserve">Abrir/Guardar un archivo Word. </w:t>
             </w:r>
           </w:p>
           <w:p>
@@ -2051,31 +2076,15 @@
                 <w:sz w:val="20"/>
                 <w:szCs w:val="20"/>
               </w:rPr>
-              <w:t>Uso de comandos MS-DOS consola S.O. Windows.</w:t>
-            </w:r>
-          </w:p>
-          <w:p>
-            <w:pPr>
-              <w:spacing w:after="0" w:line="240" w:lineRule="auto"/>
-              <w:ind w:left="-9"/>
-              <w:jc w:val="both"/>
+              <w:t>Dar formato al documento, texto</w:t>
+            </w:r>
+            <w:r>
               <w:rPr>
                 <w:rFonts w:ascii="Arial" w:eastAsia="Arial" w:hAnsi="Arial" w:cs="Arial"/>
-                <w:b/>
-                <w:bCs/>
                 <w:sz w:val="20"/>
                 <w:szCs w:val="20"/>
               </w:rPr>
-            </w:pPr>
-            <w:r>
-              <w:rPr>
-                <w:rFonts w:ascii="Arial" w:eastAsia="Arial" w:hAnsi="Arial" w:cs="Arial"/>
-                <w:b/>
-                <w:bCs/>
-                <w:sz w:val="20"/>
-                <w:szCs w:val="20"/>
-              </w:rPr>
-              <w:t>SISTEMA OPERATIVO LINUX (DEBIAN 7/8)</w:t>
+              <w:t>.</w:t>
             </w:r>
           </w:p>
           <w:p>
@@ -2099,7 +2108,59 @@
                 <w:sz w:val="20"/>
                 <w:szCs w:val="20"/>
               </w:rPr>
-              <w:t>Uso de comandos básicos en la terminal.</w:t>
+              <w:t>Uso de diferentes fuentes para la creación de un documento</w:t>
+            </w:r>
+            <w:r>
+              <w:rPr>
+                <w:rFonts w:ascii="Arial" w:eastAsia="Arial" w:hAnsi="Arial" w:cs="Arial"/>
+                <w:sz w:val="20"/>
+                <w:szCs w:val="20"/>
+              </w:rPr>
+              <w:t>.</w:t>
+            </w:r>
+          </w:p>
+          <w:p>
+            <w:pPr>
+              <w:spacing w:after="0" w:line="240" w:lineRule="auto"/>
+              <w:ind w:left="-9"/>
+              <w:jc w:val="both"/>
+              <w:rPr>
+                <w:rFonts w:ascii="Arial" w:eastAsia="Arial" w:hAnsi="Arial" w:cs="Arial"/>
+                <w:b/>
+                <w:bCs/>
+                <w:sz w:val="20"/>
+                <w:szCs w:val="20"/>
+              </w:rPr>
+            </w:pPr>
+            <w:r>
+              <w:rPr>
+                <w:rFonts w:ascii="Arial" w:eastAsia="Arial" w:hAnsi="Arial" w:cs="Arial"/>
+                <w:b/>
+                <w:bCs/>
+                <w:sz w:val="20"/>
+                <w:szCs w:val="20"/>
+              </w:rPr>
+              <w:t>Microsoft Of</w:t>
+            </w:r>
+            <w:r>
+              <w:rPr>
+                <w:rFonts w:ascii="Arial" w:eastAsia="Arial" w:hAnsi="Arial" w:cs="Arial"/>
+                <w:b/>
+                <w:bCs/>
+                <w:sz w:val="20"/>
+                <w:szCs w:val="20"/>
+              </w:rPr>
+              <w:t>f</w:t>
+            </w:r>
+            <w:r>
+              <w:rPr>
+                <w:rFonts w:ascii="Arial" w:eastAsia="Arial" w:hAnsi="Arial" w:cs="Arial"/>
+                <w:b/>
+                <w:bCs/>
+                <w:sz w:val="20"/>
+                <w:szCs w:val="20"/>
+              </w:rPr>
+              <w:t>ice Power Point/ Libre Office Impress</w:t>
             </w:r>
           </w:p>
           <w:p>
@@ -2123,7 +2184,7 @@
                 <w:sz w:val="20"/>
                 <w:szCs w:val="20"/>
               </w:rPr>
-              <w:t>Uso de la red local para acceso y compartir archivos.</w:t>
+              <w:t>Creación de diapositiva y formato básico de texto e imagen.</w:t>
             </w:r>
           </w:p>
           <w:p>
@@ -2133,21 +2194,54 @@
               <w:jc w:val="both"/>
               <w:rPr>
                 <w:rFonts w:ascii="Arial" w:eastAsia="Arial" w:hAnsi="Arial" w:cs="Arial"/>
+                <w:b/>
+                <w:bCs/>
                 <w:sz w:val="20"/>
                 <w:szCs w:val="20"/>
               </w:rPr>
             </w:pPr>
-          </w:p>
-          <w:p>
-            <w:pPr>
-              <w:tabs>
-                <w:tab w:val="left" w:pos="210"/>
-              </w:tabs>
-              <w:rPr>
-                <w:rFonts w:cstheme="minorHAnsi"/>
-                <w:bCs/>
-              </w:rPr>
-            </w:pPr>
+            <w:r>
+              <w:rPr>
+                <w:rFonts w:ascii="Arial" w:eastAsia="Arial" w:hAnsi="Arial" w:cs="Arial"/>
+                <w:b/>
+                <w:bCs/>
+                <w:sz w:val="20"/>
+                <w:szCs w:val="20"/>
+              </w:rPr>
+              <w:t>Microsoft Excel/Libre Office Sheet</w:t>
+            </w:r>
+          </w:p>
+          <w:p>
+            <w:pPr>
+              <w:numPr>
+                <w:ilvl w:val="0"/>
+                <w:numId w:val="3"/>
+              </w:numPr>
+              <w:spacing w:after="0" w:line="240" w:lineRule="auto"/>
+              <w:ind w:left="141" w:hanging="150"/>
+              <w:jc w:val="both"/>
+              <w:rPr>
+                <w:rFonts w:ascii="Arial" w:eastAsia="Arial" w:hAnsi="Arial" w:cs="Arial"/>
+                <w:sz w:val="20"/>
+                <w:szCs w:val="20"/>
+              </w:rPr>
+            </w:pPr>
+            <w:r>
+              <w:rPr>
+                <w:rFonts w:ascii="Arial" w:eastAsia="Arial" w:hAnsi="Arial" w:cs="Arial"/>
+                <w:sz w:val="20"/>
+                <w:szCs w:val="20"/>
+              </w:rPr>
+              <w:t>Uso de tablas y estilo básico de las celdas/tablas</w:t>
+            </w:r>
+            <w:r>
+              <w:rPr>
+                <w:rFonts w:ascii="Arial" w:eastAsia="Arial" w:hAnsi="Arial" w:cs="Arial"/>
+                <w:sz w:val="20"/>
+                <w:szCs w:val="20"/>
+              </w:rPr>
+              <w:t>.</w:t>
+            </w:r>
           </w:p>
         </w:tc>
         <w:tc>
@@ -2238,14 +2332,14 @@
       <w:tblGrid>
         <w:gridCol w:w="2529"/>
         <w:gridCol w:w="4536"/>
-        <w:gridCol w:w="1798"/>
-        <w:gridCol w:w="1604"/>
+        <w:gridCol w:w="1417"/>
+        <w:gridCol w:w="1985"/>
         <w:gridCol w:w="3096"/>
       </w:tblGrid>
       <w:tr>
         <w:tc>
           <w:tcPr>
-            <w:tcW w:w="8863" w:type="dxa"/>
+            <w:tcW w:w="8482" w:type="dxa"/>
             <w:gridSpan w:val="3"/>
             <w:shd w:val="clear" w:color="auto" w:fill="B4C6E7" w:themeFill="accent1" w:themeFillTint="66"/>
           </w:tcPr>
@@ -2270,7 +2364,7 @@
         </w:tc>
         <w:tc>
           <w:tcPr>
-            <w:tcW w:w="4700" w:type="dxa"/>
+            <w:tcW w:w="5081" w:type="dxa"/>
             <w:gridSpan w:val="2"/>
             <w:shd w:val="clear" w:color="auto" w:fill="B4C6E7" w:themeFill="accent1" w:themeFillTint="66"/>
           </w:tcPr>
@@ -2313,7 +2407,7 @@
       <w:tr>
         <w:tc>
           <w:tcPr>
-            <w:tcW w:w="8863" w:type="dxa"/>
+            <w:tcW w:w="8482" w:type="dxa"/>
             <w:gridSpan w:val="3"/>
             <w:shd w:val="clear" w:color="auto" w:fill="FFFFFF" w:themeFill="background1"/>
           </w:tcPr>
@@ -2351,20 +2445,27 @@
                 <w:rFonts w:eastAsiaTheme="minorHAnsi" w:cstheme="minorHAnsi"/>
                 <w:lang w:eastAsia="en-US"/>
               </w:rPr>
-              <w:t>las diferencias y similitudes entre el sistema operativo Windows/Linux</w:t>
+              <w:t xml:space="preserve">las diferencias y similitudes entre </w:t>
             </w:r>
             <w:r>
               <w:rPr>
                 <w:rFonts w:eastAsiaTheme="minorHAnsi" w:cstheme="minorHAnsi"/>
                 <w:lang w:eastAsia="en-US"/>
               </w:rPr>
+              <w:t>MS Office/Libre Office</w:t>
+            </w:r>
+            <w:r>
+              <w:rPr>
+                <w:rFonts w:eastAsiaTheme="minorHAnsi" w:cstheme="minorHAnsi"/>
+                <w:lang w:eastAsia="en-US"/>
+              </w:rPr>
               <w:t>.</w:t>
             </w:r>
           </w:p>
         </w:tc>
         <w:tc>
           <w:tcPr>
-            <w:tcW w:w="4700" w:type="dxa"/>
+            <w:tcW w:w="5081" w:type="dxa"/>
             <w:gridSpan w:val="2"/>
             <w:shd w:val="clear" w:color="auto" w:fill="FFFFFF" w:themeFill="background1"/>
           </w:tcPr>
@@ -2396,7 +2497,7 @@
       <w:tr>
         <w:tc>
           <w:tcPr>
-            <w:tcW w:w="8863" w:type="dxa"/>
+            <w:tcW w:w="8482" w:type="dxa"/>
             <w:gridSpan w:val="3"/>
             <w:shd w:val="clear" w:color="auto" w:fill="FFFFFF" w:themeFill="background1"/>
           </w:tcPr>
@@ -2437,7 +2538,19 @@
               <w:rPr>
                 <w:rStyle w:val="fontstyle01"/>
               </w:rPr>
-              <w:t>analizamos los principales comandos para el manejo de archivos, tanto en Windows como en Linux.</w:t>
+              <w:t>analizamos l</w:t>
+            </w:r>
+            <w:r>
+              <w:rPr>
+                <w:rStyle w:val="fontstyle01"/>
+              </w:rPr>
+              <w:t xml:space="preserve">as configuraciones para dar formato al documento, </w:t>
+            </w:r>
+            <w:r>
+              <w:rPr>
+                <w:rStyle w:val="fontstyle01"/>
+              </w:rPr>
+              <w:t>s principales comandos para el manejo de archivos, tanto en Windows como en Linux.</w:t>
             </w:r>
           </w:p>
           <w:p>
@@ -2467,7 +2580,7 @@
         </w:tc>
         <w:tc>
           <w:tcPr>
-            <w:tcW w:w="4700" w:type="dxa"/>
+            <w:tcW w:w="5081" w:type="dxa"/>
             <w:gridSpan w:val="2"/>
             <w:shd w:val="clear" w:color="auto" w:fill="FFFFFF" w:themeFill="background1"/>
           </w:tcPr>
@@ -2498,23 +2611,168 @@
                 <w:rFonts w:eastAsia="Times New Roman"/>
                 <w:lang w:eastAsia="es-419"/>
               </w:rPr>
-              <w:t xml:space="preserve">Analiza los principales componentes electrónicos y </w:t>
+              <w:t>Memoriza las principales configuraciones para dar formato a un documento, texto e imagen</w:t>
             </w:r>
             <w:r>
               <w:rPr>
                 <w:rFonts w:eastAsia="Times New Roman"/>
                 <w:lang w:eastAsia="es-419"/>
               </w:rPr>
-              <w:t>su función</w:t>
-            </w:r>
-            <w:r>
+              <w:t>.</w:t>
+            </w:r>
+          </w:p>
+          <w:p>
+            <w:pPr>
+              <w:pStyle w:val="Sinespaciado"/>
+              <w:rPr>
+                <w:rFonts w:eastAsiaTheme="minorHAnsi" w:cstheme="minorHAnsi"/>
+                <w:lang w:eastAsia="en-US"/>
+              </w:rPr>
+            </w:pPr>
+          </w:p>
+        </w:tc>
+      </w:tr>
+      <w:tr>
+        <w:tc>
+          <w:tcPr>
+            <w:tcW w:w="8482" w:type="dxa"/>
+            <w:gridSpan w:val="3"/>
+            <w:shd w:val="clear" w:color="auto" w:fill="FFFFFF" w:themeFill="background1"/>
+          </w:tcPr>
+          <w:p>
+            <w:pPr>
+              <w:pStyle w:val="Sinespaciado"/>
               <w:rPr>
                 <w:rFonts w:eastAsia="Times New Roman"/>
                 <w:lang w:eastAsia="es-419"/>
               </w:rPr>
-              <w:t xml:space="preserve"> en el computador.</w:t>
-            </w:r>
-          </w:p>
+            </w:pPr>
+            <w:r>
+              <w:rPr>
+                <w:rFonts w:ascii="Berlin Sans FB Demi" w:eastAsiaTheme="minorHAnsi" w:hAnsi="Berlin Sans FB Demi"/>
+                <w:lang w:eastAsia="en-US"/>
+              </w:rPr>
+              <w:t>VALORACIÓN:</w:t>
+            </w:r>
+            <w:r>
+              <w:rPr>
+                <w:rFonts w:ascii="Berlin Sans FB Demi" w:eastAsiaTheme="minorHAnsi" w:hAnsi="Berlin Sans FB Demi"/>
+                <w:lang w:eastAsia="en-US"/>
+              </w:rPr>
+              <w:t xml:space="preserve"> </w:t>
+            </w:r>
+            <w:r>
+              <w:rPr>
+                <w:rStyle w:val="fontstyle01"/>
+              </w:rPr>
+              <w:t xml:space="preserve">Valoramos </w:t>
+            </w:r>
+            <w:r>
+              <w:rPr>
+                <w:rStyle w:val="fontstyle01"/>
+              </w:rPr>
+              <w:t xml:space="preserve">la </w:t>
+            </w:r>
+            <w:r>
+              <w:rPr>
+                <w:rStyle w:val="fontstyle01"/>
+              </w:rPr>
+              <w:t>utilidad del sistema operativo Linux como una alternativa a Windows</w:t>
+            </w:r>
+            <w:r>
+              <w:rPr>
+                <w:rStyle w:val="fontstyle01"/>
+              </w:rPr>
+              <w:t>.</w:t>
+            </w:r>
+          </w:p>
+          <w:p>
+            <w:pPr>
+              <w:pStyle w:val="Sinespaciado"/>
+              <w:rPr>
+                <w:rFonts w:eastAsiaTheme="minorHAnsi" w:cstheme="minorHAnsi"/>
+                <w:lang w:eastAsia="en-US"/>
+              </w:rPr>
+            </w:pPr>
+          </w:p>
+        </w:tc>
+        <w:tc>
+          <w:tcPr>
+            <w:tcW w:w="5081" w:type="dxa"/>
+            <w:gridSpan w:val="2"/>
+            <w:shd w:val="clear" w:color="auto" w:fill="FFFFFF" w:themeFill="background1"/>
+          </w:tcPr>
+          <w:p>
+            <w:pPr>
+              <w:pStyle w:val="Sinespaciado"/>
+              <w:rPr>
+                <w:rStyle w:val="fontstyle01"/>
+              </w:rPr>
+            </w:pPr>
+            <w:r>
+              <w:rPr>
+                <w:rFonts w:ascii="Berlin Sans FB Demi" w:eastAsiaTheme="minorHAnsi" w:hAnsi="Berlin Sans FB Demi"/>
+                <w:lang w:eastAsia="en-US"/>
+              </w:rPr>
+              <w:t>HACER:</w:t>
+            </w:r>
+            <w:r>
+              <w:rPr>
+                <w:rFonts w:ascii="Berlin Sans FB Demi" w:eastAsiaTheme="minorHAnsi" w:hAnsi="Berlin Sans FB Demi"/>
+                <w:lang w:eastAsia="en-US"/>
+              </w:rPr>
+              <w:t xml:space="preserve"> </w:t>
+            </w:r>
+            <w:r>
+              <w:rPr>
+                <w:rStyle w:val="fontstyle01"/>
+              </w:rPr>
+              <w:t>Realizar</w:t>
+            </w:r>
+            <w:r>
+              <w:rPr>
+                <w:rStyle w:val="fontstyle01"/>
+              </w:rPr>
+              <w:t xml:space="preserve"> la transcripción de texto e imagen de la “leyenda de la papa” a un documento Word</w:t>
+            </w:r>
+            <w:r>
+              <w:rPr>
+                <w:rStyle w:val="fontstyle01"/>
+              </w:rPr>
+              <w:t xml:space="preserve"> y PowerPoint</w:t>
+            </w:r>
+            <w:r>
+              <w:rPr>
+                <w:rStyle w:val="fontstyle01"/>
+              </w:rPr>
+              <w:t>.</w:t>
+            </w:r>
+          </w:p>
+          <w:p>
+            <w:pPr>
+              <w:spacing w:after="0" w:line="240" w:lineRule="auto"/>
+              <w:rPr>
+                <w:rFonts w:eastAsiaTheme="minorHAnsi" w:cstheme="minorHAnsi"/>
+                <w:lang w:eastAsia="en-US"/>
+              </w:rPr>
+            </w:pPr>
+            <w:r>
+              <w:rPr>
+                <w:rFonts w:eastAsiaTheme="minorHAnsi" w:cstheme="minorHAnsi"/>
+                <w:lang w:eastAsia="en-US"/>
+              </w:rPr>
+              <w:t>Realiza tabla Excel para anotar el manejo de una pequeña empresa.</w:t>
+            </w:r>
+          </w:p>
+        </w:tc>
+      </w:tr>
+      <w:tr>
+        <w:tc>
+          <w:tcPr>
+            <w:tcW w:w="8482" w:type="dxa"/>
+            <w:gridSpan w:val="3"/>
+            <w:shd w:val="clear" w:color="auto" w:fill="FFFFFF" w:themeFill="background1"/>
+          </w:tcPr>
           <w:p>
             <w:pPr>
               <w:pStyle w:val="Sinespaciado"/>
@@ -2525,10 +2783,65 @@
             </w:pPr>
             <w:r>
               <w:rPr>
-                <w:rFonts w:eastAsia="Times New Roman"/>
-                <w:lang w:eastAsia="es-419"/>
-              </w:rPr>
-              <w:t>Analiza la función de los componentes de un computador.</w:t>
+                <w:rFonts w:ascii="Berlin Sans FB Demi" w:eastAsiaTheme="minorHAnsi" w:hAnsi="Berlin Sans FB Demi"/>
+                <w:lang w:eastAsia="en-US"/>
+              </w:rPr>
+              <w:t>PRODUCCIÓN</w:t>
+            </w:r>
+            <w:r>
+              <w:rPr>
+                <w:rFonts w:ascii="Berlin Sans FB Demi" w:eastAsiaTheme="minorHAnsi" w:hAnsi="Berlin Sans FB Demi"/>
+                <w:lang w:eastAsia="en-US"/>
+              </w:rPr>
+              <w:t xml:space="preserve">: </w:t>
+            </w:r>
+            <w:r>
+              <w:rPr>
+                <w:rStyle w:val="fontstyle01"/>
+              </w:rPr>
+              <w:t xml:space="preserve"> </w:t>
+            </w:r>
+            <w:r>
+              <w:rPr>
+                <w:rStyle w:val="fontstyle01"/>
+              </w:rPr>
+              <w:t xml:space="preserve">Realiza un </w:t>
+            </w:r>
+            <w:r>
+              <w:rPr>
+                <w:rStyle w:val="fontstyle01"/>
+              </w:rPr>
+              <w:t>documento</w:t>
+            </w:r>
+            <w:r>
+              <w:rPr>
+                <w:rStyle w:val="fontstyle01"/>
+              </w:rPr>
+              <w:t xml:space="preserve"> en Word y PowerPoint</w:t>
+            </w:r>
+            <w:r>
+              <w:rPr>
+                <w:rStyle w:val="fontstyle01"/>
+              </w:rPr>
+              <w:t>, texto e imagen</w:t>
+            </w:r>
+            <w:r>
+              <w:rPr>
+                <w:rStyle w:val="fontstyle01"/>
+              </w:rPr>
+              <w:t xml:space="preserve"> formateado</w:t>
+            </w:r>
+            <w:r>
+              <w:rPr>
+                <w:rStyle w:val="fontstyle01"/>
+              </w:rPr>
+              <w:t xml:space="preserve"> de la “Leyenda de la papa”</w:t>
+            </w:r>
+            <w:r>
+              <w:rPr>
+                <w:rStyle w:val="fontstyle01"/>
+              </w:rPr>
+              <w:t>.</w:t>
             </w:r>
           </w:p>
           <w:p>
@@ -2541,74 +2854,9 @@
             </w:pPr>
           </w:p>
         </w:tc>
-      </w:tr>
-      <w:tr>
-        <w:tc>
-          <w:tcPr>
-            <w:tcW w:w="8863" w:type="dxa"/>
-            <w:gridSpan w:val="3"/>
-            <w:shd w:val="clear" w:color="auto" w:fill="FFFFFF" w:themeFill="background1"/>
-          </w:tcPr>
-          <w:p>
-            <w:pPr>
-              <w:pStyle w:val="Sinespaciado"/>
-              <w:rPr>
-                <w:rFonts w:eastAsia="Times New Roman"/>
-                <w:lang w:eastAsia="es-419"/>
-              </w:rPr>
-            </w:pPr>
-            <w:r>
-              <w:rPr>
-                <w:rFonts w:ascii="Berlin Sans FB Demi" w:eastAsiaTheme="minorHAnsi" w:hAnsi="Berlin Sans FB Demi"/>
-                <w:lang w:eastAsia="en-US"/>
-              </w:rPr>
-              <w:t>VALORACIÓN:</w:t>
-            </w:r>
-            <w:r>
-              <w:rPr>
-                <w:rFonts w:ascii="Berlin Sans FB Demi" w:eastAsiaTheme="minorHAnsi" w:hAnsi="Berlin Sans FB Demi"/>
-                <w:lang w:eastAsia="en-US"/>
-              </w:rPr>
-              <w:t xml:space="preserve"> </w:t>
-            </w:r>
-            <w:r>
-              <w:rPr>
-                <w:rStyle w:val="fontstyle01"/>
-              </w:rPr>
-              <w:t xml:space="preserve">Valoramos </w:t>
-            </w:r>
-            <w:r>
-              <w:rPr>
-                <w:rStyle w:val="fontstyle01"/>
-              </w:rPr>
-              <w:t xml:space="preserve">la </w:t>
-            </w:r>
-            <w:r>
-              <w:rPr>
-                <w:rStyle w:val="fontstyle01"/>
-              </w:rPr>
-              <w:t>utilidad del sistema operativo Linux como una alternativa a Windows</w:t>
-            </w:r>
-            <w:r>
-              <w:rPr>
-                <w:rStyle w:val="fontstyle01"/>
-              </w:rPr>
-              <w:t>.</w:t>
-            </w:r>
-          </w:p>
-          <w:p>
-            <w:pPr>
-              <w:pStyle w:val="Sinespaciado"/>
-              <w:rPr>
-                <w:rFonts w:eastAsiaTheme="minorHAnsi" w:cstheme="minorHAnsi"/>
-                <w:lang w:eastAsia="en-US"/>
-              </w:rPr>
-            </w:pPr>
-          </w:p>
-        </w:tc>
-        <w:tc>
-          <w:tcPr>
-            <w:tcW w:w="4700" w:type="dxa"/>
+        <w:tc>
+          <w:tcPr>
+            <w:tcW w:w="5081" w:type="dxa"/>
             <w:gridSpan w:val="2"/>
             <w:shd w:val="clear" w:color="auto" w:fill="FFFFFF" w:themeFill="background1"/>
           </w:tcPr>
@@ -2616,146 +2864,37 @@
             <w:pPr>
               <w:pStyle w:val="Sinespaciado"/>
               <w:rPr>
+                <w:rFonts w:ascii="Arial" w:eastAsiaTheme="minorHAnsi" w:hAnsi="Arial" w:cs="Arial"/>
+                <w:lang w:eastAsia="en-US"/>
+              </w:rPr>
+            </w:pPr>
+            <w:r>
+              <w:rPr>
+                <w:rFonts w:ascii="Berlin Sans FB Demi" w:eastAsiaTheme="minorHAnsi" w:hAnsi="Berlin Sans FB Demi"/>
+                <w:lang w:eastAsia="en-US"/>
+              </w:rPr>
+              <w:t xml:space="preserve">DECIDIR: </w:t>
+            </w:r>
+            <w:r>
+              <w:rPr>
                 <w:rFonts w:eastAsiaTheme="minorHAnsi" w:cstheme="minorHAnsi"/>
                 <w:lang w:eastAsia="en-US"/>
               </w:rPr>
-            </w:pPr>
-            <w:r>
-              <w:rPr>
-                <w:rFonts w:ascii="Berlin Sans FB Demi" w:eastAsiaTheme="minorHAnsi" w:hAnsi="Berlin Sans FB Demi"/>
-                <w:lang w:eastAsia="en-US"/>
-              </w:rPr>
-              <w:t>HACER:</w:t>
-            </w:r>
-            <w:r>
-              <w:rPr>
-                <w:rFonts w:ascii="Berlin Sans FB Demi" w:eastAsiaTheme="minorHAnsi" w:hAnsi="Berlin Sans FB Demi"/>
-                <w:lang w:eastAsia="en-US"/>
-              </w:rPr>
-              <w:t xml:space="preserve"> </w:t>
-            </w:r>
-          </w:p>
-          <w:p>
-            <w:pPr>
-              <w:spacing w:after="0" w:line="240" w:lineRule="auto"/>
+              <w:t xml:space="preserve">Valora </w:t>
+            </w:r>
+            <w:r>
               <w:rPr>
                 <w:rFonts w:eastAsiaTheme="minorHAnsi" w:cstheme="minorHAnsi"/>
                 <w:lang w:eastAsia="en-US"/>
               </w:rPr>
-            </w:pPr>
-            <w:r>
-              <w:rPr>
-                <w:rStyle w:val="fontstyle01"/>
-              </w:rPr>
-              <w:t>Realizar</w:t>
-            </w:r>
-            <w:r>
-              <w:rPr>
-                <w:rStyle w:val="fontstyle01"/>
-              </w:rPr>
-              <w:t xml:space="preserve"> </w:t>
-            </w:r>
-            <w:r>
-              <w:rPr>
-                <w:rStyle w:val="fontstyle01"/>
-              </w:rPr>
-              <w:t>los cuestionarios de la plataforma CISCO, para, obtener la correspondiente certificación</w:t>
-            </w:r>
-            <w:r>
-              <w:rPr>
-                <w:rStyle w:val="fontstyle01"/>
+              <w:t>MS Word como herramienta de creación de documentos, más fiable y confiable</w:t>
+            </w:r>
+            <w:r>
+              <w:rPr>
+                <w:rFonts w:eastAsiaTheme="minorHAnsi" w:cstheme="minorHAnsi"/>
+                <w:lang w:eastAsia="en-US"/>
               </w:rPr>
               <w:t>.</w:t>
-            </w:r>
-          </w:p>
-        </w:tc>
-      </w:tr>
-      <w:tr>
-        <w:tc>
-          <w:tcPr>
-            <w:tcW w:w="8863" w:type="dxa"/>
-            <w:gridSpan w:val="3"/>
-            <w:shd w:val="clear" w:color="auto" w:fill="FFFFFF" w:themeFill="background1"/>
-          </w:tcPr>
-          <w:p>
-            <w:pPr>
-              <w:pStyle w:val="Sinespaciado"/>
-              <w:rPr>
-                <w:rFonts w:eastAsia="Times New Roman"/>
-                <w:lang w:eastAsia="es-419"/>
-              </w:rPr>
-            </w:pPr>
-            <w:r>
-              <w:rPr>
-                <w:rFonts w:ascii="Berlin Sans FB Demi" w:eastAsiaTheme="minorHAnsi" w:hAnsi="Berlin Sans FB Demi"/>
-                <w:lang w:eastAsia="en-US"/>
-              </w:rPr>
-              <w:t>PRODUCCIÓN</w:t>
-            </w:r>
-            <w:r>
-              <w:rPr>
-                <w:rFonts w:ascii="Berlin Sans FB Demi" w:eastAsiaTheme="minorHAnsi" w:hAnsi="Berlin Sans FB Demi"/>
-                <w:lang w:eastAsia="en-US"/>
-              </w:rPr>
-              <w:t xml:space="preserve">: </w:t>
-            </w:r>
-            <w:r>
-              <w:rPr>
-                <w:rStyle w:val="fontstyle01"/>
-              </w:rPr>
-              <w:t>Obtiene las certificaciones de manejo básico de Windows y comandos en Linux, en la plataforma de la academia CISCO</w:t>
-            </w:r>
-            <w:r>
-              <w:rPr>
-                <w:rStyle w:val="fontstyle01"/>
-              </w:rPr>
-              <w:t>.</w:t>
-            </w:r>
-          </w:p>
-          <w:p>
-            <w:pPr>
-              <w:pStyle w:val="Sinespaciado"/>
-              <w:rPr>
-                <w:rFonts w:eastAsiaTheme="minorHAnsi" w:cstheme="minorHAnsi"/>
-                <w:lang w:eastAsia="en-US"/>
-              </w:rPr>
-            </w:pPr>
-          </w:p>
-        </w:tc>
-        <w:tc>
-          <w:tcPr>
-            <w:tcW w:w="4700" w:type="dxa"/>
-            <w:gridSpan w:val="2"/>
-            <w:shd w:val="clear" w:color="auto" w:fill="FFFFFF" w:themeFill="background1"/>
-          </w:tcPr>
-          <w:p>
-            <w:pPr>
-              <w:pStyle w:val="Sinespaciado"/>
-              <w:rPr>
-                <w:rFonts w:ascii="Arial" w:eastAsiaTheme="minorHAnsi" w:hAnsi="Arial" w:cs="Arial"/>
-                <w:lang w:eastAsia="en-US"/>
-              </w:rPr>
-            </w:pPr>
-            <w:r>
-              <w:rPr>
-                <w:rFonts w:ascii="Berlin Sans FB Demi" w:eastAsiaTheme="minorHAnsi" w:hAnsi="Berlin Sans FB Demi"/>
-                <w:lang w:eastAsia="en-US"/>
-              </w:rPr>
-              <w:t xml:space="preserve">DECIDIR: </w:t>
-            </w:r>
-            <w:r>
-              <w:rPr>
-                <w:rFonts w:eastAsiaTheme="minorHAnsi" w:cstheme="minorHAnsi"/>
-                <w:lang w:eastAsia="en-US"/>
-              </w:rPr>
-              <w:t xml:space="preserve">Valora </w:t>
-            </w:r>
-            <w:r>
-              <w:rPr>
-                <w:rFonts w:eastAsiaTheme="minorHAnsi" w:cstheme="minorHAnsi"/>
-                <w:lang w:eastAsia="en-US"/>
-              </w:rPr>
-              <w:t>al sistema operativo Linux, como, opción fiable ante Microsoft Windows, y como herramienta mas versátil.</w:t>
             </w:r>
           </w:p>
         </w:tc>
@@ -3058,11 +3197,6 @@
               <w:t>Marcadores, material oficina, texto de apuntes.</w:t>
             </w:r>
           </w:p>
-          <w:p>
-            <w:pPr>
-              <w:pStyle w:val="Sinespaciado"/>
-            </w:pPr>
-          </w:p>
         </w:tc>
         <w:tc>
           <w:tcPr>
@@ -3123,25 +3257,25 @@
               <w:rPr>
                 <w:rStyle w:val="fontstyle01"/>
               </w:rPr>
-              <w:t>C</w:t>
+              <w:t>D</w:t>
             </w:r>
             <w:r>
               <w:rPr>
                 <w:rStyle w:val="fontstyle01"/>
               </w:rPr>
-              <w:t>ertifica</w:t>
+              <w:t>ocumento</w:t>
             </w:r>
             <w:r>
               <w:rPr>
                 <w:rStyle w:val="fontstyle01"/>
               </w:rPr>
-              <w:t xml:space="preserve">dos </w:t>
+              <w:t xml:space="preserve"> y diapositiva formateado</w:t>
             </w:r>
             <w:r>
               <w:rPr>
                 <w:rStyle w:val="fontstyle01"/>
               </w:rPr>
-              <w:t>de manejo básico de Windows y comandos en Linux, en la plataforma de la academia CISCO</w:t>
+              <w:t xml:space="preserve"> de la “Leyenda de la papa”</w:t>
             </w:r>
             <w:r>
               <w:rPr>
@@ -3195,16 +3329,27 @@
             <w:pPr>
               <w:pStyle w:val="Sinespaciado"/>
             </w:pPr>
+            <w:r>
+              <w:t xml:space="preserve">Ayuda para el uso de Microsoft Office Word: </w:t>
+            </w:r>
             <w:hyperlink r:id="rId8" w:history="1">
               <w:r>
                 <w:rPr>
                   <w:rStyle w:val="Hipervnculo"/>
                 </w:rPr>
-                <w:t>https://www.netacad.com/</w:t>
+                <w:t>https://support.microsoft.com/es-es</w:t>
               </w:r>
             </w:hyperlink>
-            <w:r>
-              <w:t xml:space="preserve">    Academia online Cisco.</w:t>
+          </w:p>
+          <w:p>
+            <w:pPr>
+              <w:pStyle w:val="Sinespaciado"/>
+            </w:pPr>
+            <w:r>
+              <w:t xml:space="preserve">Ayuda para el uso de Microsoft Office Excel:  </w:t>
+            </w:r>
+            <w:r>
+              <w:t>https://support.microsoft.com/es-es/excel</w:t>
             </w:r>
           </w:p>
         </w:tc>

--- a/PDC_2025_3ro_TTG.docx
+++ b/PDC_2025_3ro_TTG.docx
@@ -30,7 +30,7 @@
           <w:sz w:val="40"/>
           <w:szCs w:val="36"/>
         </w:rPr>
-        <w:t>OCTUBRE</w:t>
+        <w:t>NOVIEMBRE</w:t>
       </w:r>
       <w:r>
         <w:rPr>
@@ -793,7 +793,7 @@
               <w:rPr>
                 <w:rFonts w:cstheme="minorHAnsi"/>
               </w:rPr>
-              <w:t>Octubre</w:t>
+              <w:t>Noviembre</w:t>
             </w:r>
           </w:p>
         </w:tc>
@@ -943,7 +943,13 @@
               <w:rPr>
                 <w:rFonts w:cstheme="minorHAnsi"/>
               </w:rPr>
-              <w:t>10</w:t>
+              <w:t>1</w:t>
+            </w:r>
+            <w:r>
+              <w:rPr>
+                <w:rFonts w:cstheme="minorHAnsi"/>
+              </w:rPr>
+              <w:t>1</w:t>
             </w:r>
             <w:r>
               <w:rPr>
@@ -1016,7 +1022,13 @@
               <w:rPr>
                 <w:rFonts w:cstheme="minorHAnsi"/>
               </w:rPr>
-              <w:t>10</w:t>
+              <w:t>1</w:t>
+            </w:r>
+            <w:r>
+              <w:rPr>
+                <w:rFonts w:cstheme="minorHAnsi"/>
+              </w:rPr>
+              <w:t>1</w:t>
             </w:r>
             <w:r>
               <w:rPr>
@@ -1645,7 +1657,7 @@
                 <w:bCs/>
                 <w:i/>
               </w:rPr>
-              <w:t>OCTUBRE</w:t>
+              <w:t>NOVIEMBRE</w:t>
             </w:r>
             <w:r>
               <w:rPr>
@@ -1796,7 +1808,7 @@
                 <w:rFonts w:cstheme="minorHAnsi"/>
                 <w:b/>
               </w:rPr>
-              <w:t>OCTUBRE</w:t>
+              <w:t>NOVIEMBRE</w:t>
             </w:r>
             <w:r>
               <w:rPr>
@@ -2018,17 +2030,7 @@
                 <w:sz w:val="20"/>
                 <w:szCs w:val="20"/>
               </w:rPr>
-              <w:t xml:space="preserve">Microsoft Office Word/ </w:t>
-            </w:r>
-            <w:r>
-              <w:rPr>
-                <w:rFonts w:ascii="Arial" w:eastAsia="Arial" w:hAnsi="Arial" w:cs="Arial"/>
-                <w:b/>
-                <w:bCs/>
-                <w:sz w:val="20"/>
-                <w:szCs w:val="20"/>
-              </w:rPr>
-              <w:t>Libre Office en LINUX DEBIAN 7/8</w:t>
+              <w:t>Microsoft Excel/Libre Office Sheet</w:t>
             </w:r>
           </w:p>
           <w:p>
@@ -2052,7 +2054,7 @@
                 <w:sz w:val="20"/>
                 <w:szCs w:val="20"/>
               </w:rPr>
-              <w:t xml:space="preserve">Abrir/Guardar un archivo Word. </w:t>
+              <w:t>Formulas funciones y series</w:t>
             </w:r>
           </w:p>
           <w:p>
@@ -2076,172 +2078,20 @@
                 <w:sz w:val="20"/>
                 <w:szCs w:val="20"/>
               </w:rPr>
-              <w:t>Dar formato al documento, texto</w:t>
-            </w:r>
-            <w:r>
+              <w:t>Graficar tablas, funciones.</w:t>
+            </w:r>
+          </w:p>
+          <w:p>
+            <w:pPr>
+              <w:spacing w:after="0" w:line="240" w:lineRule="auto"/>
+              <w:ind w:left="141"/>
+              <w:jc w:val="both"/>
               <w:rPr>
                 <w:rFonts w:ascii="Arial" w:eastAsia="Arial" w:hAnsi="Arial" w:cs="Arial"/>
                 <w:sz w:val="20"/>
                 <w:szCs w:val="20"/>
               </w:rPr>
-              <w:t>.</w:t>
-            </w:r>
-          </w:p>
-          <w:p>
-            <w:pPr>
-              <w:numPr>
-                <w:ilvl w:val="0"/>
-                <w:numId w:val="3"/>
-              </w:numPr>
-              <w:spacing w:after="0" w:line="240" w:lineRule="auto"/>
-              <w:ind w:left="141" w:hanging="150"/>
-              <w:jc w:val="both"/>
-              <w:rPr>
-                <w:rFonts w:ascii="Arial" w:eastAsia="Arial" w:hAnsi="Arial" w:cs="Arial"/>
-                <w:sz w:val="20"/>
-                <w:szCs w:val="20"/>
-              </w:rPr>
-            </w:pPr>
-            <w:r>
-              <w:rPr>
-                <w:rFonts w:ascii="Arial" w:eastAsia="Arial" w:hAnsi="Arial" w:cs="Arial"/>
-                <w:sz w:val="20"/>
-                <w:szCs w:val="20"/>
-              </w:rPr>
-              <w:t>Uso de diferentes fuentes para la creación de un documento</w:t>
-            </w:r>
-            <w:r>
-              <w:rPr>
-                <w:rFonts w:ascii="Arial" w:eastAsia="Arial" w:hAnsi="Arial" w:cs="Arial"/>
-                <w:sz w:val="20"/>
-                <w:szCs w:val="20"/>
-              </w:rPr>
-              <w:t>.</w:t>
-            </w:r>
-          </w:p>
-          <w:p>
-            <w:pPr>
-              <w:spacing w:after="0" w:line="240" w:lineRule="auto"/>
-              <w:ind w:left="-9"/>
-              <w:jc w:val="both"/>
-              <w:rPr>
-                <w:rFonts w:ascii="Arial" w:eastAsia="Arial" w:hAnsi="Arial" w:cs="Arial"/>
-                <w:b/>
-                <w:bCs/>
-                <w:sz w:val="20"/>
-                <w:szCs w:val="20"/>
-              </w:rPr>
-            </w:pPr>
-            <w:r>
-              <w:rPr>
-                <w:rFonts w:ascii="Arial" w:eastAsia="Arial" w:hAnsi="Arial" w:cs="Arial"/>
-                <w:b/>
-                <w:bCs/>
-                <w:sz w:val="20"/>
-                <w:szCs w:val="20"/>
-              </w:rPr>
-              <w:t>Microsoft Of</w:t>
-            </w:r>
-            <w:r>
-              <w:rPr>
-                <w:rFonts w:ascii="Arial" w:eastAsia="Arial" w:hAnsi="Arial" w:cs="Arial"/>
-                <w:b/>
-                <w:bCs/>
-                <w:sz w:val="20"/>
-                <w:szCs w:val="20"/>
-              </w:rPr>
-              <w:t>f</w:t>
-            </w:r>
-            <w:r>
-              <w:rPr>
-                <w:rFonts w:ascii="Arial" w:eastAsia="Arial" w:hAnsi="Arial" w:cs="Arial"/>
-                <w:b/>
-                <w:bCs/>
-                <w:sz w:val="20"/>
-                <w:szCs w:val="20"/>
-              </w:rPr>
-              <w:t>ice Power Point/ Libre Office Impress</w:t>
-            </w:r>
-          </w:p>
-          <w:p>
-            <w:pPr>
-              <w:numPr>
-                <w:ilvl w:val="0"/>
-                <w:numId w:val="3"/>
-              </w:numPr>
-              <w:spacing w:after="0" w:line="240" w:lineRule="auto"/>
-              <w:ind w:left="141" w:hanging="150"/>
-              <w:jc w:val="both"/>
-              <w:rPr>
-                <w:rFonts w:ascii="Arial" w:eastAsia="Arial" w:hAnsi="Arial" w:cs="Arial"/>
-                <w:sz w:val="20"/>
-                <w:szCs w:val="20"/>
-              </w:rPr>
-            </w:pPr>
-            <w:r>
-              <w:rPr>
-                <w:rFonts w:ascii="Arial" w:eastAsia="Arial" w:hAnsi="Arial" w:cs="Arial"/>
-                <w:sz w:val="20"/>
-                <w:szCs w:val="20"/>
-              </w:rPr>
-              <w:t>Creación de diapositiva y formato básico de texto e imagen.</w:t>
-            </w:r>
-          </w:p>
-          <w:p>
-            <w:pPr>
-              <w:spacing w:after="0" w:line="240" w:lineRule="auto"/>
-              <w:ind w:left="-9"/>
-              <w:jc w:val="both"/>
-              <w:rPr>
-                <w:rFonts w:ascii="Arial" w:eastAsia="Arial" w:hAnsi="Arial" w:cs="Arial"/>
-                <w:b/>
-                <w:bCs/>
-                <w:sz w:val="20"/>
-                <w:szCs w:val="20"/>
-              </w:rPr>
-            </w:pPr>
-            <w:r>
-              <w:rPr>
-                <w:rFonts w:ascii="Arial" w:eastAsia="Arial" w:hAnsi="Arial" w:cs="Arial"/>
-                <w:b/>
-                <w:bCs/>
-                <w:sz w:val="20"/>
-                <w:szCs w:val="20"/>
-              </w:rPr>
-              <w:t>Microsoft Excel/Libre Office Sheet</w:t>
-            </w:r>
-          </w:p>
-          <w:p>
-            <w:pPr>
-              <w:numPr>
-                <w:ilvl w:val="0"/>
-                <w:numId w:val="3"/>
-              </w:numPr>
-              <w:spacing w:after="0" w:line="240" w:lineRule="auto"/>
-              <w:ind w:left="141" w:hanging="150"/>
-              <w:jc w:val="both"/>
-              <w:rPr>
-                <w:rFonts w:ascii="Arial" w:eastAsia="Arial" w:hAnsi="Arial" w:cs="Arial"/>
-                <w:sz w:val="20"/>
-                <w:szCs w:val="20"/>
-              </w:rPr>
-            </w:pPr>
-            <w:r>
-              <w:rPr>
-                <w:rFonts w:ascii="Arial" w:eastAsia="Arial" w:hAnsi="Arial" w:cs="Arial"/>
-                <w:sz w:val="20"/>
-                <w:szCs w:val="20"/>
-              </w:rPr>
-              <w:t>Uso de tablas y estilo básico de las celdas/tablas</w:t>
-            </w:r>
-            <w:r>
-              <w:rPr>
-                <w:rFonts w:ascii="Arial" w:eastAsia="Arial" w:hAnsi="Arial" w:cs="Arial"/>
-                <w:sz w:val="20"/>
-                <w:szCs w:val="20"/>
-              </w:rPr>
-              <w:t>.</w:t>
-            </w:r>
+            </w:pPr>
           </w:p>
         </w:tc>
         <w:tc>
@@ -2438,21 +2288,7 @@
                 <w:rFonts w:eastAsiaTheme="minorHAnsi" w:cstheme="minorHAnsi"/>
                 <w:lang w:eastAsia="en-US"/>
               </w:rPr>
-              <w:t xml:space="preserve">Observamos </w:t>
-            </w:r>
-            <w:r>
-              <w:rPr>
-                <w:rFonts w:eastAsiaTheme="minorHAnsi" w:cstheme="minorHAnsi"/>
-                <w:lang w:eastAsia="en-US"/>
-              </w:rPr>
-              <w:t xml:space="preserve">las diferencias y similitudes entre </w:t>
-            </w:r>
-            <w:r>
-              <w:rPr>
-                <w:rFonts w:eastAsiaTheme="minorHAnsi" w:cstheme="minorHAnsi"/>
-                <w:lang w:eastAsia="en-US"/>
-              </w:rPr>
-              <w:t>MS Office/Libre Office</w:t>
+              <w:t>Realizamos la formulación resolución de funciones matemáticas y físicas</w:t>
             </w:r>
             <w:r>
               <w:rPr>
@@ -2544,28 +2380,31 @@
               <w:rPr>
                 <w:rStyle w:val="fontstyle01"/>
               </w:rPr>
-              <w:t xml:space="preserve">as configuraciones para dar formato al documento, </w:t>
+              <w:t xml:space="preserve">as configuraciones </w:t>
             </w:r>
             <w:r>
               <w:rPr>
                 <w:rStyle w:val="fontstyle01"/>
               </w:rPr>
-              <w:t>s principales comandos para el manejo de archivos, tanto en Windows como en Linux.</w:t>
-            </w:r>
-          </w:p>
-          <w:p>
-            <w:pPr>
-              <w:pStyle w:val="Sinespaciado"/>
-              <w:rPr>
-                <w:rFonts w:eastAsia="Times New Roman"/>
-                <w:lang w:eastAsia="es-419"/>
-              </w:rPr>
-            </w:pPr>
+              <w:t>necesarias para formular y su grafico de funciones: máximo, mínimo, contar, promedio, suma, funciones: lineal, cuadrática, cubica, seno, movimiento parabólico, movimiento rectilíneo uniforme acelerado, movimiento circular</w:t>
+            </w:r>
             <w:r>
               <w:rPr>
                 <w:rStyle w:val="fontstyle01"/>
               </w:rPr>
-              <w:t>Revisamos los paquetes de ofimática presentes en el computador en Windows y Linux.</w:t>
+              <w:t xml:space="preserve"> en hojas de </w:t>
+            </w:r>
+            <w:r>
+              <w:rPr>
+                <w:rStyle w:val="fontstyle01"/>
+              </w:rPr>
+              <w:t>cálculo</w:t>
+            </w:r>
+            <w:r>
+              <w:rPr>
+                <w:rStyle w:val="fontstyle01"/>
+              </w:rPr>
+              <w:t>.</w:t>
             </w:r>
           </w:p>
           <w:p>
@@ -2611,24 +2450,22 @@
                 <w:rFonts w:eastAsia="Times New Roman"/>
                 <w:lang w:eastAsia="es-419"/>
               </w:rPr>
-              <w:t>Memoriza las principales configuraciones para dar formato a un documento, texto e imagen</w:t>
+              <w:t xml:space="preserve">Memoriza las principales configuraciones para dar formato </w:t>
             </w:r>
             <w:r>
               <w:rPr>
                 <w:rFonts w:eastAsia="Times New Roman"/>
                 <w:lang w:eastAsia="es-419"/>
               </w:rPr>
+              <w:t>a una celda, tabla, imagen, grafico</w:t>
+            </w:r>
+            <w:r>
+              <w:rPr>
+                <w:rFonts w:eastAsia="Times New Roman"/>
+                <w:lang w:eastAsia="es-419"/>
+              </w:rPr>
               <w:t>.</w:t>
             </w:r>
-          </w:p>
-          <w:p>
-            <w:pPr>
-              <w:pStyle w:val="Sinespaciado"/>
-              <w:rPr>
-                <w:rFonts w:eastAsiaTheme="minorHAnsi" w:cstheme="minorHAnsi"/>
-                <w:lang w:eastAsia="en-US"/>
-              </w:rPr>
-            </w:pPr>
           </w:p>
         </w:tc>
       </w:tr>
@@ -2677,7 +2514,13 @@
               <w:rPr>
                 <w:rStyle w:val="fontstyle01"/>
               </w:rPr>
-              <w:t>utilidad del sistema operativo Linux como una alternativa a Windows</w:t>
+              <w:t xml:space="preserve">utilidad </w:t>
+            </w:r>
+            <w:r>
+              <w:rPr>
+                <w:rStyle w:val="fontstyle01"/>
+              </w:rPr>
+              <w:t>de las hojas de cálculo</w:t>
             </w:r>
             <w:r>
               <w:rPr>
@@ -2706,62 +2549,35 @@
             <w:pPr>
               <w:pStyle w:val="Sinespaciado"/>
               <w:rPr>
+                <w:rFonts w:ascii="Calibri" w:hAnsi="Calibri" w:cs="Calibri"/>
+                <w:color w:val="000000"/>
+              </w:rPr>
+            </w:pPr>
+            <w:r>
+              <w:rPr>
+                <w:rFonts w:ascii="Berlin Sans FB Demi" w:eastAsiaTheme="minorHAnsi" w:hAnsi="Berlin Sans FB Demi"/>
+                <w:lang w:eastAsia="en-US"/>
+              </w:rPr>
+              <w:t>HACER:</w:t>
+            </w:r>
+            <w:r>
+              <w:rPr>
+                <w:rFonts w:ascii="Berlin Sans FB Demi" w:eastAsiaTheme="minorHAnsi" w:hAnsi="Berlin Sans FB Demi"/>
+                <w:lang w:eastAsia="en-US"/>
+              </w:rPr>
+              <w:t xml:space="preserve"> </w:t>
+            </w:r>
+            <w:r>
+              <w:rPr>
                 <w:rStyle w:val="fontstyle01"/>
               </w:rPr>
-            </w:pPr>
-            <w:r>
-              <w:rPr>
-                <w:rFonts w:ascii="Berlin Sans FB Demi" w:eastAsiaTheme="minorHAnsi" w:hAnsi="Berlin Sans FB Demi"/>
-                <w:lang w:eastAsia="en-US"/>
-              </w:rPr>
-              <w:t>HACER:</w:t>
-            </w:r>
-            <w:r>
-              <w:rPr>
-                <w:rFonts w:ascii="Berlin Sans FB Demi" w:eastAsiaTheme="minorHAnsi" w:hAnsi="Berlin Sans FB Demi"/>
-                <w:lang w:eastAsia="en-US"/>
-              </w:rPr>
-              <w:t xml:space="preserve"> </w:t>
+              <w:t>Realizar</w:t>
             </w:r>
             <w:r>
               <w:rPr>
                 <w:rStyle w:val="fontstyle01"/>
               </w:rPr>
-              <w:t>Realizar</w:t>
-            </w:r>
-            <w:r>
-              <w:rPr>
-                <w:rStyle w:val="fontstyle01"/>
-              </w:rPr>
-              <w:t xml:space="preserve"> la transcripción de texto e imagen de la “leyenda de la papa” a un documento Word</w:t>
-            </w:r>
-            <w:r>
-              <w:rPr>
-                <w:rStyle w:val="fontstyle01"/>
-              </w:rPr>
-              <w:t xml:space="preserve"> y PowerPoint</w:t>
-            </w:r>
-            <w:r>
-              <w:rPr>
-                <w:rStyle w:val="fontstyle01"/>
-              </w:rPr>
-              <w:t>.</w:t>
-            </w:r>
-          </w:p>
-          <w:p>
-            <w:pPr>
-              <w:spacing w:after="0" w:line="240" w:lineRule="auto"/>
-              <w:rPr>
-                <w:rFonts w:eastAsiaTheme="minorHAnsi" w:cstheme="minorHAnsi"/>
-                <w:lang w:eastAsia="en-US"/>
-              </w:rPr>
-            </w:pPr>
-            <w:r>
-              <w:rPr>
-                <w:rFonts w:eastAsiaTheme="minorHAnsi" w:cstheme="minorHAnsi"/>
-                <w:lang w:eastAsia="en-US"/>
-              </w:rPr>
-              <w:t>Realiza tabla Excel para anotar el manejo de una pequeña empresa.</w:t>
+              <w:t xml:space="preserve"> la formulación y llenado de datos para resolver funciones matemáticas y físicas y su correspondiente grafica.</w:t>
             </w:r>
           </w:p>
         </w:tc>
@@ -2799,49 +2615,19 @@
               <w:rPr>
                 <w:rStyle w:val="fontstyle01"/>
               </w:rPr>
+              <w:t xml:space="preserve"> Realiza </w:t>
+            </w:r>
+            <w:r>
+              <w:rPr>
+                <w:rStyle w:val="fontstyle01"/>
+              </w:rPr>
               <w:t xml:space="preserve"> </w:t>
             </w:r>
             <w:r>
               <w:rPr>
                 <w:rStyle w:val="fontstyle01"/>
               </w:rPr>
-              <w:t xml:space="preserve">Realiza un </w:t>
-            </w:r>
-            <w:r>
-              <w:rPr>
-                <w:rStyle w:val="fontstyle01"/>
-              </w:rPr>
-              <w:t>documento</w:t>
-            </w:r>
-            <w:r>
-              <w:rPr>
-                <w:rStyle w:val="fontstyle01"/>
-              </w:rPr>
-              <w:t xml:space="preserve"> en Word y PowerPoint</w:t>
-            </w:r>
-            <w:r>
-              <w:rPr>
-                <w:rStyle w:val="fontstyle01"/>
-              </w:rPr>
-              <w:t>, texto e imagen</w:t>
-            </w:r>
-            <w:r>
-              <w:rPr>
-                <w:rStyle w:val="fontstyle01"/>
-              </w:rPr>
-              <w:t xml:space="preserve"> formateado</w:t>
-            </w:r>
-            <w:r>
-              <w:rPr>
-                <w:rStyle w:val="fontstyle01"/>
-              </w:rPr>
-              <w:t xml:space="preserve"> de la “Leyenda de la papa”</w:t>
-            </w:r>
-            <w:r>
-              <w:rPr>
-                <w:rStyle w:val="fontstyle01"/>
-              </w:rPr>
-              <w:t>.</w:t>
+              <w:t>Formulario de física movimiento rectilíneo uniforme acelerado, y movimiento circular.</w:t>
             </w:r>
           </w:p>
           <w:p>
@@ -2887,7 +2673,7 @@
                 <w:rFonts w:eastAsiaTheme="minorHAnsi" w:cstheme="minorHAnsi"/>
                 <w:lang w:eastAsia="en-US"/>
               </w:rPr>
-              <w:t>MS Word como herramienta de creación de documentos, más fiable y confiable</w:t>
+              <w:t>las hojas de cálculo como alternativa de cálculo automatizada de funciones matemáticas y físicas</w:t>
             </w:r>
             <w:r>
               <w:rPr>
@@ -3257,25 +3043,7 @@
               <w:rPr>
                 <w:rStyle w:val="fontstyle01"/>
               </w:rPr>
-              <w:t>D</w:t>
-            </w:r>
-            <w:r>
-              <w:rPr>
-                <w:rStyle w:val="fontstyle01"/>
-              </w:rPr>
-              <w:t>ocumento</w:t>
-            </w:r>
-            <w:r>
-              <w:rPr>
-                <w:rStyle w:val="fontstyle01"/>
-              </w:rPr>
-              <w:t xml:space="preserve"> y diapositiva formateado</w:t>
-            </w:r>
-            <w:r>
-              <w:rPr>
-                <w:rStyle w:val="fontstyle01"/>
-              </w:rPr>
-              <w:t xml:space="preserve"> de la “Leyenda de la papa”</w:t>
+              <w:t>Formulario de física movimiento rectilíneo uniforme acelerado, y movimiento circular</w:t>
             </w:r>
             <w:r>
               <w:rPr>
@@ -3325,22 +3093,6 @@
             <w:gridSpan w:val="5"/>
             <w:shd w:val="clear" w:color="auto" w:fill="FFFFFF" w:themeFill="background1"/>
           </w:tcPr>
-          <w:p>
-            <w:pPr>
-              <w:pStyle w:val="Sinespaciado"/>
-            </w:pPr>
-            <w:r>
-              <w:t xml:space="preserve">Ayuda para el uso de Microsoft Office Word: </w:t>
-            </w:r>
-            <w:hyperlink r:id="rId8" w:history="1">
-              <w:r>
-                <w:rPr>
-                  <w:rStyle w:val="Hipervnculo"/>
-                </w:rPr>
-                <w:t>https://support.microsoft.com/es-es</w:t>
-              </w:r>
-            </w:hyperlink>
-          </w:p>
           <w:p>
             <w:pPr>
               <w:pStyle w:val="Sinespaciado"/>
@@ -3548,8 +3300,8 @@
       </w:r>
     </w:p>
     <w:sectPr>
-      <w:headerReference w:type="default" r:id="rId9"/>
-      <w:footerReference w:type="default" r:id="rId10"/>
+      <w:headerReference w:type="default" r:id="rId8"/>
+      <w:footerReference w:type="default" r:id="rId9"/>
       <w:pgSz w:w="15842" w:h="12242" w:orient="landscape" w:code="1"/>
       <w:pgMar w:top="1134" w:right="1134" w:bottom="1134" w:left="1134" w:header="709" w:footer="709" w:gutter="0"/>
       <w:cols w:space="708"/>

--- a/PDC_2025_3ro_TTG.docx
+++ b/PDC_2025_3ro_TTG.docx
@@ -30,7 +30,7 @@
           <w:sz w:val="40"/>
           <w:szCs w:val="36"/>
         </w:rPr>
-        <w:t>Agosto</w:t>
+        <w:t>septiembre</w:t>
       </w:r>
       <w:r>
         <w:rPr>
@@ -501,7 +501,35 @@
               <w:rPr>
                 <w:rFonts w:cstheme="minorHAnsi"/>
               </w:rPr>
-              <w:t xml:space="preserve">Fray Paulo Charupa Masabi O.F.M. </w:t>
+              <w:t xml:space="preserve">Fray Paulo </w:t>
+            </w:r>
+            <w:proofErr w:type="spellStart"/>
+            <w:r>
+              <w:rPr>
+                <w:rFonts w:cstheme="minorHAnsi"/>
+              </w:rPr>
+              <w:t>Charupa</w:t>
+            </w:r>
+            <w:proofErr w:type="spellEnd"/>
+            <w:r>
+              <w:rPr>
+                <w:rFonts w:cstheme="minorHAnsi"/>
+              </w:rPr>
+              <w:t xml:space="preserve"> </w:t>
+            </w:r>
+            <w:proofErr w:type="spellStart"/>
+            <w:r>
+              <w:rPr>
+                <w:rFonts w:cstheme="minorHAnsi"/>
+              </w:rPr>
+              <w:t>Masabi</w:t>
+            </w:r>
+            <w:proofErr w:type="spellEnd"/>
+            <w:r>
+              <w:rPr>
+                <w:rFonts w:cstheme="minorHAnsi"/>
+              </w:rPr>
+              <w:t xml:space="preserve"> O.F.M. </w:t>
             </w:r>
           </w:p>
         </w:tc>
@@ -794,7 +822,7 @@
               <w:rPr>
                 <w:rFonts w:cstheme="minorHAnsi"/>
               </w:rPr>
-              <w:t>Agosto</w:t>
+              <w:t>Septiembre</w:t>
             </w:r>
           </w:p>
         </w:tc>
@@ -944,7 +972,7 @@
               <w:rPr>
                 <w:rFonts w:cstheme="minorHAnsi"/>
               </w:rPr>
-              <w:t>8</w:t>
+              <w:t>9</w:t>
             </w:r>
             <w:r>
               <w:rPr>
@@ -1017,7 +1045,7 @@
               <w:rPr>
                 <w:rFonts w:cstheme="minorHAnsi"/>
               </w:rPr>
-              <w:t>8</w:t>
+              <w:t>9</w:t>
             </w:r>
             <w:r>
               <w:rPr>
@@ -1545,7 +1573,19 @@
               <w:rPr>
                 <w:rFonts w:cstheme="minorHAnsi"/>
               </w:rPr>
-              <w:t>Explicar con que actividades promovemos la lectura comprensiva en las y los estudiantes desde el trabajo de mi área</w:t>
+              <w:t xml:space="preserve">Explicar con </w:t>
+            </w:r>
+            <w:r>
+              <w:rPr>
+                <w:rFonts w:cstheme="minorHAnsi"/>
+              </w:rPr>
+              <w:t>qué</w:t>
+            </w:r>
+            <w:r>
+              <w:rPr>
+                <w:rFonts w:cstheme="minorHAnsi"/>
+              </w:rPr>
+              <w:t xml:space="preserve"> actividades promovemos la lectura comprensiva en las y los estudiantes desde el trabajo de mi área</w:t>
             </w:r>
           </w:p>
           <w:p>
@@ -1614,7 +1654,21 @@
               <w:rPr>
                 <w:rFonts w:cstheme="minorHAnsi"/>
               </w:rPr>
-              <w:t>Fortalecemos integralmente a las y los estudiantes con identidad cultural, valores sociocomunitarios, espiritualidad y consciencia crítica, articulando la educación científica, humanística, técnica, tecnológica y artística a través de procesos productivos de acuerdo a las vocaciones y potencialidades productivas de las regiones en el marco de la descolonización, interculturalidad y plurilingüismo que contribuyan a la conservación y protección de la Madre Tierra, salud comunitaria y la construcción de una sociedad democrática, inclusiva y libre de violencia</w:t>
+              <w:t xml:space="preserve">Fortalecemos integralmente a las y los estudiantes con identidad cultural, valores </w:t>
+            </w:r>
+            <w:proofErr w:type="spellStart"/>
+            <w:r>
+              <w:rPr>
+                <w:rFonts w:cstheme="minorHAnsi"/>
+              </w:rPr>
+              <w:t>sociocomunitarios</w:t>
+            </w:r>
+            <w:proofErr w:type="spellEnd"/>
+            <w:r>
+              <w:rPr>
+                <w:rFonts w:cstheme="minorHAnsi"/>
+              </w:rPr>
+              <w:t>, espiritualidad y consciencia crítica, articulando la educación científica, humanística, técnica, tecnológica y artística a través de procesos productivos de acuerdo a las vocaciones y potencialidades productivas de las regiones en el marco de la descolonización, interculturalidad y plurilingüismo que contribuyan a la conservación y protección de la Madre Tierra, salud comunitaria y la construcción de una sociedad democrática, inclusiva y libre de violencia</w:t>
             </w:r>
           </w:p>
         </w:tc>
@@ -1661,7 +1715,7 @@
                 <w:bCs/>
                 <w:i/>
               </w:rPr>
-              <w:t>AGOSTO</w:t>
+              <w:t>SEPTIEMBRE</w:t>
             </w:r>
             <w:r>
               <w:rPr>
@@ -1812,7 +1866,7 @@
                 <w:rFonts w:cstheme="minorHAnsi"/>
                 <w:b/>
               </w:rPr>
-              <w:t>AGOSTO</w:t>
+              <w:t>SEPTIEMBRE</w:t>
             </w:r>
             <w:r>
               <w:rPr>
@@ -1856,14 +1910,49 @@
                 <w:rFonts w:cstheme="minorHAnsi"/>
                 <w:bCs/>
               </w:rPr>
-              <w:t>través de</w:t>
-            </w:r>
-            <w:r>
-              <w:rPr>
-                <w:rFonts w:cstheme="minorHAnsi"/>
-                <w:bCs/>
-              </w:rPr>
-              <w:t xml:space="preserve"> las vocaciones y potencialidades productivas, elaborando una infografía, para preservar la vida del ser humano y madre tierra. </w:t>
+              <w:t xml:space="preserve">través </w:t>
+            </w:r>
+            <w:r>
+              <w:rPr>
+                <w:rFonts w:cstheme="minorHAnsi"/>
+                <w:bCs/>
+              </w:rPr>
+              <w:t>del proyecto productivo</w:t>
+            </w:r>
+            <w:r>
+              <w:rPr>
+                <w:rFonts w:cstheme="minorHAnsi"/>
+                <w:bCs/>
+              </w:rPr>
+              <w:t xml:space="preserve">, </w:t>
+            </w:r>
+            <w:r>
+              <w:rPr>
+                <w:rFonts w:cstheme="minorHAnsi"/>
+                <w:bCs/>
+              </w:rPr>
+              <w:t xml:space="preserve">conociendo </w:t>
+            </w:r>
+            <w:r>
+              <w:rPr>
+                <w:rFonts w:cstheme="minorHAnsi"/>
+                <w:bCs/>
+              </w:rPr>
+              <w:t xml:space="preserve">un </w:t>
+            </w:r>
+            <w:r>
+              <w:rPr>
+                <w:rFonts w:cstheme="minorHAnsi"/>
+                <w:bCs/>
+              </w:rPr>
+              <w:t>proyecto productivo</w:t>
+            </w:r>
+            <w:r>
+              <w:rPr>
+                <w:rFonts w:cstheme="minorHAnsi"/>
+                <w:bCs/>
+              </w:rPr>
+              <w:t xml:space="preserve">, para preservar la vida del ser humano y madre tierra. </w:t>
             </w:r>
           </w:p>
           <w:p>
@@ -2024,7 +2113,14 @@
                 <w:rFonts w:cstheme="minorHAnsi"/>
                 <w:b/>
               </w:rPr>
-              <w:t>Taller de proyecto de vida.</w:t>
+              <w:t>Elaboración y gestión de proyectos productivos</w:t>
+            </w:r>
+            <w:r>
+              <w:rPr>
+                <w:rFonts w:cstheme="minorHAnsi"/>
+                <w:b/>
+              </w:rPr>
+              <w:t>.</w:t>
             </w:r>
           </w:p>
           <w:p>
@@ -2048,14 +2144,7 @@
                 <w:rFonts w:cstheme="minorHAnsi"/>
                 <w:bCs/>
               </w:rPr>
-              <w:t>Proyecto de vida de acuerdo a las potencialidades y vocaciones productivas</w:t>
-            </w:r>
-            <w:r>
-              <w:rPr>
-                <w:rFonts w:cstheme="minorHAnsi"/>
-                <w:bCs/>
-              </w:rPr>
-              <w:t>.</w:t>
+              <w:t>¿Qué es un proyecto?</w:t>
             </w:r>
           </w:p>
           <w:p>
@@ -2079,29 +2168,7 @@
                 <w:rFonts w:cstheme="minorHAnsi"/>
                 <w:bCs/>
               </w:rPr>
-              <w:t>Utilidad, importantica, ámbito de aplicación y guía de aplicación del proyecto de vida.</w:t>
-            </w:r>
-          </w:p>
-          <w:p>
-            <w:pPr>
-              <w:pStyle w:val="Prrafodelista"/>
-              <w:tabs>
-                <w:tab w:val="left" w:pos="210"/>
-              </w:tabs>
-              <w:spacing w:after="0" w:line="240" w:lineRule="auto"/>
-              <w:ind w:left="408"/>
-              <w:rPr>
-                <w:rFonts w:cstheme="minorHAnsi"/>
-                <w:bCs/>
-              </w:rPr>
-            </w:pPr>
-            <w:r>
-              <w:rPr>
-                <w:rFonts w:cstheme="minorHAnsi"/>
-                <w:b/>
-                <w:bCs/>
-              </w:rPr>
-              <w:t>GESTIÓN Y ESTABLECIMIENTO DE ENTIDADES SOCIO PRODUCTIVAS</w:t>
+              <w:t>Proyecto productivo comunitario</w:t>
             </w:r>
           </w:p>
           <w:p>
@@ -2125,7 +2192,7 @@
                 <w:rFonts w:cstheme="minorHAnsi"/>
                 <w:bCs/>
               </w:rPr>
-              <w:t>Empresas: pequeñas, medianas, grandes, cooperativas, comunitarias, asociación comunitaria.</w:t>
+              <w:t>Estructura básica de un proyecto productivo</w:t>
             </w:r>
           </w:p>
           <w:p>
@@ -2149,32 +2216,22 @@
                 <w:rFonts w:cstheme="minorHAnsi"/>
                 <w:bCs/>
               </w:rPr>
-              <w:t>Formas organización.</w:t>
+              <w:t>Elaboración de un proyecto productivo.</w:t>
             </w:r>
           </w:p>
           <w:p>
             <w:pPr>
               <w:pStyle w:val="Prrafodelista"/>
-              <w:numPr>
-                <w:ilvl w:val="0"/>
-                <w:numId w:val="3"/>
-              </w:numPr>
               <w:tabs>
                 <w:tab w:val="left" w:pos="210"/>
               </w:tabs>
               <w:spacing w:after="0" w:line="240" w:lineRule="auto"/>
-              <w:rPr>
-                <w:rFonts w:cstheme="minorHAnsi"/>
-                <w:bCs/>
-              </w:rPr>
-            </w:pPr>
-            <w:r>
-              <w:rPr>
-                <w:rFonts w:cstheme="minorHAnsi"/>
-                <w:bCs/>
-              </w:rPr>
-              <w:t>Proceso de administración.</w:t>
-            </w:r>
+              <w:ind w:left="408"/>
+              <w:rPr>
+                <w:rFonts w:cstheme="minorHAnsi"/>
+                <w:bCs/>
+              </w:rPr>
+            </w:pPr>
           </w:p>
         </w:tc>
         <w:tc>
@@ -2245,7 +2302,6 @@
           <w:sz w:val="32"/>
           <w:szCs w:val="28"/>
         </w:rPr>
-        <w:lastRenderedPageBreak/>
         <w:tab/>
       </w:r>
     </w:p>
@@ -2358,6 +2414,7 @@
                 <w:rFonts w:ascii="Berlin Sans FB Demi" w:eastAsiaTheme="minorHAnsi" w:hAnsi="Berlin Sans FB Demi"/>
                 <w:lang w:eastAsia="en-US"/>
               </w:rPr>
+              <w:lastRenderedPageBreak/>
               <w:t>PRACTICA:</w:t>
             </w:r>
             <w:r>
@@ -2379,7 +2436,21 @@
                 <w:rFonts w:eastAsiaTheme="minorHAnsi" w:cstheme="minorHAnsi"/>
                 <w:lang w:eastAsia="en-US"/>
               </w:rPr>
-              <w:t>la producción carne bovina por departamentos.</w:t>
+              <w:t>la</w:t>
+            </w:r>
+            <w:r>
+              <w:rPr>
+                <w:rFonts w:eastAsiaTheme="minorHAnsi" w:cstheme="minorHAnsi"/>
+                <w:lang w:eastAsia="en-US"/>
+              </w:rPr>
+              <w:t>s potencialidades y deficiencias de nuestra región, para abordar un proyecto productivo</w:t>
+            </w:r>
+            <w:r>
+              <w:rPr>
+                <w:rFonts w:eastAsiaTheme="minorHAnsi" w:cstheme="minorHAnsi"/>
+                <w:lang w:eastAsia="en-US"/>
+              </w:rPr>
+              <w:t>.</w:t>
             </w:r>
             <w:r>
               <w:rPr>
@@ -2462,21 +2533,7 @@
                 <w:rFonts w:eastAsiaTheme="minorHAnsi" w:cstheme="minorHAnsi"/>
                 <w:lang w:eastAsia="en-US"/>
               </w:rPr>
-              <w:t>la</w:t>
-            </w:r>
-            <w:r>
-              <w:rPr>
-                <w:rFonts w:eastAsiaTheme="minorHAnsi" w:cstheme="minorHAnsi"/>
-                <w:lang w:eastAsia="en-US"/>
-              </w:rPr>
-              <w:t xml:space="preserve"> gestión de entidades </w:t>
-            </w:r>
-            <w:r>
-              <w:rPr>
-                <w:rFonts w:eastAsiaTheme="minorHAnsi" w:cstheme="minorHAnsi"/>
-                <w:lang w:eastAsia="en-US"/>
-              </w:rPr>
-              <w:t>productivas</w:t>
+              <w:t>las partes de un proyecto productivo</w:t>
             </w:r>
             <w:r>
               <w:rPr>
@@ -2527,14 +2584,14 @@
                 <w:rFonts w:eastAsiaTheme="minorHAnsi" w:cstheme="minorHAnsi"/>
                 <w:lang w:eastAsia="en-US"/>
               </w:rPr>
-              <w:t>Proceso de gestión y administración de entidades productivas</w:t>
+              <w:t xml:space="preserve">Proceso </w:t>
             </w:r>
             <w:r>
               <w:rPr>
                 <w:rFonts w:eastAsiaTheme="minorHAnsi" w:cstheme="minorHAnsi"/>
                 <w:lang w:eastAsia="en-US"/>
               </w:rPr>
-              <w:t>.</w:t>
+              <w:t>de realización de un proyecto productivo.</w:t>
             </w:r>
           </w:p>
         </w:tc>
@@ -2580,21 +2637,14 @@
                 <w:rFonts w:eastAsiaTheme="minorHAnsi" w:cstheme="minorHAnsi"/>
                 <w:lang w:eastAsia="en-US"/>
               </w:rPr>
-              <w:t>la gestión</w:t>
+              <w:t>el proyecto productivo como generador de recursos económicos</w:t>
             </w:r>
             <w:r>
               <w:rPr>
                 <w:rFonts w:eastAsiaTheme="minorHAnsi" w:cstheme="minorHAnsi"/>
                 <w:lang w:eastAsia="en-US"/>
               </w:rPr>
-              <w:t xml:space="preserve"> de entidades </w:t>
-            </w:r>
-            <w:r>
-              <w:rPr>
-                <w:rFonts w:eastAsiaTheme="minorHAnsi" w:cstheme="minorHAnsi"/>
-                <w:lang w:eastAsia="en-US"/>
-              </w:rPr>
-              <w:t>productivas.</w:t>
+              <w:t>.</w:t>
             </w:r>
           </w:p>
         </w:tc>
@@ -2645,7 +2695,7 @@
                 <w:rFonts w:eastAsiaTheme="minorHAnsi" w:cstheme="minorHAnsi"/>
                 <w:lang w:eastAsia="en-US"/>
               </w:rPr>
-              <w:t>Papelógrafo de entidades productivas</w:t>
+              <w:t>Transcripción proyecto productivo</w:t>
             </w:r>
             <w:r>
               <w:rPr>
@@ -2691,35 +2741,14 @@
                 <w:rFonts w:eastAsiaTheme="minorHAnsi" w:cstheme="minorHAnsi"/>
                 <w:lang w:eastAsia="en-US"/>
               </w:rPr>
-              <w:t xml:space="preserve">Infografía sobre </w:t>
+              <w:t>Análisis y comprensión</w:t>
             </w:r>
             <w:r>
               <w:rPr>
                 <w:rFonts w:eastAsiaTheme="minorHAnsi" w:cstheme="minorHAnsi"/>
                 <w:lang w:eastAsia="en-US"/>
               </w:rPr>
-              <w:t xml:space="preserve"> </w:t>
-            </w:r>
-            <w:r>
-              <w:rPr>
-                <w:rFonts w:eastAsiaTheme="minorHAnsi" w:cstheme="minorHAnsi"/>
-                <w:lang w:eastAsia="en-US"/>
-              </w:rPr>
-              <w:t xml:space="preserve">gestión de entidades </w:t>
-            </w:r>
-            <w:r>
-              <w:rPr>
-                <w:rFonts w:eastAsiaTheme="minorHAnsi" w:cstheme="minorHAnsi"/>
-                <w:lang w:eastAsia="en-US"/>
-              </w:rPr>
-              <w:t>productiva de nuestra provincia</w:t>
-            </w:r>
-            <w:r>
-              <w:rPr>
-                <w:rFonts w:eastAsiaTheme="minorHAnsi" w:cstheme="minorHAnsi"/>
-                <w:lang w:eastAsia="en-US"/>
-              </w:rPr>
-              <w:t>.</w:t>
+              <w:t xml:space="preserve"> de un proyecto productivo.</w:t>
             </w:r>
           </w:p>
         </w:tc>
@@ -3119,21 +3148,7 @@
                 <w:rFonts w:eastAsiaTheme="minorHAnsi" w:cstheme="minorHAnsi"/>
                 <w:lang w:eastAsia="en-US"/>
               </w:rPr>
-              <w:t>Papelógrafo</w:t>
-            </w:r>
-            <w:r>
-              <w:rPr>
-                <w:rFonts w:eastAsiaTheme="minorHAnsi" w:cstheme="minorHAnsi"/>
-                <w:lang w:eastAsia="en-US"/>
-              </w:rPr>
-              <w:t xml:space="preserve"> de entidades productivas </w:t>
-            </w:r>
-            <w:r>
-              <w:rPr>
-                <w:rFonts w:eastAsiaTheme="minorHAnsi" w:cstheme="minorHAnsi"/>
-                <w:lang w:eastAsia="en-US"/>
-              </w:rPr>
-              <w:t>de la región Chuquisaca Norte, y su contribución al desarrollo económico.</w:t>
+              <w:t>En nuestras carpetas realizamos el análisis y comprensión de las partes de un proyecto productivo.</w:t>
             </w:r>
           </w:p>
         </w:tc>
@@ -3232,7 +3247,6 @@
           <w:szCs w:val="32"/>
           <w:lang w:val="es-BO" w:eastAsia="en-US"/>
         </w:rPr>
-        <w:lastRenderedPageBreak/>
         <mc:AlternateContent>
           <mc:Choice Requires="wps">
             <w:drawing>
@@ -4599,6 +4613,7 @@
   <w:style w:type="character" w:default="1" w:styleId="Fuentedeprrafopredeter">
     <w:name w:val="Default Paragraph Font"/>
     <w:uiPriority w:val="1"/>
+    <w:semiHidden/>
     <w:unhideWhenUsed/>
   </w:style>
   <w:style w:type="table" w:default="1" w:styleId="Tablanormal">

--- a/PDC_2025_3ro_TTG.docx
+++ b/PDC_2025_3ro_TTG.docx
@@ -30,7 +30,7 @@
           <w:sz w:val="40"/>
           <w:szCs w:val="36"/>
         </w:rPr>
-        <w:t>septiembre</w:t>
+        <w:t>octubre</w:t>
       </w:r>
       <w:r>
         <w:rPr>
@@ -822,7 +822,7 @@
               <w:rPr>
                 <w:rFonts w:cstheme="minorHAnsi"/>
               </w:rPr>
-              <w:t>Septiembre</w:t>
+              <w:t>Octubre</w:t>
             </w:r>
           </w:p>
         </w:tc>
@@ -966,19 +966,19 @@
               <w:rPr>
                 <w:rFonts w:cstheme="minorHAnsi"/>
               </w:rPr>
-              <w:t>/0</w:t>
-            </w:r>
-            <w:r>
-              <w:rPr>
-                <w:rFonts w:cstheme="minorHAnsi"/>
-              </w:rPr>
-              <w:t>9</w:t>
-            </w:r>
-            <w:r>
-              <w:rPr>
-                <w:rFonts w:cstheme="minorHAnsi"/>
-              </w:rPr>
-              <w:t>/2025</w:t>
+              <w:t>/</w:t>
+            </w:r>
+            <w:r>
+              <w:rPr>
+                <w:rFonts w:cstheme="minorHAnsi"/>
+              </w:rPr>
+              <w:t>1</w:t>
+            </w:r>
+            <w:r>
+              <w:rPr>
+                <w:rFonts w:cstheme="minorHAnsi"/>
+              </w:rPr>
+              <w:t>0/2025</w:t>
             </w:r>
           </w:p>
         </w:tc>
@@ -1039,13 +1039,13 @@
               <w:rPr>
                 <w:rFonts w:cstheme="minorHAnsi"/>
               </w:rPr>
-              <w:t>/0</w:t>
-            </w:r>
-            <w:r>
-              <w:rPr>
-                <w:rFonts w:cstheme="minorHAnsi"/>
-              </w:rPr>
-              <w:t>9</w:t>
+              <w:t>/</w:t>
+            </w:r>
+            <w:r>
+              <w:rPr>
+                <w:rFonts w:cstheme="minorHAnsi"/>
+              </w:rPr>
+              <w:t>10</w:t>
             </w:r>
             <w:r>
               <w:rPr>
@@ -1715,7 +1715,7 @@
                 <w:bCs/>
                 <w:i/>
               </w:rPr>
-              <w:t>SEPTIEMBRE</w:t>
+              <w:t>OCTUBRE</w:t>
             </w:r>
             <w:r>
               <w:rPr>
@@ -1866,7 +1866,7 @@
                 <w:rFonts w:cstheme="minorHAnsi"/>
                 <w:b/>
               </w:rPr>
-              <w:t>SEPTIEMBRE</w:t>
+              <w:t>OCTUBRE</w:t>
             </w:r>
             <w:r>
               <w:rPr>
@@ -1917,7 +1917,21 @@
                 <w:rFonts w:cstheme="minorHAnsi"/>
                 <w:bCs/>
               </w:rPr>
-              <w:t>del proyecto productivo</w:t>
+              <w:t>de</w:t>
+            </w:r>
+            <w:r>
+              <w:rPr>
+                <w:rFonts w:cstheme="minorHAnsi"/>
+                <w:bCs/>
+              </w:rPr>
+              <w:t xml:space="preserve"> los costos de un</w:t>
+            </w:r>
+            <w:r>
+              <w:rPr>
+                <w:rFonts w:cstheme="minorHAnsi"/>
+                <w:bCs/>
+              </w:rPr>
+              <w:t xml:space="preserve"> proyecto productivo</w:t>
             </w:r>
             <w:r>
               <w:rPr>
@@ -2113,7 +2127,7 @@
                 <w:rFonts w:cstheme="minorHAnsi"/>
                 <w:b/>
               </w:rPr>
-              <w:t>Elaboración y gestión de proyectos productivos</w:t>
+              <w:t>Costos de producción de un proyecto productivo</w:t>
             </w:r>
             <w:r>
               <w:rPr>
@@ -2144,7 +2158,7 @@
                 <w:rFonts w:cstheme="minorHAnsi"/>
                 <w:bCs/>
               </w:rPr>
-              <w:t>¿Qué es un proyecto?</w:t>
+              <w:t>Costos de producción de un proyecto productivo</w:t>
             </w:r>
           </w:p>
           <w:p>
@@ -2168,7 +2182,7 @@
                 <w:rFonts w:cstheme="minorHAnsi"/>
                 <w:bCs/>
               </w:rPr>
-              <w:t>Proyecto productivo comunitario</w:t>
+              <w:t>Tipos de costos</w:t>
             </w:r>
           </w:p>
           <w:p>
@@ -2192,46 +2206,8 @@
                 <w:rFonts w:cstheme="minorHAnsi"/>
                 <w:bCs/>
               </w:rPr>
-              <w:t>Estructura básica de un proyecto productivo</w:t>
-            </w:r>
-          </w:p>
-          <w:p>
-            <w:pPr>
-              <w:pStyle w:val="Prrafodelista"/>
-              <w:numPr>
-                <w:ilvl w:val="0"/>
-                <w:numId w:val="3"/>
-              </w:numPr>
-              <w:tabs>
-                <w:tab w:val="left" w:pos="210"/>
-              </w:tabs>
-              <w:spacing w:after="0" w:line="240" w:lineRule="auto"/>
-              <w:rPr>
-                <w:rFonts w:cstheme="minorHAnsi"/>
-                <w:bCs/>
-              </w:rPr>
-            </w:pPr>
-            <w:r>
-              <w:rPr>
-                <w:rFonts w:cstheme="minorHAnsi"/>
-                <w:bCs/>
-              </w:rPr>
-              <w:t>Elaboración de un proyecto productivo.</w:t>
-            </w:r>
-          </w:p>
-          <w:p>
-            <w:pPr>
-              <w:pStyle w:val="Prrafodelista"/>
-              <w:tabs>
-                <w:tab w:val="left" w:pos="210"/>
-              </w:tabs>
-              <w:spacing w:after="0" w:line="240" w:lineRule="auto"/>
-              <w:ind w:left="408"/>
-              <w:rPr>
-                <w:rFonts w:cstheme="minorHAnsi"/>
-                <w:bCs/>
-              </w:rPr>
-            </w:pPr>
+              <w:t>Realización de costos de un proyecto productivo.</w:t>
+            </w:r>
           </w:p>
         </w:tc>
         <w:tc>
@@ -2450,6 +2426,13 @@
                 <w:rFonts w:eastAsiaTheme="minorHAnsi" w:cstheme="minorHAnsi"/>
                 <w:lang w:eastAsia="en-US"/>
               </w:rPr>
+              <w:t xml:space="preserve"> y sus costos</w:t>
+            </w:r>
+            <w:r>
+              <w:rPr>
+                <w:rFonts w:eastAsiaTheme="minorHAnsi" w:cstheme="minorHAnsi"/>
+                <w:lang w:eastAsia="en-US"/>
+              </w:rPr>
               <w:t>.</w:t>
             </w:r>
             <w:r>
@@ -2533,7 +2516,21 @@
                 <w:rFonts w:eastAsiaTheme="minorHAnsi" w:cstheme="minorHAnsi"/>
                 <w:lang w:eastAsia="en-US"/>
               </w:rPr>
-              <w:t>las partes de un proyecto productivo</w:t>
+              <w:t>las</w:t>
+            </w:r>
+            <w:r>
+              <w:rPr>
+                <w:rFonts w:eastAsiaTheme="minorHAnsi" w:cstheme="minorHAnsi"/>
+                <w:lang w:eastAsia="en-US"/>
+              </w:rPr>
+              <w:t xml:space="preserve"> normas y técnica para abordas los costos </w:t>
+            </w:r>
+            <w:r>
+              <w:rPr>
+                <w:rFonts w:eastAsiaTheme="minorHAnsi" w:cstheme="minorHAnsi"/>
+                <w:lang w:eastAsia="en-US"/>
+              </w:rPr>
+              <w:t>de un proyecto productivo</w:t>
             </w:r>
             <w:r>
               <w:rPr>
@@ -2591,7 +2588,21 @@
                 <w:rFonts w:eastAsiaTheme="minorHAnsi" w:cstheme="minorHAnsi"/>
                 <w:lang w:eastAsia="en-US"/>
               </w:rPr>
-              <w:t>de realización de un proyecto productivo.</w:t>
+              <w:t>de realización de</w:t>
+            </w:r>
+            <w:r>
+              <w:rPr>
+                <w:rFonts w:eastAsiaTheme="minorHAnsi" w:cstheme="minorHAnsi"/>
+                <w:lang w:eastAsia="en-US"/>
+              </w:rPr>
+              <w:t xml:space="preserve">l costo de </w:t>
+            </w:r>
+            <w:r>
+              <w:rPr>
+                <w:rFonts w:eastAsiaTheme="minorHAnsi" w:cstheme="minorHAnsi"/>
+                <w:lang w:eastAsia="en-US"/>
+              </w:rPr>
+              <w:t>un proyecto productivo.</w:t>
             </w:r>
           </w:p>
         </w:tc>
@@ -2637,7 +2648,14 @@
                 <w:rFonts w:eastAsiaTheme="minorHAnsi" w:cstheme="minorHAnsi"/>
                 <w:lang w:eastAsia="en-US"/>
               </w:rPr>
-              <w:t>el proyecto productivo como generador de recursos económicos</w:t>
+              <w:t>los costos de un proyecto para el uso eficiente de recursos</w:t>
+            </w:r>
+            <w:r>
+              <w:rPr>
+                <w:rFonts w:eastAsiaTheme="minorHAnsi" w:cstheme="minorHAnsi"/>
+                <w:lang w:eastAsia="en-US"/>
+              </w:rPr>
+              <w:t xml:space="preserve"> económicos</w:t>
             </w:r>
             <w:r>
               <w:rPr>
@@ -2695,7 +2713,21 @@
                 <w:rFonts w:eastAsiaTheme="minorHAnsi" w:cstheme="minorHAnsi"/>
                 <w:lang w:eastAsia="en-US"/>
               </w:rPr>
-              <w:t>Transcripción proyecto productivo</w:t>
+              <w:t>Transcripción</w:t>
+            </w:r>
+            <w:r>
+              <w:rPr>
+                <w:rFonts w:eastAsiaTheme="minorHAnsi" w:cstheme="minorHAnsi"/>
+                <w:lang w:eastAsia="en-US"/>
+              </w:rPr>
+              <w:t xml:space="preserve"> costo</w:t>
+            </w:r>
+            <w:r>
+              <w:rPr>
+                <w:rFonts w:eastAsiaTheme="minorHAnsi" w:cstheme="minorHAnsi"/>
+                <w:lang w:eastAsia="en-US"/>
+              </w:rPr>
+              <w:t xml:space="preserve"> proyecto productivo</w:t>
             </w:r>
             <w:r>
               <w:rPr>
@@ -2748,7 +2780,21 @@
                 <w:rFonts w:eastAsiaTheme="minorHAnsi" w:cstheme="minorHAnsi"/>
                 <w:lang w:eastAsia="en-US"/>
               </w:rPr>
-              <w:t xml:space="preserve"> de un proyecto productivo.</w:t>
+              <w:t xml:space="preserve"> de</w:t>
+            </w:r>
+            <w:r>
+              <w:rPr>
+                <w:rFonts w:eastAsiaTheme="minorHAnsi" w:cstheme="minorHAnsi"/>
+                <w:lang w:eastAsia="en-US"/>
+              </w:rPr>
+              <w:t xml:space="preserve"> los costos de u</w:t>
+            </w:r>
+            <w:r>
+              <w:rPr>
+                <w:rFonts w:eastAsiaTheme="minorHAnsi" w:cstheme="minorHAnsi"/>
+                <w:lang w:eastAsia="en-US"/>
+              </w:rPr>
+              <w:t>n proyecto productivo.</w:t>
             </w:r>
           </w:p>
         </w:tc>
@@ -3148,7 +3194,21 @@
                 <w:rFonts w:eastAsiaTheme="minorHAnsi" w:cstheme="minorHAnsi"/>
                 <w:lang w:eastAsia="en-US"/>
               </w:rPr>
-              <w:t>En nuestras carpetas realizamos el análisis y comprensión de las partes de un proyecto productivo.</w:t>
+              <w:t>En nuestras carpetas realizamos el análisis y comprensión de</w:t>
+            </w:r>
+            <w:r>
+              <w:rPr>
+                <w:rFonts w:eastAsiaTheme="minorHAnsi" w:cstheme="minorHAnsi"/>
+                <w:lang w:eastAsia="en-US"/>
+              </w:rPr>
+              <w:t>l cálculo de los costos</w:t>
+            </w:r>
+            <w:r>
+              <w:rPr>
+                <w:rFonts w:eastAsiaTheme="minorHAnsi" w:cstheme="minorHAnsi"/>
+                <w:lang w:eastAsia="en-US"/>
+              </w:rPr>
+              <w:t xml:space="preserve"> de un proyecto productivo.</w:t>
             </w:r>
           </w:p>
         </w:tc>
@@ -3247,6 +3307,7 @@
           <w:szCs w:val="32"/>
           <w:lang w:val="es-BO" w:eastAsia="en-US"/>
         </w:rPr>
+        <w:lastRenderedPageBreak/>
         <mc:AlternateContent>
           <mc:Choice Requires="wps">
             <w:drawing>

--- a/PDC_2025_3ro_TTG.docx
+++ b/PDC_2025_3ro_TTG.docx
@@ -30,7 +30,7 @@
           <w:sz w:val="40"/>
           <w:szCs w:val="36"/>
         </w:rPr>
-        <w:t>octubre</w:t>
+        <w:t>noviembre</w:t>
       </w:r>
       <w:r>
         <w:rPr>
@@ -822,7 +822,7 @@
               <w:rPr>
                 <w:rFonts w:cstheme="minorHAnsi"/>
               </w:rPr>
-              <w:t>Octubre</w:t>
+              <w:t>Noviembre</w:t>
             </w:r>
           </w:p>
         </w:tc>
@@ -978,7 +978,13 @@
               <w:rPr>
                 <w:rFonts w:cstheme="minorHAnsi"/>
               </w:rPr>
-              <w:t>0/2025</w:t>
+              <w:t>1</w:t>
+            </w:r>
+            <w:r>
+              <w:rPr>
+                <w:rFonts w:cstheme="minorHAnsi"/>
+              </w:rPr>
+              <w:t>/2025</w:t>
             </w:r>
           </w:p>
         </w:tc>
@@ -1045,7 +1051,13 @@
               <w:rPr>
                 <w:rFonts w:cstheme="minorHAnsi"/>
               </w:rPr>
-              <w:t>10</w:t>
+              <w:t>1</w:t>
+            </w:r>
+            <w:r>
+              <w:rPr>
+                <w:rFonts w:cstheme="minorHAnsi"/>
+              </w:rPr>
+              <w:t>1</w:t>
             </w:r>
             <w:r>
               <w:rPr>
@@ -1053,6 +1065,101 @@
               </w:rPr>
               <w:t>/2025</w:t>
             </w:r>
+          </w:p>
+        </w:tc>
+      </w:tr>
+      <w:tr>
+        <w:trPr>
+          <w:trHeight w:val="139"/>
+        </w:trPr>
+        <w:tc>
+          <w:tcPr>
+            <w:tcW w:w="4939" w:type="dxa"/>
+            <w:gridSpan w:val="2"/>
+            <w:shd w:val="clear" w:color="auto" w:fill="D9E2F3" w:themeFill="accent1" w:themeFillTint="33"/>
+            <w:vAlign w:val="center"/>
+          </w:tcPr>
+          <w:p>
+            <w:pPr>
+              <w:pStyle w:val="Sinespaciado"/>
+              <w:spacing w:line="276" w:lineRule="auto"/>
+              <w:jc w:val="right"/>
+              <w:rPr>
+                <w:rFonts w:cstheme="minorHAnsi"/>
+                <w:b/>
+                <w:bCs/>
+              </w:rPr>
+            </w:pPr>
+          </w:p>
+        </w:tc>
+        <w:tc>
+          <w:tcPr>
+            <w:tcW w:w="992" w:type="dxa"/>
+            <w:shd w:val="clear" w:color="auto" w:fill="D9E2F3" w:themeFill="accent1" w:themeFillTint="33"/>
+            <w:vAlign w:val="center"/>
+          </w:tcPr>
+          <w:p>
+            <w:pPr>
+              <w:pStyle w:val="Sinespaciado"/>
+              <w:spacing w:line="276" w:lineRule="auto"/>
+              <w:jc w:val="right"/>
+              <w:rPr>
+                <w:rFonts w:cstheme="minorHAnsi"/>
+                <w:b/>
+                <w:bCs/>
+              </w:rPr>
+            </w:pPr>
+          </w:p>
+        </w:tc>
+        <w:tc>
+          <w:tcPr>
+            <w:tcW w:w="2560" w:type="dxa"/>
+            <w:shd w:val="clear" w:color="auto" w:fill="FFFFFF" w:themeFill="background1"/>
+            <w:vAlign w:val="center"/>
+          </w:tcPr>
+          <w:p>
+            <w:pPr>
+              <w:pStyle w:val="Sinespaciado"/>
+              <w:spacing w:line="276" w:lineRule="auto"/>
+              <w:rPr>
+                <w:rFonts w:cstheme="minorHAnsi"/>
+              </w:rPr>
+            </w:pPr>
+          </w:p>
+        </w:tc>
+        <w:tc>
+          <w:tcPr>
+            <w:tcW w:w="2013" w:type="dxa"/>
+            <w:shd w:val="clear" w:color="auto" w:fill="D9E2F3" w:themeFill="accent1" w:themeFillTint="33"/>
+            <w:vAlign w:val="center"/>
+          </w:tcPr>
+          <w:p>
+            <w:pPr>
+              <w:pStyle w:val="Sinespaciado"/>
+              <w:spacing w:line="276" w:lineRule="auto"/>
+              <w:jc w:val="center"/>
+              <w:rPr>
+                <w:rFonts w:cstheme="minorHAnsi"/>
+                <w:b/>
+                <w:bCs/>
+              </w:rPr>
+            </w:pPr>
+          </w:p>
+        </w:tc>
+        <w:tc>
+          <w:tcPr>
+            <w:tcW w:w="3081" w:type="dxa"/>
+            <w:shd w:val="clear" w:color="auto" w:fill="FFFFFF" w:themeFill="background1"/>
+            <w:vAlign w:val="center"/>
+          </w:tcPr>
+          <w:p>
+            <w:pPr>
+              <w:pStyle w:val="Sinespaciado"/>
+              <w:spacing w:line="276" w:lineRule="auto"/>
+              <w:rPr>
+                <w:rFonts w:cstheme="minorHAnsi"/>
+              </w:rPr>
+            </w:pPr>
           </w:p>
         </w:tc>
       </w:tr>
@@ -1118,7 +1225,6 @@
                 <w:b/>
                 <w:bCs/>
               </w:rPr>
-              <w:lastRenderedPageBreak/>
               <w:t>PROYECTO SOCIOPRODUCTIVO</w:t>
             </w:r>
           </w:p>
@@ -1668,7 +1774,14 @@
               <w:rPr>
                 <w:rFonts w:cstheme="minorHAnsi"/>
               </w:rPr>
-              <w:t>, espiritualidad y consciencia crítica, articulando la educación científica, humanística, técnica, tecnológica y artística a través de procesos productivos de acuerdo a las vocaciones y potencialidades productivas de las regiones en el marco de la descolonización, interculturalidad y plurilingüismo que contribuyan a la conservación y protección de la Madre Tierra, salud comunitaria y la construcción de una sociedad democrática, inclusiva y libre de violencia</w:t>
+              <w:t xml:space="preserve">, espiritualidad y consciencia crítica, articulando la educación científica, humanística, técnica, tecnológica y artística a través de procesos productivos de acuerdo a las vocaciones y potencialidades productivas de las regiones en el marco de la descolonización, interculturalidad y plurilingüismo que contribuyan a la conservación </w:t>
+            </w:r>
+            <w:r>
+              <w:rPr>
+                <w:rFonts w:cstheme="minorHAnsi"/>
+              </w:rPr>
+              <w:lastRenderedPageBreak/>
+              <w:t>y protección de la Madre Tierra, salud comunitaria y la construcción de una sociedad democrática, inclusiva y libre de violencia</w:t>
             </w:r>
           </w:p>
         </w:tc>
@@ -1715,7 +1828,7 @@
                 <w:bCs/>
                 <w:i/>
               </w:rPr>
-              <w:t>OCTUBRE</w:t>
+              <w:t>NOVIEMBRE</w:t>
             </w:r>
             <w:r>
               <w:rPr>
@@ -1866,7 +1979,7 @@
                 <w:rFonts w:cstheme="minorHAnsi"/>
                 <w:b/>
               </w:rPr>
-              <w:t>OCTUBRE</w:t>
+              <w:t>NOVIEMBRE</w:t>
             </w:r>
             <w:r>
               <w:rPr>
@@ -1969,17 +2082,6 @@
               <w:t xml:space="preserve">, para preservar la vida del ser humano y madre tierra. </w:t>
             </w:r>
           </w:p>
-          <w:p>
-            <w:pPr>
-              <w:tabs>
-                <w:tab w:val="left" w:pos="210"/>
-              </w:tabs>
-              <w:rPr>
-                <w:rFonts w:cstheme="minorHAnsi"/>
-                <w:bCs/>
-              </w:rPr>
-            </w:pPr>
-          </w:p>
         </w:tc>
       </w:tr>
       <w:tr>
@@ -2039,7 +2141,21 @@
                 <w:rFonts w:cstheme="minorHAnsi"/>
                 <w:bCs/>
               </w:rPr>
-              <w:t>Construye su proyecto de vida a partir de las vocaciones y potencialidades productivas locales y regionales, considerando el cuidado y protección de la madre tierra.</w:t>
+              <w:t>Construye su proyecto de vida a partir de</w:t>
+            </w:r>
+            <w:r>
+              <w:rPr>
+                <w:rFonts w:cstheme="minorHAnsi"/>
+                <w:bCs/>
+              </w:rPr>
+              <w:t>l incentivo a la creatividad, innovación y emprendimiento</w:t>
+            </w:r>
+            <w:r>
+              <w:rPr>
+                <w:rFonts w:cstheme="minorHAnsi"/>
+                <w:bCs/>
+              </w:rPr>
+              <w:t>, considerando el cuidado y protección de la madre tierra.</w:t>
             </w:r>
           </w:p>
         </w:tc>
@@ -2127,7 +2243,14 @@
                 <w:rFonts w:cstheme="minorHAnsi"/>
                 <w:b/>
               </w:rPr>
-              <w:t>Costos de producción de un proyecto productivo</w:t>
+              <w:t>C</w:t>
+            </w:r>
+            <w:r>
+              <w:rPr>
+                <w:rFonts w:cstheme="minorHAnsi"/>
+                <w:b/>
+              </w:rPr>
+              <w:t>reatividad, innovación y emprendimiento</w:t>
             </w:r>
             <w:r>
               <w:rPr>
@@ -2158,7 +2281,7 @@
                 <w:rFonts w:cstheme="minorHAnsi"/>
                 <w:bCs/>
               </w:rPr>
-              <w:t>Costos de producción de un proyecto productivo</w:t>
+              <w:t>Creatividad e innovación</w:t>
             </w:r>
           </w:p>
           <w:p>
@@ -2182,7 +2305,7 @@
                 <w:rFonts w:cstheme="minorHAnsi"/>
                 <w:bCs/>
               </w:rPr>
-              <w:t>Tipos de costos</w:t>
+              <w:t>Emprendimiento</w:t>
             </w:r>
           </w:p>
           <w:p>
@@ -2201,12 +2324,58 @@
                 <w:bCs/>
               </w:rPr>
             </w:pPr>
-            <w:r>
-              <w:rPr>
-                <w:rFonts w:cstheme="minorHAnsi"/>
-                <w:bCs/>
-              </w:rPr>
-              <w:t>Realización de costos de un proyecto productivo.</w:t>
+            <w:proofErr w:type="spellStart"/>
+            <w:r>
+              <w:rPr>
+                <w:rFonts w:cstheme="minorHAnsi"/>
+                <w:bCs/>
+              </w:rPr>
+              <w:t>Emprendedurismo</w:t>
+            </w:r>
+            <w:proofErr w:type="spellEnd"/>
+          </w:p>
+          <w:p>
+            <w:pPr>
+              <w:tabs>
+                <w:tab w:val="left" w:pos="210"/>
+              </w:tabs>
+              <w:spacing w:after="0" w:line="240" w:lineRule="auto"/>
+              <w:ind w:left="48"/>
+              <w:rPr>
+                <w:rFonts w:cstheme="minorHAnsi"/>
+                <w:b/>
+              </w:rPr>
+            </w:pPr>
+            <w:r>
+              <w:rPr>
+                <w:rFonts w:cstheme="minorHAnsi"/>
+                <w:b/>
+              </w:rPr>
+              <w:t>Registro de la propiedad intelectual</w:t>
+            </w:r>
+          </w:p>
+          <w:p>
+            <w:pPr>
+              <w:pStyle w:val="Prrafodelista"/>
+              <w:numPr>
+                <w:ilvl w:val="0"/>
+                <w:numId w:val="3"/>
+              </w:numPr>
+              <w:tabs>
+                <w:tab w:val="left" w:pos="210"/>
+              </w:tabs>
+              <w:spacing w:after="0" w:line="240" w:lineRule="auto"/>
+              <w:rPr>
+                <w:rFonts w:cstheme="minorHAnsi"/>
+                <w:bCs/>
+              </w:rPr>
+            </w:pPr>
+            <w:r>
+              <w:rPr>
+                <w:rFonts w:cstheme="minorHAnsi"/>
+                <w:bCs/>
+              </w:rPr>
+              <w:t>Registro y protección de la propiedad intelectual.</w:t>
             </w:r>
           </w:p>
         </w:tc>
@@ -2269,6 +2438,13 @@
         <w:tabs>
           <w:tab w:val="left" w:pos="408"/>
         </w:tabs>
+        <w:rPr>
+          <w:rFonts w:ascii="Bookman Old Style" w:hAnsi="Bookman Old Style"/>
+          <w:b/>
+          <w:bCs/>
+          <w:sz w:val="32"/>
+          <w:szCs w:val="28"/>
+        </w:rPr>
       </w:pPr>
       <w:r>
         <w:rPr>
@@ -2278,6 +2454,7 @@
           <w:sz w:val="32"/>
           <w:szCs w:val="28"/>
         </w:rPr>
+        <w:lastRenderedPageBreak/>
         <w:tab/>
       </w:r>
     </w:p>
@@ -2390,7 +2567,6 @@
                 <w:rFonts w:ascii="Berlin Sans FB Demi" w:eastAsiaTheme="minorHAnsi" w:hAnsi="Berlin Sans FB Demi"/>
                 <w:lang w:eastAsia="en-US"/>
               </w:rPr>
-              <w:lastRenderedPageBreak/>
               <w:t>PRACTICA:</w:t>
             </w:r>
             <w:r>
@@ -2412,21 +2588,23 @@
                 <w:rFonts w:eastAsiaTheme="minorHAnsi" w:cstheme="minorHAnsi"/>
                 <w:lang w:eastAsia="en-US"/>
               </w:rPr>
-              <w:t>la</w:t>
-            </w:r>
+              <w:t xml:space="preserve">historias de </w:t>
+            </w:r>
+            <w:proofErr w:type="spellStart"/>
             <w:r>
               <w:rPr>
                 <w:rFonts w:eastAsiaTheme="minorHAnsi" w:cstheme="minorHAnsi"/>
                 <w:lang w:eastAsia="en-US"/>
               </w:rPr>
-              <w:t>s potencialidades y deficiencias de nuestra región, para abordar un proyecto productivo</w:t>
-            </w:r>
+              <w:t>emprendedurismo</w:t>
+            </w:r>
+            <w:proofErr w:type="spellEnd"/>
             <w:r>
               <w:rPr>
                 <w:rFonts w:eastAsiaTheme="minorHAnsi" w:cstheme="minorHAnsi"/>
                 <w:lang w:eastAsia="en-US"/>
               </w:rPr>
-              <w:t xml:space="preserve"> y sus costos</w:t>
+              <w:t xml:space="preserve"> de empresas exitosas</w:t>
             </w:r>
             <w:r>
               <w:rPr>
@@ -2523,14 +2701,14 @@
                 <w:rFonts w:eastAsiaTheme="minorHAnsi" w:cstheme="minorHAnsi"/>
                 <w:lang w:eastAsia="en-US"/>
               </w:rPr>
-              <w:t xml:space="preserve"> normas y técnica para abordas los costos </w:t>
+              <w:t xml:space="preserve"> </w:t>
             </w:r>
             <w:r>
               <w:rPr>
                 <w:rFonts w:eastAsiaTheme="minorHAnsi" w:cstheme="minorHAnsi"/>
                 <w:lang w:eastAsia="en-US"/>
               </w:rPr>
-              <w:t>de un proyecto productivo</w:t>
+              <w:t>capacidades que se debe tener para emprender</w:t>
             </w:r>
             <w:r>
               <w:rPr>
@@ -2595,14 +2773,14 @@
                 <w:rFonts w:eastAsiaTheme="minorHAnsi" w:cstheme="minorHAnsi"/>
                 <w:lang w:eastAsia="en-US"/>
               </w:rPr>
-              <w:t xml:space="preserve">l costo de </w:t>
+              <w:t xml:space="preserve"> un proyecto productivo</w:t>
             </w:r>
             <w:r>
               <w:rPr>
                 <w:rFonts w:eastAsiaTheme="minorHAnsi" w:cstheme="minorHAnsi"/>
                 <w:lang w:eastAsia="en-US"/>
               </w:rPr>
-              <w:t>un proyecto productivo.</w:t>
+              <w:t>.</w:t>
             </w:r>
           </w:p>
         </w:tc>
@@ -2648,14 +2826,21 @@
                 <w:rFonts w:eastAsiaTheme="minorHAnsi" w:cstheme="minorHAnsi"/>
                 <w:lang w:eastAsia="en-US"/>
               </w:rPr>
-              <w:t>los costos de un proyecto para el uso eficiente de recursos</w:t>
+              <w:t>la innovación y el emprendimiento en nuestra vida</w:t>
             </w:r>
             <w:r>
               <w:rPr>
                 <w:rFonts w:eastAsiaTheme="minorHAnsi" w:cstheme="minorHAnsi"/>
                 <w:lang w:eastAsia="en-US"/>
               </w:rPr>
-              <w:t xml:space="preserve"> económicos</w:t>
+              <w:t xml:space="preserve"> económic</w:t>
+            </w:r>
+            <w:r>
+              <w:rPr>
+                <w:rFonts w:eastAsiaTheme="minorHAnsi" w:cstheme="minorHAnsi"/>
+                <w:lang w:eastAsia="en-US"/>
+              </w:rPr>
+              <w:t>a</w:t>
             </w:r>
             <w:r>
               <w:rPr>
@@ -2713,21 +2898,7 @@
                 <w:rFonts w:eastAsiaTheme="minorHAnsi" w:cstheme="minorHAnsi"/>
                 <w:lang w:eastAsia="en-US"/>
               </w:rPr>
-              <w:t>Transcripción</w:t>
-            </w:r>
-            <w:r>
-              <w:rPr>
-                <w:rFonts w:eastAsiaTheme="minorHAnsi" w:cstheme="minorHAnsi"/>
-                <w:lang w:eastAsia="en-US"/>
-              </w:rPr>
-              <w:t xml:space="preserve"> costo</w:t>
-            </w:r>
-            <w:r>
-              <w:rPr>
-                <w:rFonts w:eastAsiaTheme="minorHAnsi" w:cstheme="minorHAnsi"/>
-                <w:lang w:eastAsia="en-US"/>
-              </w:rPr>
-              <w:t xml:space="preserve"> proyecto productivo</w:t>
+              <w:t>Proponer una idea para plasmarlo en emprendimiento</w:t>
             </w:r>
             <w:r>
               <w:rPr>
@@ -2773,28 +2944,14 @@
                 <w:rFonts w:eastAsiaTheme="minorHAnsi" w:cstheme="minorHAnsi"/>
                 <w:lang w:eastAsia="en-US"/>
               </w:rPr>
-              <w:t>Análisis y comprensión</w:t>
+              <w:t>Realizar una propuesta de idea y emprendimiento</w:t>
             </w:r>
             <w:r>
               <w:rPr>
                 <w:rFonts w:eastAsiaTheme="minorHAnsi" w:cstheme="minorHAnsi"/>
                 <w:lang w:eastAsia="en-US"/>
               </w:rPr>
-              <w:t xml:space="preserve"> de</w:t>
-            </w:r>
-            <w:r>
-              <w:rPr>
-                <w:rFonts w:eastAsiaTheme="minorHAnsi" w:cstheme="minorHAnsi"/>
-                <w:lang w:eastAsia="en-US"/>
-              </w:rPr>
-              <w:t xml:space="preserve"> los costos de u</w:t>
-            </w:r>
-            <w:r>
-              <w:rPr>
-                <w:rFonts w:eastAsiaTheme="minorHAnsi" w:cstheme="minorHAnsi"/>
-                <w:lang w:eastAsia="en-US"/>
-              </w:rPr>
-              <w:t>n proyecto productivo.</w:t>
+              <w:t>.</w:t>
             </w:r>
           </w:p>
         </w:tc>
@@ -2824,7 +2981,28 @@
                 <w:rFonts w:eastAsiaTheme="minorHAnsi" w:cstheme="minorHAnsi"/>
                 <w:lang w:eastAsia="en-US"/>
               </w:rPr>
-              <w:t>Valora la investigación para solucionar problemas del entorno.</w:t>
+              <w:t xml:space="preserve">Valora </w:t>
+            </w:r>
+            <w:r>
+              <w:rPr>
+                <w:rFonts w:eastAsiaTheme="minorHAnsi" w:cstheme="minorHAnsi"/>
+                <w:lang w:eastAsia="en-US"/>
+              </w:rPr>
+              <w:t xml:space="preserve">el emprendimiento personal para generar recursos </w:t>
+            </w:r>
+            <w:r>
+              <w:rPr>
+                <w:rFonts w:eastAsiaTheme="minorHAnsi" w:cstheme="minorHAnsi"/>
+                <w:lang w:eastAsia="en-US"/>
+              </w:rPr>
+              <w:t>económicos</w:t>
+            </w:r>
+            <w:r>
+              <w:rPr>
+                <w:rFonts w:eastAsiaTheme="minorHAnsi" w:cstheme="minorHAnsi"/>
+                <w:lang w:eastAsia="en-US"/>
+              </w:rPr>
+              <w:t>.</w:t>
             </w:r>
           </w:p>
         </w:tc>
@@ -3194,21 +3372,21 @@
                 <w:rFonts w:eastAsiaTheme="minorHAnsi" w:cstheme="minorHAnsi"/>
                 <w:lang w:eastAsia="en-US"/>
               </w:rPr>
-              <w:t>En nuestras carpetas realizamos el análisis y comprensión de</w:t>
+              <w:t xml:space="preserve">En nuestras carpetas realizamos </w:t>
             </w:r>
             <w:r>
               <w:rPr>
                 <w:rFonts w:eastAsiaTheme="minorHAnsi" w:cstheme="minorHAnsi"/>
                 <w:lang w:eastAsia="en-US"/>
               </w:rPr>
-              <w:t>l cálculo de los costos</w:t>
+              <w:t>una propuesta de idea y emprendimiento</w:t>
             </w:r>
             <w:r>
               <w:rPr>
                 <w:rFonts w:eastAsiaTheme="minorHAnsi" w:cstheme="minorHAnsi"/>
                 <w:lang w:eastAsia="en-US"/>
               </w:rPr>
-              <w:t xml:space="preserve"> de un proyecto productivo.</w:t>
+              <w:t>, para generar recursos económicos.</w:t>
             </w:r>
           </w:p>
         </w:tc>
@@ -3307,7 +3485,6 @@
           <w:szCs w:val="32"/>
           <w:lang w:val="es-BO" w:eastAsia="en-US"/>
         </w:rPr>
-        <w:lastRenderedPageBreak/>
         <mc:AlternateContent>
           <mc:Choice Requires="wps">
             <w:drawing>
